--- a/docs/qms/evidence-2026/QMS_Word/ISO9001_Gap_Analysis.docx
+++ b/docs/qms/evidence-2026/QMS_Word/ISO9001_Gap_Analysis.docx
@@ -17,20 +17,20 @@
     </w:p>
     <w:tbl>
       <w:tblPr>
-        <w:tblW w:w="9467" w:type="dxa"/>
+        <w:tblW w:w="5000" w:type="pct"/>
         <w:jc w:val="left"/>
-        <w:tblInd w:w="0" w:type="dxa"/>
+        <w:tblInd w:w="-7" w:type="dxa"/>
         <w:tblLayout w:type="fixed"/>
         <w:tblCellMar>
-          <w:top w:w="28" w:type="dxa"/>
-          <w:left w:w="28" w:type="dxa"/>
-          <w:bottom w:w="28" w:type="dxa"/>
-          <w:right w:w="28" w:type="dxa"/>
+          <w:top w:w="60" w:type="dxa"/>
+          <w:left w:w="60" w:type="dxa"/>
+          <w:bottom w:w="60" w:type="dxa"/>
+          <w:right w:w="60" w:type="dxa"/>
         </w:tblCellMar>
       </w:tblPr>
       <w:tblGrid>
-        <w:gridCol w:w="1156"/>
-        <w:gridCol w:w="8311"/>
+        <w:gridCol w:w="1265"/>
+        <w:gridCol w:w="10073"/>
       </w:tblGrid>
       <w:tr>
         <w:trPr>
@@ -38,44 +38,60 @@
         </w:trPr>
         <w:tc>
           <w:tcPr>
-            <w:tcW w:w="1156" w:type="dxa"/>
-            <w:tcBorders/>
+            <w:tcW w:w="1265" w:type="dxa"/>
+            <w:tcBorders>
+              <w:top w:val="single" w:sz="6" w:space="0" w:color="BFC7D5"/>
+              <w:left w:val="single" w:sz="6" w:space="0" w:color="BFC7D5"/>
+              <w:bottom w:val="single" w:sz="2" w:space="0" w:color="BFC7D5"/>
+              <w:right w:val="single" w:sz="6" w:space="0" w:color="BFC7D5"/>
+            </w:tcBorders>
+            <w:shd w:fill="1F3A5F" w:val="clear"/>
             <w:vAlign w:val="center"/>
           </w:tcPr>
           <w:p>
             <w:pPr>
               <w:pStyle w:val="TableHeading"/>
-              <w:suppressLineNumbers/>
-              <w:shd w:fill="1F3A5F" w:val="clear"/>
-              <w:bidi w:val="0"/>
-              <w:spacing w:before="0" w:after="283"/>
-              <w:jc w:val="center"/>
-              <w:rPr/>
-            </w:pPr>
-            <w:r>
-              <w:rPr/>
+              <w:bidi w:val="0"/>
+              <w:spacing w:before="0" w:after="283"/>
+              <w:jc w:val="left"/>
+              <w:rPr>
+                <w:color w:val="FFFFFF"/>
+              </w:rPr>
+            </w:pPr>
+            <w:r>
+              <w:rPr>
+                <w:color w:val="FFFFFF"/>
+              </w:rPr>
               <w:t>Field</w:t>
             </w:r>
           </w:p>
         </w:tc>
         <w:tc>
           <w:tcPr>
-            <w:tcW w:w="8311" w:type="dxa"/>
-            <w:tcBorders/>
+            <w:tcW w:w="10073" w:type="dxa"/>
+            <w:tcBorders>
+              <w:top w:val="single" w:sz="6" w:space="0" w:color="BFC7D5"/>
+              <w:left w:val="single" w:sz="2" w:space="0" w:color="BFC7D5"/>
+              <w:bottom w:val="single" w:sz="2" w:space="0" w:color="BFC7D5"/>
+              <w:right w:val="single" w:sz="6" w:space="0" w:color="BFC7D5"/>
+            </w:tcBorders>
+            <w:shd w:fill="1F3A5F" w:val="clear"/>
             <w:vAlign w:val="center"/>
           </w:tcPr>
           <w:p>
             <w:pPr>
               <w:pStyle w:val="TableHeading"/>
-              <w:suppressLineNumbers/>
-              <w:shd w:fill="1F3A5F" w:val="clear"/>
-              <w:bidi w:val="0"/>
-              <w:spacing w:before="0" w:after="283"/>
-              <w:jc w:val="center"/>
-              <w:rPr/>
-            </w:pPr>
-            <w:r>
-              <w:rPr/>
+              <w:bidi w:val="0"/>
+              <w:spacing w:before="0" w:after="283"/>
+              <w:jc w:val="left"/>
+              <w:rPr>
+                <w:color w:val="FFFFFF"/>
+              </w:rPr>
+            </w:pPr>
+            <w:r>
+              <w:rPr>
+                <w:color w:val="FFFFFF"/>
+              </w:rPr>
               <w:t>Value</w:t>
             </w:r>
           </w:p>
@@ -85,8 +101,12 @@
         <w:trPr/>
         <w:tc>
           <w:tcPr>
-            <w:tcW w:w="1156" w:type="dxa"/>
-            <w:tcBorders/>
+            <w:tcW w:w="1265" w:type="dxa"/>
+            <w:tcBorders>
+              <w:left w:val="single" w:sz="6" w:space="0" w:color="BFC7D5"/>
+              <w:bottom w:val="single" w:sz="2" w:space="0" w:color="BFC7D5"/>
+              <w:right w:val="single" w:sz="6" w:space="0" w:color="BFC7D5"/>
+            </w:tcBorders>
             <w:vAlign w:val="center"/>
           </w:tcPr>
           <w:p>
@@ -105,8 +125,12 @@
         </w:tc>
         <w:tc>
           <w:tcPr>
-            <w:tcW w:w="8311" w:type="dxa"/>
-            <w:tcBorders/>
+            <w:tcW w:w="10073" w:type="dxa"/>
+            <w:tcBorders>
+              <w:left w:val="single" w:sz="2" w:space="0" w:color="BFC7D5"/>
+              <w:bottom w:val="single" w:sz="2" w:space="0" w:color="BFC7D5"/>
+              <w:right w:val="single" w:sz="6" w:space="0" w:color="BFC7D5"/>
+            </w:tcBorders>
             <w:vAlign w:val="center"/>
           </w:tcPr>
           <w:p>
@@ -128,8 +152,12 @@
         <w:trPr/>
         <w:tc>
           <w:tcPr>
-            <w:tcW w:w="1156" w:type="dxa"/>
-            <w:tcBorders/>
+            <w:tcW w:w="1265" w:type="dxa"/>
+            <w:tcBorders>
+              <w:left w:val="single" w:sz="6" w:space="0" w:color="BFC7D5"/>
+              <w:bottom w:val="single" w:sz="2" w:space="0" w:color="BFC7D5"/>
+              <w:right w:val="single" w:sz="6" w:space="0" w:color="BFC7D5"/>
+            </w:tcBorders>
             <w:vAlign w:val="center"/>
           </w:tcPr>
           <w:p>
@@ -148,8 +176,12 @@
         </w:tc>
         <w:tc>
           <w:tcPr>
-            <w:tcW w:w="8311" w:type="dxa"/>
-            <w:tcBorders/>
+            <w:tcW w:w="10073" w:type="dxa"/>
+            <w:tcBorders>
+              <w:left w:val="single" w:sz="2" w:space="0" w:color="BFC7D5"/>
+              <w:bottom w:val="single" w:sz="2" w:space="0" w:color="BFC7D5"/>
+              <w:right w:val="single" w:sz="6" w:space="0" w:color="BFC7D5"/>
+            </w:tcBorders>
             <w:vAlign w:val="center"/>
           </w:tcPr>
           <w:p>
@@ -171,8 +203,12 @@
         <w:trPr/>
         <w:tc>
           <w:tcPr>
-            <w:tcW w:w="1156" w:type="dxa"/>
-            <w:tcBorders/>
+            <w:tcW w:w="1265" w:type="dxa"/>
+            <w:tcBorders>
+              <w:left w:val="single" w:sz="6" w:space="0" w:color="BFC7D5"/>
+              <w:bottom w:val="single" w:sz="2" w:space="0" w:color="BFC7D5"/>
+              <w:right w:val="single" w:sz="6" w:space="0" w:color="BFC7D5"/>
+            </w:tcBorders>
             <w:vAlign w:val="center"/>
           </w:tcPr>
           <w:p>
@@ -191,8 +227,12 @@
         </w:tc>
         <w:tc>
           <w:tcPr>
-            <w:tcW w:w="8311" w:type="dxa"/>
-            <w:tcBorders/>
+            <w:tcW w:w="10073" w:type="dxa"/>
+            <w:tcBorders>
+              <w:left w:val="single" w:sz="2" w:space="0" w:color="BFC7D5"/>
+              <w:bottom w:val="single" w:sz="2" w:space="0" w:color="BFC7D5"/>
+              <w:right w:val="single" w:sz="6" w:space="0" w:color="BFC7D5"/>
+            </w:tcBorders>
             <w:vAlign w:val="center"/>
           </w:tcPr>
           <w:p>
@@ -207,13 +247,19 @@
               <w:rPr>
                 <w:rStyle w:val="Strong"/>
               </w:rPr>
-              <w:t xml:space="preserve">Assessment — accurate as at 2026-09-21, HEAD </w:t>
+              <w:t xml:space="preserve">Assessment as at 2026-09-21, HEAD </w:t>
             </w:r>
             <w:r>
               <w:rPr>
                 <w:rStyle w:val="SourceText"/>
               </w:rPr>
               <w:t>ff29843</w:t>
+            </w:r>
+            <w:r>
+              <w:rPr>
+                <w:rStyle w:val="Strong"/>
+              </w:rPr>
+              <w:t>; rows re-rated on 2026-10-07 at document approval carry that date</w:t>
             </w:r>
           </w:p>
         </w:tc>
@@ -222,8 +268,12 @@
         <w:trPr/>
         <w:tc>
           <w:tcPr>
-            <w:tcW w:w="1156" w:type="dxa"/>
-            <w:tcBorders/>
+            <w:tcW w:w="1265" w:type="dxa"/>
+            <w:tcBorders>
+              <w:left w:val="single" w:sz="6" w:space="0" w:color="BFC7D5"/>
+              <w:bottom w:val="single" w:sz="2" w:space="0" w:color="BFC7D5"/>
+              <w:right w:val="single" w:sz="6" w:space="0" w:color="BFC7D5"/>
+            </w:tcBorders>
             <w:vAlign w:val="center"/>
           </w:tcPr>
           <w:p>
@@ -242,8 +292,12 @@
         </w:tc>
         <w:tc>
           <w:tcPr>
-            <w:tcW w:w="8311" w:type="dxa"/>
-            <w:tcBorders/>
+            <w:tcW w:w="10073" w:type="dxa"/>
+            <w:tcBorders>
+              <w:left w:val="single" w:sz="2" w:space="0" w:color="BFC7D5"/>
+              <w:bottom w:val="single" w:sz="2" w:space="0" w:color="BFC7D5"/>
+              <w:right w:val="single" w:sz="6" w:space="0" w:color="BFC7D5"/>
+            </w:tcBorders>
             <w:vAlign w:val="center"/>
           </w:tcPr>
           <w:p>
@@ -265,8 +319,12 @@
         <w:trPr/>
         <w:tc>
           <w:tcPr>
-            <w:tcW w:w="1156" w:type="dxa"/>
-            <w:tcBorders/>
+            <w:tcW w:w="1265" w:type="dxa"/>
+            <w:tcBorders>
+              <w:left w:val="single" w:sz="6" w:space="0" w:color="BFC7D5"/>
+              <w:bottom w:val="single" w:sz="2" w:space="0" w:color="BFC7D5"/>
+              <w:right w:val="single" w:sz="6" w:space="0" w:color="BFC7D5"/>
+            </w:tcBorders>
             <w:vAlign w:val="center"/>
           </w:tcPr>
           <w:p>
@@ -285,8 +343,12 @@
         </w:tc>
         <w:tc>
           <w:tcPr>
-            <w:tcW w:w="8311" w:type="dxa"/>
-            <w:tcBorders/>
+            <w:tcW w:w="10073" w:type="dxa"/>
+            <w:tcBorders>
+              <w:left w:val="single" w:sz="2" w:space="0" w:color="BFC7D5"/>
+              <w:bottom w:val="single" w:sz="2" w:space="0" w:color="BFC7D5"/>
+              <w:right w:val="single" w:sz="6" w:space="0" w:color="BFC7D5"/>
+            </w:tcBorders>
             <w:vAlign w:val="center"/>
           </w:tcPr>
           <w:p>
@@ -308,8 +370,12 @@
         <w:trPr/>
         <w:tc>
           <w:tcPr>
-            <w:tcW w:w="1156" w:type="dxa"/>
-            <w:tcBorders/>
+            <w:tcW w:w="1265" w:type="dxa"/>
+            <w:tcBorders>
+              <w:left w:val="single" w:sz="6" w:space="0" w:color="BFC7D5"/>
+              <w:bottom w:val="single" w:sz="6" w:space="0" w:color="BFC7D5"/>
+              <w:right w:val="single" w:sz="6" w:space="0" w:color="BFC7D5"/>
+            </w:tcBorders>
             <w:vAlign w:val="center"/>
           </w:tcPr>
           <w:p>
@@ -328,21 +394,25 @@
         </w:tc>
         <w:tc>
           <w:tcPr>
-            <w:tcW w:w="8311" w:type="dxa"/>
-            <w:tcBorders/>
-            <w:vAlign w:val="center"/>
-          </w:tcPr>
-          <w:p>
-            <w:pPr>
-              <w:pStyle w:val="TableContents"/>
-              <w:bidi w:val="0"/>
-              <w:spacing w:before="0" w:after="283"/>
-              <w:jc w:val="left"/>
-              <w:rPr/>
-            </w:pPr>
-            <w:r>
-              <w:rPr/>
-              <w:t>Managing Director</w:t>
+            <w:tcW w:w="10073" w:type="dxa"/>
+            <w:tcBorders>
+              <w:left w:val="single" w:sz="2" w:space="0" w:color="BFC7D5"/>
+              <w:bottom w:val="single" w:sz="6" w:space="0" w:color="BFC7D5"/>
+              <w:right w:val="single" w:sz="6" w:space="0" w:color="BFC7D5"/>
+            </w:tcBorders>
+            <w:vAlign w:val="center"/>
+          </w:tcPr>
+          <w:p>
+            <w:pPr>
+              <w:pStyle w:val="TableContents"/>
+              <w:bidi w:val="0"/>
+              <w:spacing w:before="0" w:after="283"/>
+              <w:jc w:val="left"/>
+              <w:rPr/>
+            </w:pPr>
+            <w:r>
+              <w:rPr/>
+              <w:t>Managing Director (Anita Johan)</w:t>
             </w:r>
           </w:p>
         </w:tc>
@@ -382,11 +452,39 @@
         <w:rPr>
           <w:rStyle w:val="Strong"/>
         </w:rPr>
-        <w:t>Readiness for certification audit today: not ready.</w:t>
+        <w:t>Update 2026-10-07.</w:t>
       </w:r>
       <w:r>
         <w:rPr/>
-        <w:t xml:space="preserve"> The management system is documented but not operating — nothing approved, no audit, no management review. That alone is a major nonconformity against clauses 9.2 and 9.3 regardless of anything else.</w:t>
+        <w:t xml:space="preserve"> The document set was approved by the Managing Director on 2026-10-07 (</w:t>
+      </w:r>
+      <w:r>
+        <w:rPr>
+          <w:rStyle w:val="SourceText"/>
+        </w:rPr>
+        <w:t>records/approvals/2026-10-07_AR-2026-001_document_approval.md</w:t>
+      </w:r>
+      <w:r>
+        <w:rPr/>
+        <w:t>), roles are named, the policy is signed, risk ratings and owners are confirmed, and the registers are live. The first internal audit (Nov 2026 – Jan 2027) and the first management review are scheduled but have not yet taken place; those two remain the open items for clauses 9.2 and 9.3.</w:t>
+      </w:r>
+    </w:p>
+    <w:p>
+      <w:pPr>
+        <w:pStyle w:val="BodyText"/>
+        <w:bidi w:val="0"/>
+        <w:jc w:val="left"/>
+        <w:rPr/>
+      </w:pPr>
+      <w:r>
+        <w:rPr>
+          <w:rStyle w:val="Strong"/>
+        </w:rPr>
+        <w:t>Readiness at the original assessment (2026-09-21): not ready.</w:t>
+      </w:r>
+      <w:r>
+        <w:rPr/>
+        <w:t xml:space="preserve"> The management system was documented but not operating — nothing approved, no audit, no management review. That alone is a major nonconformity against clauses 9.2 and 9.3 regardless of anything else.</w:t>
       </w:r>
     </w:p>
     <w:p>
@@ -421,21 +519,21 @@
     </w:p>
     <w:tbl>
       <w:tblPr>
-        <w:tblW w:w="8763" w:type="dxa"/>
+        <w:tblW w:w="5000" w:type="pct"/>
         <w:jc w:val="left"/>
-        <w:tblInd w:w="0" w:type="dxa"/>
+        <w:tblInd w:w="-7" w:type="dxa"/>
         <w:tblLayout w:type="fixed"/>
         <w:tblCellMar>
-          <w:top w:w="28" w:type="dxa"/>
-          <w:left w:w="28" w:type="dxa"/>
-          <w:bottom w:w="28" w:type="dxa"/>
-          <w:right w:w="28" w:type="dxa"/>
+          <w:top w:w="60" w:type="dxa"/>
+          <w:left w:w="60" w:type="dxa"/>
+          <w:bottom w:w="60" w:type="dxa"/>
+          <w:right w:w="60" w:type="dxa"/>
         </w:tblCellMar>
       </w:tblPr>
       <w:tblGrid>
-        <w:gridCol w:w="3211"/>
-        <w:gridCol w:w="1816"/>
-        <w:gridCol w:w="3736"/>
+        <w:gridCol w:w="4163"/>
+        <w:gridCol w:w="2375"/>
+        <w:gridCol w:w="4800"/>
       </w:tblGrid>
       <w:tr>
         <w:trPr>
@@ -443,66 +541,90 @@
         </w:trPr>
         <w:tc>
           <w:tcPr>
-            <w:tcW w:w="3211" w:type="dxa"/>
-            <w:tcBorders/>
+            <w:tcW w:w="4163" w:type="dxa"/>
+            <w:tcBorders>
+              <w:top w:val="single" w:sz="6" w:space="0" w:color="BFC7D5"/>
+              <w:left w:val="single" w:sz="6" w:space="0" w:color="BFC7D5"/>
+              <w:bottom w:val="single" w:sz="2" w:space="0" w:color="BFC7D5"/>
+              <w:right w:val="single" w:sz="6" w:space="0" w:color="BFC7D5"/>
+            </w:tcBorders>
+            <w:shd w:fill="1F3A5F" w:val="clear"/>
             <w:vAlign w:val="center"/>
           </w:tcPr>
           <w:p>
             <w:pPr>
               <w:pStyle w:val="TableHeading"/>
-              <w:suppressLineNumbers/>
-              <w:shd w:fill="1F3A5F" w:val="clear"/>
-              <w:bidi w:val="0"/>
-              <w:spacing w:before="0" w:after="283"/>
-              <w:jc w:val="center"/>
-              <w:rPr/>
-            </w:pPr>
-            <w:r>
-              <w:rPr/>
+              <w:bidi w:val="0"/>
+              <w:spacing w:before="0" w:after="283"/>
+              <w:jc w:val="left"/>
+              <w:rPr>
+                <w:color w:val="FFFFFF"/>
+              </w:rPr>
+            </w:pPr>
+            <w:r>
+              <w:rPr>
+                <w:color w:val="FFFFFF"/>
+              </w:rPr>
               <w:t>Cluster</w:t>
             </w:r>
           </w:p>
         </w:tc>
         <w:tc>
           <w:tcPr>
-            <w:tcW w:w="1816" w:type="dxa"/>
-            <w:tcBorders/>
+            <w:tcW w:w="2375" w:type="dxa"/>
+            <w:tcBorders>
+              <w:top w:val="single" w:sz="6" w:space="0" w:color="BFC7D5"/>
+              <w:left w:val="single" w:sz="2" w:space="0" w:color="BFC7D5"/>
+              <w:bottom w:val="single" w:sz="2" w:space="0" w:color="BFC7D5"/>
+              <w:right w:val="single" w:sz="6" w:space="0" w:color="BFC7D5"/>
+            </w:tcBorders>
+            <w:shd w:fill="1F3A5F" w:val="clear"/>
             <w:vAlign w:val="center"/>
           </w:tcPr>
           <w:p>
             <w:pPr>
               <w:pStyle w:val="TableHeading"/>
-              <w:suppressLineNumbers/>
-              <w:shd w:fill="1F3A5F" w:val="clear"/>
-              <w:bidi w:val="0"/>
-              <w:spacing w:before="0" w:after="283"/>
-              <w:jc w:val="center"/>
-              <w:rPr/>
-            </w:pPr>
-            <w:r>
-              <w:rPr/>
+              <w:bidi w:val="0"/>
+              <w:spacing w:before="0" w:after="283"/>
+              <w:jc w:val="left"/>
+              <w:rPr>
+                <w:color w:val="FFFFFF"/>
+              </w:rPr>
+            </w:pPr>
+            <w:r>
+              <w:rPr>
+                <w:color w:val="FFFFFF"/>
+              </w:rPr>
               <w:t>Clauses</w:t>
             </w:r>
           </w:p>
         </w:tc>
         <w:tc>
           <w:tcPr>
-            <w:tcW w:w="3736" w:type="dxa"/>
-            <w:tcBorders/>
+            <w:tcW w:w="4800" w:type="dxa"/>
+            <w:tcBorders>
+              <w:top w:val="single" w:sz="6" w:space="0" w:color="BFC7D5"/>
+              <w:left w:val="single" w:sz="2" w:space="0" w:color="BFC7D5"/>
+              <w:bottom w:val="single" w:sz="2" w:space="0" w:color="BFC7D5"/>
+              <w:right w:val="single" w:sz="6" w:space="0" w:color="BFC7D5"/>
+            </w:tcBorders>
+            <w:shd w:fill="1F3A5F" w:val="clear"/>
             <w:vAlign w:val="center"/>
           </w:tcPr>
           <w:p>
             <w:pPr>
               <w:pStyle w:val="TableHeading"/>
-              <w:suppressLineNumbers/>
-              <w:shd w:fill="1F3A5F" w:val="clear"/>
-              <w:bidi w:val="0"/>
-              <w:spacing w:before="0" w:after="283"/>
-              <w:jc w:val="center"/>
-              <w:rPr/>
-            </w:pPr>
-            <w:r>
-              <w:rPr/>
+              <w:bidi w:val="0"/>
+              <w:spacing w:before="0" w:after="283"/>
+              <w:jc w:val="left"/>
+              <w:rPr>
+                <w:color w:val="FFFFFF"/>
+              </w:rPr>
+            </w:pPr>
+            <w:r>
+              <w:rPr>
+                <w:color w:val="FFFFFF"/>
+              </w:rPr>
               <w:t>Nature</w:t>
             </w:r>
           </w:p>
@@ -512,8 +634,12 @@
         <w:trPr/>
         <w:tc>
           <w:tcPr>
-            <w:tcW w:w="3211" w:type="dxa"/>
-            <w:tcBorders/>
+            <w:tcW w:w="4163" w:type="dxa"/>
+            <w:tcBorders>
+              <w:left w:val="single" w:sz="6" w:space="0" w:color="BFC7D5"/>
+              <w:bottom w:val="single" w:sz="2" w:space="0" w:color="BFC7D5"/>
+              <w:right w:val="single" w:sz="6" w:space="0" w:color="BFC7D5"/>
+            </w:tcBorders>
             <w:vAlign w:val="center"/>
           </w:tcPr>
           <w:p>
@@ -534,8 +660,12 @@
         </w:tc>
         <w:tc>
           <w:tcPr>
-            <w:tcW w:w="1816" w:type="dxa"/>
-            <w:tcBorders/>
+            <w:tcW w:w="2375" w:type="dxa"/>
+            <w:tcBorders>
+              <w:left w:val="single" w:sz="2" w:space="0" w:color="BFC7D5"/>
+              <w:bottom w:val="single" w:sz="2" w:space="0" w:color="BFC7D5"/>
+              <w:right w:val="single" w:sz="6" w:space="0" w:color="BFC7D5"/>
+            </w:tcBorders>
             <w:vAlign w:val="center"/>
           </w:tcPr>
           <w:p>
@@ -554,8 +684,12 @@
         </w:tc>
         <w:tc>
           <w:tcPr>
-            <w:tcW w:w="3736" w:type="dxa"/>
-            <w:tcBorders/>
+            <w:tcW w:w="4800" w:type="dxa"/>
+            <w:tcBorders>
+              <w:left w:val="single" w:sz="2" w:space="0" w:color="BFC7D5"/>
+              <w:bottom w:val="single" w:sz="2" w:space="0" w:color="BFC7D5"/>
+              <w:right w:val="single" w:sz="6" w:space="0" w:color="BFC7D5"/>
+            </w:tcBorders>
             <w:vAlign w:val="center"/>
           </w:tcPr>
           <w:p>
@@ -577,8 +711,12 @@
         <w:trPr/>
         <w:tc>
           <w:tcPr>
-            <w:tcW w:w="3211" w:type="dxa"/>
-            <w:tcBorders/>
+            <w:tcW w:w="4163" w:type="dxa"/>
+            <w:tcBorders>
+              <w:left w:val="single" w:sz="6" w:space="0" w:color="BFC7D5"/>
+              <w:bottom w:val="single" w:sz="2" w:space="0" w:color="BFC7D5"/>
+              <w:right w:val="single" w:sz="6" w:space="0" w:color="BFC7D5"/>
+            </w:tcBorders>
             <w:vAlign w:val="center"/>
           </w:tcPr>
           <w:p>
@@ -599,8 +737,12 @@
         </w:tc>
         <w:tc>
           <w:tcPr>
-            <w:tcW w:w="1816" w:type="dxa"/>
-            <w:tcBorders/>
+            <w:tcW w:w="2375" w:type="dxa"/>
+            <w:tcBorders>
+              <w:left w:val="single" w:sz="2" w:space="0" w:color="BFC7D5"/>
+              <w:bottom w:val="single" w:sz="2" w:space="0" w:color="BFC7D5"/>
+              <w:right w:val="single" w:sz="6" w:space="0" w:color="BFC7D5"/>
+            </w:tcBorders>
             <w:vAlign w:val="center"/>
           </w:tcPr>
           <w:p>
@@ -619,8 +761,12 @@
         </w:tc>
         <w:tc>
           <w:tcPr>
-            <w:tcW w:w="3736" w:type="dxa"/>
-            <w:tcBorders/>
+            <w:tcW w:w="4800" w:type="dxa"/>
+            <w:tcBorders>
+              <w:left w:val="single" w:sz="2" w:space="0" w:color="BFC7D5"/>
+              <w:bottom w:val="single" w:sz="2" w:space="0" w:color="BFC7D5"/>
+              <w:right w:val="single" w:sz="6" w:space="0" w:color="BFC7D5"/>
+            </w:tcBorders>
             <w:vAlign w:val="center"/>
           </w:tcPr>
           <w:p>
@@ -642,8 +788,12 @@
         <w:trPr/>
         <w:tc>
           <w:tcPr>
-            <w:tcW w:w="3211" w:type="dxa"/>
-            <w:tcBorders/>
+            <w:tcW w:w="4163" w:type="dxa"/>
+            <w:tcBorders>
+              <w:left w:val="single" w:sz="6" w:space="0" w:color="BFC7D5"/>
+              <w:bottom w:val="single" w:sz="6" w:space="0" w:color="BFC7D5"/>
+              <w:right w:val="single" w:sz="6" w:space="0" w:color="BFC7D5"/>
+            </w:tcBorders>
             <w:vAlign w:val="center"/>
           </w:tcPr>
           <w:p>
@@ -664,8 +814,12 @@
         </w:tc>
         <w:tc>
           <w:tcPr>
-            <w:tcW w:w="1816" w:type="dxa"/>
-            <w:tcBorders/>
+            <w:tcW w:w="2375" w:type="dxa"/>
+            <w:tcBorders>
+              <w:left w:val="single" w:sz="2" w:space="0" w:color="BFC7D5"/>
+              <w:bottom w:val="single" w:sz="6" w:space="0" w:color="BFC7D5"/>
+              <w:right w:val="single" w:sz="6" w:space="0" w:color="BFC7D5"/>
+            </w:tcBorders>
             <w:vAlign w:val="center"/>
           </w:tcPr>
           <w:p>
@@ -684,8 +838,12 @@
         </w:tc>
         <w:tc>
           <w:tcPr>
-            <w:tcW w:w="3736" w:type="dxa"/>
-            <w:tcBorders/>
+            <w:tcW w:w="4800" w:type="dxa"/>
+            <w:tcBorders>
+              <w:left w:val="single" w:sz="2" w:space="0" w:color="BFC7D5"/>
+              <w:bottom w:val="single" w:sz="6" w:space="0" w:color="BFC7D5"/>
+              <w:right w:val="single" w:sz="6" w:space="0" w:color="BFC7D5"/>
+            </w:tcBorders>
             <w:vAlign w:val="center"/>
           </w:tcPr>
           <w:p>
@@ -772,23 +930,23 @@
     </w:p>
     <w:tbl>
       <w:tblPr>
-        <w:tblW w:w="11339" w:type="dxa"/>
+        <w:tblW w:w="5000" w:type="pct"/>
         <w:jc w:val="left"/>
-        <w:tblInd w:w="0" w:type="dxa"/>
+        <w:tblInd w:w="-7" w:type="dxa"/>
         <w:tblLayout w:type="fixed"/>
         <w:tblCellMar>
-          <w:top w:w="28" w:type="dxa"/>
-          <w:left w:w="28" w:type="dxa"/>
-          <w:bottom w:w="28" w:type="dxa"/>
-          <w:right w:w="28" w:type="dxa"/>
+          <w:top w:w="60" w:type="dxa"/>
+          <w:left w:w="60" w:type="dxa"/>
+          <w:bottom w:w="60" w:type="dxa"/>
+          <w:right w:w="60" w:type="dxa"/>
         </w:tblCellMar>
       </w:tblPr>
       <w:tblGrid>
-        <w:gridCol w:w="770"/>
-        <w:gridCol w:w="1906"/>
-        <w:gridCol w:w="1402"/>
-        <w:gridCol w:w="6064"/>
-        <w:gridCol w:w="1197"/>
+        <w:gridCol w:w="797"/>
+        <w:gridCol w:w="1888"/>
+        <w:gridCol w:w="1409"/>
+        <w:gridCol w:w="6073"/>
+        <w:gridCol w:w="1172"/>
       </w:tblGrid>
       <w:tr>
         <w:trPr>
@@ -796,110 +954,150 @@
         </w:trPr>
         <w:tc>
           <w:tcPr>
-            <w:tcW w:w="770" w:type="dxa"/>
-            <w:tcBorders/>
+            <w:tcW w:w="797" w:type="dxa"/>
+            <w:tcBorders>
+              <w:top w:val="single" w:sz="6" w:space="0" w:color="BFC7D5"/>
+              <w:left w:val="single" w:sz="6" w:space="0" w:color="BFC7D5"/>
+              <w:bottom w:val="single" w:sz="2" w:space="0" w:color="BFC7D5"/>
+              <w:right w:val="single" w:sz="6" w:space="0" w:color="BFC7D5"/>
+            </w:tcBorders>
+            <w:shd w:fill="1F3A5F" w:val="clear"/>
             <w:vAlign w:val="center"/>
           </w:tcPr>
           <w:p>
             <w:pPr>
               <w:pStyle w:val="TableHeading"/>
-              <w:suppressLineNumbers/>
-              <w:shd w:fill="1F3A5F" w:val="clear"/>
-              <w:bidi w:val="0"/>
-              <w:spacing w:before="0" w:after="283"/>
-              <w:jc w:val="center"/>
-              <w:rPr/>
-            </w:pPr>
-            <w:r>
-              <w:rPr/>
+              <w:bidi w:val="0"/>
+              <w:spacing w:before="0" w:after="283"/>
+              <w:jc w:val="left"/>
+              <w:rPr>
+                <w:color w:val="FFFFFF"/>
+              </w:rPr>
+            </w:pPr>
+            <w:r>
+              <w:rPr>
+                <w:color w:val="FFFFFF"/>
+              </w:rPr>
               <w:t>Clause</w:t>
             </w:r>
           </w:p>
         </w:tc>
         <w:tc>
           <w:tcPr>
-            <w:tcW w:w="1906" w:type="dxa"/>
-            <w:tcBorders/>
+            <w:tcW w:w="1888" w:type="dxa"/>
+            <w:tcBorders>
+              <w:top w:val="single" w:sz="6" w:space="0" w:color="BFC7D5"/>
+              <w:left w:val="single" w:sz="2" w:space="0" w:color="BFC7D5"/>
+              <w:bottom w:val="single" w:sz="2" w:space="0" w:color="BFC7D5"/>
+              <w:right w:val="single" w:sz="6" w:space="0" w:color="BFC7D5"/>
+            </w:tcBorders>
+            <w:shd w:fill="1F3A5F" w:val="clear"/>
             <w:vAlign w:val="center"/>
           </w:tcPr>
           <w:p>
             <w:pPr>
               <w:pStyle w:val="TableHeading"/>
-              <w:suppressLineNumbers/>
-              <w:shd w:fill="1F3A5F" w:val="clear"/>
-              <w:bidi w:val="0"/>
-              <w:spacing w:before="0" w:after="283"/>
-              <w:jc w:val="center"/>
-              <w:rPr/>
-            </w:pPr>
-            <w:r>
-              <w:rPr/>
+              <w:bidi w:val="0"/>
+              <w:spacing w:before="0" w:after="283"/>
+              <w:jc w:val="left"/>
+              <w:rPr>
+                <w:color w:val="FFFFFF"/>
+              </w:rPr>
+            </w:pPr>
+            <w:r>
+              <w:rPr>
+                <w:color w:val="FFFFFF"/>
+              </w:rPr>
               <w:t>Requirement</w:t>
             </w:r>
           </w:p>
         </w:tc>
         <w:tc>
           <w:tcPr>
-            <w:tcW w:w="1402" w:type="dxa"/>
-            <w:tcBorders/>
+            <w:tcW w:w="1409" w:type="dxa"/>
+            <w:tcBorders>
+              <w:top w:val="single" w:sz="6" w:space="0" w:color="BFC7D5"/>
+              <w:left w:val="single" w:sz="2" w:space="0" w:color="BFC7D5"/>
+              <w:bottom w:val="single" w:sz="2" w:space="0" w:color="BFC7D5"/>
+              <w:right w:val="single" w:sz="6" w:space="0" w:color="BFC7D5"/>
+            </w:tcBorders>
+            <w:shd w:fill="1F3A5F" w:val="clear"/>
             <w:vAlign w:val="center"/>
           </w:tcPr>
           <w:p>
             <w:pPr>
               <w:pStyle w:val="TableHeading"/>
-              <w:suppressLineNumbers/>
-              <w:shd w:fill="1F3A5F" w:val="clear"/>
-              <w:bidi w:val="0"/>
-              <w:spacing w:before="0" w:after="283"/>
-              <w:jc w:val="center"/>
-              <w:rPr/>
-            </w:pPr>
-            <w:r>
-              <w:rPr/>
+              <w:bidi w:val="0"/>
+              <w:spacing w:before="0" w:after="283"/>
+              <w:jc w:val="left"/>
+              <w:rPr>
+                <w:color w:val="FFFFFF"/>
+              </w:rPr>
+            </w:pPr>
+            <w:r>
+              <w:rPr>
+                <w:color w:val="FFFFFF"/>
+              </w:rPr>
               <w:t>Rating</w:t>
             </w:r>
           </w:p>
         </w:tc>
         <w:tc>
           <w:tcPr>
-            <w:tcW w:w="6064" w:type="dxa"/>
-            <w:tcBorders/>
+            <w:tcW w:w="6073" w:type="dxa"/>
+            <w:tcBorders>
+              <w:top w:val="single" w:sz="6" w:space="0" w:color="BFC7D5"/>
+              <w:left w:val="single" w:sz="2" w:space="0" w:color="BFC7D5"/>
+              <w:bottom w:val="single" w:sz="2" w:space="0" w:color="BFC7D5"/>
+              <w:right w:val="single" w:sz="6" w:space="0" w:color="BFC7D5"/>
+            </w:tcBorders>
+            <w:shd w:fill="1F3A5F" w:val="clear"/>
             <w:vAlign w:val="center"/>
           </w:tcPr>
           <w:p>
             <w:pPr>
               <w:pStyle w:val="TableHeading"/>
-              <w:suppressLineNumbers/>
-              <w:shd w:fill="1F3A5F" w:val="clear"/>
-              <w:bidi w:val="0"/>
-              <w:spacing w:before="0" w:after="283"/>
-              <w:jc w:val="center"/>
-              <w:rPr/>
-            </w:pPr>
-            <w:r>
-              <w:rPr/>
+              <w:bidi w:val="0"/>
+              <w:spacing w:before="0" w:after="283"/>
+              <w:jc w:val="left"/>
+              <w:rPr>
+                <w:color w:val="FFFFFF"/>
+              </w:rPr>
+            </w:pPr>
+            <w:r>
+              <w:rPr>
+                <w:color w:val="FFFFFF"/>
+              </w:rPr>
               <w:t>Evidence / finding</w:t>
             </w:r>
           </w:p>
         </w:tc>
         <w:tc>
           <w:tcPr>
-            <w:tcW w:w="1197" w:type="dxa"/>
-            <w:tcBorders/>
+            <w:tcW w:w="1172" w:type="dxa"/>
+            <w:tcBorders>
+              <w:top w:val="single" w:sz="6" w:space="0" w:color="BFC7D5"/>
+              <w:left w:val="single" w:sz="2" w:space="0" w:color="BFC7D5"/>
+              <w:bottom w:val="single" w:sz="2" w:space="0" w:color="BFC7D5"/>
+              <w:right w:val="single" w:sz="6" w:space="0" w:color="BFC7D5"/>
+            </w:tcBorders>
+            <w:shd w:fill="1F3A5F" w:val="clear"/>
             <w:vAlign w:val="center"/>
           </w:tcPr>
           <w:p>
             <w:pPr>
               <w:pStyle w:val="TableHeading"/>
-              <w:suppressLineNumbers/>
-              <w:shd w:fill="1F3A5F" w:val="clear"/>
-              <w:bidi w:val="0"/>
-              <w:spacing w:before="0" w:after="283"/>
-              <w:jc w:val="center"/>
-              <w:rPr/>
-            </w:pPr>
-            <w:r>
-              <w:rPr/>
+              <w:bidi w:val="0"/>
+              <w:spacing w:before="0" w:after="283"/>
+              <w:jc w:val="left"/>
+              <w:rPr>
+                <w:color w:val="FFFFFF"/>
+              </w:rPr>
+            </w:pPr>
+            <w:r>
+              <w:rPr>
+                <w:color w:val="FFFFFF"/>
+              </w:rPr>
               <w:t>Ref</w:t>
             </w:r>
           </w:p>
@@ -909,8 +1107,12 @@
         <w:trPr/>
         <w:tc>
           <w:tcPr>
-            <w:tcW w:w="770" w:type="dxa"/>
-            <w:tcBorders/>
+            <w:tcW w:w="797" w:type="dxa"/>
+            <w:tcBorders>
+              <w:left w:val="single" w:sz="6" w:space="0" w:color="BFC7D5"/>
+              <w:bottom w:val="single" w:sz="2" w:space="0" w:color="BFC7D5"/>
+              <w:right w:val="single" w:sz="6" w:space="0" w:color="BFC7D5"/>
+            </w:tcBorders>
             <w:vAlign w:val="center"/>
           </w:tcPr>
           <w:p>
@@ -929,8 +1131,12 @@
         </w:tc>
         <w:tc>
           <w:tcPr>
-            <w:tcW w:w="1906" w:type="dxa"/>
-            <w:tcBorders/>
+            <w:tcW w:w="1888" w:type="dxa"/>
+            <w:tcBorders>
+              <w:left w:val="single" w:sz="2" w:space="0" w:color="BFC7D5"/>
+              <w:bottom w:val="single" w:sz="2" w:space="0" w:color="BFC7D5"/>
+              <w:right w:val="single" w:sz="6" w:space="0" w:color="BFC7D5"/>
+            </w:tcBorders>
             <w:vAlign w:val="center"/>
           </w:tcPr>
           <w:p>
@@ -949,48 +1155,60 @@
         </w:tc>
         <w:tc>
           <w:tcPr>
-            <w:tcW w:w="1402" w:type="dxa"/>
-            <w:tcBorders/>
-            <w:vAlign w:val="center"/>
-          </w:tcPr>
-          <w:p>
-            <w:pPr>
-              <w:pStyle w:val="TableContents"/>
-              <w:bidi w:val="0"/>
-              <w:spacing w:before="0" w:after="283"/>
-              <w:jc w:val="left"/>
-              <w:rPr/>
-            </w:pPr>
-            <w:r>
-              <w:rPr/>
-              <w:t>Partial</w:t>
-            </w:r>
-          </w:p>
-        </w:tc>
-        <w:tc>
-          <w:tcPr>
-            <w:tcW w:w="6064" w:type="dxa"/>
-            <w:tcBorders/>
-            <w:vAlign w:val="center"/>
-          </w:tcPr>
-          <w:p>
-            <w:pPr>
-              <w:pStyle w:val="TableContents"/>
-              <w:bidi w:val="0"/>
-              <w:spacing w:before="0" w:after="283"/>
-              <w:jc w:val="left"/>
-              <w:rPr/>
-            </w:pPr>
-            <w:r>
-              <w:rPr/>
-              <w:t>Determined and written in QM-01 §2, but not previously documented and not yet reviewed by management</w:t>
-            </w:r>
-          </w:p>
-        </w:tc>
-        <w:tc>
-          <w:tcPr>
-            <w:tcW w:w="1197" w:type="dxa"/>
-            <w:tcBorders/>
+            <w:tcW w:w="1409" w:type="dxa"/>
+            <w:tcBorders>
+              <w:left w:val="single" w:sz="2" w:space="0" w:color="BFC7D5"/>
+              <w:bottom w:val="single" w:sz="2" w:space="0" w:color="BFC7D5"/>
+              <w:right w:val="single" w:sz="6" w:space="0" w:color="BFC7D5"/>
+            </w:tcBorders>
+            <w:vAlign w:val="center"/>
+          </w:tcPr>
+          <w:p>
+            <w:pPr>
+              <w:pStyle w:val="TableContents"/>
+              <w:bidi w:val="0"/>
+              <w:spacing w:before="0" w:after="283"/>
+              <w:jc w:val="left"/>
+              <w:rPr/>
+            </w:pPr>
+            <w:r>
+              <w:rPr/>
+              <w:t>Met (2026-10-07)</w:t>
+            </w:r>
+          </w:p>
+        </w:tc>
+        <w:tc>
+          <w:tcPr>
+            <w:tcW w:w="6073" w:type="dxa"/>
+            <w:tcBorders>
+              <w:left w:val="single" w:sz="2" w:space="0" w:color="BFC7D5"/>
+              <w:bottom w:val="single" w:sz="2" w:space="0" w:color="BFC7D5"/>
+              <w:right w:val="single" w:sz="6" w:space="0" w:color="BFC7D5"/>
+            </w:tcBorders>
+            <w:vAlign w:val="center"/>
+          </w:tcPr>
+          <w:p>
+            <w:pPr>
+              <w:pStyle w:val="TableContents"/>
+              <w:bidi w:val="0"/>
+              <w:spacing w:before="0" w:after="283"/>
+              <w:jc w:val="left"/>
+              <w:rPr/>
+            </w:pPr>
+            <w:r>
+              <w:rPr/>
+              <w:t>QM-01 §3 and SOP-02 §4, approved by the Managing Director</w:t>
+            </w:r>
+          </w:p>
+        </w:tc>
+        <w:tc>
+          <w:tcPr>
+            <w:tcW w:w="1172" w:type="dxa"/>
+            <w:tcBorders>
+              <w:left w:val="single" w:sz="2" w:space="0" w:color="BFC7D5"/>
+              <w:bottom w:val="single" w:sz="2" w:space="0" w:color="BFC7D5"/>
+              <w:right w:val="single" w:sz="6" w:space="0" w:color="BFC7D5"/>
+            </w:tcBorders>
             <w:vAlign w:val="center"/>
           </w:tcPr>
           <w:p>
@@ -1012,8 +1230,12 @@
         <w:trPr/>
         <w:tc>
           <w:tcPr>
-            <w:tcW w:w="770" w:type="dxa"/>
-            <w:tcBorders/>
+            <w:tcW w:w="797" w:type="dxa"/>
+            <w:tcBorders>
+              <w:left w:val="single" w:sz="6" w:space="0" w:color="BFC7D5"/>
+              <w:bottom w:val="single" w:sz="2" w:space="0" w:color="BFC7D5"/>
+              <w:right w:val="single" w:sz="6" w:space="0" w:color="BFC7D5"/>
+            </w:tcBorders>
             <w:vAlign w:val="center"/>
           </w:tcPr>
           <w:p>
@@ -1032,8 +1254,12 @@
         </w:tc>
         <w:tc>
           <w:tcPr>
-            <w:tcW w:w="1906" w:type="dxa"/>
-            <w:tcBorders/>
+            <w:tcW w:w="1888" w:type="dxa"/>
+            <w:tcBorders>
+              <w:left w:val="single" w:sz="2" w:space="0" w:color="BFC7D5"/>
+              <w:bottom w:val="single" w:sz="2" w:space="0" w:color="BFC7D5"/>
+              <w:right w:val="single" w:sz="6" w:space="0" w:color="BFC7D5"/>
+            </w:tcBorders>
             <w:vAlign w:val="center"/>
           </w:tcPr>
           <w:p>
@@ -1052,48 +1278,60 @@
         </w:tc>
         <w:tc>
           <w:tcPr>
-            <w:tcW w:w="1402" w:type="dxa"/>
-            <w:tcBorders/>
-            <w:vAlign w:val="center"/>
-          </w:tcPr>
-          <w:p>
-            <w:pPr>
-              <w:pStyle w:val="TableContents"/>
-              <w:bidi w:val="0"/>
-              <w:spacing w:before="0" w:after="283"/>
-              <w:jc w:val="left"/>
-              <w:rPr/>
-            </w:pPr>
-            <w:r>
-              <w:rPr/>
-              <w:t>Partial</w:t>
-            </w:r>
-          </w:p>
-        </w:tc>
-        <w:tc>
-          <w:tcPr>
-            <w:tcW w:w="6064" w:type="dxa"/>
-            <w:tcBorders/>
-            <w:vAlign w:val="center"/>
-          </w:tcPr>
-          <w:p>
-            <w:pPr>
-              <w:pStyle w:val="TableContents"/>
-              <w:bidi w:val="0"/>
-              <w:spacing w:before="0" w:after="283"/>
-              <w:jc w:val="left"/>
-              <w:rPr/>
-            </w:pPr>
-            <w:r>
-              <w:rPr/>
-              <w:t>QM-01 §3; never formally reviewed</w:t>
-            </w:r>
-          </w:p>
-        </w:tc>
-        <w:tc>
-          <w:tcPr>
-            <w:tcW w:w="1197" w:type="dxa"/>
-            <w:tcBorders/>
+            <w:tcW w:w="1409" w:type="dxa"/>
+            <w:tcBorders>
+              <w:left w:val="single" w:sz="2" w:space="0" w:color="BFC7D5"/>
+              <w:bottom w:val="single" w:sz="2" w:space="0" w:color="BFC7D5"/>
+              <w:right w:val="single" w:sz="6" w:space="0" w:color="BFC7D5"/>
+            </w:tcBorders>
+            <w:vAlign w:val="center"/>
+          </w:tcPr>
+          <w:p>
+            <w:pPr>
+              <w:pStyle w:val="TableContents"/>
+              <w:bidi w:val="0"/>
+              <w:spacing w:before="0" w:after="283"/>
+              <w:jc w:val="left"/>
+              <w:rPr/>
+            </w:pPr>
+            <w:r>
+              <w:rPr/>
+              <w:t>Met (2026-10-07)</w:t>
+            </w:r>
+          </w:p>
+        </w:tc>
+        <w:tc>
+          <w:tcPr>
+            <w:tcW w:w="6073" w:type="dxa"/>
+            <w:tcBorders>
+              <w:left w:val="single" w:sz="2" w:space="0" w:color="BFC7D5"/>
+              <w:bottom w:val="single" w:sz="2" w:space="0" w:color="BFC7D5"/>
+              <w:right w:val="single" w:sz="6" w:space="0" w:color="BFC7D5"/>
+            </w:tcBorders>
+            <w:vAlign w:val="center"/>
+          </w:tcPr>
+          <w:p>
+            <w:pPr>
+              <w:pStyle w:val="TableContents"/>
+              <w:bidi w:val="0"/>
+              <w:spacing w:before="0" w:after="283"/>
+              <w:jc w:val="left"/>
+              <w:rPr/>
+            </w:pPr>
+            <w:r>
+              <w:rPr/>
+              <w:t>QM-01 §4 and SOP-02 §5, reviewed and approved</w:t>
+            </w:r>
+          </w:p>
+        </w:tc>
+        <w:tc>
+          <w:tcPr>
+            <w:tcW w:w="1172" w:type="dxa"/>
+            <w:tcBorders>
+              <w:left w:val="single" w:sz="2" w:space="0" w:color="BFC7D5"/>
+              <w:bottom w:val="single" w:sz="2" w:space="0" w:color="BFC7D5"/>
+              <w:right w:val="single" w:sz="6" w:space="0" w:color="BFC7D5"/>
+            </w:tcBorders>
             <w:vAlign w:val="center"/>
           </w:tcPr>
           <w:p>
@@ -1115,8 +1353,12 @@
         <w:trPr/>
         <w:tc>
           <w:tcPr>
-            <w:tcW w:w="770" w:type="dxa"/>
-            <w:tcBorders/>
+            <w:tcW w:w="797" w:type="dxa"/>
+            <w:tcBorders>
+              <w:left w:val="single" w:sz="6" w:space="0" w:color="BFC7D5"/>
+              <w:bottom w:val="single" w:sz="2" w:space="0" w:color="BFC7D5"/>
+              <w:right w:val="single" w:sz="6" w:space="0" w:color="BFC7D5"/>
+            </w:tcBorders>
             <w:vAlign w:val="center"/>
           </w:tcPr>
           <w:p>
@@ -1135,8 +1377,12 @@
         </w:tc>
         <w:tc>
           <w:tcPr>
-            <w:tcW w:w="1906" w:type="dxa"/>
-            <w:tcBorders/>
+            <w:tcW w:w="1888" w:type="dxa"/>
+            <w:tcBorders>
+              <w:left w:val="single" w:sz="2" w:space="0" w:color="BFC7D5"/>
+              <w:bottom w:val="single" w:sz="2" w:space="0" w:color="BFC7D5"/>
+              <w:right w:val="single" w:sz="6" w:space="0" w:color="BFC7D5"/>
+            </w:tcBorders>
             <w:vAlign w:val="center"/>
           </w:tcPr>
           <w:p>
@@ -1155,48 +1401,60 @@
         </w:tc>
         <w:tc>
           <w:tcPr>
-            <w:tcW w:w="1402" w:type="dxa"/>
-            <w:tcBorders/>
-            <w:vAlign w:val="center"/>
-          </w:tcPr>
-          <w:p>
-            <w:pPr>
-              <w:pStyle w:val="TableContents"/>
-              <w:bidi w:val="0"/>
-              <w:spacing w:before="0" w:after="283"/>
-              <w:jc w:val="left"/>
-              <w:rPr/>
-            </w:pPr>
-            <w:r>
-              <w:rPr/>
-              <w:t>Partial</w:t>
-            </w:r>
-          </w:p>
-        </w:tc>
-        <w:tc>
-          <w:tcPr>
-            <w:tcW w:w="6064" w:type="dxa"/>
-            <w:tcBorders/>
-            <w:vAlign w:val="center"/>
-          </w:tcPr>
-          <w:p>
-            <w:pPr>
-              <w:pStyle w:val="TableContents"/>
-              <w:bidi w:val="0"/>
-              <w:spacing w:before="0" w:after="283"/>
-              <w:jc w:val="left"/>
-              <w:rPr/>
-            </w:pPr>
-            <w:r>
-              <w:rPr/>
-              <w:t>QM-01 §4 with a justified non-applicability for 7.1.5.2; awaiting approval</w:t>
-            </w:r>
-          </w:p>
-        </w:tc>
-        <w:tc>
-          <w:tcPr>
-            <w:tcW w:w="1197" w:type="dxa"/>
-            <w:tcBorders/>
+            <w:tcW w:w="1409" w:type="dxa"/>
+            <w:tcBorders>
+              <w:left w:val="single" w:sz="2" w:space="0" w:color="BFC7D5"/>
+              <w:bottom w:val="single" w:sz="2" w:space="0" w:color="BFC7D5"/>
+              <w:right w:val="single" w:sz="6" w:space="0" w:color="BFC7D5"/>
+            </w:tcBorders>
+            <w:vAlign w:val="center"/>
+          </w:tcPr>
+          <w:p>
+            <w:pPr>
+              <w:pStyle w:val="TableContents"/>
+              <w:bidi w:val="0"/>
+              <w:spacing w:before="0" w:after="283"/>
+              <w:jc w:val="left"/>
+              <w:rPr/>
+            </w:pPr>
+            <w:r>
+              <w:rPr/>
+              <w:t>Met (2026-10-07)</w:t>
+            </w:r>
+          </w:p>
+        </w:tc>
+        <w:tc>
+          <w:tcPr>
+            <w:tcW w:w="6073" w:type="dxa"/>
+            <w:tcBorders>
+              <w:left w:val="single" w:sz="2" w:space="0" w:color="BFC7D5"/>
+              <w:bottom w:val="single" w:sz="2" w:space="0" w:color="BFC7D5"/>
+              <w:right w:val="single" w:sz="6" w:space="0" w:color="BFC7D5"/>
+            </w:tcBorders>
+            <w:vAlign w:val="center"/>
+          </w:tcPr>
+          <w:p>
+            <w:pPr>
+              <w:pStyle w:val="TableContents"/>
+              <w:bidi w:val="0"/>
+              <w:spacing w:before="0" w:after="283"/>
+              <w:jc w:val="left"/>
+              <w:rPr/>
+            </w:pPr>
+            <w:r>
+              <w:rPr/>
+              <w:t>QM-01 §5 — scope with site address, within the AJACE Inc. certified scope; justified non-applicability of 7.1.5.2</w:t>
+            </w:r>
+          </w:p>
+        </w:tc>
+        <w:tc>
+          <w:tcPr>
+            <w:tcW w:w="1172" w:type="dxa"/>
+            <w:tcBorders>
+              <w:left w:val="single" w:sz="2" w:space="0" w:color="BFC7D5"/>
+              <w:bottom w:val="single" w:sz="2" w:space="0" w:color="BFC7D5"/>
+              <w:right w:val="single" w:sz="6" w:space="0" w:color="BFC7D5"/>
+            </w:tcBorders>
             <w:vAlign w:val="center"/>
           </w:tcPr>
           <w:p>
@@ -1218,8 +1476,12 @@
         <w:trPr/>
         <w:tc>
           <w:tcPr>
-            <w:tcW w:w="770" w:type="dxa"/>
-            <w:tcBorders/>
+            <w:tcW w:w="797" w:type="dxa"/>
+            <w:tcBorders>
+              <w:left w:val="single" w:sz="6" w:space="0" w:color="BFC7D5"/>
+              <w:bottom w:val="single" w:sz="2" w:space="0" w:color="BFC7D5"/>
+              <w:right w:val="single" w:sz="6" w:space="0" w:color="BFC7D5"/>
+            </w:tcBorders>
             <w:vAlign w:val="center"/>
           </w:tcPr>
           <w:p>
@@ -1238,8 +1500,12 @@
         </w:tc>
         <w:tc>
           <w:tcPr>
-            <w:tcW w:w="1906" w:type="dxa"/>
-            <w:tcBorders/>
+            <w:tcW w:w="1888" w:type="dxa"/>
+            <w:tcBorders>
+              <w:left w:val="single" w:sz="2" w:space="0" w:color="BFC7D5"/>
+              <w:bottom w:val="single" w:sz="2" w:space="0" w:color="BFC7D5"/>
+              <w:right w:val="single" w:sz="6" w:space="0" w:color="BFC7D5"/>
+            </w:tcBorders>
             <w:vAlign w:val="center"/>
           </w:tcPr>
           <w:p>
@@ -1258,8 +1524,12 @@
         </w:tc>
         <w:tc>
           <w:tcPr>
-            <w:tcW w:w="1402" w:type="dxa"/>
-            <w:tcBorders/>
+            <w:tcW w:w="1409" w:type="dxa"/>
+            <w:tcBorders>
+              <w:left w:val="single" w:sz="2" w:space="0" w:color="BFC7D5"/>
+              <w:bottom w:val="single" w:sz="2" w:space="0" w:color="BFC7D5"/>
+              <w:right w:val="single" w:sz="6" w:space="0" w:color="BFC7D5"/>
+            </w:tcBorders>
             <w:vAlign w:val="center"/>
           </w:tcPr>
           <w:p>
@@ -1278,28 +1548,36 @@
         </w:tc>
         <w:tc>
           <w:tcPr>
-            <w:tcW w:w="6064" w:type="dxa"/>
-            <w:tcBorders/>
-            <w:vAlign w:val="center"/>
-          </w:tcPr>
-          <w:p>
-            <w:pPr>
-              <w:pStyle w:val="TableContents"/>
-              <w:bidi w:val="0"/>
-              <w:spacing w:before="0" w:after="283"/>
-              <w:jc w:val="left"/>
-              <w:rPr/>
-            </w:pPr>
-            <w:r>
-              <w:rPr/>
-              <w:t>Six processes mapped in QM-01 §5 with inputs, outputs and measures; not yet operating</w:t>
-            </w:r>
-          </w:p>
-        </w:tc>
-        <w:tc>
-          <w:tcPr>
-            <w:tcW w:w="1197" w:type="dxa"/>
-            <w:tcBorders/>
+            <w:tcW w:w="6073" w:type="dxa"/>
+            <w:tcBorders>
+              <w:left w:val="single" w:sz="2" w:space="0" w:color="BFC7D5"/>
+              <w:bottom w:val="single" w:sz="2" w:space="0" w:color="BFC7D5"/>
+              <w:right w:val="single" w:sz="6" w:space="0" w:color="BFC7D5"/>
+            </w:tcBorders>
+            <w:vAlign w:val="center"/>
+          </w:tcPr>
+          <w:p>
+            <w:pPr>
+              <w:pStyle w:val="TableContents"/>
+              <w:bidi w:val="0"/>
+              <w:spacing w:before="0" w:after="283"/>
+              <w:jc w:val="left"/>
+              <w:rPr/>
+            </w:pPr>
+            <w:r>
+              <w:rPr/>
+              <w:t>Six processes mapped in QM-01 §6 with inputs, outputs and measures; operating since 2026-10-07 — first audit and management review cycle not yet complete</w:t>
+            </w:r>
+          </w:p>
+        </w:tc>
+        <w:tc>
+          <w:tcPr>
+            <w:tcW w:w="1172" w:type="dxa"/>
+            <w:tcBorders>
+              <w:left w:val="single" w:sz="2" w:space="0" w:color="BFC7D5"/>
+              <w:bottom w:val="single" w:sz="2" w:space="0" w:color="BFC7D5"/>
+              <w:right w:val="single" w:sz="6" w:space="0" w:color="BFC7D5"/>
+            </w:tcBorders>
             <w:vAlign w:val="center"/>
           </w:tcPr>
           <w:p>
@@ -1321,8 +1599,12 @@
         <w:trPr/>
         <w:tc>
           <w:tcPr>
-            <w:tcW w:w="770" w:type="dxa"/>
-            <w:tcBorders/>
+            <w:tcW w:w="797" w:type="dxa"/>
+            <w:tcBorders>
+              <w:left w:val="single" w:sz="6" w:space="0" w:color="BFC7D5"/>
+              <w:bottom w:val="single" w:sz="2" w:space="0" w:color="BFC7D5"/>
+              <w:right w:val="single" w:sz="6" w:space="0" w:color="BFC7D5"/>
+            </w:tcBorders>
             <w:vAlign w:val="center"/>
           </w:tcPr>
           <w:p>
@@ -1341,8 +1623,12 @@
         </w:tc>
         <w:tc>
           <w:tcPr>
-            <w:tcW w:w="1906" w:type="dxa"/>
-            <w:tcBorders/>
+            <w:tcW w:w="1888" w:type="dxa"/>
+            <w:tcBorders>
+              <w:left w:val="single" w:sz="2" w:space="0" w:color="BFC7D5"/>
+              <w:bottom w:val="single" w:sz="2" w:space="0" w:color="BFC7D5"/>
+              <w:right w:val="single" w:sz="6" w:space="0" w:color="BFC7D5"/>
+            </w:tcBorders>
             <w:vAlign w:val="center"/>
           </w:tcPr>
           <w:p>
@@ -1361,61 +1647,73 @@
         </w:tc>
         <w:tc>
           <w:tcPr>
-            <w:tcW w:w="1402" w:type="dxa"/>
-            <w:tcBorders/>
-            <w:vAlign w:val="center"/>
-          </w:tcPr>
-          <w:p>
-            <w:pPr>
-              <w:pStyle w:val="TableContents"/>
-              <w:bidi w:val="0"/>
-              <w:spacing w:before="0" w:after="283"/>
-              <w:jc w:val="left"/>
-              <w:rPr/>
-            </w:pPr>
-            <w:r>
-              <w:rPr/>
-              <w:t>Gap</w:t>
-            </w:r>
-          </w:p>
-        </w:tc>
-        <w:tc>
-          <w:tcPr>
-            <w:tcW w:w="6064" w:type="dxa"/>
-            <w:tcBorders/>
-            <w:vAlign w:val="center"/>
-          </w:tcPr>
-          <w:p>
-            <w:pPr>
-              <w:pStyle w:val="TableContents"/>
-              <w:bidi w:val="0"/>
-              <w:spacing w:before="0" w:after="283"/>
-              <w:jc w:val="left"/>
-              <w:rPr/>
-            </w:pPr>
-            <w:r>
-              <w:rPr/>
-              <w:t>No approved policy, no review, no resourcing decisions recorded. Cannot be evidenced until adoption.</w:t>
-            </w:r>
-          </w:p>
-        </w:tc>
-        <w:tc>
-          <w:tcPr>
-            <w:tcW w:w="1197" w:type="dxa"/>
-            <w:tcBorders/>
-            <w:vAlign w:val="center"/>
-          </w:tcPr>
-          <w:p>
-            <w:pPr>
-              <w:pStyle w:val="TableContents"/>
-              <w:bidi w:val="0"/>
-              <w:spacing w:before="0" w:after="283"/>
-              <w:jc w:val="left"/>
-              <w:rPr/>
-            </w:pPr>
-            <w:r>
-              <w:rPr/>
-              <w:t>G-07</w:t>
+            <w:tcW w:w="1409" w:type="dxa"/>
+            <w:tcBorders>
+              <w:left w:val="single" w:sz="2" w:space="0" w:color="BFC7D5"/>
+              <w:bottom w:val="single" w:sz="2" w:space="0" w:color="BFC7D5"/>
+              <w:right w:val="single" w:sz="6" w:space="0" w:color="BFC7D5"/>
+            </w:tcBorders>
+            <w:vAlign w:val="center"/>
+          </w:tcPr>
+          <w:p>
+            <w:pPr>
+              <w:pStyle w:val="TableContents"/>
+              <w:bidi w:val="0"/>
+              <w:spacing w:before="0" w:after="283"/>
+              <w:jc w:val="left"/>
+              <w:rPr/>
+            </w:pPr>
+            <w:r>
+              <w:rPr/>
+              <w:t>Partial (2026-10-07)</w:t>
+            </w:r>
+          </w:p>
+        </w:tc>
+        <w:tc>
+          <w:tcPr>
+            <w:tcW w:w="6073" w:type="dxa"/>
+            <w:tcBorders>
+              <w:left w:val="single" w:sz="2" w:space="0" w:color="BFC7D5"/>
+              <w:bottom w:val="single" w:sz="2" w:space="0" w:color="BFC7D5"/>
+              <w:right w:val="single" w:sz="6" w:space="0" w:color="BFC7D5"/>
+            </w:tcBorders>
+            <w:vAlign w:val="center"/>
+          </w:tcPr>
+          <w:p>
+            <w:pPr>
+              <w:pStyle w:val="TableContents"/>
+              <w:bidi w:val="0"/>
+              <w:spacing w:before="0" w:after="283"/>
+              <w:jc w:val="left"/>
+              <w:rPr/>
+            </w:pPr>
+            <w:r>
+              <w:rPr/>
+              <w:t>Policy approved and signed, roles named, documents approved by the Managing Director; first management review not yet held</w:t>
+            </w:r>
+          </w:p>
+        </w:tc>
+        <w:tc>
+          <w:tcPr>
+            <w:tcW w:w="1172" w:type="dxa"/>
+            <w:tcBorders>
+              <w:left w:val="single" w:sz="2" w:space="0" w:color="BFC7D5"/>
+              <w:bottom w:val="single" w:sz="2" w:space="0" w:color="BFC7D5"/>
+              <w:right w:val="single" w:sz="6" w:space="0" w:color="BFC7D5"/>
+            </w:tcBorders>
+            <w:vAlign w:val="center"/>
+          </w:tcPr>
+          <w:p>
+            <w:pPr>
+              <w:pStyle w:val="TableContents"/>
+              <w:bidi w:val="0"/>
+              <w:spacing w:before="0" w:after="283"/>
+              <w:jc w:val="left"/>
+              <w:rPr/>
+            </w:pPr>
+            <w:r>
+              <w:rPr/>
+              <w:t>G-21</w:t>
             </w:r>
           </w:p>
         </w:tc>
@@ -1424,8 +1722,12 @@
         <w:trPr/>
         <w:tc>
           <w:tcPr>
-            <w:tcW w:w="770" w:type="dxa"/>
-            <w:tcBorders/>
+            <w:tcW w:w="797" w:type="dxa"/>
+            <w:tcBorders>
+              <w:left w:val="single" w:sz="6" w:space="0" w:color="BFC7D5"/>
+              <w:bottom w:val="single" w:sz="2" w:space="0" w:color="BFC7D5"/>
+              <w:right w:val="single" w:sz="6" w:space="0" w:color="BFC7D5"/>
+            </w:tcBorders>
             <w:vAlign w:val="center"/>
           </w:tcPr>
           <w:p>
@@ -1444,8 +1746,12 @@
         </w:tc>
         <w:tc>
           <w:tcPr>
-            <w:tcW w:w="1906" w:type="dxa"/>
-            <w:tcBorders/>
+            <w:tcW w:w="1888" w:type="dxa"/>
+            <w:tcBorders>
+              <w:left w:val="single" w:sz="2" w:space="0" w:color="BFC7D5"/>
+              <w:bottom w:val="single" w:sz="2" w:space="0" w:color="BFC7D5"/>
+              <w:right w:val="single" w:sz="6" w:space="0" w:color="BFC7D5"/>
+            </w:tcBorders>
             <w:vAlign w:val="center"/>
           </w:tcPr>
           <w:p>
@@ -1464,67 +1770,83 @@
         </w:tc>
         <w:tc>
           <w:tcPr>
-            <w:tcW w:w="1402" w:type="dxa"/>
-            <w:tcBorders/>
-            <w:vAlign w:val="center"/>
-          </w:tcPr>
-          <w:p>
-            <w:pPr>
-              <w:pStyle w:val="TableContents"/>
-              <w:bidi w:val="0"/>
-              <w:spacing w:before="0" w:after="283"/>
-              <w:jc w:val="left"/>
-              <w:rPr/>
-            </w:pPr>
-            <w:r>
-              <w:rPr/>
-              <w:t>Partial</w:t>
-            </w:r>
-          </w:p>
-        </w:tc>
-        <w:tc>
-          <w:tcPr>
-            <w:tcW w:w="6064" w:type="dxa"/>
-            <w:tcBorders/>
-            <w:vAlign w:val="center"/>
-          </w:tcPr>
-          <w:p>
-            <w:pPr>
-              <w:pStyle w:val="TableContents"/>
-              <w:bidi w:val="0"/>
-              <w:spacing w:before="0" w:after="283"/>
-              <w:jc w:val="left"/>
-              <w:rPr/>
-            </w:pPr>
-            <w:r>
-              <w:rPr/>
-              <w:t xml:space="preserve">QP-01 written; </w:t>
-            </w:r>
-            <w:r>
-              <w:rPr>
-                <w:rStyle w:val="Strong"/>
-              </w:rPr>
-              <w:t>unsigned and uncommunicated</w:t>
-            </w:r>
-          </w:p>
-        </w:tc>
-        <w:tc>
-          <w:tcPr>
-            <w:tcW w:w="1197" w:type="dxa"/>
-            <w:tcBorders/>
-            <w:vAlign w:val="center"/>
-          </w:tcPr>
-          <w:p>
-            <w:pPr>
-              <w:pStyle w:val="TableContents"/>
-              <w:bidi w:val="0"/>
-              <w:spacing w:before="0" w:after="283"/>
-              <w:jc w:val="left"/>
-              <w:rPr/>
-            </w:pPr>
-            <w:r>
-              <w:rPr/>
-              <w:t>G-07</w:t>
+            <w:tcW w:w="1409" w:type="dxa"/>
+            <w:tcBorders>
+              <w:left w:val="single" w:sz="2" w:space="0" w:color="BFC7D5"/>
+              <w:bottom w:val="single" w:sz="2" w:space="0" w:color="BFC7D5"/>
+              <w:right w:val="single" w:sz="6" w:space="0" w:color="BFC7D5"/>
+            </w:tcBorders>
+            <w:vAlign w:val="center"/>
+          </w:tcPr>
+          <w:p>
+            <w:pPr>
+              <w:pStyle w:val="TableContents"/>
+              <w:bidi w:val="0"/>
+              <w:spacing w:before="0" w:after="283"/>
+              <w:jc w:val="left"/>
+              <w:rPr/>
+            </w:pPr>
+            <w:r>
+              <w:rPr/>
+              <w:t>Met (2026-10-07)</w:t>
+            </w:r>
+          </w:p>
+        </w:tc>
+        <w:tc>
+          <w:tcPr>
+            <w:tcW w:w="6073" w:type="dxa"/>
+            <w:tcBorders>
+              <w:left w:val="single" w:sz="2" w:space="0" w:color="BFC7D5"/>
+              <w:bottom w:val="single" w:sz="2" w:space="0" w:color="BFC7D5"/>
+              <w:right w:val="single" w:sz="6" w:space="0" w:color="BFC7D5"/>
+            </w:tcBorders>
+            <w:vAlign w:val="center"/>
+          </w:tcPr>
+          <w:p>
+            <w:pPr>
+              <w:pStyle w:val="TableContents"/>
+              <w:bidi w:val="0"/>
+              <w:spacing w:before="0" w:after="283"/>
+              <w:jc w:val="left"/>
+              <w:rPr/>
+            </w:pPr>
+            <w:r>
+              <w:rPr/>
+              <w:t>QP-01 signed by Anita Johan (Managing Director); communicated to the role holders (</w:t>
+            </w:r>
+            <w:r>
+              <w:rPr>
+                <w:rStyle w:val="SourceText"/>
+              </w:rPr>
+              <w:t>REG-05</w:t>
+            </w:r>
+            <w:r>
+              <w:rPr/>
+              <w:t>)</w:t>
+            </w:r>
+          </w:p>
+        </w:tc>
+        <w:tc>
+          <w:tcPr>
+            <w:tcW w:w="1172" w:type="dxa"/>
+            <w:tcBorders>
+              <w:left w:val="single" w:sz="2" w:space="0" w:color="BFC7D5"/>
+              <w:bottom w:val="single" w:sz="2" w:space="0" w:color="BFC7D5"/>
+              <w:right w:val="single" w:sz="6" w:space="0" w:color="BFC7D5"/>
+            </w:tcBorders>
+            <w:vAlign w:val="center"/>
+          </w:tcPr>
+          <w:p>
+            <w:pPr>
+              <w:pStyle w:val="TableContents"/>
+              <w:bidi w:val="0"/>
+              <w:spacing w:before="0" w:after="283"/>
+              <w:jc w:val="left"/>
+              <w:rPr/>
+            </w:pPr>
+            <w:r>
+              <w:rPr/>
+              <w:t>~~G-07~~ closed</w:t>
             </w:r>
           </w:p>
         </w:tc>
@@ -1533,8 +1855,12 @@
         <w:trPr/>
         <w:tc>
           <w:tcPr>
-            <w:tcW w:w="770" w:type="dxa"/>
-            <w:tcBorders/>
+            <w:tcW w:w="797" w:type="dxa"/>
+            <w:tcBorders>
+              <w:left w:val="single" w:sz="6" w:space="0" w:color="BFC7D5"/>
+              <w:bottom w:val="single" w:sz="2" w:space="0" w:color="BFC7D5"/>
+              <w:right w:val="single" w:sz="6" w:space="0" w:color="BFC7D5"/>
+            </w:tcBorders>
             <w:vAlign w:val="center"/>
           </w:tcPr>
           <w:p>
@@ -1553,8 +1879,12 @@
         </w:tc>
         <w:tc>
           <w:tcPr>
-            <w:tcW w:w="1906" w:type="dxa"/>
-            <w:tcBorders/>
+            <w:tcW w:w="1888" w:type="dxa"/>
+            <w:tcBorders>
+              <w:left w:val="single" w:sz="2" w:space="0" w:color="BFC7D5"/>
+              <w:bottom w:val="single" w:sz="2" w:space="0" w:color="BFC7D5"/>
+              <w:right w:val="single" w:sz="6" w:space="0" w:color="BFC7D5"/>
+            </w:tcBorders>
             <w:vAlign w:val="center"/>
           </w:tcPr>
           <w:p>
@@ -1573,61 +1903,73 @@
         </w:tc>
         <w:tc>
           <w:tcPr>
-            <w:tcW w:w="1402" w:type="dxa"/>
-            <w:tcBorders/>
-            <w:vAlign w:val="center"/>
-          </w:tcPr>
-          <w:p>
-            <w:pPr>
-              <w:pStyle w:val="TableContents"/>
-              <w:bidi w:val="0"/>
-              <w:spacing w:before="0" w:after="283"/>
-              <w:jc w:val="left"/>
-              <w:rPr/>
-            </w:pPr>
-            <w:r>
-              <w:rPr/>
-              <w:t>Partial</w:t>
-            </w:r>
-          </w:p>
-        </w:tc>
-        <w:tc>
-          <w:tcPr>
-            <w:tcW w:w="6064" w:type="dxa"/>
-            <w:tcBorders/>
-            <w:vAlign w:val="center"/>
-          </w:tcPr>
-          <w:p>
-            <w:pPr>
-              <w:pStyle w:val="TableContents"/>
-              <w:bidi w:val="0"/>
-              <w:spacing w:before="0" w:after="283"/>
-              <w:jc w:val="left"/>
-              <w:rPr/>
-            </w:pPr>
-            <w:r>
-              <w:rPr/>
-              <w:t>Defined in QM-01 §6.1; one person holds all of them</w:t>
-            </w:r>
-          </w:p>
-        </w:tc>
-        <w:tc>
-          <w:tcPr>
-            <w:tcW w:w="1197" w:type="dxa"/>
-            <w:tcBorders/>
-            <w:vAlign w:val="center"/>
-          </w:tcPr>
-          <w:p>
-            <w:pPr>
-              <w:pStyle w:val="TableContents"/>
-              <w:bidi w:val="0"/>
-              <w:spacing w:before="0" w:after="283"/>
-              <w:jc w:val="left"/>
-              <w:rPr/>
-            </w:pPr>
-            <w:r>
-              <w:rPr/>
-              <w:t>G-08</w:t>
+            <w:tcW w:w="1409" w:type="dxa"/>
+            <w:tcBorders>
+              <w:left w:val="single" w:sz="2" w:space="0" w:color="BFC7D5"/>
+              <w:bottom w:val="single" w:sz="2" w:space="0" w:color="BFC7D5"/>
+              <w:right w:val="single" w:sz="6" w:space="0" w:color="BFC7D5"/>
+            </w:tcBorders>
+            <w:vAlign w:val="center"/>
+          </w:tcPr>
+          <w:p>
+            <w:pPr>
+              <w:pStyle w:val="TableContents"/>
+              <w:bidi w:val="0"/>
+              <w:spacing w:before="0" w:after="283"/>
+              <w:jc w:val="left"/>
+              <w:rPr/>
+            </w:pPr>
+            <w:r>
+              <w:rPr/>
+              <w:t>Met (2026-10-07)</w:t>
+            </w:r>
+          </w:p>
+        </w:tc>
+        <w:tc>
+          <w:tcPr>
+            <w:tcW w:w="6073" w:type="dxa"/>
+            <w:tcBorders>
+              <w:left w:val="single" w:sz="2" w:space="0" w:color="BFC7D5"/>
+              <w:bottom w:val="single" w:sz="2" w:space="0" w:color="BFC7D5"/>
+              <w:right w:val="single" w:sz="6" w:space="0" w:color="BFC7D5"/>
+            </w:tcBorders>
+            <w:vAlign w:val="center"/>
+          </w:tcPr>
+          <w:p>
+            <w:pPr>
+              <w:pStyle w:val="TableContents"/>
+              <w:bidi w:val="0"/>
+              <w:spacing w:before="0" w:after="283"/>
+              <w:jc w:val="left"/>
+              <w:rPr/>
+            </w:pPr>
+            <w:r>
+              <w:rPr/>
+              <w:t>Named role holders and organisation chart in QM-01 §7.1–7.2</w:t>
+            </w:r>
+          </w:p>
+        </w:tc>
+        <w:tc>
+          <w:tcPr>
+            <w:tcW w:w="1172" w:type="dxa"/>
+            <w:tcBorders>
+              <w:left w:val="single" w:sz="2" w:space="0" w:color="BFC7D5"/>
+              <w:bottom w:val="single" w:sz="2" w:space="0" w:color="BFC7D5"/>
+              <w:right w:val="single" w:sz="6" w:space="0" w:color="BFC7D5"/>
+            </w:tcBorders>
+            <w:vAlign w:val="center"/>
+          </w:tcPr>
+          <w:p>
+            <w:pPr>
+              <w:pStyle w:val="TableContents"/>
+              <w:bidi w:val="0"/>
+              <w:spacing w:before="0" w:after="283"/>
+              <w:jc w:val="left"/>
+              <w:rPr/>
+            </w:pPr>
+            <w:r>
+              <w:rPr/>
+              <w:t>G-08 closed</w:t>
             </w:r>
           </w:p>
         </w:tc>
@@ -1636,8 +1978,12 @@
         <w:trPr/>
         <w:tc>
           <w:tcPr>
-            <w:tcW w:w="770" w:type="dxa"/>
-            <w:tcBorders/>
+            <w:tcW w:w="797" w:type="dxa"/>
+            <w:tcBorders>
+              <w:left w:val="single" w:sz="6" w:space="0" w:color="BFC7D5"/>
+              <w:bottom w:val="single" w:sz="2" w:space="0" w:color="BFC7D5"/>
+              <w:right w:val="single" w:sz="6" w:space="0" w:color="BFC7D5"/>
+            </w:tcBorders>
             <w:vAlign w:val="center"/>
           </w:tcPr>
           <w:p>
@@ -1656,8 +2002,12 @@
         </w:tc>
         <w:tc>
           <w:tcPr>
-            <w:tcW w:w="1906" w:type="dxa"/>
-            <w:tcBorders/>
+            <w:tcW w:w="1888" w:type="dxa"/>
+            <w:tcBorders>
+              <w:left w:val="single" w:sz="2" w:space="0" w:color="BFC7D5"/>
+              <w:bottom w:val="single" w:sz="2" w:space="0" w:color="BFC7D5"/>
+              <w:right w:val="single" w:sz="6" w:space="0" w:color="BFC7D5"/>
+            </w:tcBorders>
             <w:vAlign w:val="center"/>
           </w:tcPr>
           <w:p>
@@ -1676,71 +2026,73 @@
         </w:tc>
         <w:tc>
           <w:tcPr>
-            <w:tcW w:w="1402" w:type="dxa"/>
-            <w:tcBorders/>
-            <w:vAlign w:val="center"/>
-          </w:tcPr>
-          <w:p>
-            <w:pPr>
-              <w:pStyle w:val="TableContents"/>
-              <w:bidi w:val="0"/>
-              <w:spacing w:before="0" w:after="283"/>
-              <w:jc w:val="left"/>
-              <w:rPr/>
-            </w:pPr>
-            <w:r>
-              <w:rPr/>
-              <w:t>Partial</w:t>
-            </w:r>
-          </w:p>
-        </w:tc>
-        <w:tc>
-          <w:tcPr>
-            <w:tcW w:w="6064" w:type="dxa"/>
-            <w:tcBorders/>
-            <w:vAlign w:val="center"/>
-          </w:tcPr>
-          <w:p>
-            <w:pPr>
-              <w:pStyle w:val="TableContents"/>
-              <w:bidi w:val="0"/>
-              <w:spacing w:before="0" w:after="283"/>
-              <w:jc w:val="left"/>
-              <w:rPr/>
-            </w:pPr>
-            <w:r>
-              <w:rPr/>
-              <w:t xml:space="preserve">REG-03 seeded with 14 evidenced risks and 4 opportunities; </w:t>
-            </w:r>
-            <w:r>
-              <w:rPr>
-                <w:rStyle w:val="Strong"/>
-              </w:rPr>
-              <w:t>ratings proposed, not confirmed</w:t>
-            </w:r>
-            <w:r>
-              <w:rPr/>
-              <w:t>; no treatment owners or dates</w:t>
-            </w:r>
-          </w:p>
-        </w:tc>
-        <w:tc>
-          <w:tcPr>
-            <w:tcW w:w="1197" w:type="dxa"/>
-            <w:tcBorders/>
-            <w:vAlign w:val="center"/>
-          </w:tcPr>
-          <w:p>
-            <w:pPr>
-              <w:pStyle w:val="TableContents"/>
-              <w:bidi w:val="0"/>
-              <w:spacing w:before="0" w:after="283"/>
-              <w:jc w:val="left"/>
-              <w:rPr/>
-            </w:pPr>
-            <w:r>
-              <w:rPr/>
-              <w:t>G-09</w:t>
+            <w:tcW w:w="1409" w:type="dxa"/>
+            <w:tcBorders>
+              <w:left w:val="single" w:sz="2" w:space="0" w:color="BFC7D5"/>
+              <w:bottom w:val="single" w:sz="2" w:space="0" w:color="BFC7D5"/>
+              <w:right w:val="single" w:sz="6" w:space="0" w:color="BFC7D5"/>
+            </w:tcBorders>
+            <w:vAlign w:val="center"/>
+          </w:tcPr>
+          <w:p>
+            <w:pPr>
+              <w:pStyle w:val="TableContents"/>
+              <w:bidi w:val="0"/>
+              <w:spacing w:before="0" w:after="283"/>
+              <w:jc w:val="left"/>
+              <w:rPr/>
+            </w:pPr>
+            <w:r>
+              <w:rPr/>
+              <w:t>Met (2026-10-07)</w:t>
+            </w:r>
+          </w:p>
+        </w:tc>
+        <w:tc>
+          <w:tcPr>
+            <w:tcW w:w="6073" w:type="dxa"/>
+            <w:tcBorders>
+              <w:left w:val="single" w:sz="2" w:space="0" w:color="BFC7D5"/>
+              <w:bottom w:val="single" w:sz="2" w:space="0" w:color="BFC7D5"/>
+              <w:right w:val="single" w:sz="6" w:space="0" w:color="BFC7D5"/>
+            </w:tcBorders>
+            <w:vAlign w:val="center"/>
+          </w:tcPr>
+          <w:p>
+            <w:pPr>
+              <w:pStyle w:val="TableContents"/>
+              <w:bidi w:val="0"/>
+              <w:spacing w:before="0" w:after="283"/>
+              <w:jc w:val="left"/>
+              <w:rPr/>
+            </w:pPr>
+            <w:r>
+              <w:rPr/>
+              <w:t>REG-03: 14 evidenced risks and 4 opportunities; ratings confirmed at approval; owners and due dates set</w:t>
+            </w:r>
+          </w:p>
+        </w:tc>
+        <w:tc>
+          <w:tcPr>
+            <w:tcW w:w="1172" w:type="dxa"/>
+            <w:tcBorders>
+              <w:left w:val="single" w:sz="2" w:space="0" w:color="BFC7D5"/>
+              <w:bottom w:val="single" w:sz="2" w:space="0" w:color="BFC7D5"/>
+              <w:right w:val="single" w:sz="6" w:space="0" w:color="BFC7D5"/>
+            </w:tcBorders>
+            <w:vAlign w:val="center"/>
+          </w:tcPr>
+          <w:p>
+            <w:pPr>
+              <w:pStyle w:val="TableContents"/>
+              <w:bidi w:val="0"/>
+              <w:spacing w:before="0" w:after="283"/>
+              <w:jc w:val="left"/>
+              <w:rPr/>
+            </w:pPr>
+            <w:r>
+              <w:rPr/>
+              <w:t>~~G-09~~ closed</w:t>
             </w:r>
           </w:p>
         </w:tc>
@@ -1749,8 +2101,12 @@
         <w:trPr/>
         <w:tc>
           <w:tcPr>
-            <w:tcW w:w="770" w:type="dxa"/>
-            <w:tcBorders/>
+            <w:tcW w:w="797" w:type="dxa"/>
+            <w:tcBorders>
+              <w:left w:val="single" w:sz="6" w:space="0" w:color="BFC7D5"/>
+              <w:bottom w:val="single" w:sz="2" w:space="0" w:color="BFC7D5"/>
+              <w:right w:val="single" w:sz="6" w:space="0" w:color="BFC7D5"/>
+            </w:tcBorders>
             <w:vAlign w:val="center"/>
           </w:tcPr>
           <w:p>
@@ -1769,8 +2125,12 @@
         </w:tc>
         <w:tc>
           <w:tcPr>
-            <w:tcW w:w="1906" w:type="dxa"/>
-            <w:tcBorders/>
+            <w:tcW w:w="1888" w:type="dxa"/>
+            <w:tcBorders>
+              <w:left w:val="single" w:sz="2" w:space="0" w:color="BFC7D5"/>
+              <w:bottom w:val="single" w:sz="2" w:space="0" w:color="BFC7D5"/>
+              <w:right w:val="single" w:sz="6" w:space="0" w:color="BFC7D5"/>
+            </w:tcBorders>
             <w:vAlign w:val="center"/>
           </w:tcPr>
           <w:p>
@@ -1789,8 +2149,12 @@
         </w:tc>
         <w:tc>
           <w:tcPr>
-            <w:tcW w:w="1402" w:type="dxa"/>
-            <w:tcBorders/>
+            <w:tcW w:w="1409" w:type="dxa"/>
+            <w:tcBorders>
+              <w:left w:val="single" w:sz="2" w:space="0" w:color="BFC7D5"/>
+              <w:bottom w:val="single" w:sz="2" w:space="0" w:color="BFC7D5"/>
+              <w:right w:val="single" w:sz="6" w:space="0" w:color="BFC7D5"/>
+            </w:tcBorders>
             <w:vAlign w:val="center"/>
           </w:tcPr>
           <w:p>
@@ -1809,28 +2173,36 @@
         </w:tc>
         <w:tc>
           <w:tcPr>
-            <w:tcW w:w="6064" w:type="dxa"/>
-            <w:tcBorders/>
-            <w:vAlign w:val="center"/>
-          </w:tcPr>
-          <w:p>
-            <w:pPr>
-              <w:pStyle w:val="TableContents"/>
-              <w:bidi w:val="0"/>
-              <w:spacing w:before="0" w:after="283"/>
-              <w:jc w:val="left"/>
-              <w:rPr/>
-            </w:pPr>
-            <w:r>
-              <w:rPr/>
-              <w:t>QO-01 with 7 objectives; only two have real baselines, both stale</w:t>
-            </w:r>
-          </w:p>
-        </w:tc>
-        <w:tc>
-          <w:tcPr>
-            <w:tcW w:w="1197" w:type="dxa"/>
-            <w:tcBorders/>
+            <w:tcW w:w="6073" w:type="dxa"/>
+            <w:tcBorders>
+              <w:left w:val="single" w:sz="2" w:space="0" w:color="BFC7D5"/>
+              <w:bottom w:val="single" w:sz="2" w:space="0" w:color="BFC7D5"/>
+              <w:right w:val="single" w:sz="6" w:space="0" w:color="BFC7D5"/>
+            </w:tcBorders>
+            <w:vAlign w:val="center"/>
+          </w:tcPr>
+          <w:p>
+            <w:pPr>
+              <w:pStyle w:val="TableContents"/>
+              <w:bidi w:val="0"/>
+              <w:spacing w:before="0" w:after="283"/>
+              <w:jc w:val="left"/>
+              <w:rPr/>
+            </w:pPr>
+            <w:r>
+              <w:rPr/>
+              <w:t>QO-01 with 7 objectives, approved 2026-10-07; baselines to be re-measured for the first management review</w:t>
+            </w:r>
+          </w:p>
+        </w:tc>
+        <w:tc>
+          <w:tcPr>
+            <w:tcW w:w="1172" w:type="dxa"/>
+            <w:tcBorders>
+              <w:left w:val="single" w:sz="2" w:space="0" w:color="BFC7D5"/>
+              <w:bottom w:val="single" w:sz="2" w:space="0" w:color="BFC7D5"/>
+              <w:right w:val="single" w:sz="6" w:space="0" w:color="BFC7D5"/>
+            </w:tcBorders>
             <w:vAlign w:val="center"/>
           </w:tcPr>
           <w:p>
@@ -1852,8 +2224,12 @@
         <w:trPr/>
         <w:tc>
           <w:tcPr>
-            <w:tcW w:w="770" w:type="dxa"/>
-            <w:tcBorders/>
+            <w:tcW w:w="797" w:type="dxa"/>
+            <w:tcBorders>
+              <w:left w:val="single" w:sz="6" w:space="0" w:color="BFC7D5"/>
+              <w:bottom w:val="single" w:sz="2" w:space="0" w:color="BFC7D5"/>
+              <w:right w:val="single" w:sz="6" w:space="0" w:color="BFC7D5"/>
+            </w:tcBorders>
             <w:vAlign w:val="center"/>
           </w:tcPr>
           <w:p>
@@ -1872,8 +2248,12 @@
         </w:tc>
         <w:tc>
           <w:tcPr>
-            <w:tcW w:w="1906" w:type="dxa"/>
-            <w:tcBorders/>
+            <w:tcW w:w="1888" w:type="dxa"/>
+            <w:tcBorders>
+              <w:left w:val="single" w:sz="2" w:space="0" w:color="BFC7D5"/>
+              <w:bottom w:val="single" w:sz="2" w:space="0" w:color="BFC7D5"/>
+              <w:right w:val="single" w:sz="6" w:space="0" w:color="BFC7D5"/>
+            </w:tcBorders>
             <w:vAlign w:val="center"/>
           </w:tcPr>
           <w:p>
@@ -1892,8 +2272,12 @@
         </w:tc>
         <w:tc>
           <w:tcPr>
-            <w:tcW w:w="1402" w:type="dxa"/>
-            <w:tcBorders/>
+            <w:tcW w:w="1409" w:type="dxa"/>
+            <w:tcBorders>
+              <w:left w:val="single" w:sz="2" w:space="0" w:color="BFC7D5"/>
+              <w:bottom w:val="single" w:sz="2" w:space="0" w:color="BFC7D5"/>
+              <w:right w:val="single" w:sz="6" w:space="0" w:color="BFC7D5"/>
+            </w:tcBorders>
             <w:vAlign w:val="center"/>
           </w:tcPr>
           <w:p>
@@ -1912,8 +2296,12 @@
         </w:tc>
         <w:tc>
           <w:tcPr>
-            <w:tcW w:w="6064" w:type="dxa"/>
-            <w:tcBorders/>
+            <w:tcW w:w="6073" w:type="dxa"/>
+            <w:tcBorders>
+              <w:left w:val="single" w:sz="2" w:space="0" w:color="BFC7D5"/>
+              <w:bottom w:val="single" w:sz="2" w:space="0" w:color="BFC7D5"/>
+              <w:right w:val="single" w:sz="6" w:space="0" w:color="BFC7D5"/>
+            </w:tcBorders>
             <w:vAlign w:val="center"/>
           </w:tcPr>
           <w:p>
@@ -1932,8 +2320,12 @@
         </w:tc>
         <w:tc>
           <w:tcPr>
-            <w:tcW w:w="1197" w:type="dxa"/>
-            <w:tcBorders/>
+            <w:tcW w:w="1172" w:type="dxa"/>
+            <w:tcBorders>
+              <w:left w:val="single" w:sz="2" w:space="0" w:color="BFC7D5"/>
+              <w:bottom w:val="single" w:sz="2" w:space="0" w:color="BFC7D5"/>
+              <w:right w:val="single" w:sz="6" w:space="0" w:color="BFC7D5"/>
+            </w:tcBorders>
             <w:vAlign w:val="center"/>
           </w:tcPr>
           <w:p>
@@ -1955,8 +2347,12 @@
         <w:trPr/>
         <w:tc>
           <w:tcPr>
-            <w:tcW w:w="770" w:type="dxa"/>
-            <w:tcBorders/>
+            <w:tcW w:w="797" w:type="dxa"/>
+            <w:tcBorders>
+              <w:left w:val="single" w:sz="6" w:space="0" w:color="BFC7D5"/>
+              <w:bottom w:val="single" w:sz="2" w:space="0" w:color="BFC7D5"/>
+              <w:right w:val="single" w:sz="6" w:space="0" w:color="BFC7D5"/>
+            </w:tcBorders>
             <w:vAlign w:val="center"/>
           </w:tcPr>
           <w:p>
@@ -1975,8 +2371,12 @@
         </w:tc>
         <w:tc>
           <w:tcPr>
-            <w:tcW w:w="1906" w:type="dxa"/>
-            <w:tcBorders/>
+            <w:tcW w:w="1888" w:type="dxa"/>
+            <w:tcBorders>
+              <w:left w:val="single" w:sz="2" w:space="0" w:color="BFC7D5"/>
+              <w:bottom w:val="single" w:sz="2" w:space="0" w:color="BFC7D5"/>
+              <w:right w:val="single" w:sz="6" w:space="0" w:color="BFC7D5"/>
+            </w:tcBorders>
             <w:vAlign w:val="center"/>
           </w:tcPr>
           <w:p>
@@ -1995,8 +2395,12 @@
         </w:tc>
         <w:tc>
           <w:tcPr>
-            <w:tcW w:w="1402" w:type="dxa"/>
-            <w:tcBorders/>
+            <w:tcW w:w="1409" w:type="dxa"/>
+            <w:tcBorders>
+              <w:left w:val="single" w:sz="2" w:space="0" w:color="BFC7D5"/>
+              <w:bottom w:val="single" w:sz="2" w:space="0" w:color="BFC7D5"/>
+              <w:right w:val="single" w:sz="6" w:space="0" w:color="BFC7D5"/>
+            </w:tcBorders>
             <w:vAlign w:val="center"/>
           </w:tcPr>
           <w:p>
@@ -2015,8 +2419,12 @@
         </w:tc>
         <w:tc>
           <w:tcPr>
-            <w:tcW w:w="6064" w:type="dxa"/>
-            <w:tcBorders/>
+            <w:tcW w:w="6073" w:type="dxa"/>
+            <w:tcBorders>
+              <w:left w:val="single" w:sz="2" w:space="0" w:color="BFC7D5"/>
+              <w:bottom w:val="single" w:sz="2" w:space="0" w:color="BFC7D5"/>
+              <w:right w:val="single" w:sz="6" w:space="0" w:color="BFC7D5"/>
+            </w:tcBorders>
             <w:vAlign w:val="center"/>
           </w:tcPr>
           <w:p>
@@ -2035,8 +2443,12 @@
         </w:tc>
         <w:tc>
           <w:tcPr>
-            <w:tcW w:w="1197" w:type="dxa"/>
-            <w:tcBorders/>
+            <w:tcW w:w="1172" w:type="dxa"/>
+            <w:tcBorders>
+              <w:left w:val="single" w:sz="2" w:space="0" w:color="BFC7D5"/>
+              <w:bottom w:val="single" w:sz="2" w:space="0" w:color="BFC7D5"/>
+              <w:right w:val="single" w:sz="6" w:space="0" w:color="BFC7D5"/>
+            </w:tcBorders>
             <w:vAlign w:val="center"/>
           </w:tcPr>
           <w:p>
@@ -2058,8 +2470,12 @@
         <w:trPr/>
         <w:tc>
           <w:tcPr>
-            <w:tcW w:w="770" w:type="dxa"/>
-            <w:tcBorders/>
+            <w:tcW w:w="797" w:type="dxa"/>
+            <w:tcBorders>
+              <w:left w:val="single" w:sz="6" w:space="0" w:color="BFC7D5"/>
+              <w:bottom w:val="single" w:sz="2" w:space="0" w:color="BFC7D5"/>
+              <w:right w:val="single" w:sz="6" w:space="0" w:color="BFC7D5"/>
+            </w:tcBorders>
             <w:vAlign w:val="center"/>
           </w:tcPr>
           <w:p>
@@ -2078,8 +2494,12 @@
         </w:tc>
         <w:tc>
           <w:tcPr>
-            <w:tcW w:w="1906" w:type="dxa"/>
-            <w:tcBorders/>
+            <w:tcW w:w="1888" w:type="dxa"/>
+            <w:tcBorders>
+              <w:left w:val="single" w:sz="2" w:space="0" w:color="BFC7D5"/>
+              <w:bottom w:val="single" w:sz="2" w:space="0" w:color="BFC7D5"/>
+              <w:right w:val="single" w:sz="6" w:space="0" w:color="BFC7D5"/>
+            </w:tcBorders>
             <w:vAlign w:val="center"/>
           </w:tcPr>
           <w:p>
@@ -2098,8 +2518,12 @@
         </w:tc>
         <w:tc>
           <w:tcPr>
-            <w:tcW w:w="1402" w:type="dxa"/>
-            <w:tcBorders/>
+            <w:tcW w:w="1409" w:type="dxa"/>
+            <w:tcBorders>
+              <w:left w:val="single" w:sz="2" w:space="0" w:color="BFC7D5"/>
+              <w:bottom w:val="single" w:sz="2" w:space="0" w:color="BFC7D5"/>
+              <w:right w:val="single" w:sz="6" w:space="0" w:color="BFC7D5"/>
+            </w:tcBorders>
             <w:vAlign w:val="center"/>
           </w:tcPr>
           <w:p>
@@ -2120,8 +2544,12 @@
         </w:tc>
         <w:tc>
           <w:tcPr>
-            <w:tcW w:w="6064" w:type="dxa"/>
-            <w:tcBorders/>
+            <w:tcW w:w="6073" w:type="dxa"/>
+            <w:tcBorders>
+              <w:left w:val="single" w:sz="2" w:space="0" w:color="BFC7D5"/>
+              <w:bottom w:val="single" w:sz="2" w:space="0" w:color="BFC7D5"/>
+              <w:right w:val="single" w:sz="6" w:space="0" w:color="BFC7D5"/>
+            </w:tcBorders>
             <w:vAlign w:val="center"/>
           </w:tcPr>
           <w:p>
@@ -2160,8 +2588,12 @@
         </w:tc>
         <w:tc>
           <w:tcPr>
-            <w:tcW w:w="1197" w:type="dxa"/>
-            <w:tcBorders/>
+            <w:tcW w:w="1172" w:type="dxa"/>
+            <w:tcBorders>
+              <w:left w:val="single" w:sz="2" w:space="0" w:color="BFC7D5"/>
+              <w:bottom w:val="single" w:sz="2" w:space="0" w:color="BFC7D5"/>
+              <w:right w:val="single" w:sz="6" w:space="0" w:color="BFC7D5"/>
+            </w:tcBorders>
             <w:vAlign w:val="center"/>
           </w:tcPr>
           <w:p>
@@ -2183,8 +2615,12 @@
         <w:trPr/>
         <w:tc>
           <w:tcPr>
-            <w:tcW w:w="770" w:type="dxa"/>
-            <w:tcBorders/>
+            <w:tcW w:w="797" w:type="dxa"/>
+            <w:tcBorders>
+              <w:left w:val="single" w:sz="6" w:space="0" w:color="BFC7D5"/>
+              <w:bottom w:val="single" w:sz="2" w:space="0" w:color="BFC7D5"/>
+              <w:right w:val="single" w:sz="6" w:space="0" w:color="BFC7D5"/>
+            </w:tcBorders>
             <w:vAlign w:val="center"/>
           </w:tcPr>
           <w:p>
@@ -2203,8 +2639,12 @@
         </w:tc>
         <w:tc>
           <w:tcPr>
-            <w:tcW w:w="1906" w:type="dxa"/>
-            <w:tcBorders/>
+            <w:tcW w:w="1888" w:type="dxa"/>
+            <w:tcBorders>
+              <w:left w:val="single" w:sz="2" w:space="0" w:color="BFC7D5"/>
+              <w:bottom w:val="single" w:sz="2" w:space="0" w:color="BFC7D5"/>
+              <w:right w:val="single" w:sz="6" w:space="0" w:color="BFC7D5"/>
+            </w:tcBorders>
             <w:vAlign w:val="center"/>
           </w:tcPr>
           <w:p>
@@ -2223,8 +2663,12 @@
         </w:tc>
         <w:tc>
           <w:tcPr>
-            <w:tcW w:w="1402" w:type="dxa"/>
-            <w:tcBorders/>
+            <w:tcW w:w="1409" w:type="dxa"/>
+            <w:tcBorders>
+              <w:left w:val="single" w:sz="2" w:space="0" w:color="BFC7D5"/>
+              <w:bottom w:val="single" w:sz="2" w:space="0" w:color="BFC7D5"/>
+              <w:right w:val="single" w:sz="6" w:space="0" w:color="BFC7D5"/>
+            </w:tcBorders>
             <w:vAlign w:val="center"/>
           </w:tcPr>
           <w:p>
@@ -2243,8 +2687,12 @@
         </w:tc>
         <w:tc>
           <w:tcPr>
-            <w:tcW w:w="6064" w:type="dxa"/>
-            <w:tcBorders/>
+            <w:tcW w:w="6073" w:type="dxa"/>
+            <w:tcBorders>
+              <w:left w:val="single" w:sz="2" w:space="0" w:color="BFC7D5"/>
+              <w:bottom w:val="single" w:sz="2" w:space="0" w:color="BFC7D5"/>
+              <w:right w:val="single" w:sz="6" w:space="0" w:color="BFC7D5"/>
+            </w:tcBorders>
             <w:vAlign w:val="center"/>
           </w:tcPr>
           <w:p>
@@ -2263,8 +2711,12 @@
         </w:tc>
         <w:tc>
           <w:tcPr>
-            <w:tcW w:w="1197" w:type="dxa"/>
-            <w:tcBorders/>
+            <w:tcW w:w="1172" w:type="dxa"/>
+            <w:tcBorders>
+              <w:left w:val="single" w:sz="2" w:space="0" w:color="BFC7D5"/>
+              <w:bottom w:val="single" w:sz="2" w:space="0" w:color="BFC7D5"/>
+              <w:right w:val="single" w:sz="6" w:space="0" w:color="BFC7D5"/>
+            </w:tcBorders>
             <w:vAlign w:val="center"/>
           </w:tcPr>
           <w:p>
@@ -2286,8 +2738,12 @@
         <w:trPr/>
         <w:tc>
           <w:tcPr>
-            <w:tcW w:w="770" w:type="dxa"/>
-            <w:tcBorders/>
+            <w:tcW w:w="797" w:type="dxa"/>
+            <w:tcBorders>
+              <w:left w:val="single" w:sz="6" w:space="0" w:color="BFC7D5"/>
+              <w:bottom w:val="single" w:sz="2" w:space="0" w:color="BFC7D5"/>
+              <w:right w:val="single" w:sz="6" w:space="0" w:color="BFC7D5"/>
+            </w:tcBorders>
             <w:vAlign w:val="center"/>
           </w:tcPr>
           <w:p>
@@ -2306,8 +2762,12 @@
         </w:tc>
         <w:tc>
           <w:tcPr>
-            <w:tcW w:w="1906" w:type="dxa"/>
-            <w:tcBorders/>
+            <w:tcW w:w="1888" w:type="dxa"/>
+            <w:tcBorders>
+              <w:left w:val="single" w:sz="2" w:space="0" w:color="BFC7D5"/>
+              <w:bottom w:val="single" w:sz="2" w:space="0" w:color="BFC7D5"/>
+              <w:right w:val="single" w:sz="6" w:space="0" w:color="BFC7D5"/>
+            </w:tcBorders>
             <w:vAlign w:val="center"/>
           </w:tcPr>
           <w:p>
@@ -2326,8 +2786,12 @@
         </w:tc>
         <w:tc>
           <w:tcPr>
-            <w:tcW w:w="1402" w:type="dxa"/>
-            <w:tcBorders/>
+            <w:tcW w:w="1409" w:type="dxa"/>
+            <w:tcBorders>
+              <w:left w:val="single" w:sz="2" w:space="0" w:color="BFC7D5"/>
+              <w:bottom w:val="single" w:sz="2" w:space="0" w:color="BFC7D5"/>
+              <w:right w:val="single" w:sz="6" w:space="0" w:color="BFC7D5"/>
+            </w:tcBorders>
             <w:vAlign w:val="center"/>
           </w:tcPr>
           <w:p>
@@ -2346,8 +2810,12 @@
         </w:tc>
         <w:tc>
           <w:tcPr>
-            <w:tcW w:w="6064" w:type="dxa"/>
-            <w:tcBorders/>
+            <w:tcW w:w="6073" w:type="dxa"/>
+            <w:tcBorders>
+              <w:left w:val="single" w:sz="2" w:space="0" w:color="BFC7D5"/>
+              <w:bottom w:val="single" w:sz="2" w:space="0" w:color="BFC7D5"/>
+              <w:right w:val="single" w:sz="6" w:space="0" w:color="BFC7D5"/>
+            </w:tcBorders>
             <w:vAlign w:val="center"/>
           </w:tcPr>
           <w:p>
@@ -2376,8 +2844,12 @@
         </w:tc>
         <w:tc>
           <w:tcPr>
-            <w:tcW w:w="1197" w:type="dxa"/>
-            <w:tcBorders/>
+            <w:tcW w:w="1172" w:type="dxa"/>
+            <w:tcBorders>
+              <w:left w:val="single" w:sz="2" w:space="0" w:color="BFC7D5"/>
+              <w:bottom w:val="single" w:sz="2" w:space="0" w:color="BFC7D5"/>
+              <w:right w:val="single" w:sz="6" w:space="0" w:color="BFC7D5"/>
+            </w:tcBorders>
             <w:vAlign w:val="center"/>
           </w:tcPr>
           <w:p>
@@ -2399,8 +2871,12 @@
         <w:trPr/>
         <w:tc>
           <w:tcPr>
-            <w:tcW w:w="770" w:type="dxa"/>
-            <w:tcBorders/>
+            <w:tcW w:w="797" w:type="dxa"/>
+            <w:tcBorders>
+              <w:left w:val="single" w:sz="6" w:space="0" w:color="BFC7D5"/>
+              <w:bottom w:val="single" w:sz="2" w:space="0" w:color="BFC7D5"/>
+              <w:right w:val="single" w:sz="6" w:space="0" w:color="BFC7D5"/>
+            </w:tcBorders>
             <w:vAlign w:val="center"/>
           </w:tcPr>
           <w:p>
@@ -2419,8 +2895,12 @@
         </w:tc>
         <w:tc>
           <w:tcPr>
-            <w:tcW w:w="1906" w:type="dxa"/>
-            <w:tcBorders/>
+            <w:tcW w:w="1888" w:type="dxa"/>
+            <w:tcBorders>
+              <w:left w:val="single" w:sz="2" w:space="0" w:color="BFC7D5"/>
+              <w:bottom w:val="single" w:sz="2" w:space="0" w:color="BFC7D5"/>
+              <w:right w:val="single" w:sz="6" w:space="0" w:color="BFC7D5"/>
+            </w:tcBorders>
             <w:vAlign w:val="center"/>
           </w:tcPr>
           <w:p>
@@ -2439,48 +2919,60 @@
         </w:tc>
         <w:tc>
           <w:tcPr>
-            <w:tcW w:w="1402" w:type="dxa"/>
-            <w:tcBorders/>
-            <w:vAlign w:val="center"/>
-          </w:tcPr>
-          <w:p>
-            <w:pPr>
-              <w:pStyle w:val="TableContents"/>
-              <w:bidi w:val="0"/>
-              <w:spacing w:before="0" w:after="283"/>
-              <w:jc w:val="left"/>
-              <w:rPr/>
-            </w:pPr>
-            <w:r>
-              <w:rPr/>
-              <w:t>Gap</w:t>
-            </w:r>
-          </w:p>
-        </w:tc>
-        <w:tc>
-          <w:tcPr>
-            <w:tcW w:w="6064" w:type="dxa"/>
-            <w:tcBorders/>
-            <w:vAlign w:val="center"/>
-          </w:tcPr>
-          <w:p>
-            <w:pPr>
-              <w:pStyle w:val="TableContents"/>
-              <w:bidi w:val="0"/>
-              <w:spacing w:before="0" w:after="283"/>
-              <w:jc w:val="left"/>
-              <w:rPr/>
-            </w:pPr>
-            <w:r>
-              <w:rPr/>
-              <w:t>No competence matrix, no records. REG-05 created and empty.</w:t>
-            </w:r>
-          </w:p>
-        </w:tc>
-        <w:tc>
-          <w:tcPr>
-            <w:tcW w:w="1197" w:type="dxa"/>
-            <w:tcBorders/>
+            <w:tcW w:w="1409" w:type="dxa"/>
+            <w:tcBorders>
+              <w:left w:val="single" w:sz="2" w:space="0" w:color="BFC7D5"/>
+              <w:bottom w:val="single" w:sz="2" w:space="0" w:color="BFC7D5"/>
+              <w:right w:val="single" w:sz="6" w:space="0" w:color="BFC7D5"/>
+            </w:tcBorders>
+            <w:vAlign w:val="center"/>
+          </w:tcPr>
+          <w:p>
+            <w:pPr>
+              <w:pStyle w:val="TableContents"/>
+              <w:bidi w:val="0"/>
+              <w:spacing w:before="0" w:after="283"/>
+              <w:jc w:val="left"/>
+              <w:rPr/>
+            </w:pPr>
+            <w:r>
+              <w:rPr/>
+              <w:t>Partial (2026-10-07)</w:t>
+            </w:r>
+          </w:p>
+        </w:tc>
+        <w:tc>
+          <w:tcPr>
+            <w:tcW w:w="6073" w:type="dxa"/>
+            <w:tcBorders>
+              <w:left w:val="single" w:sz="2" w:space="0" w:color="BFC7D5"/>
+              <w:bottom w:val="single" w:sz="2" w:space="0" w:color="BFC7D5"/>
+              <w:right w:val="single" w:sz="6" w:space="0" w:color="BFC7D5"/>
+            </w:tcBorders>
+            <w:vAlign w:val="center"/>
+          </w:tcPr>
+          <w:p>
+            <w:pPr>
+              <w:pStyle w:val="TableContents"/>
+              <w:bidi w:val="0"/>
+              <w:spacing w:before="0" w:after="283"/>
+              <w:jc w:val="left"/>
+              <w:rPr/>
+            </w:pPr>
+            <w:r>
+              <w:rPr/>
+              <w:t>REG-05 competence matrix completed for the five role holders; training records accumulate from here</w:t>
+            </w:r>
+          </w:p>
+        </w:tc>
+        <w:tc>
+          <w:tcPr>
+            <w:tcW w:w="1172" w:type="dxa"/>
+            <w:tcBorders>
+              <w:left w:val="single" w:sz="2" w:space="0" w:color="BFC7D5"/>
+              <w:bottom w:val="single" w:sz="2" w:space="0" w:color="BFC7D5"/>
+              <w:right w:val="single" w:sz="6" w:space="0" w:color="BFC7D5"/>
+            </w:tcBorders>
             <w:vAlign w:val="center"/>
           </w:tcPr>
           <w:p>
@@ -2502,8 +2994,12 @@
         <w:trPr/>
         <w:tc>
           <w:tcPr>
-            <w:tcW w:w="770" w:type="dxa"/>
-            <w:tcBorders/>
+            <w:tcW w:w="797" w:type="dxa"/>
+            <w:tcBorders>
+              <w:left w:val="single" w:sz="6" w:space="0" w:color="BFC7D5"/>
+              <w:bottom w:val="single" w:sz="2" w:space="0" w:color="BFC7D5"/>
+              <w:right w:val="single" w:sz="6" w:space="0" w:color="BFC7D5"/>
+            </w:tcBorders>
             <w:vAlign w:val="center"/>
           </w:tcPr>
           <w:p>
@@ -2522,8 +3018,12 @@
         </w:tc>
         <w:tc>
           <w:tcPr>
-            <w:tcW w:w="1906" w:type="dxa"/>
-            <w:tcBorders/>
+            <w:tcW w:w="1888" w:type="dxa"/>
+            <w:tcBorders>
+              <w:left w:val="single" w:sz="2" w:space="0" w:color="BFC7D5"/>
+              <w:bottom w:val="single" w:sz="2" w:space="0" w:color="BFC7D5"/>
+              <w:right w:val="single" w:sz="6" w:space="0" w:color="BFC7D5"/>
+            </w:tcBorders>
             <w:vAlign w:val="center"/>
           </w:tcPr>
           <w:p>
@@ -2542,61 +3042,79 @@
         </w:tc>
         <w:tc>
           <w:tcPr>
-            <w:tcW w:w="1402" w:type="dxa"/>
-            <w:tcBorders/>
-            <w:vAlign w:val="center"/>
-          </w:tcPr>
-          <w:p>
-            <w:pPr>
-              <w:pStyle w:val="TableContents"/>
-              <w:bidi w:val="0"/>
-              <w:spacing w:before="0" w:after="283"/>
-              <w:jc w:val="left"/>
-              <w:rPr/>
-            </w:pPr>
-            <w:r>
-              <w:rPr/>
-              <w:t>Gap</w:t>
-            </w:r>
-          </w:p>
-        </w:tc>
-        <w:tc>
-          <w:tcPr>
-            <w:tcW w:w="6064" w:type="dxa"/>
-            <w:tcBorders/>
-            <w:vAlign w:val="center"/>
-          </w:tcPr>
-          <w:p>
-            <w:pPr>
-              <w:pStyle w:val="TableContents"/>
-              <w:bidi w:val="0"/>
-              <w:spacing w:before="0" w:after="283"/>
-              <w:jc w:val="left"/>
-              <w:rPr/>
-            </w:pPr>
-            <w:r>
-              <w:rPr/>
-              <w:t>Policy not yet communicated to anyone</w:t>
-            </w:r>
-          </w:p>
-        </w:tc>
-        <w:tc>
-          <w:tcPr>
-            <w:tcW w:w="1197" w:type="dxa"/>
-            <w:tcBorders/>
-            <w:vAlign w:val="center"/>
-          </w:tcPr>
-          <w:p>
-            <w:pPr>
-              <w:pStyle w:val="TableContents"/>
-              <w:bidi w:val="0"/>
-              <w:spacing w:before="0" w:after="283"/>
-              <w:jc w:val="left"/>
-              <w:rPr/>
-            </w:pPr>
-            <w:r>
-              <w:rPr/>
-              <w:t>G-07</w:t>
+            <w:tcW w:w="1409" w:type="dxa"/>
+            <w:tcBorders>
+              <w:left w:val="single" w:sz="2" w:space="0" w:color="BFC7D5"/>
+              <w:bottom w:val="single" w:sz="2" w:space="0" w:color="BFC7D5"/>
+              <w:right w:val="single" w:sz="6" w:space="0" w:color="BFC7D5"/>
+            </w:tcBorders>
+            <w:vAlign w:val="center"/>
+          </w:tcPr>
+          <w:p>
+            <w:pPr>
+              <w:pStyle w:val="TableContents"/>
+              <w:bidi w:val="0"/>
+              <w:spacing w:before="0" w:after="283"/>
+              <w:jc w:val="left"/>
+              <w:rPr/>
+            </w:pPr>
+            <w:r>
+              <w:rPr/>
+              <w:t>Met (2026-10-07)</w:t>
+            </w:r>
+          </w:p>
+        </w:tc>
+        <w:tc>
+          <w:tcPr>
+            <w:tcW w:w="6073" w:type="dxa"/>
+            <w:tcBorders>
+              <w:left w:val="single" w:sz="2" w:space="0" w:color="BFC7D5"/>
+              <w:bottom w:val="single" w:sz="2" w:space="0" w:color="BFC7D5"/>
+              <w:right w:val="single" w:sz="6" w:space="0" w:color="BFC7D5"/>
+            </w:tcBorders>
+            <w:vAlign w:val="center"/>
+          </w:tcPr>
+          <w:p>
+            <w:pPr>
+              <w:pStyle w:val="TableContents"/>
+              <w:bidi w:val="0"/>
+              <w:spacing w:before="0" w:after="283"/>
+              <w:jc w:val="left"/>
+              <w:rPr/>
+            </w:pPr>
+            <w:r>
+              <w:rPr/>
+              <w:t xml:space="preserve">Policy awareness recorded for the role holders in </w:t>
+            </w:r>
+            <w:r>
+              <w:rPr>
+                <w:rStyle w:val="SourceText"/>
+              </w:rPr>
+              <w:t>REG-05</w:t>
+            </w:r>
+          </w:p>
+        </w:tc>
+        <w:tc>
+          <w:tcPr>
+            <w:tcW w:w="1172" w:type="dxa"/>
+            <w:tcBorders>
+              <w:left w:val="single" w:sz="2" w:space="0" w:color="BFC7D5"/>
+              <w:bottom w:val="single" w:sz="2" w:space="0" w:color="BFC7D5"/>
+              <w:right w:val="single" w:sz="6" w:space="0" w:color="BFC7D5"/>
+            </w:tcBorders>
+            <w:vAlign w:val="center"/>
+          </w:tcPr>
+          <w:p>
+            <w:pPr>
+              <w:pStyle w:val="TableContents"/>
+              <w:bidi w:val="0"/>
+              <w:spacing w:before="0" w:after="283"/>
+              <w:jc w:val="left"/>
+              <w:rPr/>
+            </w:pPr>
+            <w:r>
+              <w:rPr/>
+              <w:t>~~G-07~~ closed</w:t>
             </w:r>
           </w:p>
         </w:tc>
@@ -2605,8 +3123,12 @@
         <w:trPr/>
         <w:tc>
           <w:tcPr>
-            <w:tcW w:w="770" w:type="dxa"/>
-            <w:tcBorders/>
+            <w:tcW w:w="797" w:type="dxa"/>
+            <w:tcBorders>
+              <w:left w:val="single" w:sz="6" w:space="0" w:color="BFC7D5"/>
+              <w:bottom w:val="single" w:sz="2" w:space="0" w:color="BFC7D5"/>
+              <w:right w:val="single" w:sz="6" w:space="0" w:color="BFC7D5"/>
+            </w:tcBorders>
             <w:vAlign w:val="center"/>
           </w:tcPr>
           <w:p>
@@ -2625,8 +3147,12 @@
         </w:tc>
         <w:tc>
           <w:tcPr>
-            <w:tcW w:w="1906" w:type="dxa"/>
-            <w:tcBorders/>
+            <w:tcW w:w="1888" w:type="dxa"/>
+            <w:tcBorders>
+              <w:left w:val="single" w:sz="2" w:space="0" w:color="BFC7D5"/>
+              <w:bottom w:val="single" w:sz="2" w:space="0" w:color="BFC7D5"/>
+              <w:right w:val="single" w:sz="6" w:space="0" w:color="BFC7D5"/>
+            </w:tcBorders>
             <w:vAlign w:val="center"/>
           </w:tcPr>
           <w:p>
@@ -2645,8 +3171,12 @@
         </w:tc>
         <w:tc>
           <w:tcPr>
-            <w:tcW w:w="1402" w:type="dxa"/>
-            <w:tcBorders/>
+            <w:tcW w:w="1409" w:type="dxa"/>
+            <w:tcBorders>
+              <w:left w:val="single" w:sz="2" w:space="0" w:color="BFC7D5"/>
+              <w:bottom w:val="single" w:sz="2" w:space="0" w:color="BFC7D5"/>
+              <w:right w:val="single" w:sz="6" w:space="0" w:color="BFC7D5"/>
+            </w:tcBorders>
             <w:vAlign w:val="center"/>
           </w:tcPr>
           <w:p>
@@ -2665,28 +3195,36 @@
         </w:tc>
         <w:tc>
           <w:tcPr>
-            <w:tcW w:w="6064" w:type="dxa"/>
-            <w:tcBorders/>
-            <w:vAlign w:val="center"/>
-          </w:tcPr>
-          <w:p>
-            <w:pPr>
-              <w:pStyle w:val="TableContents"/>
-              <w:bidi w:val="0"/>
-              <w:spacing w:before="0" w:after="283"/>
-              <w:jc w:val="left"/>
-              <w:rPr/>
-            </w:pPr>
-            <w:r>
-              <w:rPr/>
-              <w:t>Internal communication is a single person; external is undefined</w:t>
-            </w:r>
-          </w:p>
-        </w:tc>
-        <w:tc>
-          <w:tcPr>
-            <w:tcW w:w="1197" w:type="dxa"/>
-            <w:tcBorders/>
+            <w:tcW w:w="6073" w:type="dxa"/>
+            <w:tcBorders>
+              <w:left w:val="single" w:sz="2" w:space="0" w:color="BFC7D5"/>
+              <w:bottom w:val="single" w:sz="2" w:space="0" w:color="BFC7D5"/>
+              <w:right w:val="single" w:sz="6" w:space="0" w:color="BFC7D5"/>
+            </w:tcBorders>
+            <w:vAlign w:val="center"/>
+          </w:tcPr>
+          <w:p>
+            <w:pPr>
+              <w:pStyle w:val="TableContents"/>
+              <w:bidi w:val="0"/>
+              <w:spacing w:before="0" w:after="283"/>
+              <w:jc w:val="left"/>
+              <w:rPr/>
+            </w:pPr>
+            <w:r>
+              <w:rPr/>
+              <w:t>Internal: GitHub board, email/Teams, review records (QM-01 §9); external: SOP-04 — no customer engagement yet</w:t>
+            </w:r>
+          </w:p>
+        </w:tc>
+        <w:tc>
+          <w:tcPr>
+            <w:tcW w:w="1172" w:type="dxa"/>
+            <w:tcBorders>
+              <w:left w:val="single" w:sz="2" w:space="0" w:color="BFC7D5"/>
+              <w:bottom w:val="single" w:sz="2" w:space="0" w:color="BFC7D5"/>
+              <w:right w:val="single" w:sz="6" w:space="0" w:color="BFC7D5"/>
+            </w:tcBorders>
             <w:vAlign w:val="center"/>
           </w:tcPr>
           <w:p>
@@ -2708,8 +3246,12 @@
         <w:trPr/>
         <w:tc>
           <w:tcPr>
-            <w:tcW w:w="770" w:type="dxa"/>
-            <w:tcBorders/>
+            <w:tcW w:w="797" w:type="dxa"/>
+            <w:tcBorders>
+              <w:left w:val="single" w:sz="6" w:space="0" w:color="BFC7D5"/>
+              <w:bottom w:val="single" w:sz="2" w:space="0" w:color="BFC7D5"/>
+              <w:right w:val="single" w:sz="6" w:space="0" w:color="BFC7D5"/>
+            </w:tcBorders>
             <w:vAlign w:val="center"/>
           </w:tcPr>
           <w:p>
@@ -2728,8 +3270,12 @@
         </w:tc>
         <w:tc>
           <w:tcPr>
-            <w:tcW w:w="1906" w:type="dxa"/>
-            <w:tcBorders/>
+            <w:tcW w:w="1888" w:type="dxa"/>
+            <w:tcBorders>
+              <w:left w:val="single" w:sz="2" w:space="0" w:color="BFC7D5"/>
+              <w:bottom w:val="single" w:sz="2" w:space="0" w:color="BFC7D5"/>
+              <w:right w:val="single" w:sz="6" w:space="0" w:color="BFC7D5"/>
+            </w:tcBorders>
             <w:vAlign w:val="center"/>
           </w:tcPr>
           <w:p>
@@ -2748,8 +3294,12 @@
         </w:tc>
         <w:tc>
           <w:tcPr>
-            <w:tcW w:w="1402" w:type="dxa"/>
-            <w:tcBorders/>
+            <w:tcW w:w="1409" w:type="dxa"/>
+            <w:tcBorders>
+              <w:left w:val="single" w:sz="2" w:space="0" w:color="BFC7D5"/>
+              <w:bottom w:val="single" w:sz="2" w:space="0" w:color="BFC7D5"/>
+              <w:right w:val="single" w:sz="6" w:space="0" w:color="BFC7D5"/>
+            </w:tcBorders>
             <w:vAlign w:val="center"/>
           </w:tcPr>
           <w:p>
@@ -2764,34 +3314,56 @@
               <w:rPr>
                 <w:rStyle w:val="Strong"/>
               </w:rPr>
-              <w:t>Conformant in mechanism</w:t>
-            </w:r>
-          </w:p>
-        </w:tc>
-        <w:tc>
-          <w:tcPr>
-            <w:tcW w:w="6064" w:type="dxa"/>
-            <w:tcBorders/>
-            <w:vAlign w:val="center"/>
-          </w:tcPr>
-          <w:p>
-            <w:pPr>
-              <w:pStyle w:val="TableContents"/>
-              <w:bidi w:val="0"/>
-              <w:spacing w:before="0" w:after="283"/>
-              <w:jc w:val="left"/>
-              <w:rPr/>
-            </w:pPr>
-            <w:r>
-              <w:rPr/>
-              <w:t>SOP-01 uses Git as the control mechanism — versioned, attributed, timestamped, replicated. Strong. Weakness is that the documents it controls are unapproved.</w:t>
-            </w:r>
-          </w:p>
-        </w:tc>
-        <w:tc>
-          <w:tcPr>
-            <w:tcW w:w="1197" w:type="dxa"/>
-            <w:tcBorders/>
+              <w:t>Conformant</w:t>
+            </w:r>
+            <w:r>
+              <w:rPr/>
+              <w:t xml:space="preserve"> (2026-10-07)</w:t>
+            </w:r>
+          </w:p>
+        </w:tc>
+        <w:tc>
+          <w:tcPr>
+            <w:tcW w:w="6073" w:type="dxa"/>
+            <w:tcBorders>
+              <w:left w:val="single" w:sz="2" w:space="0" w:color="BFC7D5"/>
+              <w:bottom w:val="single" w:sz="2" w:space="0" w:color="BFC7D5"/>
+              <w:right w:val="single" w:sz="6" w:space="0" w:color="BFC7D5"/>
+            </w:tcBorders>
+            <w:vAlign w:val="center"/>
+          </w:tcPr>
+          <w:p>
+            <w:pPr>
+              <w:pStyle w:val="TableContents"/>
+              <w:bidi w:val="0"/>
+              <w:spacing w:before="0" w:after="283"/>
+              <w:jc w:val="left"/>
+              <w:rPr/>
+            </w:pPr>
+            <w:r>
+              <w:rPr/>
+              <w:t>SOP-01 uses Git as the control mechanism — versioned, attributed, timestamped, replicated. All controlled documents approved 2026-10-07 (</w:t>
+            </w:r>
+            <w:r>
+              <w:rPr>
+                <w:rStyle w:val="SourceText"/>
+              </w:rPr>
+              <w:t>REG-01</w:t>
+            </w:r>
+            <w:r>
+              <w:rPr/>
+              <w:t>, AR-2026-001)</w:t>
+            </w:r>
+          </w:p>
+        </w:tc>
+        <w:tc>
+          <w:tcPr>
+            <w:tcW w:w="1172" w:type="dxa"/>
+            <w:tcBorders>
+              <w:left w:val="single" w:sz="2" w:space="0" w:color="BFC7D5"/>
+              <w:bottom w:val="single" w:sz="2" w:space="0" w:color="BFC7D5"/>
+              <w:right w:val="single" w:sz="6" w:space="0" w:color="BFC7D5"/>
+            </w:tcBorders>
             <w:vAlign w:val="center"/>
           </w:tcPr>
           <w:p>
@@ -2813,8 +3385,12 @@
         <w:trPr/>
         <w:tc>
           <w:tcPr>
-            <w:tcW w:w="770" w:type="dxa"/>
-            <w:tcBorders/>
+            <w:tcW w:w="797" w:type="dxa"/>
+            <w:tcBorders>
+              <w:left w:val="single" w:sz="6" w:space="0" w:color="BFC7D5"/>
+              <w:bottom w:val="single" w:sz="2" w:space="0" w:color="BFC7D5"/>
+              <w:right w:val="single" w:sz="6" w:space="0" w:color="BFC7D5"/>
+            </w:tcBorders>
             <w:vAlign w:val="center"/>
           </w:tcPr>
           <w:p>
@@ -2833,8 +3409,12 @@
         </w:tc>
         <w:tc>
           <w:tcPr>
-            <w:tcW w:w="1906" w:type="dxa"/>
-            <w:tcBorders/>
+            <w:tcW w:w="1888" w:type="dxa"/>
+            <w:tcBorders>
+              <w:left w:val="single" w:sz="2" w:space="0" w:color="BFC7D5"/>
+              <w:bottom w:val="single" w:sz="2" w:space="0" w:color="BFC7D5"/>
+              <w:right w:val="single" w:sz="6" w:space="0" w:color="BFC7D5"/>
+            </w:tcBorders>
             <w:vAlign w:val="center"/>
           </w:tcPr>
           <w:p>
@@ -2853,8 +3433,12 @@
         </w:tc>
         <w:tc>
           <w:tcPr>
-            <w:tcW w:w="1402" w:type="dxa"/>
-            <w:tcBorders/>
+            <w:tcW w:w="1409" w:type="dxa"/>
+            <w:tcBorders>
+              <w:left w:val="single" w:sz="2" w:space="0" w:color="BFC7D5"/>
+              <w:bottom w:val="single" w:sz="2" w:space="0" w:color="BFC7D5"/>
+              <w:right w:val="single" w:sz="6" w:space="0" w:color="BFC7D5"/>
+            </w:tcBorders>
             <w:vAlign w:val="center"/>
           </w:tcPr>
           <w:p>
@@ -2873,8 +3457,12 @@
         </w:tc>
         <w:tc>
           <w:tcPr>
-            <w:tcW w:w="6064" w:type="dxa"/>
-            <w:tcBorders/>
+            <w:tcW w:w="6073" w:type="dxa"/>
+            <w:tcBorders>
+              <w:left w:val="single" w:sz="2" w:space="0" w:color="BFC7D5"/>
+              <w:bottom w:val="single" w:sz="2" w:space="0" w:color="BFC7D5"/>
+              <w:right w:val="single" w:sz="6" w:space="0" w:color="BFC7D5"/>
+            </w:tcBorders>
             <w:vAlign w:val="center"/>
           </w:tcPr>
           <w:p>
@@ -2893,8 +3481,12 @@
         </w:tc>
         <w:tc>
           <w:tcPr>
-            <w:tcW w:w="1197" w:type="dxa"/>
-            <w:tcBorders/>
+            <w:tcW w:w="1172" w:type="dxa"/>
+            <w:tcBorders>
+              <w:left w:val="single" w:sz="2" w:space="0" w:color="BFC7D5"/>
+              <w:bottom w:val="single" w:sz="2" w:space="0" w:color="BFC7D5"/>
+              <w:right w:val="single" w:sz="6" w:space="0" w:color="BFC7D5"/>
+            </w:tcBorders>
             <w:vAlign w:val="center"/>
           </w:tcPr>
           <w:p>
@@ -2916,8 +3508,12 @@
         <w:trPr/>
         <w:tc>
           <w:tcPr>
-            <w:tcW w:w="770" w:type="dxa"/>
-            <w:tcBorders/>
+            <w:tcW w:w="797" w:type="dxa"/>
+            <w:tcBorders>
+              <w:left w:val="single" w:sz="6" w:space="0" w:color="BFC7D5"/>
+              <w:bottom w:val="single" w:sz="2" w:space="0" w:color="BFC7D5"/>
+              <w:right w:val="single" w:sz="6" w:space="0" w:color="BFC7D5"/>
+            </w:tcBorders>
             <w:vAlign w:val="center"/>
           </w:tcPr>
           <w:p>
@@ -2936,8 +3532,12 @@
         </w:tc>
         <w:tc>
           <w:tcPr>
-            <w:tcW w:w="1906" w:type="dxa"/>
-            <w:tcBorders/>
+            <w:tcW w:w="1888" w:type="dxa"/>
+            <w:tcBorders>
+              <w:left w:val="single" w:sz="2" w:space="0" w:color="BFC7D5"/>
+              <w:bottom w:val="single" w:sz="2" w:space="0" w:color="BFC7D5"/>
+              <w:right w:val="single" w:sz="6" w:space="0" w:color="BFC7D5"/>
+            </w:tcBorders>
             <w:vAlign w:val="center"/>
           </w:tcPr>
           <w:p>
@@ -2956,8 +3556,12 @@
         </w:tc>
         <w:tc>
           <w:tcPr>
-            <w:tcW w:w="1402" w:type="dxa"/>
-            <w:tcBorders/>
+            <w:tcW w:w="1409" w:type="dxa"/>
+            <w:tcBorders>
+              <w:left w:val="single" w:sz="2" w:space="0" w:color="BFC7D5"/>
+              <w:bottom w:val="single" w:sz="2" w:space="0" w:color="BFC7D5"/>
+              <w:right w:val="single" w:sz="6" w:space="0" w:color="BFC7D5"/>
+            </w:tcBorders>
             <w:vAlign w:val="center"/>
           </w:tcPr>
           <w:p>
@@ -2976,8 +3580,12 @@
         </w:tc>
         <w:tc>
           <w:tcPr>
-            <w:tcW w:w="6064" w:type="dxa"/>
-            <w:tcBorders/>
+            <w:tcW w:w="6073" w:type="dxa"/>
+            <w:tcBorders>
+              <w:left w:val="single" w:sz="2" w:space="0" w:color="BFC7D5"/>
+              <w:bottom w:val="single" w:sz="2" w:space="0" w:color="BFC7D5"/>
+              <w:right w:val="single" w:sz="6" w:space="0" w:color="BFC7D5"/>
+            </w:tcBorders>
             <w:vAlign w:val="center"/>
           </w:tcPr>
           <w:p>
@@ -2996,8 +3604,12 @@
         </w:tc>
         <w:tc>
           <w:tcPr>
-            <w:tcW w:w="1197" w:type="dxa"/>
-            <w:tcBorders/>
+            <w:tcW w:w="1172" w:type="dxa"/>
+            <w:tcBorders>
+              <w:left w:val="single" w:sz="2" w:space="0" w:color="BFC7D5"/>
+              <w:bottom w:val="single" w:sz="2" w:space="0" w:color="BFC7D5"/>
+              <w:right w:val="single" w:sz="6" w:space="0" w:color="BFC7D5"/>
+            </w:tcBorders>
             <w:vAlign w:val="center"/>
           </w:tcPr>
           <w:p>
@@ -3019,8 +3631,12 @@
         <w:trPr/>
         <w:tc>
           <w:tcPr>
-            <w:tcW w:w="770" w:type="dxa"/>
-            <w:tcBorders/>
+            <w:tcW w:w="797" w:type="dxa"/>
+            <w:tcBorders>
+              <w:left w:val="single" w:sz="6" w:space="0" w:color="BFC7D5"/>
+              <w:bottom w:val="single" w:sz="2" w:space="0" w:color="BFC7D5"/>
+              <w:right w:val="single" w:sz="6" w:space="0" w:color="BFC7D5"/>
+            </w:tcBorders>
             <w:vAlign w:val="center"/>
           </w:tcPr>
           <w:p>
@@ -3039,8 +3655,12 @@
         </w:tc>
         <w:tc>
           <w:tcPr>
-            <w:tcW w:w="1906" w:type="dxa"/>
-            <w:tcBorders/>
+            <w:tcW w:w="1888" w:type="dxa"/>
+            <w:tcBorders>
+              <w:left w:val="single" w:sz="2" w:space="0" w:color="BFC7D5"/>
+              <w:bottom w:val="single" w:sz="2" w:space="0" w:color="BFC7D5"/>
+              <w:right w:val="single" w:sz="6" w:space="0" w:color="BFC7D5"/>
+            </w:tcBorders>
             <w:vAlign w:val="center"/>
           </w:tcPr>
           <w:p>
@@ -3059,8 +3679,12 @@
         </w:tc>
         <w:tc>
           <w:tcPr>
-            <w:tcW w:w="1402" w:type="dxa"/>
-            <w:tcBorders/>
+            <w:tcW w:w="1409" w:type="dxa"/>
+            <w:tcBorders>
+              <w:left w:val="single" w:sz="2" w:space="0" w:color="BFC7D5"/>
+              <w:bottom w:val="single" w:sz="2" w:space="0" w:color="BFC7D5"/>
+              <w:right w:val="single" w:sz="6" w:space="0" w:color="BFC7D5"/>
+            </w:tcBorders>
             <w:vAlign w:val="center"/>
           </w:tcPr>
           <w:p>
@@ -3079,8 +3703,12 @@
         </w:tc>
         <w:tc>
           <w:tcPr>
-            <w:tcW w:w="6064" w:type="dxa"/>
-            <w:tcBorders/>
+            <w:tcW w:w="6073" w:type="dxa"/>
+            <w:tcBorders>
+              <w:left w:val="single" w:sz="2" w:space="0" w:color="BFC7D5"/>
+              <w:bottom w:val="single" w:sz="2" w:space="0" w:color="BFC7D5"/>
+              <w:right w:val="single" w:sz="6" w:space="0" w:color="BFC7D5"/>
+            </w:tcBorders>
             <w:vAlign w:val="center"/>
           </w:tcPr>
           <w:p>
@@ -3099,8 +3727,12 @@
         </w:tc>
         <w:tc>
           <w:tcPr>
-            <w:tcW w:w="1197" w:type="dxa"/>
-            <w:tcBorders/>
+            <w:tcW w:w="1172" w:type="dxa"/>
+            <w:tcBorders>
+              <w:left w:val="single" w:sz="2" w:space="0" w:color="BFC7D5"/>
+              <w:bottom w:val="single" w:sz="2" w:space="0" w:color="BFC7D5"/>
+              <w:right w:val="single" w:sz="6" w:space="0" w:color="BFC7D5"/>
+            </w:tcBorders>
             <w:vAlign w:val="center"/>
           </w:tcPr>
           <w:p>
@@ -3122,8 +3754,12 @@
         <w:trPr/>
         <w:tc>
           <w:tcPr>
-            <w:tcW w:w="770" w:type="dxa"/>
-            <w:tcBorders/>
+            <w:tcW w:w="797" w:type="dxa"/>
+            <w:tcBorders>
+              <w:left w:val="single" w:sz="6" w:space="0" w:color="BFC7D5"/>
+              <w:bottom w:val="single" w:sz="2" w:space="0" w:color="BFC7D5"/>
+              <w:right w:val="single" w:sz="6" w:space="0" w:color="BFC7D5"/>
+            </w:tcBorders>
             <w:vAlign w:val="center"/>
           </w:tcPr>
           <w:p>
@@ -3142,8 +3778,12 @@
         </w:tc>
         <w:tc>
           <w:tcPr>
-            <w:tcW w:w="1906" w:type="dxa"/>
-            <w:tcBorders/>
+            <w:tcW w:w="1888" w:type="dxa"/>
+            <w:tcBorders>
+              <w:left w:val="single" w:sz="2" w:space="0" w:color="BFC7D5"/>
+              <w:bottom w:val="single" w:sz="2" w:space="0" w:color="BFC7D5"/>
+              <w:right w:val="single" w:sz="6" w:space="0" w:color="BFC7D5"/>
+            </w:tcBorders>
             <w:vAlign w:val="center"/>
           </w:tcPr>
           <w:p>
@@ -3162,8 +3802,12 @@
         </w:tc>
         <w:tc>
           <w:tcPr>
-            <w:tcW w:w="1402" w:type="dxa"/>
-            <w:tcBorders/>
+            <w:tcW w:w="1409" w:type="dxa"/>
+            <w:tcBorders>
+              <w:left w:val="single" w:sz="2" w:space="0" w:color="BFC7D5"/>
+              <w:bottom w:val="single" w:sz="2" w:space="0" w:color="BFC7D5"/>
+              <w:right w:val="single" w:sz="6" w:space="0" w:color="BFC7D5"/>
+            </w:tcBorders>
             <w:vAlign w:val="center"/>
           </w:tcPr>
           <w:p>
@@ -3182,8 +3826,12 @@
         </w:tc>
         <w:tc>
           <w:tcPr>
-            <w:tcW w:w="6064" w:type="dxa"/>
-            <w:tcBorders/>
+            <w:tcW w:w="6073" w:type="dxa"/>
+            <w:tcBorders>
+              <w:left w:val="single" w:sz="2" w:space="0" w:color="BFC7D5"/>
+              <w:bottom w:val="single" w:sz="2" w:space="0" w:color="BFC7D5"/>
+              <w:right w:val="single" w:sz="6" w:space="0" w:color="BFC7D5"/>
+            </w:tcBorders>
             <w:vAlign w:val="center"/>
           </w:tcPr>
           <w:p>
@@ -3202,8 +3850,12 @@
         </w:tc>
         <w:tc>
           <w:tcPr>
-            <w:tcW w:w="1197" w:type="dxa"/>
-            <w:tcBorders/>
+            <w:tcW w:w="1172" w:type="dxa"/>
+            <w:tcBorders>
+              <w:left w:val="single" w:sz="2" w:space="0" w:color="BFC7D5"/>
+              <w:bottom w:val="single" w:sz="2" w:space="0" w:color="BFC7D5"/>
+              <w:right w:val="single" w:sz="6" w:space="0" w:color="BFC7D5"/>
+            </w:tcBorders>
             <w:vAlign w:val="center"/>
           </w:tcPr>
           <w:p>
@@ -3225,8 +3877,12 @@
         <w:trPr/>
         <w:tc>
           <w:tcPr>
-            <w:tcW w:w="770" w:type="dxa"/>
-            <w:tcBorders/>
+            <w:tcW w:w="797" w:type="dxa"/>
+            <w:tcBorders>
+              <w:left w:val="single" w:sz="6" w:space="0" w:color="BFC7D5"/>
+              <w:bottom w:val="single" w:sz="2" w:space="0" w:color="BFC7D5"/>
+              <w:right w:val="single" w:sz="6" w:space="0" w:color="BFC7D5"/>
+            </w:tcBorders>
             <w:vAlign w:val="center"/>
           </w:tcPr>
           <w:p>
@@ -3245,8 +3901,12 @@
         </w:tc>
         <w:tc>
           <w:tcPr>
-            <w:tcW w:w="1906" w:type="dxa"/>
-            <w:tcBorders/>
+            <w:tcW w:w="1888" w:type="dxa"/>
+            <w:tcBorders>
+              <w:left w:val="single" w:sz="2" w:space="0" w:color="BFC7D5"/>
+              <w:bottom w:val="single" w:sz="2" w:space="0" w:color="BFC7D5"/>
+              <w:right w:val="single" w:sz="6" w:space="0" w:color="BFC7D5"/>
+            </w:tcBorders>
             <w:vAlign w:val="center"/>
           </w:tcPr>
           <w:p>
@@ -3265,8 +3925,12 @@
         </w:tc>
         <w:tc>
           <w:tcPr>
-            <w:tcW w:w="1402" w:type="dxa"/>
-            <w:tcBorders/>
+            <w:tcW w:w="1409" w:type="dxa"/>
+            <w:tcBorders>
+              <w:left w:val="single" w:sz="2" w:space="0" w:color="BFC7D5"/>
+              <w:bottom w:val="single" w:sz="2" w:space="0" w:color="BFC7D5"/>
+              <w:right w:val="single" w:sz="6" w:space="0" w:color="BFC7D5"/>
+            </w:tcBorders>
             <w:vAlign w:val="center"/>
           </w:tcPr>
           <w:p>
@@ -3285,8 +3949,12 @@
         </w:tc>
         <w:tc>
           <w:tcPr>
-            <w:tcW w:w="6064" w:type="dxa"/>
-            <w:tcBorders/>
+            <w:tcW w:w="6073" w:type="dxa"/>
+            <w:tcBorders>
+              <w:left w:val="single" w:sz="2" w:space="0" w:color="BFC7D5"/>
+              <w:bottom w:val="single" w:sz="2" w:space="0" w:color="BFC7D5"/>
+              <w:right w:val="single" w:sz="6" w:space="0" w:color="BFC7D5"/>
+            </w:tcBorders>
             <w:vAlign w:val="center"/>
           </w:tcPr>
           <w:p>
@@ -3315,8 +3983,12 @@
         </w:tc>
         <w:tc>
           <w:tcPr>
-            <w:tcW w:w="1197" w:type="dxa"/>
-            <w:tcBorders/>
+            <w:tcW w:w="1172" w:type="dxa"/>
+            <w:tcBorders>
+              <w:left w:val="single" w:sz="2" w:space="0" w:color="BFC7D5"/>
+              <w:bottom w:val="single" w:sz="2" w:space="0" w:color="BFC7D5"/>
+              <w:right w:val="single" w:sz="6" w:space="0" w:color="BFC7D5"/>
+            </w:tcBorders>
             <w:vAlign w:val="center"/>
           </w:tcPr>
           <w:p>
@@ -3338,8 +4010,12 @@
         <w:trPr/>
         <w:tc>
           <w:tcPr>
-            <w:tcW w:w="770" w:type="dxa"/>
-            <w:tcBorders/>
+            <w:tcW w:w="797" w:type="dxa"/>
+            <w:tcBorders>
+              <w:left w:val="single" w:sz="6" w:space="0" w:color="BFC7D5"/>
+              <w:bottom w:val="single" w:sz="2" w:space="0" w:color="BFC7D5"/>
+              <w:right w:val="single" w:sz="6" w:space="0" w:color="BFC7D5"/>
+            </w:tcBorders>
             <w:vAlign w:val="center"/>
           </w:tcPr>
           <w:p>
@@ -3358,8 +4034,12 @@
         </w:tc>
         <w:tc>
           <w:tcPr>
-            <w:tcW w:w="1906" w:type="dxa"/>
-            <w:tcBorders/>
+            <w:tcW w:w="1888" w:type="dxa"/>
+            <w:tcBorders>
+              <w:left w:val="single" w:sz="2" w:space="0" w:color="BFC7D5"/>
+              <w:bottom w:val="single" w:sz="2" w:space="0" w:color="BFC7D5"/>
+              <w:right w:val="single" w:sz="6" w:space="0" w:color="BFC7D5"/>
+            </w:tcBorders>
             <w:vAlign w:val="center"/>
           </w:tcPr>
           <w:p>
@@ -3378,8 +4058,12 @@
         </w:tc>
         <w:tc>
           <w:tcPr>
-            <w:tcW w:w="1402" w:type="dxa"/>
-            <w:tcBorders/>
+            <w:tcW w:w="1409" w:type="dxa"/>
+            <w:tcBorders>
+              <w:left w:val="single" w:sz="2" w:space="0" w:color="BFC7D5"/>
+              <w:bottom w:val="single" w:sz="2" w:space="0" w:color="BFC7D5"/>
+              <w:right w:val="single" w:sz="6" w:space="0" w:color="BFC7D5"/>
+            </w:tcBorders>
             <w:vAlign w:val="center"/>
           </w:tcPr>
           <w:p>
@@ -3398,8 +4082,12 @@
         </w:tc>
         <w:tc>
           <w:tcPr>
-            <w:tcW w:w="6064" w:type="dxa"/>
-            <w:tcBorders/>
+            <w:tcW w:w="6073" w:type="dxa"/>
+            <w:tcBorders>
+              <w:left w:val="single" w:sz="2" w:space="0" w:color="BFC7D5"/>
+              <w:bottom w:val="single" w:sz="2" w:space="0" w:color="BFC7D5"/>
+              <w:right w:val="single" w:sz="6" w:space="0" w:color="BFC7D5"/>
+            </w:tcBorders>
             <w:vAlign w:val="center"/>
           </w:tcPr>
           <w:p>
@@ -3418,8 +4106,12 @@
         </w:tc>
         <w:tc>
           <w:tcPr>
-            <w:tcW w:w="1197" w:type="dxa"/>
-            <w:tcBorders/>
+            <w:tcW w:w="1172" w:type="dxa"/>
+            <w:tcBorders>
+              <w:left w:val="single" w:sz="2" w:space="0" w:color="BFC7D5"/>
+              <w:bottom w:val="single" w:sz="2" w:space="0" w:color="BFC7D5"/>
+              <w:right w:val="single" w:sz="6" w:space="0" w:color="BFC7D5"/>
+            </w:tcBorders>
             <w:vAlign w:val="center"/>
           </w:tcPr>
           <w:p>
@@ -3441,8 +4133,12 @@
         <w:trPr/>
         <w:tc>
           <w:tcPr>
-            <w:tcW w:w="770" w:type="dxa"/>
-            <w:tcBorders/>
+            <w:tcW w:w="797" w:type="dxa"/>
+            <w:tcBorders>
+              <w:left w:val="single" w:sz="6" w:space="0" w:color="BFC7D5"/>
+              <w:bottom w:val="single" w:sz="2" w:space="0" w:color="BFC7D5"/>
+              <w:right w:val="single" w:sz="6" w:space="0" w:color="BFC7D5"/>
+            </w:tcBorders>
             <w:vAlign w:val="center"/>
           </w:tcPr>
           <w:p>
@@ -3461,8 +4157,12 @@
         </w:tc>
         <w:tc>
           <w:tcPr>
-            <w:tcW w:w="1906" w:type="dxa"/>
-            <w:tcBorders/>
+            <w:tcW w:w="1888" w:type="dxa"/>
+            <w:tcBorders>
+              <w:left w:val="single" w:sz="2" w:space="0" w:color="BFC7D5"/>
+              <w:bottom w:val="single" w:sz="2" w:space="0" w:color="BFC7D5"/>
+              <w:right w:val="single" w:sz="6" w:space="0" w:color="BFC7D5"/>
+            </w:tcBorders>
             <w:vAlign w:val="center"/>
           </w:tcPr>
           <w:p>
@@ -3481,8 +4181,12 @@
         </w:tc>
         <w:tc>
           <w:tcPr>
-            <w:tcW w:w="1402" w:type="dxa"/>
-            <w:tcBorders/>
+            <w:tcW w:w="1409" w:type="dxa"/>
+            <w:tcBorders>
+              <w:left w:val="single" w:sz="2" w:space="0" w:color="BFC7D5"/>
+              <w:bottom w:val="single" w:sz="2" w:space="0" w:color="BFC7D5"/>
+              <w:right w:val="single" w:sz="6" w:space="0" w:color="BFC7D5"/>
+            </w:tcBorders>
             <w:vAlign w:val="center"/>
           </w:tcPr>
           <w:p>
@@ -3503,8 +4207,12 @@
         </w:tc>
         <w:tc>
           <w:tcPr>
-            <w:tcW w:w="6064" w:type="dxa"/>
-            <w:tcBorders/>
+            <w:tcW w:w="6073" w:type="dxa"/>
+            <w:tcBorders>
+              <w:left w:val="single" w:sz="2" w:space="0" w:color="BFC7D5"/>
+              <w:bottom w:val="single" w:sz="2" w:space="0" w:color="BFC7D5"/>
+              <w:right w:val="single" w:sz="6" w:space="0" w:color="BFC7D5"/>
+            </w:tcBorders>
             <w:vAlign w:val="center"/>
           </w:tcPr>
           <w:p>
@@ -3523,14 +4231,34 @@
               <w:rPr>
                 <w:rStyle w:val="Strong"/>
               </w:rPr>
-              <w:t>No design review records exist.</w:t>
-            </w:r>
-          </w:p>
-        </w:tc>
-        <w:tc>
-          <w:tcPr>
-            <w:tcW w:w="1197" w:type="dxa"/>
-            <w:tcBorders/>
+              <w:t xml:space="preserve">Design reviews now recorded (2026-10-07): 8 reviews, 40 actions in </w:t>
+            </w:r>
+            <w:r>
+              <w:rPr>
+                <w:rStyle w:val="SourceText"/>
+              </w:rPr>
+              <w:t>REG-10</w:t>
+            </w:r>
+            <w:r>
+              <w:rPr>
+                <w:rStyle w:val="Strong"/>
+              </w:rPr>
+              <w:t>.</w:t>
+            </w:r>
+            <w:r>
+              <w:rPr/>
+              <w:t xml:space="preserve"> Before that, no design review records existed.</w:t>
+            </w:r>
+          </w:p>
+        </w:tc>
+        <w:tc>
+          <w:tcPr>
+            <w:tcW w:w="1172" w:type="dxa"/>
+            <w:tcBorders>
+              <w:left w:val="single" w:sz="2" w:space="0" w:color="BFC7D5"/>
+              <w:bottom w:val="single" w:sz="2" w:space="0" w:color="BFC7D5"/>
+              <w:right w:val="single" w:sz="6" w:space="0" w:color="BFC7D5"/>
+            </w:tcBorders>
             <w:vAlign w:val="center"/>
           </w:tcPr>
           <w:p>
@@ -3552,8 +4280,12 @@
         <w:trPr/>
         <w:tc>
           <w:tcPr>
-            <w:tcW w:w="770" w:type="dxa"/>
-            <w:tcBorders/>
+            <w:tcW w:w="797" w:type="dxa"/>
+            <w:tcBorders>
+              <w:left w:val="single" w:sz="6" w:space="0" w:color="BFC7D5"/>
+              <w:bottom w:val="single" w:sz="2" w:space="0" w:color="BFC7D5"/>
+              <w:right w:val="single" w:sz="6" w:space="0" w:color="BFC7D5"/>
+            </w:tcBorders>
             <w:vAlign w:val="center"/>
           </w:tcPr>
           <w:p>
@@ -3572,8 +4304,12 @@
         </w:tc>
         <w:tc>
           <w:tcPr>
-            <w:tcW w:w="1906" w:type="dxa"/>
-            <w:tcBorders/>
+            <w:tcW w:w="1888" w:type="dxa"/>
+            <w:tcBorders>
+              <w:left w:val="single" w:sz="2" w:space="0" w:color="BFC7D5"/>
+              <w:bottom w:val="single" w:sz="2" w:space="0" w:color="BFC7D5"/>
+              <w:right w:val="single" w:sz="6" w:space="0" w:color="BFC7D5"/>
+            </w:tcBorders>
             <w:vAlign w:val="center"/>
           </w:tcPr>
           <w:p>
@@ -3592,8 +4328,12 @@
         </w:tc>
         <w:tc>
           <w:tcPr>
-            <w:tcW w:w="1402" w:type="dxa"/>
-            <w:tcBorders/>
+            <w:tcW w:w="1409" w:type="dxa"/>
+            <w:tcBorders>
+              <w:left w:val="single" w:sz="2" w:space="0" w:color="BFC7D5"/>
+              <w:bottom w:val="single" w:sz="2" w:space="0" w:color="BFC7D5"/>
+              <w:right w:val="single" w:sz="6" w:space="0" w:color="BFC7D5"/>
+            </w:tcBorders>
             <w:vAlign w:val="center"/>
           </w:tcPr>
           <w:p>
@@ -3612,8 +4352,12 @@
         </w:tc>
         <w:tc>
           <w:tcPr>
-            <w:tcW w:w="6064" w:type="dxa"/>
-            <w:tcBorders/>
+            <w:tcW w:w="6073" w:type="dxa"/>
+            <w:tcBorders>
+              <w:left w:val="single" w:sz="2" w:space="0" w:color="BFC7D5"/>
+              <w:bottom w:val="single" w:sz="2" w:space="0" w:color="BFC7D5"/>
+              <w:right w:val="single" w:sz="6" w:space="0" w:color="BFC7D5"/>
+            </w:tcBorders>
             <w:vAlign w:val="center"/>
           </w:tcPr>
           <w:p>
@@ -3652,8 +4396,12 @@
         </w:tc>
         <w:tc>
           <w:tcPr>
-            <w:tcW w:w="1197" w:type="dxa"/>
-            <w:tcBorders/>
+            <w:tcW w:w="1172" w:type="dxa"/>
+            <w:tcBorders>
+              <w:left w:val="single" w:sz="2" w:space="0" w:color="BFC7D5"/>
+              <w:bottom w:val="single" w:sz="2" w:space="0" w:color="BFC7D5"/>
+              <w:right w:val="single" w:sz="6" w:space="0" w:color="BFC7D5"/>
+            </w:tcBorders>
             <w:vAlign w:val="center"/>
           </w:tcPr>
           <w:p>
@@ -3675,8 +4423,12 @@
         <w:trPr/>
         <w:tc>
           <w:tcPr>
-            <w:tcW w:w="770" w:type="dxa"/>
-            <w:tcBorders/>
+            <w:tcW w:w="797" w:type="dxa"/>
+            <w:tcBorders>
+              <w:left w:val="single" w:sz="6" w:space="0" w:color="BFC7D5"/>
+              <w:bottom w:val="single" w:sz="2" w:space="0" w:color="BFC7D5"/>
+              <w:right w:val="single" w:sz="6" w:space="0" w:color="BFC7D5"/>
+            </w:tcBorders>
             <w:vAlign w:val="center"/>
           </w:tcPr>
           <w:p>
@@ -3695,8 +4447,12 @@
         </w:tc>
         <w:tc>
           <w:tcPr>
-            <w:tcW w:w="1906" w:type="dxa"/>
-            <w:tcBorders/>
+            <w:tcW w:w="1888" w:type="dxa"/>
+            <w:tcBorders>
+              <w:left w:val="single" w:sz="2" w:space="0" w:color="BFC7D5"/>
+              <w:bottom w:val="single" w:sz="2" w:space="0" w:color="BFC7D5"/>
+              <w:right w:val="single" w:sz="6" w:space="0" w:color="BFC7D5"/>
+            </w:tcBorders>
             <w:vAlign w:val="center"/>
           </w:tcPr>
           <w:p>
@@ -3715,8 +4471,12 @@
         </w:tc>
         <w:tc>
           <w:tcPr>
-            <w:tcW w:w="1402" w:type="dxa"/>
-            <w:tcBorders/>
+            <w:tcW w:w="1409" w:type="dxa"/>
+            <w:tcBorders>
+              <w:left w:val="single" w:sz="2" w:space="0" w:color="BFC7D5"/>
+              <w:bottom w:val="single" w:sz="2" w:space="0" w:color="BFC7D5"/>
+              <w:right w:val="single" w:sz="6" w:space="0" w:color="BFC7D5"/>
+            </w:tcBorders>
             <w:vAlign w:val="center"/>
           </w:tcPr>
           <w:p>
@@ -3735,8 +4495,12 @@
         </w:tc>
         <w:tc>
           <w:tcPr>
-            <w:tcW w:w="6064" w:type="dxa"/>
-            <w:tcBorders/>
+            <w:tcW w:w="6073" w:type="dxa"/>
+            <w:tcBorders>
+              <w:left w:val="single" w:sz="2" w:space="0" w:color="BFC7D5"/>
+              <w:bottom w:val="single" w:sz="2" w:space="0" w:color="BFC7D5"/>
+              <w:right w:val="single" w:sz="6" w:space="0" w:color="BFC7D5"/>
+            </w:tcBorders>
             <w:vAlign w:val="center"/>
           </w:tcPr>
           <w:p>
@@ -3755,8 +4519,12 @@
         </w:tc>
         <w:tc>
           <w:tcPr>
-            <w:tcW w:w="1197" w:type="dxa"/>
-            <w:tcBorders/>
+            <w:tcW w:w="1172" w:type="dxa"/>
+            <w:tcBorders>
+              <w:left w:val="single" w:sz="2" w:space="0" w:color="BFC7D5"/>
+              <w:bottom w:val="single" w:sz="2" w:space="0" w:color="BFC7D5"/>
+              <w:right w:val="single" w:sz="6" w:space="0" w:color="BFC7D5"/>
+            </w:tcBorders>
             <w:vAlign w:val="center"/>
           </w:tcPr>
           <w:p>
@@ -3778,8 +4546,12 @@
         <w:trPr/>
         <w:tc>
           <w:tcPr>
-            <w:tcW w:w="770" w:type="dxa"/>
-            <w:tcBorders/>
+            <w:tcW w:w="797" w:type="dxa"/>
+            <w:tcBorders>
+              <w:left w:val="single" w:sz="6" w:space="0" w:color="BFC7D5"/>
+              <w:bottom w:val="single" w:sz="2" w:space="0" w:color="BFC7D5"/>
+              <w:right w:val="single" w:sz="6" w:space="0" w:color="BFC7D5"/>
+            </w:tcBorders>
             <w:vAlign w:val="center"/>
           </w:tcPr>
           <w:p>
@@ -3798,8 +4570,12 @@
         </w:tc>
         <w:tc>
           <w:tcPr>
-            <w:tcW w:w="1906" w:type="dxa"/>
-            <w:tcBorders/>
+            <w:tcW w:w="1888" w:type="dxa"/>
+            <w:tcBorders>
+              <w:left w:val="single" w:sz="2" w:space="0" w:color="BFC7D5"/>
+              <w:bottom w:val="single" w:sz="2" w:space="0" w:color="BFC7D5"/>
+              <w:right w:val="single" w:sz="6" w:space="0" w:color="BFC7D5"/>
+            </w:tcBorders>
             <w:vAlign w:val="center"/>
           </w:tcPr>
           <w:p>
@@ -3818,8 +4594,12 @@
         </w:tc>
         <w:tc>
           <w:tcPr>
-            <w:tcW w:w="1402" w:type="dxa"/>
-            <w:tcBorders/>
+            <w:tcW w:w="1409" w:type="dxa"/>
+            <w:tcBorders>
+              <w:left w:val="single" w:sz="2" w:space="0" w:color="BFC7D5"/>
+              <w:bottom w:val="single" w:sz="2" w:space="0" w:color="BFC7D5"/>
+              <w:right w:val="single" w:sz="6" w:space="0" w:color="BFC7D5"/>
+            </w:tcBorders>
             <w:vAlign w:val="center"/>
           </w:tcPr>
           <w:p>
@@ -3838,8 +4618,12 @@
         </w:tc>
         <w:tc>
           <w:tcPr>
-            <w:tcW w:w="6064" w:type="dxa"/>
-            <w:tcBorders/>
+            <w:tcW w:w="6073" w:type="dxa"/>
+            <w:tcBorders>
+              <w:left w:val="single" w:sz="2" w:space="0" w:color="BFC7D5"/>
+              <w:bottom w:val="single" w:sz="2" w:space="0" w:color="BFC7D5"/>
+              <w:right w:val="single" w:sz="6" w:space="0" w:color="BFC7D5"/>
+            </w:tcBorders>
             <w:vAlign w:val="center"/>
           </w:tcPr>
           <w:p>
@@ -3868,8 +4652,12 @@
         </w:tc>
         <w:tc>
           <w:tcPr>
-            <w:tcW w:w="1197" w:type="dxa"/>
-            <w:tcBorders/>
+            <w:tcW w:w="1172" w:type="dxa"/>
+            <w:tcBorders>
+              <w:left w:val="single" w:sz="2" w:space="0" w:color="BFC7D5"/>
+              <w:bottom w:val="single" w:sz="2" w:space="0" w:color="BFC7D5"/>
+              <w:right w:val="single" w:sz="6" w:space="0" w:color="BFC7D5"/>
+            </w:tcBorders>
             <w:vAlign w:val="center"/>
           </w:tcPr>
           <w:p>
@@ -3891,8 +4679,12 @@
         <w:trPr/>
         <w:tc>
           <w:tcPr>
-            <w:tcW w:w="770" w:type="dxa"/>
-            <w:tcBorders/>
+            <w:tcW w:w="797" w:type="dxa"/>
+            <w:tcBorders>
+              <w:left w:val="single" w:sz="6" w:space="0" w:color="BFC7D5"/>
+              <w:bottom w:val="single" w:sz="2" w:space="0" w:color="BFC7D5"/>
+              <w:right w:val="single" w:sz="6" w:space="0" w:color="BFC7D5"/>
+            </w:tcBorders>
             <w:vAlign w:val="center"/>
           </w:tcPr>
           <w:p>
@@ -3911,8 +4703,12 @@
         </w:tc>
         <w:tc>
           <w:tcPr>
-            <w:tcW w:w="1906" w:type="dxa"/>
-            <w:tcBorders/>
+            <w:tcW w:w="1888" w:type="dxa"/>
+            <w:tcBorders>
+              <w:left w:val="single" w:sz="2" w:space="0" w:color="BFC7D5"/>
+              <w:bottom w:val="single" w:sz="2" w:space="0" w:color="BFC7D5"/>
+              <w:right w:val="single" w:sz="6" w:space="0" w:color="BFC7D5"/>
+            </w:tcBorders>
             <w:vAlign w:val="center"/>
           </w:tcPr>
           <w:p>
@@ -3931,8 +4727,12 @@
         </w:tc>
         <w:tc>
           <w:tcPr>
-            <w:tcW w:w="1402" w:type="dxa"/>
-            <w:tcBorders/>
+            <w:tcW w:w="1409" w:type="dxa"/>
+            <w:tcBorders>
+              <w:left w:val="single" w:sz="2" w:space="0" w:color="BFC7D5"/>
+              <w:bottom w:val="single" w:sz="2" w:space="0" w:color="BFC7D5"/>
+              <w:right w:val="single" w:sz="6" w:space="0" w:color="BFC7D5"/>
+            </w:tcBorders>
             <w:vAlign w:val="center"/>
           </w:tcPr>
           <w:p>
@@ -3951,31 +4751,25 @@
         </w:tc>
         <w:tc>
           <w:tcPr>
-            <w:tcW w:w="6064" w:type="dxa"/>
-            <w:tcBorders/>
-            <w:vAlign w:val="center"/>
-          </w:tcPr>
-          <w:p>
-            <w:pPr>
-              <w:pStyle w:val="TableContents"/>
-              <w:bidi w:val="0"/>
-              <w:spacing w:before="0" w:after="283"/>
-              <w:jc w:val="left"/>
-              <w:rPr/>
-            </w:pPr>
-            <w:r>
-              <w:rPr/>
-              <w:t xml:space="preserve">Strong for most packages (14/20 backend exact-pinned); </w:t>
-            </w:r>
-            <w:r>
-              <w:rPr>
-                <w:rStyle w:val="Strong"/>
-              </w:rPr>
-              <w:t>one dependency installed from a moving Git branch, which caused a real outage</w:t>
-            </w:r>
-            <w:r>
-              <w:rPr/>
-              <w:t xml:space="preserve"> (</w:t>
+            <w:tcW w:w="6073" w:type="dxa"/>
+            <w:tcBorders>
+              <w:left w:val="single" w:sz="2" w:space="0" w:color="BFC7D5"/>
+              <w:bottom w:val="single" w:sz="2" w:space="0" w:color="BFC7D5"/>
+              <w:right w:val="single" w:sz="6" w:space="0" w:color="BFC7D5"/>
+            </w:tcBorders>
+            <w:vAlign w:val="center"/>
+          </w:tcPr>
+          <w:p>
+            <w:pPr>
+              <w:pStyle w:val="TableContents"/>
+              <w:bidi w:val="0"/>
+              <w:spacing w:before="0" w:after="283"/>
+              <w:jc w:val="left"/>
+              <w:rPr/>
+            </w:pPr>
+            <w:r>
+              <w:rPr/>
+              <w:t>Strong for most packages (14/20 backend exact-pinned); the one dependency installed from a moving Git branch, which caused a real outage (</w:t>
             </w:r>
             <w:r>
               <w:rPr>
@@ -3985,14 +4779,28 @@
             </w:r>
             <w:r>
               <w:rPr/>
-              <w:t>)</w:t>
-            </w:r>
-          </w:p>
-        </w:tc>
-        <w:tc>
-          <w:tcPr>
-            <w:tcW w:w="1197" w:type="dxa"/>
-            <w:tcBorders/>
+              <w:t>), was pinned to a commit on 2026-09-22 (</w:t>
+            </w:r>
+            <w:r>
+              <w:rPr>
+                <w:rStyle w:val="SourceText"/>
+              </w:rPr>
+              <w:t>51fd3bc</w:t>
+            </w:r>
+            <w:r>
+              <w:rPr/>
+              <w:t>); licence inventory still open</w:t>
+            </w:r>
+          </w:p>
+        </w:tc>
+        <w:tc>
+          <w:tcPr>
+            <w:tcW w:w="1172" w:type="dxa"/>
+            <w:tcBorders>
+              <w:left w:val="single" w:sz="2" w:space="0" w:color="BFC7D5"/>
+              <w:bottom w:val="single" w:sz="2" w:space="0" w:color="BFC7D5"/>
+              <w:right w:val="single" w:sz="6" w:space="0" w:color="BFC7D5"/>
+            </w:tcBorders>
             <w:vAlign w:val="center"/>
           </w:tcPr>
           <w:p>
@@ -4014,8 +4822,12 @@
         <w:trPr/>
         <w:tc>
           <w:tcPr>
-            <w:tcW w:w="770" w:type="dxa"/>
-            <w:tcBorders/>
+            <w:tcW w:w="797" w:type="dxa"/>
+            <w:tcBorders>
+              <w:left w:val="single" w:sz="6" w:space="0" w:color="BFC7D5"/>
+              <w:bottom w:val="single" w:sz="2" w:space="0" w:color="BFC7D5"/>
+              <w:right w:val="single" w:sz="6" w:space="0" w:color="BFC7D5"/>
+            </w:tcBorders>
             <w:vAlign w:val="center"/>
           </w:tcPr>
           <w:p>
@@ -4034,8 +4846,12 @@
         </w:tc>
         <w:tc>
           <w:tcPr>
-            <w:tcW w:w="1906" w:type="dxa"/>
-            <w:tcBorders/>
+            <w:tcW w:w="1888" w:type="dxa"/>
+            <w:tcBorders>
+              <w:left w:val="single" w:sz="2" w:space="0" w:color="BFC7D5"/>
+              <w:bottom w:val="single" w:sz="2" w:space="0" w:color="BFC7D5"/>
+              <w:right w:val="single" w:sz="6" w:space="0" w:color="BFC7D5"/>
+            </w:tcBorders>
             <w:vAlign w:val="center"/>
           </w:tcPr>
           <w:p>
@@ -4054,8 +4870,12 @@
         </w:tc>
         <w:tc>
           <w:tcPr>
-            <w:tcW w:w="1402" w:type="dxa"/>
-            <w:tcBorders/>
+            <w:tcW w:w="1409" w:type="dxa"/>
+            <w:tcBorders>
+              <w:left w:val="single" w:sz="2" w:space="0" w:color="BFC7D5"/>
+              <w:bottom w:val="single" w:sz="2" w:space="0" w:color="BFC7D5"/>
+              <w:right w:val="single" w:sz="6" w:space="0" w:color="BFC7D5"/>
+            </w:tcBorders>
             <w:vAlign w:val="center"/>
           </w:tcPr>
           <w:p>
@@ -4074,8 +4894,12 @@
         </w:tc>
         <w:tc>
           <w:tcPr>
-            <w:tcW w:w="6064" w:type="dxa"/>
-            <w:tcBorders/>
+            <w:tcW w:w="6073" w:type="dxa"/>
+            <w:tcBorders>
+              <w:left w:val="single" w:sz="2" w:space="0" w:color="BFC7D5"/>
+              <w:bottom w:val="single" w:sz="2" w:space="0" w:color="BFC7D5"/>
+              <w:right w:val="single" w:sz="6" w:space="0" w:color="BFC7D5"/>
+            </w:tcBorders>
             <w:vAlign w:val="center"/>
           </w:tcPr>
           <w:p>
@@ -4094,8 +4918,12 @@
         </w:tc>
         <w:tc>
           <w:tcPr>
-            <w:tcW w:w="1197" w:type="dxa"/>
-            <w:tcBorders/>
+            <w:tcW w:w="1172" w:type="dxa"/>
+            <w:tcBorders>
+              <w:left w:val="single" w:sz="2" w:space="0" w:color="BFC7D5"/>
+              <w:bottom w:val="single" w:sz="2" w:space="0" w:color="BFC7D5"/>
+              <w:right w:val="single" w:sz="6" w:space="0" w:color="BFC7D5"/>
+            </w:tcBorders>
             <w:vAlign w:val="center"/>
           </w:tcPr>
           <w:p>
@@ -4117,8 +4945,12 @@
         <w:trPr/>
         <w:tc>
           <w:tcPr>
-            <w:tcW w:w="770" w:type="dxa"/>
-            <w:tcBorders/>
+            <w:tcW w:w="797" w:type="dxa"/>
+            <w:tcBorders>
+              <w:left w:val="single" w:sz="6" w:space="0" w:color="BFC7D5"/>
+              <w:bottom w:val="single" w:sz="2" w:space="0" w:color="BFC7D5"/>
+              <w:right w:val="single" w:sz="6" w:space="0" w:color="BFC7D5"/>
+            </w:tcBorders>
             <w:vAlign w:val="center"/>
           </w:tcPr>
           <w:p>
@@ -4137,8 +4969,12 @@
         </w:tc>
         <w:tc>
           <w:tcPr>
-            <w:tcW w:w="1906" w:type="dxa"/>
-            <w:tcBorders/>
+            <w:tcW w:w="1888" w:type="dxa"/>
+            <w:tcBorders>
+              <w:left w:val="single" w:sz="2" w:space="0" w:color="BFC7D5"/>
+              <w:bottom w:val="single" w:sz="2" w:space="0" w:color="BFC7D5"/>
+              <w:right w:val="single" w:sz="6" w:space="0" w:color="BFC7D5"/>
+            </w:tcBorders>
             <w:vAlign w:val="center"/>
           </w:tcPr>
           <w:p>
@@ -4157,8 +4993,12 @@
         </w:tc>
         <w:tc>
           <w:tcPr>
-            <w:tcW w:w="1402" w:type="dxa"/>
-            <w:tcBorders/>
+            <w:tcW w:w="1409" w:type="dxa"/>
+            <w:tcBorders>
+              <w:left w:val="single" w:sz="2" w:space="0" w:color="BFC7D5"/>
+              <w:bottom w:val="single" w:sz="2" w:space="0" w:color="BFC7D5"/>
+              <w:right w:val="single" w:sz="6" w:space="0" w:color="BFC7D5"/>
+            </w:tcBorders>
             <w:vAlign w:val="center"/>
           </w:tcPr>
           <w:p>
@@ -4177,8 +5017,12 @@
         </w:tc>
         <w:tc>
           <w:tcPr>
-            <w:tcW w:w="6064" w:type="dxa"/>
-            <w:tcBorders/>
+            <w:tcW w:w="6073" w:type="dxa"/>
+            <w:tcBorders>
+              <w:left w:val="single" w:sz="2" w:space="0" w:color="BFC7D5"/>
+              <w:bottom w:val="single" w:sz="2" w:space="0" w:color="BFC7D5"/>
+              <w:right w:val="single" w:sz="6" w:space="0" w:color="BFC7D5"/>
+            </w:tcBorders>
             <w:vAlign w:val="center"/>
           </w:tcPr>
           <w:p>
@@ -4211,14 +5055,28 @@
             </w:r>
             <w:r>
               <w:rPr/>
-              <w:t>); no release authorisation step</w:t>
-            </w:r>
-          </w:p>
-        </w:tc>
-        <w:tc>
-          <w:tcPr>
-            <w:tcW w:w="1197" w:type="dxa"/>
-            <w:tcBorders/>
+              <w:t xml:space="preserve">); release authorisation now recorded on </w:t>
+            </w:r>
+            <w:r>
+              <w:rPr>
+                <w:rStyle w:val="SourceText"/>
+              </w:rPr>
+              <w:t>FRM-03</w:t>
+            </w:r>
+            <w:r>
+              <w:rPr/>
+              <w:t xml:space="preserve"> (v1.4.0, v1.4.1) but given after deployment — authorise before deployment from the next release</w:t>
+            </w:r>
+          </w:p>
+        </w:tc>
+        <w:tc>
+          <w:tcPr>
+            <w:tcW w:w="1172" w:type="dxa"/>
+            <w:tcBorders>
+              <w:left w:val="single" w:sz="2" w:space="0" w:color="BFC7D5"/>
+              <w:bottom w:val="single" w:sz="2" w:space="0" w:color="BFC7D5"/>
+              <w:right w:val="single" w:sz="6" w:space="0" w:color="BFC7D5"/>
+            </w:tcBorders>
             <w:vAlign w:val="center"/>
           </w:tcPr>
           <w:p>
@@ -4240,8 +5098,12 @@
         <w:trPr/>
         <w:tc>
           <w:tcPr>
-            <w:tcW w:w="770" w:type="dxa"/>
-            <w:tcBorders/>
+            <w:tcW w:w="797" w:type="dxa"/>
+            <w:tcBorders>
+              <w:left w:val="single" w:sz="6" w:space="0" w:color="BFC7D5"/>
+              <w:bottom w:val="single" w:sz="2" w:space="0" w:color="BFC7D5"/>
+              <w:right w:val="single" w:sz="6" w:space="0" w:color="BFC7D5"/>
+            </w:tcBorders>
             <w:vAlign w:val="center"/>
           </w:tcPr>
           <w:p>
@@ -4260,8 +5122,12 @@
         </w:tc>
         <w:tc>
           <w:tcPr>
-            <w:tcW w:w="1906" w:type="dxa"/>
-            <w:tcBorders/>
+            <w:tcW w:w="1888" w:type="dxa"/>
+            <w:tcBorders>
+              <w:left w:val="single" w:sz="2" w:space="0" w:color="BFC7D5"/>
+              <w:bottom w:val="single" w:sz="2" w:space="0" w:color="BFC7D5"/>
+              <w:right w:val="single" w:sz="6" w:space="0" w:color="BFC7D5"/>
+            </w:tcBorders>
             <w:vAlign w:val="center"/>
           </w:tcPr>
           <w:p>
@@ -4282,85 +5148,159 @@
         </w:tc>
         <w:tc>
           <w:tcPr>
-            <w:tcW w:w="1402" w:type="dxa"/>
-            <w:tcBorders/>
-            <w:vAlign w:val="center"/>
-          </w:tcPr>
-          <w:p>
-            <w:pPr>
-              <w:pStyle w:val="TableContents"/>
-              <w:bidi w:val="0"/>
-              <w:spacing w:before="0" w:after="283"/>
-              <w:jc w:val="left"/>
-              <w:rPr/>
-            </w:pPr>
-            <w:r>
-              <w:rPr>
-                <w:rStyle w:val="Strong"/>
-              </w:rPr>
-              <w:t>Gap</w:t>
-            </w:r>
-          </w:p>
-        </w:tc>
-        <w:tc>
-          <w:tcPr>
-            <w:tcW w:w="6064" w:type="dxa"/>
-            <w:tcBorders/>
-            <w:vAlign w:val="center"/>
-          </w:tcPr>
-          <w:p>
-            <w:pPr>
-              <w:pStyle w:val="TableContents"/>
-              <w:bidi w:val="0"/>
-              <w:spacing w:before="0" w:after="283"/>
-              <w:jc w:val="left"/>
-              <w:rPr/>
-            </w:pPr>
-            <w:r>
-              <w:rPr/>
-              <w:t xml:space="preserve">No tags, no changelog, </w:t>
+            <w:tcW w:w="1409" w:type="dxa"/>
+            <w:tcBorders>
+              <w:left w:val="single" w:sz="2" w:space="0" w:color="BFC7D5"/>
+              <w:bottom w:val="single" w:sz="2" w:space="0" w:color="BFC7D5"/>
+              <w:right w:val="single" w:sz="6" w:space="0" w:color="BFC7D5"/>
+            </w:tcBorders>
+            <w:vAlign w:val="center"/>
+          </w:tcPr>
+          <w:p>
+            <w:pPr>
+              <w:pStyle w:val="TableContents"/>
+              <w:bidi w:val="0"/>
+              <w:spacing w:before="0" w:after="283"/>
+              <w:jc w:val="left"/>
+              <w:rPr/>
+            </w:pPr>
+            <w:r>
+              <w:rPr/>
+              <w:t>Met (2026-10-06)</w:t>
+            </w:r>
+          </w:p>
+        </w:tc>
+        <w:tc>
+          <w:tcPr>
+            <w:tcW w:w="6073" w:type="dxa"/>
+            <w:tcBorders>
+              <w:left w:val="single" w:sz="2" w:space="0" w:color="BFC7D5"/>
+              <w:bottom w:val="single" w:sz="2" w:space="0" w:color="BFC7D5"/>
+              <w:right w:val="single" w:sz="6" w:space="0" w:color="BFC7D5"/>
+            </w:tcBorders>
+            <w:vAlign w:val="center"/>
+          </w:tcPr>
+          <w:p>
+            <w:pPr>
+              <w:pStyle w:val="TableContents"/>
+              <w:bidi w:val="0"/>
+              <w:spacing w:before="0" w:after="283"/>
+              <w:jc w:val="left"/>
+              <w:rPr/>
+            </w:pPr>
+            <w:r>
+              <w:rPr/>
+              <w:t xml:space="preserve">Tags </w:t>
             </w:r>
             <w:r>
               <w:rPr>
                 <w:rStyle w:val="SourceText"/>
               </w:rPr>
+              <w:t>v1.4.0</w:t>
+            </w:r>
+            <w:r>
+              <w:rPr/>
+              <w:t>/</w:t>
+            </w:r>
+            <w:r>
+              <w:rPr>
+                <w:rStyle w:val="SourceText"/>
+              </w:rPr>
+              <w:t>v1.4.1</w:t>
+            </w:r>
+            <w:r>
+              <w:rPr/>
+              <w:t xml:space="preserve">, </w:t>
+            </w:r>
+            <w:r>
+              <w:rPr>
+                <w:rStyle w:val="SourceText"/>
+              </w:rPr>
+              <w:t>CHANGELOG.md</w:t>
+            </w:r>
+            <w:r>
+              <w:rPr/>
+              <w:t xml:space="preserve">, </w:t>
+            </w:r>
+            <w:r>
+              <w:rPr>
+                <w:rStyle w:val="SourceText"/>
+              </w:rPr>
               <w:t>package.json</w:t>
             </w:r>
             <w:r>
               <w:rPr/>
-              <w:t xml:space="preserve"> is </w:t>
+              <w:t xml:space="preserve"> </w:t>
             </w:r>
             <w:r>
               <w:rPr>
                 <w:rStyle w:val="SourceText"/>
               </w:rPr>
-              <w:t>0.0.0</w:t>
-            </w:r>
-            <w:r>
-              <w:rPr/>
-              <w:t>, images untagged, no build identifier. A running instance cannot be traced to a source revision.</w:t>
-            </w:r>
-          </w:p>
-        </w:tc>
-        <w:tc>
-          <w:tcPr>
-            <w:tcW w:w="1197" w:type="dxa"/>
-            <w:tcBorders/>
-            <w:vAlign w:val="center"/>
-          </w:tcPr>
-          <w:p>
-            <w:pPr>
-              <w:pStyle w:val="TableContents"/>
-              <w:bidi w:val="0"/>
-              <w:spacing w:before="0" w:after="283"/>
-              <w:jc w:val="left"/>
-              <w:rPr/>
-            </w:pPr>
-            <w:r>
-              <w:rPr>
-                <w:rStyle w:val="Strong"/>
-              </w:rPr>
-              <w:t>G-01</w:t>
+              <w:t>1.4.1</w:t>
+            </w:r>
+            <w:r>
+              <w:rPr/>
+              <w:t xml:space="preserve">, version-tagged images, build identity at </w:t>
+            </w:r>
+            <w:r>
+              <w:rPr>
+                <w:rStyle w:val="SourceText"/>
+              </w:rPr>
+              <w:t>/api/version</w:t>
+            </w:r>
+            <w:r>
+              <w:rPr/>
+              <w:t xml:space="preserve">, voice </w:t>
+            </w:r>
+            <w:r>
+              <w:rPr>
+                <w:rStyle w:val="SourceText"/>
+              </w:rPr>
+              <w:t>/health</w:t>
+            </w:r>
+            <w:r>
+              <w:rPr/>
+              <w:t xml:space="preserve">, </w:t>
+            </w:r>
+            <w:r>
+              <w:rPr>
+                <w:rStyle w:val="SourceText"/>
+              </w:rPr>
+              <w:t>/build.json</w:t>
+            </w:r>
+            <w:r>
+              <w:rPr/>
+              <w:t xml:space="preserve">; </w:t>
+            </w:r>
+            <w:r>
+              <w:rPr>
+                <w:rStyle w:val="SourceText"/>
+              </w:rPr>
+              <w:t>REG-08</w:t>
+            </w:r>
+          </w:p>
+        </w:tc>
+        <w:tc>
+          <w:tcPr>
+            <w:tcW w:w="1172" w:type="dxa"/>
+            <w:tcBorders>
+              <w:left w:val="single" w:sz="2" w:space="0" w:color="BFC7D5"/>
+              <w:bottom w:val="single" w:sz="2" w:space="0" w:color="BFC7D5"/>
+              <w:right w:val="single" w:sz="6" w:space="0" w:color="BFC7D5"/>
+            </w:tcBorders>
+            <w:vAlign w:val="center"/>
+          </w:tcPr>
+          <w:p>
+            <w:pPr>
+              <w:pStyle w:val="TableContents"/>
+              <w:bidi w:val="0"/>
+              <w:spacing w:before="0" w:after="283"/>
+              <w:jc w:val="left"/>
+              <w:rPr/>
+            </w:pPr>
+            <w:r>
+              <w:rPr/>
+              <w:t>~~G-01~~ closed</w:t>
             </w:r>
           </w:p>
         </w:tc>
@@ -4369,8 +5309,12 @@
         <w:trPr/>
         <w:tc>
           <w:tcPr>
-            <w:tcW w:w="770" w:type="dxa"/>
-            <w:tcBorders/>
+            <w:tcW w:w="797" w:type="dxa"/>
+            <w:tcBorders>
+              <w:left w:val="single" w:sz="6" w:space="0" w:color="BFC7D5"/>
+              <w:bottom w:val="single" w:sz="2" w:space="0" w:color="BFC7D5"/>
+              <w:right w:val="single" w:sz="6" w:space="0" w:color="BFC7D5"/>
+            </w:tcBorders>
             <w:vAlign w:val="center"/>
           </w:tcPr>
           <w:p>
@@ -4389,8 +5333,12 @@
         </w:tc>
         <w:tc>
           <w:tcPr>
-            <w:tcW w:w="1906" w:type="dxa"/>
-            <w:tcBorders/>
+            <w:tcW w:w="1888" w:type="dxa"/>
+            <w:tcBorders>
+              <w:left w:val="single" w:sz="2" w:space="0" w:color="BFC7D5"/>
+              <w:bottom w:val="single" w:sz="2" w:space="0" w:color="BFC7D5"/>
+              <w:right w:val="single" w:sz="6" w:space="0" w:color="BFC7D5"/>
+            </w:tcBorders>
             <w:vAlign w:val="center"/>
           </w:tcPr>
           <w:p>
@@ -4411,8 +5359,12 @@
         </w:tc>
         <w:tc>
           <w:tcPr>
-            <w:tcW w:w="1402" w:type="dxa"/>
-            <w:tcBorders/>
+            <w:tcW w:w="1409" w:type="dxa"/>
+            <w:tcBorders>
+              <w:left w:val="single" w:sz="2" w:space="0" w:color="BFC7D5"/>
+              <w:bottom w:val="single" w:sz="2" w:space="0" w:color="BFC7D5"/>
+              <w:right w:val="single" w:sz="6" w:space="0" w:color="BFC7D5"/>
+            </w:tcBorders>
             <w:vAlign w:val="center"/>
           </w:tcPr>
           <w:p>
@@ -4433,8 +5385,12 @@
         </w:tc>
         <w:tc>
           <w:tcPr>
-            <w:tcW w:w="6064" w:type="dxa"/>
-            <w:tcBorders/>
+            <w:tcW w:w="6073" w:type="dxa"/>
+            <w:tcBorders>
+              <w:left w:val="single" w:sz="2" w:space="0" w:color="BFC7D5"/>
+              <w:bottom w:val="single" w:sz="2" w:space="0" w:color="BFC7D5"/>
+              <w:right w:val="single" w:sz="6" w:space="0" w:color="BFC7D5"/>
+            </w:tcBorders>
             <w:vAlign w:val="center"/>
           </w:tcPr>
           <w:p>
@@ -4463,8 +5419,12 @@
         </w:tc>
         <w:tc>
           <w:tcPr>
-            <w:tcW w:w="1197" w:type="dxa"/>
-            <w:tcBorders/>
+            <w:tcW w:w="1172" w:type="dxa"/>
+            <w:tcBorders>
+              <w:left w:val="single" w:sz="2" w:space="0" w:color="BFC7D5"/>
+              <w:bottom w:val="single" w:sz="2" w:space="0" w:color="BFC7D5"/>
+              <w:right w:val="single" w:sz="6" w:space="0" w:color="BFC7D5"/>
+            </w:tcBorders>
             <w:vAlign w:val="center"/>
           </w:tcPr>
           <w:p>
@@ -4488,8 +5448,12 @@
         <w:trPr/>
         <w:tc>
           <w:tcPr>
-            <w:tcW w:w="770" w:type="dxa"/>
-            <w:tcBorders/>
+            <w:tcW w:w="797" w:type="dxa"/>
+            <w:tcBorders>
+              <w:left w:val="single" w:sz="6" w:space="0" w:color="BFC7D5"/>
+              <w:bottom w:val="single" w:sz="2" w:space="0" w:color="BFC7D5"/>
+              <w:right w:val="single" w:sz="6" w:space="0" w:color="BFC7D5"/>
+            </w:tcBorders>
             <w:vAlign w:val="center"/>
           </w:tcPr>
           <w:p>
@@ -4508,8 +5472,12 @@
         </w:tc>
         <w:tc>
           <w:tcPr>
-            <w:tcW w:w="1906" w:type="dxa"/>
-            <w:tcBorders/>
+            <w:tcW w:w="1888" w:type="dxa"/>
+            <w:tcBorders>
+              <w:left w:val="single" w:sz="2" w:space="0" w:color="BFC7D5"/>
+              <w:bottom w:val="single" w:sz="2" w:space="0" w:color="BFC7D5"/>
+              <w:right w:val="single" w:sz="6" w:space="0" w:color="BFC7D5"/>
+            </w:tcBorders>
             <w:vAlign w:val="center"/>
           </w:tcPr>
           <w:p>
@@ -4528,8 +5496,12 @@
         </w:tc>
         <w:tc>
           <w:tcPr>
-            <w:tcW w:w="1402" w:type="dxa"/>
-            <w:tcBorders/>
+            <w:tcW w:w="1409" w:type="dxa"/>
+            <w:tcBorders>
+              <w:left w:val="single" w:sz="2" w:space="0" w:color="BFC7D5"/>
+              <w:bottom w:val="single" w:sz="2" w:space="0" w:color="BFC7D5"/>
+              <w:right w:val="single" w:sz="6" w:space="0" w:color="BFC7D5"/>
+            </w:tcBorders>
             <w:vAlign w:val="center"/>
           </w:tcPr>
           <w:p>
@@ -4550,8 +5522,12 @@
         </w:tc>
         <w:tc>
           <w:tcPr>
-            <w:tcW w:w="6064" w:type="dxa"/>
-            <w:tcBorders/>
+            <w:tcW w:w="6073" w:type="dxa"/>
+            <w:tcBorders>
+              <w:left w:val="single" w:sz="2" w:space="0" w:color="BFC7D5"/>
+              <w:bottom w:val="single" w:sz="2" w:space="0" w:color="BFC7D5"/>
+              <w:right w:val="single" w:sz="6" w:space="0" w:color="BFC7D5"/>
+            </w:tcBorders>
             <w:vAlign w:val="center"/>
           </w:tcPr>
           <w:p>
@@ -4570,8 +5546,12 @@
         </w:tc>
         <w:tc>
           <w:tcPr>
-            <w:tcW w:w="1197" w:type="dxa"/>
-            <w:tcBorders/>
+            <w:tcW w:w="1172" w:type="dxa"/>
+            <w:tcBorders>
+              <w:left w:val="single" w:sz="2" w:space="0" w:color="BFC7D5"/>
+              <w:bottom w:val="single" w:sz="2" w:space="0" w:color="BFC7D5"/>
+              <w:right w:val="single" w:sz="6" w:space="0" w:color="BFC7D5"/>
+            </w:tcBorders>
             <w:vAlign w:val="center"/>
           </w:tcPr>
           <w:p>
@@ -4593,8 +5573,12 @@
         <w:trPr/>
         <w:tc>
           <w:tcPr>
-            <w:tcW w:w="770" w:type="dxa"/>
-            <w:tcBorders/>
+            <w:tcW w:w="797" w:type="dxa"/>
+            <w:tcBorders>
+              <w:left w:val="single" w:sz="6" w:space="0" w:color="BFC7D5"/>
+              <w:bottom w:val="single" w:sz="2" w:space="0" w:color="BFC7D5"/>
+              <w:right w:val="single" w:sz="6" w:space="0" w:color="BFC7D5"/>
+            </w:tcBorders>
             <w:vAlign w:val="center"/>
           </w:tcPr>
           <w:p>
@@ -4613,8 +5597,12 @@
         </w:tc>
         <w:tc>
           <w:tcPr>
-            <w:tcW w:w="1906" w:type="dxa"/>
-            <w:tcBorders/>
+            <w:tcW w:w="1888" w:type="dxa"/>
+            <w:tcBorders>
+              <w:left w:val="single" w:sz="2" w:space="0" w:color="BFC7D5"/>
+              <w:bottom w:val="single" w:sz="2" w:space="0" w:color="BFC7D5"/>
+              <w:right w:val="single" w:sz="6" w:space="0" w:color="BFC7D5"/>
+            </w:tcBorders>
             <w:vAlign w:val="center"/>
           </w:tcPr>
           <w:p>
@@ -4633,8 +5621,12 @@
         </w:tc>
         <w:tc>
           <w:tcPr>
-            <w:tcW w:w="1402" w:type="dxa"/>
-            <w:tcBorders/>
+            <w:tcW w:w="1409" w:type="dxa"/>
+            <w:tcBorders>
+              <w:left w:val="single" w:sz="2" w:space="0" w:color="BFC7D5"/>
+              <w:bottom w:val="single" w:sz="2" w:space="0" w:color="BFC7D5"/>
+              <w:right w:val="single" w:sz="6" w:space="0" w:color="BFC7D5"/>
+            </w:tcBorders>
             <w:vAlign w:val="center"/>
           </w:tcPr>
           <w:p>
@@ -4653,8 +5645,12 @@
         </w:tc>
         <w:tc>
           <w:tcPr>
-            <w:tcW w:w="6064" w:type="dxa"/>
-            <w:tcBorders/>
+            <w:tcW w:w="6073" w:type="dxa"/>
+            <w:tcBorders>
+              <w:left w:val="single" w:sz="2" w:space="0" w:color="BFC7D5"/>
+              <w:bottom w:val="single" w:sz="2" w:space="0" w:color="BFC7D5"/>
+              <w:right w:val="single" w:sz="6" w:space="0" w:color="BFC7D5"/>
+            </w:tcBorders>
             <w:vAlign w:val="center"/>
           </w:tcPr>
           <w:p>
@@ -4673,8 +5669,12 @@
         </w:tc>
         <w:tc>
           <w:tcPr>
-            <w:tcW w:w="1197" w:type="dxa"/>
-            <w:tcBorders/>
+            <w:tcW w:w="1172" w:type="dxa"/>
+            <w:tcBorders>
+              <w:left w:val="single" w:sz="2" w:space="0" w:color="BFC7D5"/>
+              <w:bottom w:val="single" w:sz="2" w:space="0" w:color="BFC7D5"/>
+              <w:right w:val="single" w:sz="6" w:space="0" w:color="BFC7D5"/>
+            </w:tcBorders>
             <w:vAlign w:val="center"/>
           </w:tcPr>
           <w:p>
@@ -4696,8 +5696,12 @@
         <w:trPr/>
         <w:tc>
           <w:tcPr>
-            <w:tcW w:w="770" w:type="dxa"/>
-            <w:tcBorders/>
+            <w:tcW w:w="797" w:type="dxa"/>
+            <w:tcBorders>
+              <w:left w:val="single" w:sz="6" w:space="0" w:color="BFC7D5"/>
+              <w:bottom w:val="single" w:sz="2" w:space="0" w:color="BFC7D5"/>
+              <w:right w:val="single" w:sz="6" w:space="0" w:color="BFC7D5"/>
+            </w:tcBorders>
             <w:vAlign w:val="center"/>
           </w:tcPr>
           <w:p>
@@ -4716,8 +5720,12 @@
         </w:tc>
         <w:tc>
           <w:tcPr>
-            <w:tcW w:w="1906" w:type="dxa"/>
-            <w:tcBorders/>
+            <w:tcW w:w="1888" w:type="dxa"/>
+            <w:tcBorders>
+              <w:left w:val="single" w:sz="2" w:space="0" w:color="BFC7D5"/>
+              <w:bottom w:val="single" w:sz="2" w:space="0" w:color="BFC7D5"/>
+              <w:right w:val="single" w:sz="6" w:space="0" w:color="BFC7D5"/>
+            </w:tcBorders>
             <w:vAlign w:val="center"/>
           </w:tcPr>
           <w:p>
@@ -4736,8 +5744,12 @@
         </w:tc>
         <w:tc>
           <w:tcPr>
-            <w:tcW w:w="1402" w:type="dxa"/>
-            <w:tcBorders/>
+            <w:tcW w:w="1409" w:type="dxa"/>
+            <w:tcBorders>
+              <w:left w:val="single" w:sz="2" w:space="0" w:color="BFC7D5"/>
+              <w:bottom w:val="single" w:sz="2" w:space="0" w:color="BFC7D5"/>
+              <w:right w:val="single" w:sz="6" w:space="0" w:color="BFC7D5"/>
+            </w:tcBorders>
             <w:vAlign w:val="center"/>
           </w:tcPr>
           <w:p>
@@ -4756,41 +5768,59 @@
         </w:tc>
         <w:tc>
           <w:tcPr>
-            <w:tcW w:w="6064" w:type="dxa"/>
-            <w:tcBorders/>
-            <w:vAlign w:val="center"/>
-          </w:tcPr>
-          <w:p>
-            <w:pPr>
-              <w:pStyle w:val="TableContents"/>
-              <w:bidi w:val="0"/>
-              <w:spacing w:before="0" w:after="283"/>
-              <w:jc w:val="left"/>
-              <w:rPr/>
-            </w:pPr>
-            <w:r>
-              <w:rPr/>
-              <w:t>Git is the mechanism and commit discipline is good; no change register, no significance criteria, no impact assessment</w:t>
-            </w:r>
-          </w:p>
-        </w:tc>
-        <w:tc>
-          <w:tcPr>
-            <w:tcW w:w="1197" w:type="dxa"/>
-            <w:tcBorders/>
-            <w:vAlign w:val="center"/>
-          </w:tcPr>
-          <w:p>
-            <w:pPr>
-              <w:pStyle w:val="TableContents"/>
-              <w:bidi w:val="0"/>
-              <w:spacing w:before="0" w:after="283"/>
-              <w:jc w:val="left"/>
-              <w:rPr/>
-            </w:pPr>
-            <w:r>
-              <w:rPr/>
-              <w:t>G-18</w:t>
+            <w:tcW w:w="6073" w:type="dxa"/>
+            <w:tcBorders>
+              <w:left w:val="single" w:sz="2" w:space="0" w:color="BFC7D5"/>
+              <w:bottom w:val="single" w:sz="2" w:space="0" w:color="BFC7D5"/>
+              <w:right w:val="single" w:sz="6" w:space="0" w:color="BFC7D5"/>
+            </w:tcBorders>
+            <w:vAlign w:val="center"/>
+          </w:tcPr>
+          <w:p>
+            <w:pPr>
+              <w:pStyle w:val="TableContents"/>
+              <w:bidi w:val="0"/>
+              <w:spacing w:before="0" w:after="283"/>
+              <w:jc w:val="left"/>
+              <w:rPr/>
+            </w:pPr>
+            <w:r>
+              <w:rPr/>
+              <w:t xml:space="preserve">Git is the mechanism and commit discipline is good; change register </w:t>
+            </w:r>
+            <w:r>
+              <w:rPr>
+                <w:rStyle w:val="SourceText"/>
+              </w:rPr>
+              <w:t>REG-07</w:t>
+            </w:r>
+            <w:r>
+              <w:rPr/>
+              <w:t xml:space="preserve"> and significance criteria (SOP-06 §6) now in place; impact assessment against requirements still to mature</w:t>
+            </w:r>
+          </w:p>
+        </w:tc>
+        <w:tc>
+          <w:tcPr>
+            <w:tcW w:w="1172" w:type="dxa"/>
+            <w:tcBorders>
+              <w:left w:val="single" w:sz="2" w:space="0" w:color="BFC7D5"/>
+              <w:bottom w:val="single" w:sz="2" w:space="0" w:color="BFC7D5"/>
+              <w:right w:val="single" w:sz="6" w:space="0" w:color="BFC7D5"/>
+            </w:tcBorders>
+            <w:vAlign w:val="center"/>
+          </w:tcPr>
+          <w:p>
+            <w:pPr>
+              <w:pStyle w:val="TableContents"/>
+              <w:bidi w:val="0"/>
+              <w:spacing w:before="0" w:after="283"/>
+              <w:jc w:val="left"/>
+              <w:rPr/>
+            </w:pPr>
+            <w:r>
+              <w:rPr/>
+              <w:t>~~G-18~~ closed</w:t>
             </w:r>
           </w:p>
         </w:tc>
@@ -4799,8 +5829,12 @@
         <w:trPr/>
         <w:tc>
           <w:tcPr>
-            <w:tcW w:w="770" w:type="dxa"/>
-            <w:tcBorders/>
+            <w:tcW w:w="797" w:type="dxa"/>
+            <w:tcBorders>
+              <w:left w:val="single" w:sz="6" w:space="0" w:color="BFC7D5"/>
+              <w:bottom w:val="single" w:sz="2" w:space="0" w:color="BFC7D5"/>
+              <w:right w:val="single" w:sz="6" w:space="0" w:color="BFC7D5"/>
+            </w:tcBorders>
             <w:vAlign w:val="center"/>
           </w:tcPr>
           <w:p>
@@ -4819,8 +5853,12 @@
         </w:tc>
         <w:tc>
           <w:tcPr>
-            <w:tcW w:w="1906" w:type="dxa"/>
-            <w:tcBorders/>
+            <w:tcW w:w="1888" w:type="dxa"/>
+            <w:tcBorders>
+              <w:left w:val="single" w:sz="2" w:space="0" w:color="BFC7D5"/>
+              <w:bottom w:val="single" w:sz="2" w:space="0" w:color="BFC7D5"/>
+              <w:right w:val="single" w:sz="6" w:space="0" w:color="BFC7D5"/>
+            </w:tcBorders>
             <w:vAlign w:val="center"/>
           </w:tcPr>
           <w:p>
@@ -4841,74 +5879,92 @@
         </w:tc>
         <w:tc>
           <w:tcPr>
-            <w:tcW w:w="1402" w:type="dxa"/>
-            <w:tcBorders/>
-            <w:vAlign w:val="center"/>
-          </w:tcPr>
-          <w:p>
-            <w:pPr>
-              <w:pStyle w:val="TableContents"/>
-              <w:bidi w:val="0"/>
-              <w:spacing w:before="0" w:after="283"/>
-              <w:jc w:val="left"/>
-              <w:rPr/>
-            </w:pPr>
-            <w:r>
-              <w:rPr>
-                <w:rStyle w:val="Strong"/>
-              </w:rPr>
-              <w:t>Gap</w:t>
-            </w:r>
-          </w:p>
-        </w:tc>
-        <w:tc>
-          <w:tcPr>
-            <w:tcW w:w="6064" w:type="dxa"/>
-            <w:tcBorders/>
-            <w:vAlign w:val="center"/>
-          </w:tcPr>
-          <w:p>
-            <w:pPr>
-              <w:pStyle w:val="TableContents"/>
-              <w:bidi w:val="0"/>
-              <w:spacing w:before="0" w:after="283"/>
-              <w:jc w:val="left"/>
-              <w:rPr/>
-            </w:pPr>
-            <w:r>
-              <w:rPr/>
-              <w:t xml:space="preserve">No release records, no authorisation, no retained verification evidence. </w:t>
+            <w:tcW w:w="1409" w:type="dxa"/>
+            <w:tcBorders>
+              <w:left w:val="single" w:sz="2" w:space="0" w:color="BFC7D5"/>
+              <w:bottom w:val="single" w:sz="2" w:space="0" w:color="BFC7D5"/>
+              <w:right w:val="single" w:sz="6" w:space="0" w:color="BFC7D5"/>
+            </w:tcBorders>
+            <w:vAlign w:val="center"/>
+          </w:tcPr>
+          <w:p>
+            <w:pPr>
+              <w:pStyle w:val="TableContents"/>
+              <w:bidi w:val="0"/>
+              <w:spacing w:before="0" w:after="283"/>
+              <w:jc w:val="left"/>
+              <w:rPr/>
+            </w:pPr>
+            <w:r>
+              <w:rPr/>
+              <w:t>Partial (2026-10-07)</w:t>
+            </w:r>
+          </w:p>
+        </w:tc>
+        <w:tc>
+          <w:tcPr>
+            <w:tcW w:w="6073" w:type="dxa"/>
+            <w:tcBorders>
+              <w:left w:val="single" w:sz="2" w:space="0" w:color="BFC7D5"/>
+              <w:bottom w:val="single" w:sz="2" w:space="0" w:color="BFC7D5"/>
+              <w:right w:val="single" w:sz="6" w:space="0" w:color="BFC7D5"/>
+            </w:tcBorders>
+            <w:vAlign w:val="center"/>
+          </w:tcPr>
+          <w:p>
+            <w:pPr>
+              <w:pStyle w:val="TableContents"/>
+              <w:bidi w:val="0"/>
+              <w:spacing w:before="0" w:after="283"/>
+              <w:jc w:val="left"/>
+              <w:rPr/>
+            </w:pPr>
+            <w:r>
+              <w:rPr/>
+              <w:t>Release records with retained verification evidence for v1.4.0 and v1.4.1 (</w:t>
             </w:r>
             <w:r>
               <w:rPr>
                 <w:rStyle w:val="SourceText"/>
               </w:rPr>
+              <w:t>records/releases/</w:t>
+            </w:r>
+            <w:r>
+              <w:rPr/>
+              <w:t xml:space="preserve">); authorised by the Managing Director after deployment (deviation recorded); CI runs the unit tests on every push. </w:t>
+            </w:r>
+            <w:r>
+              <w:rPr>
+                <w:rStyle w:val="SourceText"/>
+              </w:rPr>
               <w:t>scripts/verify_offline_readiness.sh</w:t>
             </w:r>
             <w:r>
               <w:rPr/>
-              <w:t xml:space="preserve"> exists and is called by nothing.</w:t>
-            </w:r>
-          </w:p>
-        </w:tc>
-        <w:tc>
-          <w:tcPr>
-            <w:tcW w:w="1197" w:type="dxa"/>
-            <w:tcBorders/>
-            <w:vAlign w:val="center"/>
-          </w:tcPr>
-          <w:p>
-            <w:pPr>
-              <w:pStyle w:val="TableContents"/>
-              <w:bidi w:val="0"/>
-              <w:spacing w:before="0" w:after="283"/>
-              <w:jc w:val="left"/>
-              <w:rPr/>
-            </w:pPr>
-            <w:r>
-              <w:rPr>
-                <w:rStyle w:val="Strong"/>
-              </w:rPr>
+              <w:t xml:space="preserve"> is still called by nothing.</w:t>
+            </w:r>
+          </w:p>
+        </w:tc>
+        <w:tc>
+          <w:tcPr>
+            <w:tcW w:w="1172" w:type="dxa"/>
+            <w:tcBorders>
+              <w:left w:val="single" w:sz="2" w:space="0" w:color="BFC7D5"/>
+              <w:bottom w:val="single" w:sz="2" w:space="0" w:color="BFC7D5"/>
+              <w:right w:val="single" w:sz="6" w:space="0" w:color="BFC7D5"/>
+            </w:tcBorders>
+            <w:vAlign w:val="center"/>
+          </w:tcPr>
+          <w:p>
+            <w:pPr>
+              <w:pStyle w:val="TableContents"/>
+              <w:bidi w:val="0"/>
+              <w:spacing w:before="0" w:after="283"/>
+              <w:jc w:val="left"/>
+              <w:rPr/>
+            </w:pPr>
+            <w:r>
+              <w:rPr/>
               <w:t>G-02</w:t>
             </w:r>
           </w:p>
@@ -4918,8 +5974,12 @@
         <w:trPr/>
         <w:tc>
           <w:tcPr>
-            <w:tcW w:w="770" w:type="dxa"/>
-            <w:tcBorders/>
+            <w:tcW w:w="797" w:type="dxa"/>
+            <w:tcBorders>
+              <w:left w:val="single" w:sz="6" w:space="0" w:color="BFC7D5"/>
+              <w:bottom w:val="single" w:sz="2" w:space="0" w:color="BFC7D5"/>
+              <w:right w:val="single" w:sz="6" w:space="0" w:color="BFC7D5"/>
+            </w:tcBorders>
             <w:vAlign w:val="center"/>
           </w:tcPr>
           <w:p>
@@ -4938,8 +5998,12 @@
         </w:tc>
         <w:tc>
           <w:tcPr>
-            <w:tcW w:w="1906" w:type="dxa"/>
-            <w:tcBorders/>
+            <w:tcW w:w="1888" w:type="dxa"/>
+            <w:tcBorders>
+              <w:left w:val="single" w:sz="2" w:space="0" w:color="BFC7D5"/>
+              <w:bottom w:val="single" w:sz="2" w:space="0" w:color="BFC7D5"/>
+              <w:right w:val="single" w:sz="6" w:space="0" w:color="BFC7D5"/>
+            </w:tcBorders>
             <w:vAlign w:val="center"/>
           </w:tcPr>
           <w:p>
@@ -4958,8 +6022,12 @@
         </w:tc>
         <w:tc>
           <w:tcPr>
-            <w:tcW w:w="1402" w:type="dxa"/>
-            <w:tcBorders/>
+            <w:tcW w:w="1409" w:type="dxa"/>
+            <w:tcBorders>
+              <w:left w:val="single" w:sz="2" w:space="0" w:color="BFC7D5"/>
+              <w:bottom w:val="single" w:sz="2" w:space="0" w:color="BFC7D5"/>
+              <w:right w:val="single" w:sz="6" w:space="0" w:color="BFC7D5"/>
+            </w:tcBorders>
             <w:vAlign w:val="center"/>
           </w:tcPr>
           <w:p>
@@ -4978,8 +6046,12 @@
         </w:tc>
         <w:tc>
           <w:tcPr>
-            <w:tcW w:w="6064" w:type="dxa"/>
-            <w:tcBorders/>
+            <w:tcW w:w="6073" w:type="dxa"/>
+            <w:tcBorders>
+              <w:left w:val="single" w:sz="2" w:space="0" w:color="BFC7D5"/>
+              <w:bottom w:val="single" w:sz="2" w:space="0" w:color="BFC7D5"/>
+              <w:right w:val="single" w:sz="6" w:space="0" w:color="BFC7D5"/>
+            </w:tcBorders>
             <w:vAlign w:val="center"/>
           </w:tcPr>
           <w:p>
@@ -5008,8 +6080,12 @@
         </w:tc>
         <w:tc>
           <w:tcPr>
-            <w:tcW w:w="1197" w:type="dxa"/>
-            <w:tcBorders/>
+            <w:tcW w:w="1172" w:type="dxa"/>
+            <w:tcBorders>
+              <w:left w:val="single" w:sz="2" w:space="0" w:color="BFC7D5"/>
+              <w:bottom w:val="single" w:sz="2" w:space="0" w:color="BFC7D5"/>
+              <w:right w:val="single" w:sz="6" w:space="0" w:color="BFC7D5"/>
+            </w:tcBorders>
             <w:vAlign w:val="center"/>
           </w:tcPr>
           <w:p>
@@ -5031,8 +6107,12 @@
         <w:trPr/>
         <w:tc>
           <w:tcPr>
-            <w:tcW w:w="770" w:type="dxa"/>
-            <w:tcBorders/>
+            <w:tcW w:w="797" w:type="dxa"/>
+            <w:tcBorders>
+              <w:left w:val="single" w:sz="6" w:space="0" w:color="BFC7D5"/>
+              <w:bottom w:val="single" w:sz="2" w:space="0" w:color="BFC7D5"/>
+              <w:right w:val="single" w:sz="6" w:space="0" w:color="BFC7D5"/>
+            </w:tcBorders>
             <w:vAlign w:val="center"/>
           </w:tcPr>
           <w:p>
@@ -5051,8 +6131,12 @@
         </w:tc>
         <w:tc>
           <w:tcPr>
-            <w:tcW w:w="1906" w:type="dxa"/>
-            <w:tcBorders/>
+            <w:tcW w:w="1888" w:type="dxa"/>
+            <w:tcBorders>
+              <w:left w:val="single" w:sz="2" w:space="0" w:color="BFC7D5"/>
+              <w:bottom w:val="single" w:sz="2" w:space="0" w:color="BFC7D5"/>
+              <w:right w:val="single" w:sz="6" w:space="0" w:color="BFC7D5"/>
+            </w:tcBorders>
             <w:vAlign w:val="center"/>
           </w:tcPr>
           <w:p>
@@ -5071,8 +6155,12 @@
         </w:tc>
         <w:tc>
           <w:tcPr>
-            <w:tcW w:w="1402" w:type="dxa"/>
-            <w:tcBorders/>
+            <w:tcW w:w="1409" w:type="dxa"/>
+            <w:tcBorders>
+              <w:left w:val="single" w:sz="2" w:space="0" w:color="BFC7D5"/>
+              <w:bottom w:val="single" w:sz="2" w:space="0" w:color="BFC7D5"/>
+              <w:right w:val="single" w:sz="6" w:space="0" w:color="BFC7D5"/>
+            </w:tcBorders>
             <w:vAlign w:val="center"/>
           </w:tcPr>
           <w:p>
@@ -5091,28 +6179,46 @@
         </w:tc>
         <w:tc>
           <w:tcPr>
-            <w:tcW w:w="6064" w:type="dxa"/>
-            <w:tcBorders/>
-            <w:vAlign w:val="center"/>
-          </w:tcPr>
-          <w:p>
-            <w:pPr>
-              <w:pStyle w:val="TableContents"/>
-              <w:bidi w:val="0"/>
-              <w:spacing w:before="0" w:after="283"/>
-              <w:jc w:val="left"/>
-              <w:rPr/>
-            </w:pPr>
-            <w:r>
-              <w:rPr/>
-              <w:t>Real measurement exists and is good; not scheduled, not retained, not trended</w:t>
-            </w:r>
-          </w:p>
-        </w:tc>
-        <w:tc>
-          <w:tcPr>
-            <w:tcW w:w="1197" w:type="dxa"/>
-            <w:tcBorders/>
+            <w:tcW w:w="6073" w:type="dxa"/>
+            <w:tcBorders>
+              <w:left w:val="single" w:sz="2" w:space="0" w:color="BFC7D5"/>
+              <w:bottom w:val="single" w:sz="2" w:space="0" w:color="BFC7D5"/>
+              <w:right w:val="single" w:sz="6" w:space="0" w:color="BFC7D5"/>
+            </w:tcBorders>
+            <w:vAlign w:val="center"/>
+          </w:tcPr>
+          <w:p>
+            <w:pPr>
+              <w:pStyle w:val="TableContents"/>
+              <w:bidi w:val="0"/>
+              <w:spacing w:before="0" w:after="283"/>
+              <w:jc w:val="left"/>
+              <w:rPr/>
+            </w:pPr>
+            <w:r>
+              <w:rPr/>
+              <w:t xml:space="preserve">Real measurement exists and is good; non-functional requirements recorded and monitored against approved targets in </w:t>
+            </w:r>
+            <w:r>
+              <w:rPr>
+                <w:rStyle w:val="SourceText"/>
+              </w:rPr>
+              <w:t>REG-09</w:t>
+            </w:r>
+            <w:r>
+              <w:rPr/>
+              <w:t xml:space="preserve"> (2025 finding #6 closed, EM26-17); evaluation results retained; not yet trended</w:t>
+            </w:r>
+          </w:p>
+        </w:tc>
+        <w:tc>
+          <w:tcPr>
+            <w:tcW w:w="1172" w:type="dxa"/>
+            <w:tcBorders>
+              <w:left w:val="single" w:sz="2" w:space="0" w:color="BFC7D5"/>
+              <w:bottom w:val="single" w:sz="2" w:space="0" w:color="BFC7D5"/>
+              <w:right w:val="single" w:sz="6" w:space="0" w:color="BFC7D5"/>
+            </w:tcBorders>
             <w:vAlign w:val="center"/>
           </w:tcPr>
           <w:p>
@@ -5134,8 +6240,12 @@
         <w:trPr/>
         <w:tc>
           <w:tcPr>
-            <w:tcW w:w="770" w:type="dxa"/>
-            <w:tcBorders/>
+            <w:tcW w:w="797" w:type="dxa"/>
+            <w:tcBorders>
+              <w:left w:val="single" w:sz="6" w:space="0" w:color="BFC7D5"/>
+              <w:bottom w:val="single" w:sz="2" w:space="0" w:color="BFC7D5"/>
+              <w:right w:val="single" w:sz="6" w:space="0" w:color="BFC7D5"/>
+            </w:tcBorders>
             <w:vAlign w:val="center"/>
           </w:tcPr>
           <w:p>
@@ -5154,8 +6264,12 @@
         </w:tc>
         <w:tc>
           <w:tcPr>
-            <w:tcW w:w="1906" w:type="dxa"/>
-            <w:tcBorders/>
+            <w:tcW w:w="1888" w:type="dxa"/>
+            <w:tcBorders>
+              <w:left w:val="single" w:sz="2" w:space="0" w:color="BFC7D5"/>
+              <w:bottom w:val="single" w:sz="2" w:space="0" w:color="BFC7D5"/>
+              <w:right w:val="single" w:sz="6" w:space="0" w:color="BFC7D5"/>
+            </w:tcBorders>
             <w:vAlign w:val="center"/>
           </w:tcPr>
           <w:p>
@@ -5174,8 +6288,12 @@
         </w:tc>
         <w:tc>
           <w:tcPr>
-            <w:tcW w:w="1402" w:type="dxa"/>
-            <w:tcBorders/>
+            <w:tcW w:w="1409" w:type="dxa"/>
+            <w:tcBorders>
+              <w:left w:val="single" w:sz="2" w:space="0" w:color="BFC7D5"/>
+              <w:bottom w:val="single" w:sz="2" w:space="0" w:color="BFC7D5"/>
+              <w:right w:val="single" w:sz="6" w:space="0" w:color="BFC7D5"/>
+            </w:tcBorders>
             <w:vAlign w:val="center"/>
           </w:tcPr>
           <w:p>
@@ -5194,8 +6312,12 @@
         </w:tc>
         <w:tc>
           <w:tcPr>
-            <w:tcW w:w="6064" w:type="dxa"/>
-            <w:tcBorders/>
+            <w:tcW w:w="6073" w:type="dxa"/>
+            <w:tcBorders>
+              <w:left w:val="single" w:sz="2" w:space="0" w:color="BFC7D5"/>
+              <w:bottom w:val="single" w:sz="2" w:space="0" w:color="BFC7D5"/>
+              <w:right w:val="single" w:sz="6" w:space="0" w:color="BFC7D5"/>
+            </w:tcBorders>
             <w:vAlign w:val="center"/>
           </w:tcPr>
           <w:p>
@@ -5214,8 +6336,12 @@
         </w:tc>
         <w:tc>
           <w:tcPr>
-            <w:tcW w:w="1197" w:type="dxa"/>
-            <w:tcBorders/>
+            <w:tcW w:w="1172" w:type="dxa"/>
+            <w:tcBorders>
+              <w:left w:val="single" w:sz="2" w:space="0" w:color="BFC7D5"/>
+              <w:bottom w:val="single" w:sz="2" w:space="0" w:color="BFC7D5"/>
+              <w:right w:val="single" w:sz="6" w:space="0" w:color="BFC7D5"/>
+            </w:tcBorders>
             <w:vAlign w:val="center"/>
           </w:tcPr>
           <w:p>
@@ -5237,8 +6363,12 @@
         <w:trPr/>
         <w:tc>
           <w:tcPr>
-            <w:tcW w:w="770" w:type="dxa"/>
-            <w:tcBorders/>
+            <w:tcW w:w="797" w:type="dxa"/>
+            <w:tcBorders>
+              <w:left w:val="single" w:sz="6" w:space="0" w:color="BFC7D5"/>
+              <w:bottom w:val="single" w:sz="2" w:space="0" w:color="BFC7D5"/>
+              <w:right w:val="single" w:sz="6" w:space="0" w:color="BFC7D5"/>
+            </w:tcBorders>
             <w:vAlign w:val="center"/>
           </w:tcPr>
           <w:p>
@@ -5257,8 +6387,12 @@
         </w:tc>
         <w:tc>
           <w:tcPr>
-            <w:tcW w:w="1906" w:type="dxa"/>
-            <w:tcBorders/>
+            <w:tcW w:w="1888" w:type="dxa"/>
+            <w:tcBorders>
+              <w:left w:val="single" w:sz="2" w:space="0" w:color="BFC7D5"/>
+              <w:bottom w:val="single" w:sz="2" w:space="0" w:color="BFC7D5"/>
+              <w:right w:val="single" w:sz="6" w:space="0" w:color="BFC7D5"/>
+            </w:tcBorders>
             <w:vAlign w:val="center"/>
           </w:tcPr>
           <w:p>
@@ -5277,8 +6411,12 @@
         </w:tc>
         <w:tc>
           <w:tcPr>
-            <w:tcW w:w="1402" w:type="dxa"/>
-            <w:tcBorders/>
+            <w:tcW w:w="1409" w:type="dxa"/>
+            <w:tcBorders>
+              <w:left w:val="single" w:sz="2" w:space="0" w:color="BFC7D5"/>
+              <w:bottom w:val="single" w:sz="2" w:space="0" w:color="BFC7D5"/>
+              <w:right w:val="single" w:sz="6" w:space="0" w:color="BFC7D5"/>
+            </w:tcBorders>
             <w:vAlign w:val="center"/>
           </w:tcPr>
           <w:p>
@@ -5297,8 +6435,12 @@
         </w:tc>
         <w:tc>
           <w:tcPr>
-            <w:tcW w:w="6064" w:type="dxa"/>
-            <w:tcBorders/>
+            <w:tcW w:w="6073" w:type="dxa"/>
+            <w:tcBorders>
+              <w:left w:val="single" w:sz="2" w:space="0" w:color="BFC7D5"/>
+              <w:bottom w:val="single" w:sz="2" w:space="0" w:color="BFC7D5"/>
+              <w:right w:val="single" w:sz="6" w:space="0" w:color="BFC7D5"/>
+            </w:tcBorders>
             <w:vAlign w:val="center"/>
           </w:tcPr>
           <w:p>
@@ -5317,8 +6459,12 @@
         </w:tc>
         <w:tc>
           <w:tcPr>
-            <w:tcW w:w="1197" w:type="dxa"/>
-            <w:tcBorders/>
+            <w:tcW w:w="1172" w:type="dxa"/>
+            <w:tcBorders>
+              <w:left w:val="single" w:sz="2" w:space="0" w:color="BFC7D5"/>
+              <w:bottom w:val="single" w:sz="2" w:space="0" w:color="BFC7D5"/>
+              <w:right w:val="single" w:sz="6" w:space="0" w:color="BFC7D5"/>
+            </w:tcBorders>
             <w:vAlign w:val="center"/>
           </w:tcPr>
           <w:p>
@@ -5340,8 +6486,12 @@
         <w:trPr/>
         <w:tc>
           <w:tcPr>
-            <w:tcW w:w="770" w:type="dxa"/>
-            <w:tcBorders/>
+            <w:tcW w:w="797" w:type="dxa"/>
+            <w:tcBorders>
+              <w:left w:val="single" w:sz="6" w:space="0" w:color="BFC7D5"/>
+              <w:bottom w:val="single" w:sz="2" w:space="0" w:color="BFC7D5"/>
+              <w:right w:val="single" w:sz="6" w:space="0" w:color="BFC7D5"/>
+            </w:tcBorders>
             <w:vAlign w:val="center"/>
           </w:tcPr>
           <w:p>
@@ -5360,8 +6510,12 @@
         </w:tc>
         <w:tc>
           <w:tcPr>
-            <w:tcW w:w="1906" w:type="dxa"/>
-            <w:tcBorders/>
+            <w:tcW w:w="1888" w:type="dxa"/>
+            <w:tcBorders>
+              <w:left w:val="single" w:sz="2" w:space="0" w:color="BFC7D5"/>
+              <w:bottom w:val="single" w:sz="2" w:space="0" w:color="BFC7D5"/>
+              <w:right w:val="single" w:sz="6" w:space="0" w:color="BFC7D5"/>
+            </w:tcBorders>
             <w:vAlign w:val="center"/>
           </w:tcPr>
           <w:p>
@@ -5382,8 +6536,12 @@
         </w:tc>
         <w:tc>
           <w:tcPr>
-            <w:tcW w:w="1402" w:type="dxa"/>
-            <w:tcBorders/>
+            <w:tcW w:w="1409" w:type="dxa"/>
+            <w:tcBorders>
+              <w:left w:val="single" w:sz="2" w:space="0" w:color="BFC7D5"/>
+              <w:bottom w:val="single" w:sz="2" w:space="0" w:color="BFC7D5"/>
+              <w:right w:val="single" w:sz="6" w:space="0" w:color="BFC7D5"/>
+            </w:tcBorders>
             <w:vAlign w:val="center"/>
           </w:tcPr>
           <w:p>
@@ -5404,28 +6562,36 @@
         </w:tc>
         <w:tc>
           <w:tcPr>
-            <w:tcW w:w="6064" w:type="dxa"/>
-            <w:tcBorders/>
-            <w:vAlign w:val="center"/>
-          </w:tcPr>
-          <w:p>
-            <w:pPr>
-              <w:pStyle w:val="TableContents"/>
-              <w:bidi w:val="0"/>
-              <w:spacing w:before="0" w:after="283"/>
-              <w:jc w:val="left"/>
-              <w:rPr/>
-            </w:pPr>
-            <w:r>
-              <w:rPr/>
-              <w:t>None conducted. Impartiality (9.2.2 c) cannot currently be met internally — one person.</w:t>
-            </w:r>
-          </w:p>
-        </w:tc>
-        <w:tc>
-          <w:tcPr>
-            <w:tcW w:w="1197" w:type="dxa"/>
-            <w:tcBorders/>
+            <w:tcW w:w="6073" w:type="dxa"/>
+            <w:tcBorders>
+              <w:left w:val="single" w:sz="2" w:space="0" w:color="BFC7D5"/>
+              <w:bottom w:val="single" w:sz="2" w:space="0" w:color="BFC7D5"/>
+              <w:right w:val="single" w:sz="6" w:space="0" w:color="BFC7D5"/>
+            </w:tcBorders>
+            <w:vAlign w:val="center"/>
+          </w:tcPr>
+          <w:p>
+            <w:pPr>
+              <w:pStyle w:val="TableContents"/>
+              <w:bidi w:val="0"/>
+              <w:spacing w:before="0" w:after="283"/>
+              <w:jc w:val="left"/>
+              <w:rPr/>
+            </w:pPr>
+            <w:r>
+              <w:rPr/>
+              <w:t>Programme approved 2026-10-07 (SOP-13 §4: Nov 2026 clauses 4–7, Dec 2026 clause 8, Jan 2027 clauses 9–10), through the AJACE Inc. corporate audit programme (MR Sheryl Nazareth); none conducted yet</w:t>
+            </w:r>
+          </w:p>
+        </w:tc>
+        <w:tc>
+          <w:tcPr>
+            <w:tcW w:w="1172" w:type="dxa"/>
+            <w:tcBorders>
+              <w:left w:val="single" w:sz="2" w:space="0" w:color="BFC7D5"/>
+              <w:bottom w:val="single" w:sz="2" w:space="0" w:color="BFC7D5"/>
+              <w:right w:val="single" w:sz="6" w:space="0" w:color="BFC7D5"/>
+            </w:tcBorders>
             <w:vAlign w:val="center"/>
           </w:tcPr>
           <w:p>
@@ -5449,8 +6615,12 @@
         <w:trPr/>
         <w:tc>
           <w:tcPr>
-            <w:tcW w:w="770" w:type="dxa"/>
-            <w:tcBorders/>
+            <w:tcW w:w="797" w:type="dxa"/>
+            <w:tcBorders>
+              <w:left w:val="single" w:sz="6" w:space="0" w:color="BFC7D5"/>
+              <w:bottom w:val="single" w:sz="2" w:space="0" w:color="BFC7D5"/>
+              <w:right w:val="single" w:sz="6" w:space="0" w:color="BFC7D5"/>
+            </w:tcBorders>
             <w:vAlign w:val="center"/>
           </w:tcPr>
           <w:p>
@@ -5469,8 +6639,12 @@
         </w:tc>
         <w:tc>
           <w:tcPr>
-            <w:tcW w:w="1906" w:type="dxa"/>
-            <w:tcBorders/>
+            <w:tcW w:w="1888" w:type="dxa"/>
+            <w:tcBorders>
+              <w:left w:val="single" w:sz="2" w:space="0" w:color="BFC7D5"/>
+              <w:bottom w:val="single" w:sz="2" w:space="0" w:color="BFC7D5"/>
+              <w:right w:val="single" w:sz="6" w:space="0" w:color="BFC7D5"/>
+            </w:tcBorders>
             <w:vAlign w:val="center"/>
           </w:tcPr>
           <w:p>
@@ -5491,8 +6665,12 @@
         </w:tc>
         <w:tc>
           <w:tcPr>
-            <w:tcW w:w="1402" w:type="dxa"/>
-            <w:tcBorders/>
+            <w:tcW w:w="1409" w:type="dxa"/>
+            <w:tcBorders>
+              <w:left w:val="single" w:sz="2" w:space="0" w:color="BFC7D5"/>
+              <w:bottom w:val="single" w:sz="2" w:space="0" w:color="BFC7D5"/>
+              <w:right w:val="single" w:sz="6" w:space="0" w:color="BFC7D5"/>
+            </w:tcBorders>
             <w:vAlign w:val="center"/>
           </w:tcPr>
           <w:p>
@@ -5513,28 +6691,36 @@
         </w:tc>
         <w:tc>
           <w:tcPr>
-            <w:tcW w:w="6064" w:type="dxa"/>
-            <w:tcBorders/>
-            <w:vAlign w:val="center"/>
-          </w:tcPr>
-          <w:p>
-            <w:pPr>
-              <w:pStyle w:val="TableContents"/>
-              <w:bidi w:val="0"/>
-              <w:spacing w:before="0" w:after="283"/>
-              <w:jc w:val="left"/>
-              <w:rPr/>
-            </w:pPr>
-            <w:r>
-              <w:rPr/>
-              <w:t>None held</w:t>
-            </w:r>
-          </w:p>
-        </w:tc>
-        <w:tc>
-          <w:tcPr>
-            <w:tcW w:w="1197" w:type="dxa"/>
-            <w:tcBorders/>
+            <w:tcW w:w="6073" w:type="dxa"/>
+            <w:tcBorders>
+              <w:left w:val="single" w:sz="2" w:space="0" w:color="BFC7D5"/>
+              <w:bottom w:val="single" w:sz="2" w:space="0" w:color="BFC7D5"/>
+              <w:right w:val="single" w:sz="6" w:space="0" w:color="BFC7D5"/>
+            </w:tcBorders>
+            <w:vAlign w:val="center"/>
+          </w:tcPr>
+          <w:p>
+            <w:pPr>
+              <w:pStyle w:val="TableContents"/>
+              <w:bidi w:val="0"/>
+              <w:spacing w:before="0" w:after="283"/>
+              <w:jc w:val="left"/>
+              <w:rPr/>
+            </w:pPr>
+            <w:r>
+              <w:rPr/>
+              <w:t>None held yet; quarterly cadence approved (SOP-15 §4)</w:t>
+            </w:r>
+          </w:p>
+        </w:tc>
+        <w:tc>
+          <w:tcPr>
+            <w:tcW w:w="1172" w:type="dxa"/>
+            <w:tcBorders>
+              <w:left w:val="single" w:sz="2" w:space="0" w:color="BFC7D5"/>
+              <w:bottom w:val="single" w:sz="2" w:space="0" w:color="BFC7D5"/>
+              <w:right w:val="single" w:sz="6" w:space="0" w:color="BFC7D5"/>
+            </w:tcBorders>
             <w:vAlign w:val="center"/>
           </w:tcPr>
           <w:p>
@@ -5558,8 +6744,12 @@
         <w:trPr/>
         <w:tc>
           <w:tcPr>
-            <w:tcW w:w="770" w:type="dxa"/>
-            <w:tcBorders/>
+            <w:tcW w:w="797" w:type="dxa"/>
+            <w:tcBorders>
+              <w:left w:val="single" w:sz="6" w:space="0" w:color="BFC7D5"/>
+              <w:bottom w:val="single" w:sz="2" w:space="0" w:color="BFC7D5"/>
+              <w:right w:val="single" w:sz="6" w:space="0" w:color="BFC7D5"/>
+            </w:tcBorders>
             <w:vAlign w:val="center"/>
           </w:tcPr>
           <w:p>
@@ -5578,8 +6768,12 @@
         </w:tc>
         <w:tc>
           <w:tcPr>
-            <w:tcW w:w="1906" w:type="dxa"/>
-            <w:tcBorders/>
+            <w:tcW w:w="1888" w:type="dxa"/>
+            <w:tcBorders>
+              <w:left w:val="single" w:sz="2" w:space="0" w:color="BFC7D5"/>
+              <w:bottom w:val="single" w:sz="2" w:space="0" w:color="BFC7D5"/>
+              <w:right w:val="single" w:sz="6" w:space="0" w:color="BFC7D5"/>
+            </w:tcBorders>
             <w:vAlign w:val="center"/>
           </w:tcPr>
           <w:p>
@@ -5598,8 +6792,12 @@
         </w:tc>
         <w:tc>
           <w:tcPr>
-            <w:tcW w:w="1402" w:type="dxa"/>
-            <w:tcBorders/>
+            <w:tcW w:w="1409" w:type="dxa"/>
+            <w:tcBorders>
+              <w:left w:val="single" w:sz="2" w:space="0" w:color="BFC7D5"/>
+              <w:bottom w:val="single" w:sz="2" w:space="0" w:color="BFC7D5"/>
+              <w:right w:val="single" w:sz="6" w:space="0" w:color="BFC7D5"/>
+            </w:tcBorders>
             <w:vAlign w:val="center"/>
           </w:tcPr>
           <w:p>
@@ -5618,8 +6816,12 @@
         </w:tc>
         <w:tc>
           <w:tcPr>
-            <w:tcW w:w="6064" w:type="dxa"/>
-            <w:tcBorders/>
+            <w:tcW w:w="6073" w:type="dxa"/>
+            <w:tcBorders>
+              <w:left w:val="single" w:sz="2" w:space="0" w:color="BFC7D5"/>
+              <w:bottom w:val="single" w:sz="2" w:space="0" w:color="BFC7D5"/>
+              <w:right w:val="single" w:sz="6" w:space="0" w:color="BFC7D5"/>
+            </w:tcBorders>
             <w:vAlign w:val="center"/>
           </w:tcPr>
           <w:p>
@@ -5648,8 +6850,12 @@
         </w:tc>
         <w:tc>
           <w:tcPr>
-            <w:tcW w:w="1197" w:type="dxa"/>
-            <w:tcBorders/>
+            <w:tcW w:w="1172" w:type="dxa"/>
+            <w:tcBorders>
+              <w:left w:val="single" w:sz="2" w:space="0" w:color="BFC7D5"/>
+              <w:bottom w:val="single" w:sz="2" w:space="0" w:color="BFC7D5"/>
+              <w:right w:val="single" w:sz="6" w:space="0" w:color="BFC7D5"/>
+            </w:tcBorders>
             <w:vAlign w:val="center"/>
           </w:tcPr>
           <w:p>
@@ -5671,8 +6877,12 @@
         <w:trPr/>
         <w:tc>
           <w:tcPr>
-            <w:tcW w:w="770" w:type="dxa"/>
-            <w:tcBorders/>
+            <w:tcW w:w="797" w:type="dxa"/>
+            <w:tcBorders>
+              <w:left w:val="single" w:sz="6" w:space="0" w:color="BFC7D5"/>
+              <w:bottom w:val="single" w:sz="2" w:space="0" w:color="BFC7D5"/>
+              <w:right w:val="single" w:sz="6" w:space="0" w:color="BFC7D5"/>
+            </w:tcBorders>
             <w:vAlign w:val="center"/>
           </w:tcPr>
           <w:p>
@@ -5691,8 +6901,12 @@
         </w:tc>
         <w:tc>
           <w:tcPr>
-            <w:tcW w:w="1906" w:type="dxa"/>
-            <w:tcBorders/>
+            <w:tcW w:w="1888" w:type="dxa"/>
+            <w:tcBorders>
+              <w:left w:val="single" w:sz="2" w:space="0" w:color="BFC7D5"/>
+              <w:bottom w:val="single" w:sz="2" w:space="0" w:color="BFC7D5"/>
+              <w:right w:val="single" w:sz="6" w:space="0" w:color="BFC7D5"/>
+            </w:tcBorders>
             <w:vAlign w:val="center"/>
           </w:tcPr>
           <w:p>
@@ -5711,8 +6925,12 @@
         </w:tc>
         <w:tc>
           <w:tcPr>
-            <w:tcW w:w="1402" w:type="dxa"/>
-            <w:tcBorders/>
+            <w:tcW w:w="1409" w:type="dxa"/>
+            <w:tcBorders>
+              <w:left w:val="single" w:sz="2" w:space="0" w:color="BFC7D5"/>
+              <w:bottom w:val="single" w:sz="2" w:space="0" w:color="BFC7D5"/>
+              <w:right w:val="single" w:sz="6" w:space="0" w:color="BFC7D5"/>
+            </w:tcBorders>
             <w:vAlign w:val="center"/>
           </w:tcPr>
           <w:p>
@@ -5731,8 +6949,12 @@
         </w:tc>
         <w:tc>
           <w:tcPr>
-            <w:tcW w:w="6064" w:type="dxa"/>
-            <w:tcBorders/>
+            <w:tcW w:w="6073" w:type="dxa"/>
+            <w:tcBorders>
+              <w:left w:val="single" w:sz="2" w:space="0" w:color="BFC7D5"/>
+              <w:bottom w:val="single" w:sz="2" w:space="0" w:color="BFC7D5"/>
+              <w:right w:val="single" w:sz="6" w:space="0" w:color="BFC7D5"/>
+            </w:tcBorders>
             <w:vAlign w:val="center"/>
           </w:tcPr>
           <w:p>
@@ -5761,8 +6983,12 @@
         </w:tc>
         <w:tc>
           <w:tcPr>
-            <w:tcW w:w="1197" w:type="dxa"/>
-            <w:tcBorders/>
+            <w:tcW w:w="1172" w:type="dxa"/>
+            <w:tcBorders>
+              <w:left w:val="single" w:sz="2" w:space="0" w:color="BFC7D5"/>
+              <w:bottom w:val="single" w:sz="2" w:space="0" w:color="BFC7D5"/>
+              <w:right w:val="single" w:sz="6" w:space="0" w:color="BFC7D5"/>
+            </w:tcBorders>
             <w:vAlign w:val="center"/>
           </w:tcPr>
           <w:p>
@@ -5784,8 +7010,12 @@
         <w:trPr/>
         <w:tc>
           <w:tcPr>
-            <w:tcW w:w="770" w:type="dxa"/>
-            <w:tcBorders/>
+            <w:tcW w:w="797" w:type="dxa"/>
+            <w:tcBorders>
+              <w:left w:val="single" w:sz="6" w:space="0" w:color="BFC7D5"/>
+              <w:bottom w:val="single" w:sz="6" w:space="0" w:color="BFC7D5"/>
+              <w:right w:val="single" w:sz="6" w:space="0" w:color="BFC7D5"/>
+            </w:tcBorders>
             <w:vAlign w:val="center"/>
           </w:tcPr>
           <w:p>
@@ -5804,8 +7034,12 @@
         </w:tc>
         <w:tc>
           <w:tcPr>
-            <w:tcW w:w="1906" w:type="dxa"/>
-            <w:tcBorders/>
+            <w:tcW w:w="1888" w:type="dxa"/>
+            <w:tcBorders>
+              <w:left w:val="single" w:sz="2" w:space="0" w:color="BFC7D5"/>
+              <w:bottom w:val="single" w:sz="6" w:space="0" w:color="BFC7D5"/>
+              <w:right w:val="single" w:sz="6" w:space="0" w:color="BFC7D5"/>
+            </w:tcBorders>
             <w:vAlign w:val="center"/>
           </w:tcPr>
           <w:p>
@@ -5824,8 +7058,12 @@
         </w:tc>
         <w:tc>
           <w:tcPr>
-            <w:tcW w:w="1402" w:type="dxa"/>
-            <w:tcBorders/>
+            <w:tcW w:w="1409" w:type="dxa"/>
+            <w:tcBorders>
+              <w:left w:val="single" w:sz="2" w:space="0" w:color="BFC7D5"/>
+              <w:bottom w:val="single" w:sz="6" w:space="0" w:color="BFC7D5"/>
+              <w:right w:val="single" w:sz="6" w:space="0" w:color="BFC7D5"/>
+            </w:tcBorders>
             <w:vAlign w:val="center"/>
           </w:tcPr>
           <w:p>
@@ -5844,8 +7082,12 @@
         </w:tc>
         <w:tc>
           <w:tcPr>
-            <w:tcW w:w="6064" w:type="dxa"/>
-            <w:tcBorders/>
+            <w:tcW w:w="6073" w:type="dxa"/>
+            <w:tcBorders>
+              <w:left w:val="single" w:sz="2" w:space="0" w:color="BFC7D5"/>
+              <w:bottom w:val="single" w:sz="6" w:space="0" w:color="BFC7D5"/>
+              <w:right w:val="single" w:sz="6" w:space="0" w:color="BFC7D5"/>
+            </w:tcBorders>
             <w:vAlign w:val="center"/>
           </w:tcPr>
           <w:p>
@@ -5864,8 +7106,12 @@
         </w:tc>
         <w:tc>
           <w:tcPr>
-            <w:tcW w:w="1197" w:type="dxa"/>
-            <w:tcBorders/>
+            <w:tcW w:w="1172" w:type="dxa"/>
+            <w:tcBorders>
+              <w:left w:val="single" w:sz="2" w:space="0" w:color="BFC7D5"/>
+              <w:bottom w:val="single" w:sz="6" w:space="0" w:color="BFC7D5"/>
+              <w:right w:val="single" w:sz="6" w:space="0" w:color="BFC7D5"/>
+            </w:tcBorders>
             <w:vAlign w:val="center"/>
           </w:tcPr>
           <w:p>
@@ -5932,23 +7178,23 @@
     </w:p>
     <w:tbl>
       <w:tblPr>
-        <w:tblW w:w="11339" w:type="dxa"/>
+        <w:tblW w:w="5000" w:type="pct"/>
         <w:jc w:val="left"/>
-        <w:tblInd w:w="0" w:type="dxa"/>
+        <w:tblInd w:w="-7" w:type="dxa"/>
         <w:tblLayout w:type="fixed"/>
         <w:tblCellMar>
-          <w:top w:w="28" w:type="dxa"/>
-          <w:left w:w="28" w:type="dxa"/>
-          <w:bottom w:w="28" w:type="dxa"/>
-          <w:right w:w="28" w:type="dxa"/>
+          <w:top w:w="60" w:type="dxa"/>
+          <w:left w:w="60" w:type="dxa"/>
+          <w:bottom w:w="60" w:type="dxa"/>
+          <w:right w:w="60" w:type="dxa"/>
         </w:tblCellMar>
       </w:tblPr>
       <w:tblGrid>
-        <w:gridCol w:w="596"/>
-        <w:gridCol w:w="7000"/>
-        <w:gridCol w:w="754"/>
-        <w:gridCol w:w="2324"/>
-        <w:gridCol w:w="665"/>
+        <w:gridCol w:w="627"/>
+        <w:gridCol w:w="6914"/>
+        <w:gridCol w:w="787"/>
+        <w:gridCol w:w="2340"/>
+        <w:gridCol w:w="671"/>
       </w:tblGrid>
       <w:tr>
         <w:trPr>
@@ -5956,110 +7202,150 @@
         </w:trPr>
         <w:tc>
           <w:tcPr>
-            <w:tcW w:w="596" w:type="dxa"/>
-            <w:tcBorders/>
+            <w:tcW w:w="627" w:type="dxa"/>
+            <w:tcBorders>
+              <w:top w:val="single" w:sz="6" w:space="0" w:color="BFC7D5"/>
+              <w:left w:val="single" w:sz="6" w:space="0" w:color="BFC7D5"/>
+              <w:bottom w:val="single" w:sz="2" w:space="0" w:color="BFC7D5"/>
+              <w:right w:val="single" w:sz="6" w:space="0" w:color="BFC7D5"/>
+            </w:tcBorders>
+            <w:shd w:fill="1F3A5F" w:val="clear"/>
             <w:vAlign w:val="center"/>
           </w:tcPr>
           <w:p>
             <w:pPr>
               <w:pStyle w:val="TableHeading"/>
-              <w:suppressLineNumbers/>
-              <w:shd w:fill="1F3A5F" w:val="clear"/>
-              <w:bidi w:val="0"/>
-              <w:spacing w:before="0" w:after="283"/>
-              <w:jc w:val="center"/>
-              <w:rPr/>
-            </w:pPr>
-            <w:r>
-              <w:rPr/>
+              <w:bidi w:val="0"/>
+              <w:spacing w:before="0" w:after="283"/>
+              <w:jc w:val="left"/>
+              <w:rPr>
+                <w:color w:val="FFFFFF"/>
+              </w:rPr>
+            </w:pPr>
+            <w:r>
+              <w:rPr>
+                <w:color w:val="FFFFFF"/>
+              </w:rPr>
               <w:t>Ref</w:t>
             </w:r>
           </w:p>
         </w:tc>
         <w:tc>
           <w:tcPr>
-            <w:tcW w:w="7000" w:type="dxa"/>
-            <w:tcBorders/>
+            <w:tcW w:w="6914" w:type="dxa"/>
+            <w:tcBorders>
+              <w:top w:val="single" w:sz="6" w:space="0" w:color="BFC7D5"/>
+              <w:left w:val="single" w:sz="2" w:space="0" w:color="BFC7D5"/>
+              <w:bottom w:val="single" w:sz="2" w:space="0" w:color="BFC7D5"/>
+              <w:right w:val="single" w:sz="6" w:space="0" w:color="BFC7D5"/>
+            </w:tcBorders>
+            <w:shd w:fill="1F3A5F" w:val="clear"/>
             <w:vAlign w:val="center"/>
           </w:tcPr>
           <w:p>
             <w:pPr>
               <w:pStyle w:val="TableHeading"/>
-              <w:suppressLineNumbers/>
-              <w:shd w:fill="1F3A5F" w:val="clear"/>
-              <w:bidi w:val="0"/>
-              <w:spacing w:before="0" w:after="283"/>
-              <w:jc w:val="center"/>
-              <w:rPr/>
-            </w:pPr>
-            <w:r>
-              <w:rPr/>
+              <w:bidi w:val="0"/>
+              <w:spacing w:before="0" w:after="283"/>
+              <w:jc w:val="left"/>
+              <w:rPr>
+                <w:color w:val="FFFFFF"/>
+              </w:rPr>
+            </w:pPr>
+            <w:r>
+              <w:rPr>
+                <w:color w:val="FFFFFF"/>
+              </w:rPr>
               <w:t>Gap</w:t>
             </w:r>
           </w:p>
         </w:tc>
         <w:tc>
           <w:tcPr>
-            <w:tcW w:w="754" w:type="dxa"/>
-            <w:tcBorders/>
+            <w:tcW w:w="787" w:type="dxa"/>
+            <w:tcBorders>
+              <w:top w:val="single" w:sz="6" w:space="0" w:color="BFC7D5"/>
+              <w:left w:val="single" w:sz="2" w:space="0" w:color="BFC7D5"/>
+              <w:bottom w:val="single" w:sz="2" w:space="0" w:color="BFC7D5"/>
+              <w:right w:val="single" w:sz="6" w:space="0" w:color="BFC7D5"/>
+            </w:tcBorders>
+            <w:shd w:fill="1F3A5F" w:val="clear"/>
             <w:vAlign w:val="center"/>
           </w:tcPr>
           <w:p>
             <w:pPr>
               <w:pStyle w:val="TableHeading"/>
-              <w:suppressLineNumbers/>
-              <w:shd w:fill="1F3A5F" w:val="clear"/>
-              <w:bidi w:val="0"/>
-              <w:spacing w:before="0" w:after="283"/>
-              <w:jc w:val="center"/>
-              <w:rPr/>
-            </w:pPr>
-            <w:r>
-              <w:rPr/>
+              <w:bidi w:val="0"/>
+              <w:spacing w:before="0" w:after="283"/>
+              <w:jc w:val="left"/>
+              <w:rPr>
+                <w:color w:val="FFFFFF"/>
+              </w:rPr>
+            </w:pPr>
+            <w:r>
+              <w:rPr>
+                <w:color w:val="FFFFFF"/>
+              </w:rPr>
               <w:t>Clause</w:t>
             </w:r>
           </w:p>
         </w:tc>
         <w:tc>
           <w:tcPr>
-            <w:tcW w:w="2324" w:type="dxa"/>
-            <w:tcBorders/>
+            <w:tcW w:w="2340" w:type="dxa"/>
+            <w:tcBorders>
+              <w:top w:val="single" w:sz="6" w:space="0" w:color="BFC7D5"/>
+              <w:left w:val="single" w:sz="2" w:space="0" w:color="BFC7D5"/>
+              <w:bottom w:val="single" w:sz="2" w:space="0" w:color="BFC7D5"/>
+              <w:right w:val="single" w:sz="6" w:space="0" w:color="BFC7D5"/>
+            </w:tcBorders>
+            <w:shd w:fill="1F3A5F" w:val="clear"/>
             <w:vAlign w:val="center"/>
           </w:tcPr>
           <w:p>
             <w:pPr>
               <w:pStyle w:val="TableHeading"/>
-              <w:suppressLineNumbers/>
-              <w:shd w:fill="1F3A5F" w:val="clear"/>
-              <w:bidi w:val="0"/>
-              <w:spacing w:before="0" w:after="283"/>
-              <w:jc w:val="center"/>
-              <w:rPr/>
-            </w:pPr>
-            <w:r>
-              <w:rPr/>
+              <w:bidi w:val="0"/>
+              <w:spacing w:before="0" w:after="283"/>
+              <w:jc w:val="left"/>
+              <w:rPr>
+                <w:color w:val="FFFFFF"/>
+              </w:rPr>
+            </w:pPr>
+            <w:r>
+              <w:rPr>
+                <w:color w:val="FFFFFF"/>
+              </w:rPr>
               <w:t>Consequence if left</w:t>
             </w:r>
           </w:p>
         </w:tc>
         <w:tc>
           <w:tcPr>
-            <w:tcW w:w="665" w:type="dxa"/>
-            <w:tcBorders/>
+            <w:tcW w:w="671" w:type="dxa"/>
+            <w:tcBorders>
+              <w:top w:val="single" w:sz="6" w:space="0" w:color="BFC7D5"/>
+              <w:left w:val="single" w:sz="2" w:space="0" w:color="BFC7D5"/>
+              <w:bottom w:val="single" w:sz="2" w:space="0" w:color="BFC7D5"/>
+              <w:right w:val="single" w:sz="6" w:space="0" w:color="BFC7D5"/>
+            </w:tcBorders>
+            <w:shd w:fill="1F3A5F" w:val="clear"/>
             <w:vAlign w:val="center"/>
           </w:tcPr>
           <w:p>
             <w:pPr>
               <w:pStyle w:val="TableHeading"/>
-              <w:suppressLineNumbers/>
-              <w:shd w:fill="1F3A5F" w:val="clear"/>
-              <w:bidi w:val="0"/>
-              <w:spacing w:before="0" w:after="283"/>
-              <w:jc w:val="center"/>
-              <w:rPr/>
-            </w:pPr>
-            <w:r>
-              <w:rPr/>
+              <w:bidi w:val="0"/>
+              <w:spacing w:before="0" w:after="283"/>
+              <w:jc w:val="left"/>
+              <w:rPr>
+                <w:color w:val="FFFFFF"/>
+              </w:rPr>
+            </w:pPr>
+            <w:r>
+              <w:rPr>
+                <w:color w:val="FFFFFF"/>
+              </w:rPr>
               <w:t>Effort</w:t>
             </w:r>
           </w:p>
@@ -6069,8 +7355,12 @@
         <w:trPr/>
         <w:tc>
           <w:tcPr>
-            <w:tcW w:w="596" w:type="dxa"/>
-            <w:tcBorders/>
+            <w:tcW w:w="627" w:type="dxa"/>
+            <w:tcBorders>
+              <w:left w:val="single" w:sz="6" w:space="0" w:color="BFC7D5"/>
+              <w:bottom w:val="single" w:sz="2" w:space="0" w:color="BFC7D5"/>
+              <w:right w:val="single" w:sz="6" w:space="0" w:color="BFC7D5"/>
+            </w:tcBorders>
             <w:vAlign w:val="center"/>
           </w:tcPr>
           <w:p>
@@ -6089,8 +7379,12 @@
         </w:tc>
         <w:tc>
           <w:tcPr>
-            <w:tcW w:w="7000" w:type="dxa"/>
-            <w:tcBorders/>
+            <w:tcW w:w="6914" w:type="dxa"/>
+            <w:tcBorders>
+              <w:left w:val="single" w:sz="2" w:space="0" w:color="BFC7D5"/>
+              <w:bottom w:val="single" w:sz="2" w:space="0" w:color="BFC7D5"/>
+              <w:right w:val="single" w:sz="6" w:space="0" w:color="BFC7D5"/>
+            </w:tcBorders>
             <w:vAlign w:val="center"/>
           </w:tcPr>
           <w:p>
@@ -6135,8 +7429,12 @@
         </w:tc>
         <w:tc>
           <w:tcPr>
-            <w:tcW w:w="754" w:type="dxa"/>
-            <w:tcBorders/>
+            <w:tcW w:w="787" w:type="dxa"/>
+            <w:tcBorders>
+              <w:left w:val="single" w:sz="2" w:space="0" w:color="BFC7D5"/>
+              <w:bottom w:val="single" w:sz="2" w:space="0" w:color="BFC7D5"/>
+              <w:right w:val="single" w:sz="6" w:space="0" w:color="BFC7D5"/>
+            </w:tcBorders>
             <w:vAlign w:val="center"/>
           </w:tcPr>
           <w:p>
@@ -6155,8 +7453,12 @@
         </w:tc>
         <w:tc>
           <w:tcPr>
-            <w:tcW w:w="2324" w:type="dxa"/>
-            <w:tcBorders/>
+            <w:tcW w:w="2340" w:type="dxa"/>
+            <w:tcBorders>
+              <w:left w:val="single" w:sz="2" w:space="0" w:color="BFC7D5"/>
+              <w:bottom w:val="single" w:sz="2" w:space="0" w:color="BFC7D5"/>
+              <w:right w:val="single" w:sz="6" w:space="0" w:color="BFC7D5"/>
+            </w:tcBorders>
             <w:vAlign w:val="center"/>
           </w:tcPr>
           <w:p>
@@ -6175,8 +7477,12 @@
         </w:tc>
         <w:tc>
           <w:tcPr>
-            <w:tcW w:w="665" w:type="dxa"/>
-            <w:tcBorders/>
+            <w:tcW w:w="671" w:type="dxa"/>
+            <w:tcBorders>
+              <w:left w:val="single" w:sz="2" w:space="0" w:color="BFC7D5"/>
+              <w:bottom w:val="single" w:sz="2" w:space="0" w:color="BFC7D5"/>
+              <w:right w:val="single" w:sz="6" w:space="0" w:color="BFC7D5"/>
+            </w:tcBorders>
             <w:vAlign w:val="center"/>
           </w:tcPr>
           <w:p>
@@ -6198,8 +7504,12 @@
         <w:trPr/>
         <w:tc>
           <w:tcPr>
-            <w:tcW w:w="596" w:type="dxa"/>
-            <w:tcBorders/>
+            <w:tcW w:w="627" w:type="dxa"/>
+            <w:tcBorders>
+              <w:left w:val="single" w:sz="6" w:space="0" w:color="BFC7D5"/>
+              <w:bottom w:val="single" w:sz="2" w:space="0" w:color="BFC7D5"/>
+              <w:right w:val="single" w:sz="6" w:space="0" w:color="BFC7D5"/>
+            </w:tcBorders>
             <w:vAlign w:val="center"/>
           </w:tcPr>
           <w:p>
@@ -6218,8 +7528,12 @@
         </w:tc>
         <w:tc>
           <w:tcPr>
-            <w:tcW w:w="7000" w:type="dxa"/>
-            <w:tcBorders/>
+            <w:tcW w:w="6914" w:type="dxa"/>
+            <w:tcBorders>
+              <w:left w:val="single" w:sz="2" w:space="0" w:color="BFC7D5"/>
+              <w:bottom w:val="single" w:sz="2" w:space="0" w:color="BFC7D5"/>
+              <w:right w:val="single" w:sz="6" w:space="0" w:color="BFC7D5"/>
+            </w:tcBorders>
             <w:vAlign w:val="center"/>
           </w:tcPr>
           <w:p>
@@ -6270,8 +7584,12 @@
         </w:tc>
         <w:tc>
           <w:tcPr>
-            <w:tcW w:w="754" w:type="dxa"/>
-            <w:tcBorders/>
+            <w:tcW w:w="787" w:type="dxa"/>
+            <w:tcBorders>
+              <w:left w:val="single" w:sz="2" w:space="0" w:color="BFC7D5"/>
+              <w:bottom w:val="single" w:sz="2" w:space="0" w:color="BFC7D5"/>
+              <w:right w:val="single" w:sz="6" w:space="0" w:color="BFC7D5"/>
+            </w:tcBorders>
             <w:vAlign w:val="center"/>
           </w:tcPr>
           <w:p>
@@ -6290,8 +7608,12 @@
         </w:tc>
         <w:tc>
           <w:tcPr>
-            <w:tcW w:w="2324" w:type="dxa"/>
-            <w:tcBorders/>
+            <w:tcW w:w="2340" w:type="dxa"/>
+            <w:tcBorders>
+              <w:left w:val="single" w:sz="2" w:space="0" w:color="BFC7D5"/>
+              <w:bottom w:val="single" w:sz="2" w:space="0" w:color="BFC7D5"/>
+              <w:right w:val="single" w:sz="6" w:space="0" w:color="BFC7D5"/>
+            </w:tcBorders>
             <w:vAlign w:val="center"/>
           </w:tcPr>
           <w:p>
@@ -6310,8 +7632,12 @@
         </w:tc>
         <w:tc>
           <w:tcPr>
-            <w:tcW w:w="665" w:type="dxa"/>
-            <w:tcBorders/>
+            <w:tcW w:w="671" w:type="dxa"/>
+            <w:tcBorders>
+              <w:left w:val="single" w:sz="2" w:space="0" w:color="BFC7D5"/>
+              <w:bottom w:val="single" w:sz="2" w:space="0" w:color="BFC7D5"/>
+              <w:right w:val="single" w:sz="6" w:space="0" w:color="BFC7D5"/>
+            </w:tcBorders>
             <w:vAlign w:val="center"/>
           </w:tcPr>
           <w:p>
@@ -6333,8 +7659,12 @@
         <w:trPr/>
         <w:tc>
           <w:tcPr>
-            <w:tcW w:w="596" w:type="dxa"/>
-            <w:tcBorders/>
+            <w:tcW w:w="627" w:type="dxa"/>
+            <w:tcBorders>
+              <w:left w:val="single" w:sz="6" w:space="0" w:color="BFC7D5"/>
+              <w:bottom w:val="single" w:sz="2" w:space="0" w:color="BFC7D5"/>
+              <w:right w:val="single" w:sz="6" w:space="0" w:color="BFC7D5"/>
+            </w:tcBorders>
             <w:vAlign w:val="center"/>
           </w:tcPr>
           <w:p>
@@ -6353,8 +7683,12 @@
         </w:tc>
         <w:tc>
           <w:tcPr>
-            <w:tcW w:w="7000" w:type="dxa"/>
-            <w:tcBorders/>
+            <w:tcW w:w="6914" w:type="dxa"/>
+            <w:tcBorders>
+              <w:left w:val="single" w:sz="2" w:space="0" w:color="BFC7D5"/>
+              <w:bottom w:val="single" w:sz="2" w:space="0" w:color="BFC7D5"/>
+              <w:right w:val="single" w:sz="6" w:space="0" w:color="BFC7D5"/>
+            </w:tcBorders>
             <w:vAlign w:val="center"/>
           </w:tcPr>
           <w:p>
@@ -6427,8 +7761,12 @@
         </w:tc>
         <w:tc>
           <w:tcPr>
-            <w:tcW w:w="754" w:type="dxa"/>
-            <w:tcBorders/>
+            <w:tcW w:w="787" w:type="dxa"/>
+            <w:tcBorders>
+              <w:left w:val="single" w:sz="2" w:space="0" w:color="BFC7D5"/>
+              <w:bottom w:val="single" w:sz="2" w:space="0" w:color="BFC7D5"/>
+              <w:right w:val="single" w:sz="6" w:space="0" w:color="BFC7D5"/>
+            </w:tcBorders>
             <w:vAlign w:val="center"/>
           </w:tcPr>
           <w:p>
@@ -6447,8 +7785,12 @@
         </w:tc>
         <w:tc>
           <w:tcPr>
-            <w:tcW w:w="2324" w:type="dxa"/>
-            <w:tcBorders/>
+            <w:tcW w:w="2340" w:type="dxa"/>
+            <w:tcBorders>
+              <w:left w:val="single" w:sz="2" w:space="0" w:color="BFC7D5"/>
+              <w:bottom w:val="single" w:sz="2" w:space="0" w:color="BFC7D5"/>
+              <w:right w:val="single" w:sz="6" w:space="0" w:color="BFC7D5"/>
+            </w:tcBorders>
             <w:vAlign w:val="center"/>
           </w:tcPr>
           <w:p>
@@ -6467,8 +7809,12 @@
         </w:tc>
         <w:tc>
           <w:tcPr>
-            <w:tcW w:w="665" w:type="dxa"/>
-            <w:tcBorders/>
+            <w:tcW w:w="671" w:type="dxa"/>
+            <w:tcBorders>
+              <w:left w:val="single" w:sz="2" w:space="0" w:color="BFC7D5"/>
+              <w:bottom w:val="single" w:sz="2" w:space="0" w:color="BFC7D5"/>
+              <w:right w:val="single" w:sz="6" w:space="0" w:color="BFC7D5"/>
+            </w:tcBorders>
             <w:vAlign w:val="center"/>
           </w:tcPr>
           <w:p>
@@ -6490,8 +7836,12 @@
         <w:trPr/>
         <w:tc>
           <w:tcPr>
-            <w:tcW w:w="596" w:type="dxa"/>
-            <w:tcBorders/>
+            <w:tcW w:w="627" w:type="dxa"/>
+            <w:tcBorders>
+              <w:left w:val="single" w:sz="6" w:space="0" w:color="BFC7D5"/>
+              <w:bottom w:val="single" w:sz="6" w:space="0" w:color="BFC7D5"/>
+              <w:right w:val="single" w:sz="6" w:space="0" w:color="BFC7D5"/>
+            </w:tcBorders>
             <w:vAlign w:val="center"/>
           </w:tcPr>
           <w:p>
@@ -6512,8 +7862,12 @@
         </w:tc>
         <w:tc>
           <w:tcPr>
-            <w:tcW w:w="7000" w:type="dxa"/>
-            <w:tcBorders/>
+            <w:tcW w:w="6914" w:type="dxa"/>
+            <w:tcBorders>
+              <w:left w:val="single" w:sz="2" w:space="0" w:color="BFC7D5"/>
+              <w:bottom w:val="single" w:sz="6" w:space="0" w:color="BFC7D5"/>
+              <w:right w:val="single" w:sz="6" w:space="0" w:color="BFC7D5"/>
+            </w:tcBorders>
             <w:vAlign w:val="center"/>
           </w:tcPr>
           <w:p>
@@ -6532,7 +7886,7 @@
               <w:rPr>
                 <w:rStyle w:val="SourceText"/>
               </w:rPr>
-              <w:t>backend/app/main.py:135</w:t>
+              <w:t>backend/app/main.py:157</w:t>
             </w:r>
             <w:r>
               <w:rPr/>
@@ -6548,8 +7902,12 @@
         </w:tc>
         <w:tc>
           <w:tcPr>
-            <w:tcW w:w="754" w:type="dxa"/>
-            <w:tcBorders/>
+            <w:tcW w:w="787" w:type="dxa"/>
+            <w:tcBorders>
+              <w:left w:val="single" w:sz="2" w:space="0" w:color="BFC7D5"/>
+              <w:bottom w:val="single" w:sz="6" w:space="0" w:color="BFC7D5"/>
+              <w:right w:val="single" w:sz="6" w:space="0" w:color="BFC7D5"/>
+            </w:tcBorders>
             <w:vAlign w:val="center"/>
           </w:tcPr>
           <w:p>
@@ -6568,8 +7926,12 @@
         </w:tc>
         <w:tc>
           <w:tcPr>
-            <w:tcW w:w="2324" w:type="dxa"/>
-            <w:tcBorders/>
+            <w:tcW w:w="2340" w:type="dxa"/>
+            <w:tcBorders>
+              <w:left w:val="single" w:sz="2" w:space="0" w:color="BFC7D5"/>
+              <w:bottom w:val="single" w:sz="6" w:space="0" w:color="BFC7D5"/>
+              <w:right w:val="single" w:sz="6" w:space="0" w:color="BFC7D5"/>
+            </w:tcBorders>
             <w:vAlign w:val="center"/>
           </w:tcPr>
           <w:p>
@@ -6588,8 +7950,12 @@
         </w:tc>
         <w:tc>
           <w:tcPr>
-            <w:tcW w:w="665" w:type="dxa"/>
-            <w:tcBorders/>
+            <w:tcW w:w="671" w:type="dxa"/>
+            <w:tcBorders>
+              <w:left w:val="single" w:sz="2" w:space="0" w:color="BFC7D5"/>
+              <w:bottom w:val="single" w:sz="6" w:space="0" w:color="BFC7D5"/>
+              <w:right w:val="single" w:sz="6" w:space="0" w:color="BFC7D5"/>
+            </w:tcBorders>
             <w:vAlign w:val="center"/>
           </w:tcPr>
           <w:p>
@@ -6622,23 +7988,23 @@
     </w:p>
     <w:tbl>
       <w:tblPr>
-        <w:tblW w:w="11339" w:type="dxa"/>
+        <w:tblW w:w="5000" w:type="pct"/>
         <w:jc w:val="left"/>
-        <w:tblInd w:w="0" w:type="dxa"/>
+        <w:tblInd w:w="-7" w:type="dxa"/>
         <w:tblLayout w:type="fixed"/>
         <w:tblCellMar>
-          <w:top w:w="28" w:type="dxa"/>
-          <w:left w:w="28" w:type="dxa"/>
-          <w:bottom w:w="28" w:type="dxa"/>
-          <w:right w:w="28" w:type="dxa"/>
+          <w:top w:w="60" w:type="dxa"/>
+          <w:left w:w="60" w:type="dxa"/>
+          <w:bottom w:w="60" w:type="dxa"/>
+          <w:right w:w="60" w:type="dxa"/>
         </w:tblCellMar>
       </w:tblPr>
       <w:tblGrid>
-        <w:gridCol w:w="442"/>
-        <w:gridCol w:w="4876"/>
-        <w:gridCol w:w="830"/>
-        <w:gridCol w:w="3811"/>
-        <w:gridCol w:w="1380"/>
+        <w:gridCol w:w="684"/>
+        <w:gridCol w:w="5021"/>
+        <w:gridCol w:w="845"/>
+        <w:gridCol w:w="3462"/>
+        <w:gridCol w:w="1327"/>
       </w:tblGrid>
       <w:tr>
         <w:trPr>
@@ -6646,110 +8012,150 @@
         </w:trPr>
         <w:tc>
           <w:tcPr>
-            <w:tcW w:w="442" w:type="dxa"/>
-            <w:tcBorders/>
+            <w:tcW w:w="684" w:type="dxa"/>
+            <w:tcBorders>
+              <w:top w:val="single" w:sz="6" w:space="0" w:color="BFC7D5"/>
+              <w:left w:val="single" w:sz="6" w:space="0" w:color="BFC7D5"/>
+              <w:bottom w:val="single" w:sz="2" w:space="0" w:color="BFC7D5"/>
+              <w:right w:val="single" w:sz="6" w:space="0" w:color="BFC7D5"/>
+            </w:tcBorders>
+            <w:shd w:fill="1F3A5F" w:val="clear"/>
             <w:vAlign w:val="center"/>
           </w:tcPr>
           <w:p>
             <w:pPr>
               <w:pStyle w:val="TableHeading"/>
-              <w:suppressLineNumbers/>
-              <w:shd w:fill="1F3A5F" w:val="clear"/>
-              <w:bidi w:val="0"/>
-              <w:spacing w:before="0" w:after="283"/>
-              <w:jc w:val="center"/>
-              <w:rPr/>
-            </w:pPr>
-            <w:r>
-              <w:rPr/>
+              <w:bidi w:val="0"/>
+              <w:spacing w:before="0" w:after="283"/>
+              <w:jc w:val="left"/>
+              <w:rPr>
+                <w:color w:val="FFFFFF"/>
+              </w:rPr>
+            </w:pPr>
+            <w:r>
+              <w:rPr>
+                <w:color w:val="FFFFFF"/>
+              </w:rPr>
               <w:t>Ref</w:t>
             </w:r>
           </w:p>
         </w:tc>
         <w:tc>
           <w:tcPr>
-            <w:tcW w:w="4876" w:type="dxa"/>
-            <w:tcBorders/>
+            <w:tcW w:w="5021" w:type="dxa"/>
+            <w:tcBorders>
+              <w:top w:val="single" w:sz="6" w:space="0" w:color="BFC7D5"/>
+              <w:left w:val="single" w:sz="2" w:space="0" w:color="BFC7D5"/>
+              <w:bottom w:val="single" w:sz="2" w:space="0" w:color="BFC7D5"/>
+              <w:right w:val="single" w:sz="6" w:space="0" w:color="BFC7D5"/>
+            </w:tcBorders>
+            <w:shd w:fill="1F3A5F" w:val="clear"/>
             <w:vAlign w:val="center"/>
           </w:tcPr>
           <w:p>
             <w:pPr>
               <w:pStyle w:val="TableHeading"/>
-              <w:suppressLineNumbers/>
-              <w:shd w:fill="1F3A5F" w:val="clear"/>
-              <w:bidi w:val="0"/>
-              <w:spacing w:before="0" w:after="283"/>
-              <w:jc w:val="center"/>
-              <w:rPr/>
-            </w:pPr>
-            <w:r>
-              <w:rPr/>
+              <w:bidi w:val="0"/>
+              <w:spacing w:before="0" w:after="283"/>
+              <w:jc w:val="left"/>
+              <w:rPr>
+                <w:color w:val="FFFFFF"/>
+              </w:rPr>
+            </w:pPr>
+            <w:r>
+              <w:rPr>
+                <w:color w:val="FFFFFF"/>
+              </w:rPr>
               <w:t>Gap</w:t>
             </w:r>
           </w:p>
         </w:tc>
         <w:tc>
           <w:tcPr>
-            <w:tcW w:w="830" w:type="dxa"/>
-            <w:tcBorders/>
+            <w:tcW w:w="845" w:type="dxa"/>
+            <w:tcBorders>
+              <w:top w:val="single" w:sz="6" w:space="0" w:color="BFC7D5"/>
+              <w:left w:val="single" w:sz="2" w:space="0" w:color="BFC7D5"/>
+              <w:bottom w:val="single" w:sz="2" w:space="0" w:color="BFC7D5"/>
+              <w:right w:val="single" w:sz="6" w:space="0" w:color="BFC7D5"/>
+            </w:tcBorders>
+            <w:shd w:fill="1F3A5F" w:val="clear"/>
             <w:vAlign w:val="center"/>
           </w:tcPr>
           <w:p>
             <w:pPr>
               <w:pStyle w:val="TableHeading"/>
-              <w:suppressLineNumbers/>
-              <w:shd w:fill="1F3A5F" w:val="clear"/>
-              <w:bidi w:val="0"/>
-              <w:spacing w:before="0" w:after="283"/>
-              <w:jc w:val="center"/>
-              <w:rPr/>
-            </w:pPr>
-            <w:r>
-              <w:rPr/>
+              <w:bidi w:val="0"/>
+              <w:spacing w:before="0" w:after="283"/>
+              <w:jc w:val="left"/>
+              <w:rPr>
+                <w:color w:val="FFFFFF"/>
+              </w:rPr>
+            </w:pPr>
+            <w:r>
+              <w:rPr>
+                <w:color w:val="FFFFFF"/>
+              </w:rPr>
               <w:t>Clause</w:t>
             </w:r>
           </w:p>
         </w:tc>
         <w:tc>
           <w:tcPr>
-            <w:tcW w:w="3811" w:type="dxa"/>
-            <w:tcBorders/>
+            <w:tcW w:w="3462" w:type="dxa"/>
+            <w:tcBorders>
+              <w:top w:val="single" w:sz="6" w:space="0" w:color="BFC7D5"/>
+              <w:left w:val="single" w:sz="2" w:space="0" w:color="BFC7D5"/>
+              <w:bottom w:val="single" w:sz="2" w:space="0" w:color="BFC7D5"/>
+              <w:right w:val="single" w:sz="6" w:space="0" w:color="BFC7D5"/>
+            </w:tcBorders>
+            <w:shd w:fill="1F3A5F" w:val="clear"/>
             <w:vAlign w:val="center"/>
           </w:tcPr>
           <w:p>
             <w:pPr>
               <w:pStyle w:val="TableHeading"/>
-              <w:suppressLineNumbers/>
-              <w:shd w:fill="1F3A5F" w:val="clear"/>
-              <w:bidi w:val="0"/>
-              <w:spacing w:before="0" w:after="283"/>
-              <w:jc w:val="center"/>
-              <w:rPr/>
-            </w:pPr>
-            <w:r>
-              <w:rPr/>
+              <w:bidi w:val="0"/>
+              <w:spacing w:before="0" w:after="283"/>
+              <w:jc w:val="left"/>
+              <w:rPr>
+                <w:color w:val="FFFFFF"/>
+              </w:rPr>
+            </w:pPr>
+            <w:r>
+              <w:rPr>
+                <w:color w:val="FFFFFF"/>
+              </w:rPr>
               <w:t>Note</w:t>
             </w:r>
           </w:p>
         </w:tc>
         <w:tc>
           <w:tcPr>
-            <w:tcW w:w="1380" w:type="dxa"/>
-            <w:tcBorders/>
+            <w:tcW w:w="1327" w:type="dxa"/>
+            <w:tcBorders>
+              <w:top w:val="single" w:sz="6" w:space="0" w:color="BFC7D5"/>
+              <w:left w:val="single" w:sz="2" w:space="0" w:color="BFC7D5"/>
+              <w:bottom w:val="single" w:sz="2" w:space="0" w:color="BFC7D5"/>
+              <w:right w:val="single" w:sz="6" w:space="0" w:color="BFC7D5"/>
+            </w:tcBorders>
+            <w:shd w:fill="1F3A5F" w:val="clear"/>
             <w:vAlign w:val="center"/>
           </w:tcPr>
           <w:p>
             <w:pPr>
               <w:pStyle w:val="TableHeading"/>
-              <w:suppressLineNumbers/>
-              <w:shd w:fill="1F3A5F" w:val="clear"/>
-              <w:bidi w:val="0"/>
-              <w:spacing w:before="0" w:after="283"/>
-              <w:jc w:val="center"/>
-              <w:rPr/>
-            </w:pPr>
-            <w:r>
-              <w:rPr/>
+              <w:bidi w:val="0"/>
+              <w:spacing w:before="0" w:after="283"/>
+              <w:jc w:val="left"/>
+              <w:rPr>
+                <w:color w:val="FFFFFF"/>
+              </w:rPr>
+            </w:pPr>
+            <w:r>
+              <w:rPr>
+                <w:color w:val="FFFFFF"/>
+              </w:rPr>
               <w:t>Effort</w:t>
             </w:r>
           </w:p>
@@ -6759,8 +8165,36 @@
         <w:trPr/>
         <w:tc>
           <w:tcPr>
-            <w:tcW w:w="442" w:type="dxa"/>
-            <w:tcBorders/>
+            <w:tcW w:w="684" w:type="dxa"/>
+            <w:tcBorders>
+              <w:left w:val="single" w:sz="6" w:space="0" w:color="BFC7D5"/>
+              <w:bottom w:val="single" w:sz="2" w:space="0" w:color="BFC7D5"/>
+              <w:right w:val="single" w:sz="6" w:space="0" w:color="BFC7D5"/>
+            </w:tcBorders>
+            <w:vAlign w:val="center"/>
+          </w:tcPr>
+          <w:p>
+            <w:pPr>
+              <w:pStyle w:val="TableContents"/>
+              <w:bidi w:val="0"/>
+              <w:spacing w:before="0" w:after="283"/>
+              <w:jc w:val="left"/>
+              <w:rPr/>
+            </w:pPr>
+            <w:r>
+              <w:rPr/>
+              <w:t>~~G-07~~</w:t>
+            </w:r>
+          </w:p>
+        </w:tc>
+        <w:tc>
+          <w:tcPr>
+            <w:tcW w:w="5021" w:type="dxa"/>
+            <w:tcBorders>
+              <w:left w:val="single" w:sz="2" w:space="0" w:color="BFC7D5"/>
+              <w:bottom w:val="single" w:sz="2" w:space="0" w:color="BFC7D5"/>
+              <w:right w:val="single" w:sz="6" w:space="0" w:color="BFC7D5"/>
+            </w:tcBorders>
             <w:vAlign w:val="center"/>
           </w:tcPr>
           <w:p>
@@ -6775,34 +8209,28 @@
               <w:rPr>
                 <w:rStyle w:val="Strong"/>
               </w:rPr>
-              <w:t>G-07</w:t>
-            </w:r>
-          </w:p>
-        </w:tc>
-        <w:tc>
-          <w:tcPr>
-            <w:tcW w:w="4876" w:type="dxa"/>
-            <w:tcBorders/>
-            <w:vAlign w:val="center"/>
-          </w:tcPr>
-          <w:p>
-            <w:pPr>
-              <w:pStyle w:val="TableContents"/>
-              <w:bidi w:val="0"/>
-              <w:spacing w:before="0" w:after="283"/>
-              <w:jc w:val="left"/>
-              <w:rPr/>
-            </w:pPr>
-            <w:r>
-              <w:rPr/>
-              <w:t>Policy unapproved and uncommunicated</w:t>
-            </w:r>
-          </w:p>
-        </w:tc>
-        <w:tc>
-          <w:tcPr>
-            <w:tcW w:w="830" w:type="dxa"/>
-            <w:tcBorders/>
+              <w:t>CLOSED 2026-10-07</w:t>
+            </w:r>
+            <w:r>
+              <w:rPr/>
+              <w:t xml:space="preserve"> — QP-01 signed by the Managing Director; awareness recorded in </w:t>
+            </w:r>
+            <w:r>
+              <w:rPr>
+                <w:rStyle w:val="SourceText"/>
+              </w:rPr>
+              <w:t>REG-05</w:t>
+            </w:r>
+          </w:p>
+        </w:tc>
+        <w:tc>
+          <w:tcPr>
+            <w:tcW w:w="845" w:type="dxa"/>
+            <w:tcBorders>
+              <w:left w:val="single" w:sz="2" w:space="0" w:color="BFC7D5"/>
+              <w:bottom w:val="single" w:sz="2" w:space="0" w:color="BFC7D5"/>
+              <w:right w:val="single" w:sz="6" w:space="0" w:color="BFC7D5"/>
+            </w:tcBorders>
             <w:vAlign w:val="center"/>
           </w:tcPr>
           <w:p>
@@ -6821,41 +8249,49 @@
         </w:tc>
         <w:tc>
           <w:tcPr>
-            <w:tcW w:w="3811" w:type="dxa"/>
-            <w:tcBorders/>
-            <w:vAlign w:val="center"/>
-          </w:tcPr>
-          <w:p>
-            <w:pPr>
-              <w:pStyle w:val="TableContents"/>
-              <w:bidi w:val="0"/>
-              <w:spacing w:before="0" w:after="283"/>
-              <w:jc w:val="left"/>
-              <w:rPr/>
-            </w:pPr>
-            <w:r>
-              <w:rPr/>
-              <w:t>One signature and one communication record</w:t>
-            </w:r>
-          </w:p>
-        </w:tc>
-        <w:tc>
-          <w:tcPr>
-            <w:tcW w:w="1380" w:type="dxa"/>
-            <w:tcBorders/>
-            <w:vAlign w:val="center"/>
-          </w:tcPr>
-          <w:p>
-            <w:pPr>
-              <w:pStyle w:val="TableContents"/>
-              <w:bidi w:val="0"/>
-              <w:spacing w:before="0" w:after="283"/>
-              <w:jc w:val="left"/>
-              <w:rPr/>
-            </w:pPr>
-            <w:r>
-              <w:rPr/>
-              <w:t>1 hour</w:t>
+            <w:tcW w:w="3462" w:type="dxa"/>
+            <w:tcBorders>
+              <w:left w:val="single" w:sz="2" w:space="0" w:color="BFC7D5"/>
+              <w:bottom w:val="single" w:sz="2" w:space="0" w:color="BFC7D5"/>
+              <w:right w:val="single" w:sz="6" w:space="0" w:color="BFC7D5"/>
+            </w:tcBorders>
+            <w:vAlign w:val="center"/>
+          </w:tcPr>
+          <w:p>
+            <w:pPr>
+              <w:pStyle w:val="TableContents"/>
+              <w:bidi w:val="0"/>
+              <w:spacing w:before="0" w:after="283"/>
+              <w:jc w:val="left"/>
+              <w:rPr/>
+            </w:pPr>
+            <w:r>
+              <w:rPr/>
+              <w:t>—</w:t>
+            </w:r>
+          </w:p>
+        </w:tc>
+        <w:tc>
+          <w:tcPr>
+            <w:tcW w:w="1327" w:type="dxa"/>
+            <w:tcBorders>
+              <w:left w:val="single" w:sz="2" w:space="0" w:color="BFC7D5"/>
+              <w:bottom w:val="single" w:sz="2" w:space="0" w:color="BFC7D5"/>
+              <w:right w:val="single" w:sz="6" w:space="0" w:color="BFC7D5"/>
+            </w:tcBorders>
+            <w:vAlign w:val="center"/>
+          </w:tcPr>
+          <w:p>
+            <w:pPr>
+              <w:pStyle w:val="TableContents"/>
+              <w:bidi w:val="0"/>
+              <w:spacing w:before="0" w:after="283"/>
+              <w:jc w:val="left"/>
+              <w:rPr/>
+            </w:pPr>
+            <w:r>
+              <w:rPr/>
+              <w:t>done</w:t>
             </w:r>
           </w:p>
         </w:tc>
@@ -6864,8 +8300,12 @@
         <w:trPr/>
         <w:tc>
           <w:tcPr>
-            <w:tcW w:w="442" w:type="dxa"/>
-            <w:tcBorders/>
+            <w:tcW w:w="684" w:type="dxa"/>
+            <w:tcBorders>
+              <w:left w:val="single" w:sz="6" w:space="0" w:color="BFC7D5"/>
+              <w:bottom w:val="single" w:sz="2" w:space="0" w:color="BFC7D5"/>
+              <w:right w:val="single" w:sz="6" w:space="0" w:color="BFC7D5"/>
+            </w:tcBorders>
             <w:vAlign w:val="center"/>
           </w:tcPr>
           <w:p>
@@ -6886,8 +8326,12 @@
         </w:tc>
         <w:tc>
           <w:tcPr>
-            <w:tcW w:w="4876" w:type="dxa"/>
-            <w:tcBorders/>
+            <w:tcW w:w="5021" w:type="dxa"/>
+            <w:tcBorders>
+              <w:left w:val="single" w:sz="2" w:space="0" w:color="BFC7D5"/>
+              <w:bottom w:val="single" w:sz="2" w:space="0" w:color="BFC7D5"/>
+              <w:right w:val="single" w:sz="6" w:space="0" w:color="BFC7D5"/>
+            </w:tcBorders>
             <w:vAlign w:val="center"/>
           </w:tcPr>
           <w:p>
@@ -6906,8 +8350,12 @@
         </w:tc>
         <w:tc>
           <w:tcPr>
-            <w:tcW w:w="830" w:type="dxa"/>
-            <w:tcBorders/>
+            <w:tcW w:w="845" w:type="dxa"/>
+            <w:tcBorders>
+              <w:left w:val="single" w:sz="2" w:space="0" w:color="BFC7D5"/>
+              <w:bottom w:val="single" w:sz="2" w:space="0" w:color="BFC7D5"/>
+              <w:right w:val="single" w:sz="6" w:space="0" w:color="BFC7D5"/>
+            </w:tcBorders>
             <w:vAlign w:val="center"/>
           </w:tcPr>
           <w:p>
@@ -6926,8 +8374,12 @@
         </w:tc>
         <w:tc>
           <w:tcPr>
-            <w:tcW w:w="3811" w:type="dxa"/>
-            <w:tcBorders/>
+            <w:tcW w:w="3462" w:type="dxa"/>
+            <w:tcBorders>
+              <w:left w:val="single" w:sz="2" w:space="0" w:color="BFC7D5"/>
+              <w:bottom w:val="single" w:sz="2" w:space="0" w:color="BFC7D5"/>
+              <w:right w:val="single" w:sz="6" w:space="0" w:color="BFC7D5"/>
+            </w:tcBorders>
             <w:vAlign w:val="center"/>
           </w:tcPr>
           <w:p>
@@ -6946,8 +8398,12 @@
         </w:tc>
         <w:tc>
           <w:tcPr>
-            <w:tcW w:w="1380" w:type="dxa"/>
-            <w:tcBorders/>
+            <w:tcW w:w="1327" w:type="dxa"/>
+            <w:tcBorders>
+              <w:left w:val="single" w:sz="2" w:space="0" w:color="BFC7D5"/>
+              <w:bottom w:val="single" w:sz="2" w:space="0" w:color="BFC7D5"/>
+              <w:right w:val="single" w:sz="6" w:space="0" w:color="BFC7D5"/>
+            </w:tcBorders>
             <w:vAlign w:val="center"/>
           </w:tcPr>
           <w:p>
@@ -6969,8 +8425,12 @@
         <w:trPr/>
         <w:tc>
           <w:tcPr>
-            <w:tcW w:w="442" w:type="dxa"/>
-            <w:tcBorders/>
+            <w:tcW w:w="684" w:type="dxa"/>
+            <w:tcBorders>
+              <w:left w:val="single" w:sz="6" w:space="0" w:color="BFC7D5"/>
+              <w:bottom w:val="single" w:sz="2" w:space="0" w:color="BFC7D5"/>
+              <w:right w:val="single" w:sz="6" w:space="0" w:color="BFC7D5"/>
+            </w:tcBorders>
             <w:vAlign w:val="center"/>
           </w:tcPr>
           <w:p>
@@ -6991,8 +8451,12 @@
         </w:tc>
         <w:tc>
           <w:tcPr>
-            <w:tcW w:w="4876" w:type="dxa"/>
-            <w:tcBorders/>
+            <w:tcW w:w="5021" w:type="dxa"/>
+            <w:tcBorders>
+              <w:left w:val="single" w:sz="2" w:space="0" w:color="BFC7D5"/>
+              <w:bottom w:val="single" w:sz="2" w:space="0" w:color="BFC7D5"/>
+              <w:right w:val="single" w:sz="6" w:space="0" w:color="BFC7D5"/>
+            </w:tcBorders>
             <w:vAlign w:val="center"/>
           </w:tcPr>
           <w:p>
@@ -7011,8 +8475,12 @@
         </w:tc>
         <w:tc>
           <w:tcPr>
-            <w:tcW w:w="830" w:type="dxa"/>
-            <w:tcBorders/>
+            <w:tcW w:w="845" w:type="dxa"/>
+            <w:tcBorders>
+              <w:left w:val="single" w:sz="2" w:space="0" w:color="BFC7D5"/>
+              <w:bottom w:val="single" w:sz="2" w:space="0" w:color="BFC7D5"/>
+              <w:right w:val="single" w:sz="6" w:space="0" w:color="BFC7D5"/>
+            </w:tcBorders>
             <w:vAlign w:val="center"/>
           </w:tcPr>
           <w:p>
@@ -7031,8 +8499,12 @@
         </w:tc>
         <w:tc>
           <w:tcPr>
-            <w:tcW w:w="3811" w:type="dxa"/>
-            <w:tcBorders/>
+            <w:tcW w:w="3462" w:type="dxa"/>
+            <w:tcBorders>
+              <w:left w:val="single" w:sz="2" w:space="0" w:color="BFC7D5"/>
+              <w:bottom w:val="single" w:sz="2" w:space="0" w:color="BFC7D5"/>
+              <w:right w:val="single" w:sz="6" w:space="0" w:color="BFC7D5"/>
+            </w:tcBorders>
             <w:vAlign w:val="center"/>
           </w:tcPr>
           <w:p>
@@ -7051,8 +8523,12 @@
         </w:tc>
         <w:tc>
           <w:tcPr>
-            <w:tcW w:w="1380" w:type="dxa"/>
-            <w:tcBorders/>
+            <w:tcW w:w="1327" w:type="dxa"/>
+            <w:tcBorders>
+              <w:left w:val="single" w:sz="2" w:space="0" w:color="BFC7D5"/>
+              <w:bottom w:val="single" w:sz="2" w:space="0" w:color="BFC7D5"/>
+              <w:right w:val="single" w:sz="6" w:space="0" w:color="BFC7D5"/>
+            </w:tcBorders>
             <w:vAlign w:val="center"/>
           </w:tcPr>
           <w:p>
@@ -7074,8 +8550,36 @@
         <w:trPr/>
         <w:tc>
           <w:tcPr>
-            <w:tcW w:w="442" w:type="dxa"/>
-            <w:tcBorders/>
+            <w:tcW w:w="684" w:type="dxa"/>
+            <w:tcBorders>
+              <w:left w:val="single" w:sz="6" w:space="0" w:color="BFC7D5"/>
+              <w:bottom w:val="single" w:sz="2" w:space="0" w:color="BFC7D5"/>
+              <w:right w:val="single" w:sz="6" w:space="0" w:color="BFC7D5"/>
+            </w:tcBorders>
+            <w:vAlign w:val="center"/>
+          </w:tcPr>
+          <w:p>
+            <w:pPr>
+              <w:pStyle w:val="TableContents"/>
+              <w:bidi w:val="0"/>
+              <w:spacing w:before="0" w:after="283"/>
+              <w:jc w:val="left"/>
+              <w:rPr/>
+            </w:pPr>
+            <w:r>
+              <w:rPr/>
+              <w:t>~~G-01~~</w:t>
+            </w:r>
+          </w:p>
+        </w:tc>
+        <w:tc>
+          <w:tcPr>
+            <w:tcW w:w="5021" w:type="dxa"/>
+            <w:tcBorders>
+              <w:left w:val="single" w:sz="2" w:space="0" w:color="BFC7D5"/>
+              <w:bottom w:val="single" w:sz="2" w:space="0" w:color="BFC7D5"/>
+              <w:right w:val="single" w:sz="6" w:space="0" w:color="BFC7D5"/>
+            </w:tcBorders>
             <w:vAlign w:val="center"/>
           </w:tcPr>
           <w:p>
@@ -7090,34 +8594,42 @@
               <w:rPr>
                 <w:rStyle w:val="Strong"/>
               </w:rPr>
-              <w:t>G-01</w:t>
-            </w:r>
-          </w:p>
-        </w:tc>
-        <w:tc>
-          <w:tcPr>
-            <w:tcW w:w="4876" w:type="dxa"/>
-            <w:tcBorders/>
-            <w:vAlign w:val="center"/>
-          </w:tcPr>
-          <w:p>
-            <w:pPr>
-              <w:pStyle w:val="TableContents"/>
-              <w:bidi w:val="0"/>
-              <w:spacing w:before="0" w:after="283"/>
-              <w:jc w:val="left"/>
-              <w:rPr/>
-            </w:pPr>
-            <w:r>
-              <w:rPr/>
-              <w:t>No release identification or traceability</w:t>
-            </w:r>
-          </w:p>
-        </w:tc>
-        <w:tc>
-          <w:tcPr>
-            <w:tcW w:w="830" w:type="dxa"/>
-            <w:tcBorders/>
+              <w:t>CLOSED 2026-10-06</w:t>
+            </w:r>
+            <w:r>
+              <w:rPr/>
+              <w:t xml:space="preserve"> — release identification adopted with v1.4.0 (tag, changelog, build identity at runtime, image tags, </w:t>
+            </w:r>
+            <w:r>
+              <w:rPr>
+                <w:rStyle w:val="SourceText"/>
+              </w:rPr>
+              <w:t>REG-08</w:t>
+            </w:r>
+            <w:r>
+              <w:rPr/>
+              <w:t xml:space="preserve">, </w:t>
+            </w:r>
+            <w:r>
+              <w:rPr>
+                <w:rStyle w:val="SourceText"/>
+              </w:rPr>
+              <w:t>FRM-03</w:t>
+            </w:r>
+            <w:r>
+              <w:rPr/>
+              <w:t xml:space="preserve"> records)</w:t>
+            </w:r>
+          </w:p>
+        </w:tc>
+        <w:tc>
+          <w:tcPr>
+            <w:tcW w:w="845" w:type="dxa"/>
+            <w:tcBorders>
+              <w:left w:val="single" w:sz="2" w:space="0" w:color="BFC7D5"/>
+              <w:bottom w:val="single" w:sz="2" w:space="0" w:color="BFC7D5"/>
+              <w:right w:val="single" w:sz="6" w:space="0" w:color="BFC7D5"/>
+            </w:tcBorders>
             <w:vAlign w:val="center"/>
           </w:tcPr>
           <w:p>
@@ -7136,41 +8648,49 @@
         </w:tc>
         <w:tc>
           <w:tcPr>
-            <w:tcW w:w="3811" w:type="dxa"/>
-            <w:tcBorders/>
-            <w:vAlign w:val="center"/>
-          </w:tcPr>
-          <w:p>
-            <w:pPr>
-              <w:pStyle w:val="TableContents"/>
-              <w:bidi w:val="0"/>
-              <w:spacing w:before="0" w:after="283"/>
-              <w:jc w:val="left"/>
-              <w:rPr/>
-            </w:pPr>
-            <w:r>
-              <w:rPr/>
-              <w:t>Cannot tell a customer what they are running</w:t>
-            </w:r>
-          </w:p>
-        </w:tc>
-        <w:tc>
-          <w:tcPr>
-            <w:tcW w:w="1380" w:type="dxa"/>
-            <w:tcBorders/>
-            <w:vAlign w:val="center"/>
-          </w:tcPr>
-          <w:p>
-            <w:pPr>
-              <w:pStyle w:val="TableContents"/>
-              <w:bidi w:val="0"/>
-              <w:spacing w:before="0" w:after="283"/>
-              <w:jc w:val="left"/>
-              <w:rPr/>
-            </w:pPr>
-            <w:r>
-              <w:rPr/>
-              <w:t>1 day</w:t>
+            <w:tcW w:w="3462" w:type="dxa"/>
+            <w:tcBorders>
+              <w:left w:val="single" w:sz="2" w:space="0" w:color="BFC7D5"/>
+              <w:bottom w:val="single" w:sz="2" w:space="0" w:color="BFC7D5"/>
+              <w:right w:val="single" w:sz="6" w:space="0" w:color="BFC7D5"/>
+            </w:tcBorders>
+            <w:vAlign w:val="center"/>
+          </w:tcPr>
+          <w:p>
+            <w:pPr>
+              <w:pStyle w:val="TableContents"/>
+              <w:bidi w:val="0"/>
+              <w:spacing w:before="0" w:after="283"/>
+              <w:jc w:val="left"/>
+              <w:rPr/>
+            </w:pPr>
+            <w:r>
+              <w:rPr/>
+              <w:t>—</w:t>
+            </w:r>
+          </w:p>
+        </w:tc>
+        <w:tc>
+          <w:tcPr>
+            <w:tcW w:w="1327" w:type="dxa"/>
+            <w:tcBorders>
+              <w:left w:val="single" w:sz="2" w:space="0" w:color="BFC7D5"/>
+              <w:bottom w:val="single" w:sz="2" w:space="0" w:color="BFC7D5"/>
+              <w:right w:val="single" w:sz="6" w:space="0" w:color="BFC7D5"/>
+            </w:tcBorders>
+            <w:vAlign w:val="center"/>
+          </w:tcPr>
+          <w:p>
+            <w:pPr>
+              <w:pStyle w:val="TableContents"/>
+              <w:bidi w:val="0"/>
+              <w:spacing w:before="0" w:after="283"/>
+              <w:jc w:val="left"/>
+              <w:rPr/>
+            </w:pPr>
+            <w:r>
+              <w:rPr/>
+              <w:t>—</w:t>
             </w:r>
           </w:p>
         </w:tc>
@@ -7179,8 +8699,12 @@
         <w:trPr/>
         <w:tc>
           <w:tcPr>
-            <w:tcW w:w="442" w:type="dxa"/>
-            <w:tcBorders/>
+            <w:tcW w:w="684" w:type="dxa"/>
+            <w:tcBorders>
+              <w:left w:val="single" w:sz="6" w:space="0" w:color="BFC7D5"/>
+              <w:bottom w:val="single" w:sz="2" w:space="0" w:color="BFC7D5"/>
+              <w:right w:val="single" w:sz="6" w:space="0" w:color="BFC7D5"/>
+            </w:tcBorders>
             <w:vAlign w:val="center"/>
           </w:tcPr>
           <w:p>
@@ -7201,28 +8725,52 @@
         </w:tc>
         <w:tc>
           <w:tcPr>
-            <w:tcW w:w="4876" w:type="dxa"/>
-            <w:tcBorders/>
-            <w:vAlign w:val="center"/>
-          </w:tcPr>
-          <w:p>
-            <w:pPr>
-              <w:pStyle w:val="TableContents"/>
-              <w:bidi w:val="0"/>
-              <w:spacing w:before="0" w:after="283"/>
-              <w:jc w:val="left"/>
-              <w:rPr/>
-            </w:pPr>
-            <w:r>
-              <w:rPr/>
-              <w:t>No release records; verification not enforced or retained</w:t>
-            </w:r>
-          </w:p>
-        </w:tc>
-        <w:tc>
-          <w:tcPr>
-            <w:tcW w:w="830" w:type="dxa"/>
-            <w:tcBorders/>
+            <w:tcW w:w="5021" w:type="dxa"/>
+            <w:tcBorders>
+              <w:left w:val="single" w:sz="2" w:space="0" w:color="BFC7D5"/>
+              <w:bottom w:val="single" w:sz="2" w:space="0" w:color="BFC7D5"/>
+              <w:right w:val="single" w:sz="6" w:space="0" w:color="BFC7D5"/>
+            </w:tcBorders>
+            <w:vAlign w:val="center"/>
+          </w:tcPr>
+          <w:p>
+            <w:pPr>
+              <w:pStyle w:val="TableContents"/>
+              <w:bidi w:val="0"/>
+              <w:spacing w:before="0" w:after="283"/>
+              <w:jc w:val="left"/>
+              <w:rPr/>
+            </w:pPr>
+            <w:r>
+              <w:rPr>
+                <w:rStyle w:val="Emphasis"/>
+              </w:rPr>
+              <w:t>Partly closed 2026-10-07</w:t>
+            </w:r>
+            <w:r>
+              <w:rPr/>
+              <w:t xml:space="preserve"> — release records and CI exist; authorise before deployment and wire </w:t>
+            </w:r>
+            <w:r>
+              <w:rPr>
+                <w:rStyle w:val="SourceText"/>
+              </w:rPr>
+              <w:t>verify_offline_readiness.sh</w:t>
+            </w:r>
+            <w:r>
+              <w:rPr/>
+              <w:t xml:space="preserve"> into the release</w:t>
+            </w:r>
+          </w:p>
+        </w:tc>
+        <w:tc>
+          <w:tcPr>
+            <w:tcW w:w="845" w:type="dxa"/>
+            <w:tcBorders>
+              <w:left w:val="single" w:sz="2" w:space="0" w:color="BFC7D5"/>
+              <w:bottom w:val="single" w:sz="2" w:space="0" w:color="BFC7D5"/>
+              <w:right w:val="single" w:sz="6" w:space="0" w:color="BFC7D5"/>
+            </w:tcBorders>
             <w:vAlign w:val="center"/>
           </w:tcPr>
           <w:p>
@@ -7241,41 +8789,49 @@
         </w:tc>
         <w:tc>
           <w:tcPr>
-            <w:tcW w:w="3811" w:type="dxa"/>
-            <w:tcBorders/>
-            <w:vAlign w:val="center"/>
-          </w:tcPr>
-          <w:p>
-            <w:pPr>
-              <w:pStyle w:val="TableContents"/>
-              <w:bidi w:val="0"/>
-              <w:spacing w:before="0" w:after="283"/>
-              <w:jc w:val="left"/>
-              <w:rPr/>
-            </w:pPr>
-            <w:r>
-              <w:rPr/>
-              <w:t>Cannot evidence that anything was verified before release</w:t>
-            </w:r>
-          </w:p>
-        </w:tc>
-        <w:tc>
-          <w:tcPr>
-            <w:tcW w:w="1380" w:type="dxa"/>
-            <w:tcBorders/>
-            <w:vAlign w:val="center"/>
-          </w:tcPr>
-          <w:p>
-            <w:pPr>
-              <w:pStyle w:val="TableContents"/>
-              <w:bidi w:val="0"/>
-              <w:spacing w:before="0" w:after="283"/>
-              <w:jc w:val="left"/>
-              <w:rPr/>
-            </w:pPr>
-            <w:r>
-              <w:rPr/>
-              <w:t>1 day + CI</w:t>
+            <w:tcW w:w="3462" w:type="dxa"/>
+            <w:tcBorders>
+              <w:left w:val="single" w:sz="2" w:space="0" w:color="BFC7D5"/>
+              <w:bottom w:val="single" w:sz="2" w:space="0" w:color="BFC7D5"/>
+              <w:right w:val="single" w:sz="6" w:space="0" w:color="BFC7D5"/>
+            </w:tcBorders>
+            <w:vAlign w:val="center"/>
+          </w:tcPr>
+          <w:p>
+            <w:pPr>
+              <w:pStyle w:val="TableContents"/>
+              <w:bidi w:val="0"/>
+              <w:spacing w:before="0" w:after="283"/>
+              <w:jc w:val="left"/>
+              <w:rPr/>
+            </w:pPr>
+            <w:r>
+              <w:rPr/>
+              <w:t>Authorisation given after deployment for v1.4.0/v1.4.1</w:t>
+            </w:r>
+          </w:p>
+        </w:tc>
+        <w:tc>
+          <w:tcPr>
+            <w:tcW w:w="1327" w:type="dxa"/>
+            <w:tcBorders>
+              <w:left w:val="single" w:sz="2" w:space="0" w:color="BFC7D5"/>
+              <w:bottom w:val="single" w:sz="2" w:space="0" w:color="BFC7D5"/>
+              <w:right w:val="single" w:sz="6" w:space="0" w:color="BFC7D5"/>
+            </w:tcBorders>
+            <w:vAlign w:val="center"/>
+          </w:tcPr>
+          <w:p>
+            <w:pPr>
+              <w:pStyle w:val="TableContents"/>
+              <w:bidi w:val="0"/>
+              <w:spacing w:before="0" w:after="283"/>
+              <w:jc w:val="left"/>
+              <w:rPr/>
+            </w:pPr>
+            <w:r>
+              <w:rPr/>
+              <w:t>0.5 day</w:t>
             </w:r>
           </w:p>
         </w:tc>
@@ -7284,8 +8840,12 @@
         <w:trPr/>
         <w:tc>
           <w:tcPr>
-            <w:tcW w:w="442" w:type="dxa"/>
-            <w:tcBorders/>
+            <w:tcW w:w="684" w:type="dxa"/>
+            <w:tcBorders>
+              <w:left w:val="single" w:sz="6" w:space="0" w:color="BFC7D5"/>
+              <w:bottom w:val="single" w:sz="2" w:space="0" w:color="BFC7D5"/>
+              <w:right w:val="single" w:sz="6" w:space="0" w:color="BFC7D5"/>
+            </w:tcBorders>
             <w:vAlign w:val="center"/>
           </w:tcPr>
           <w:p>
@@ -7306,8 +8866,12 @@
         </w:tc>
         <w:tc>
           <w:tcPr>
-            <w:tcW w:w="4876" w:type="dxa"/>
-            <w:tcBorders/>
+            <w:tcW w:w="5021" w:type="dxa"/>
+            <w:tcBorders>
+              <w:left w:val="single" w:sz="2" w:space="0" w:color="BFC7D5"/>
+              <w:bottom w:val="single" w:sz="2" w:space="0" w:color="BFC7D5"/>
+              <w:right w:val="single" w:sz="6" w:space="0" w:color="BFC7D5"/>
+            </w:tcBorders>
             <w:vAlign w:val="center"/>
           </w:tcPr>
           <w:p>
@@ -7326,8 +8890,12 @@
         </w:tc>
         <w:tc>
           <w:tcPr>
-            <w:tcW w:w="830" w:type="dxa"/>
-            <w:tcBorders/>
+            <w:tcW w:w="845" w:type="dxa"/>
+            <w:tcBorders>
+              <w:left w:val="single" w:sz="2" w:space="0" w:color="BFC7D5"/>
+              <w:bottom w:val="single" w:sz="2" w:space="0" w:color="BFC7D5"/>
+              <w:right w:val="single" w:sz="6" w:space="0" w:color="BFC7D5"/>
+            </w:tcBorders>
             <w:vAlign w:val="center"/>
           </w:tcPr>
           <w:p>
@@ -7346,8 +8914,12 @@
         </w:tc>
         <w:tc>
           <w:tcPr>
-            <w:tcW w:w="3811" w:type="dxa"/>
-            <w:tcBorders/>
+            <w:tcW w:w="3462" w:type="dxa"/>
+            <w:tcBorders>
+              <w:left w:val="single" w:sz="2" w:space="0" w:color="BFC7D5"/>
+              <w:bottom w:val="single" w:sz="2" w:space="0" w:color="BFC7D5"/>
+              <w:right w:val="single" w:sz="6" w:space="0" w:color="BFC7D5"/>
+            </w:tcBorders>
             <w:vAlign w:val="center"/>
           </w:tcPr>
           <w:p>
@@ -7366,8 +8938,12 @@
         </w:tc>
         <w:tc>
           <w:tcPr>
-            <w:tcW w:w="1380" w:type="dxa"/>
-            <w:tcBorders/>
+            <w:tcW w:w="1327" w:type="dxa"/>
+            <w:tcBorders>
+              <w:left w:val="single" w:sz="2" w:space="0" w:color="BFC7D5"/>
+              <w:bottom w:val="single" w:sz="2" w:space="0" w:color="BFC7D5"/>
+              <w:right w:val="single" w:sz="6" w:space="0" w:color="BFC7D5"/>
+            </w:tcBorders>
             <w:vAlign w:val="center"/>
           </w:tcPr>
           <w:p>
@@ -7389,8 +8965,12 @@
         <w:trPr/>
         <w:tc>
           <w:tcPr>
-            <w:tcW w:w="442" w:type="dxa"/>
-            <w:tcBorders/>
+            <w:tcW w:w="684" w:type="dxa"/>
+            <w:tcBorders>
+              <w:left w:val="single" w:sz="6" w:space="0" w:color="BFC7D5"/>
+              <w:bottom w:val="single" w:sz="6" w:space="0" w:color="BFC7D5"/>
+              <w:right w:val="single" w:sz="6" w:space="0" w:color="BFC7D5"/>
+            </w:tcBorders>
             <w:vAlign w:val="center"/>
           </w:tcPr>
           <w:p>
@@ -7411,8 +8991,12 @@
         </w:tc>
         <w:tc>
           <w:tcPr>
-            <w:tcW w:w="4876" w:type="dxa"/>
-            <w:tcBorders/>
+            <w:tcW w:w="5021" w:type="dxa"/>
+            <w:tcBorders>
+              <w:left w:val="single" w:sz="2" w:space="0" w:color="BFC7D5"/>
+              <w:bottom w:val="single" w:sz="6" w:space="0" w:color="BFC7D5"/>
+              <w:right w:val="single" w:sz="6" w:space="0" w:color="BFC7D5"/>
+            </w:tcBorders>
             <w:vAlign w:val="center"/>
           </w:tcPr>
           <w:p>
@@ -7431,8 +9015,12 @@
         </w:tc>
         <w:tc>
           <w:tcPr>
-            <w:tcW w:w="830" w:type="dxa"/>
-            <w:tcBorders/>
+            <w:tcW w:w="845" w:type="dxa"/>
+            <w:tcBorders>
+              <w:left w:val="single" w:sz="2" w:space="0" w:color="BFC7D5"/>
+              <w:bottom w:val="single" w:sz="6" w:space="0" w:color="BFC7D5"/>
+              <w:right w:val="single" w:sz="6" w:space="0" w:color="BFC7D5"/>
+            </w:tcBorders>
             <w:vAlign w:val="center"/>
           </w:tcPr>
           <w:p>
@@ -7451,8 +9039,12 @@
         </w:tc>
         <w:tc>
           <w:tcPr>
-            <w:tcW w:w="3811" w:type="dxa"/>
-            <w:tcBorders/>
+            <w:tcW w:w="3462" w:type="dxa"/>
+            <w:tcBorders>
+              <w:left w:val="single" w:sz="2" w:space="0" w:color="BFC7D5"/>
+              <w:bottom w:val="single" w:sz="6" w:space="0" w:color="BFC7D5"/>
+              <w:right w:val="single" w:sz="6" w:space="0" w:color="BFC7D5"/>
+            </w:tcBorders>
             <w:vAlign w:val="center"/>
           </w:tcPr>
           <w:p>
@@ -7471,8 +9063,12 @@
         </w:tc>
         <w:tc>
           <w:tcPr>
-            <w:tcW w:w="1380" w:type="dxa"/>
-            <w:tcBorders/>
+            <w:tcW w:w="1327" w:type="dxa"/>
+            <w:tcBorders>
+              <w:left w:val="single" w:sz="2" w:space="0" w:color="BFC7D5"/>
+              <w:bottom w:val="single" w:sz="6" w:space="0" w:color="BFC7D5"/>
+              <w:right w:val="single" w:sz="6" w:space="0" w:color="BFC7D5"/>
+            </w:tcBorders>
             <w:vAlign w:val="center"/>
           </w:tcPr>
           <w:p>
@@ -7505,21 +9101,21 @@
     </w:p>
     <w:tbl>
       <w:tblPr>
-        <w:tblW w:w="11339" w:type="dxa"/>
+        <w:tblW w:w="5000" w:type="pct"/>
         <w:jc w:val="left"/>
-        <w:tblInd w:w="0" w:type="dxa"/>
+        <w:tblInd w:w="-7" w:type="dxa"/>
         <w:tblLayout w:type="fixed"/>
         <w:tblCellMar>
-          <w:top w:w="28" w:type="dxa"/>
-          <w:left w:w="28" w:type="dxa"/>
-          <w:bottom w:w="28" w:type="dxa"/>
-          <w:right w:w="28" w:type="dxa"/>
+          <w:top w:w="60" w:type="dxa"/>
+          <w:left w:w="60" w:type="dxa"/>
+          <w:bottom w:w="60" w:type="dxa"/>
+          <w:right w:w="60" w:type="dxa"/>
         </w:tblCellMar>
       </w:tblPr>
       <w:tblGrid>
-        <w:gridCol w:w="495"/>
-        <w:gridCol w:w="9809"/>
-        <w:gridCol w:w="1035"/>
+        <w:gridCol w:w="760"/>
+        <w:gridCol w:w="9675"/>
+        <w:gridCol w:w="904"/>
       </w:tblGrid>
       <w:tr>
         <w:trPr>
@@ -7527,66 +9123,90 @@
         </w:trPr>
         <w:tc>
           <w:tcPr>
-            <w:tcW w:w="495" w:type="dxa"/>
-            <w:tcBorders/>
+            <w:tcW w:w="760" w:type="dxa"/>
+            <w:tcBorders>
+              <w:top w:val="single" w:sz="6" w:space="0" w:color="BFC7D5"/>
+              <w:left w:val="single" w:sz="6" w:space="0" w:color="BFC7D5"/>
+              <w:bottom w:val="single" w:sz="2" w:space="0" w:color="BFC7D5"/>
+              <w:right w:val="single" w:sz="6" w:space="0" w:color="BFC7D5"/>
+            </w:tcBorders>
+            <w:shd w:fill="1F3A5F" w:val="clear"/>
             <w:vAlign w:val="center"/>
           </w:tcPr>
           <w:p>
             <w:pPr>
               <w:pStyle w:val="TableHeading"/>
-              <w:suppressLineNumbers/>
-              <w:shd w:fill="1F3A5F" w:val="clear"/>
-              <w:bidi w:val="0"/>
-              <w:spacing w:before="0" w:after="283"/>
-              <w:jc w:val="center"/>
-              <w:rPr/>
-            </w:pPr>
-            <w:r>
-              <w:rPr/>
+              <w:bidi w:val="0"/>
+              <w:spacing w:before="0" w:after="283"/>
+              <w:jc w:val="left"/>
+              <w:rPr>
+                <w:color w:val="FFFFFF"/>
+              </w:rPr>
+            </w:pPr>
+            <w:r>
+              <w:rPr>
+                <w:color w:val="FFFFFF"/>
+              </w:rPr>
               <w:t>Ref</w:t>
             </w:r>
           </w:p>
         </w:tc>
         <w:tc>
           <w:tcPr>
-            <w:tcW w:w="9809" w:type="dxa"/>
-            <w:tcBorders/>
+            <w:tcW w:w="9675" w:type="dxa"/>
+            <w:tcBorders>
+              <w:top w:val="single" w:sz="6" w:space="0" w:color="BFC7D5"/>
+              <w:left w:val="single" w:sz="2" w:space="0" w:color="BFC7D5"/>
+              <w:bottom w:val="single" w:sz="2" w:space="0" w:color="BFC7D5"/>
+              <w:right w:val="single" w:sz="6" w:space="0" w:color="BFC7D5"/>
+            </w:tcBorders>
+            <w:shd w:fill="1F3A5F" w:val="clear"/>
             <w:vAlign w:val="center"/>
           </w:tcPr>
           <w:p>
             <w:pPr>
               <w:pStyle w:val="TableHeading"/>
-              <w:suppressLineNumbers/>
-              <w:shd w:fill="1F3A5F" w:val="clear"/>
-              <w:bidi w:val="0"/>
-              <w:spacing w:before="0" w:after="283"/>
-              <w:jc w:val="center"/>
-              <w:rPr/>
-            </w:pPr>
-            <w:r>
-              <w:rPr/>
+              <w:bidi w:val="0"/>
+              <w:spacing w:before="0" w:after="283"/>
+              <w:jc w:val="left"/>
+              <w:rPr>
+                <w:color w:val="FFFFFF"/>
+              </w:rPr>
+            </w:pPr>
+            <w:r>
+              <w:rPr>
+                <w:color w:val="FFFFFF"/>
+              </w:rPr>
               <w:t>Gap</w:t>
             </w:r>
           </w:p>
         </w:tc>
         <w:tc>
           <w:tcPr>
-            <w:tcW w:w="1035" w:type="dxa"/>
-            <w:tcBorders/>
+            <w:tcW w:w="904" w:type="dxa"/>
+            <w:tcBorders>
+              <w:top w:val="single" w:sz="6" w:space="0" w:color="BFC7D5"/>
+              <w:left w:val="single" w:sz="2" w:space="0" w:color="BFC7D5"/>
+              <w:bottom w:val="single" w:sz="2" w:space="0" w:color="BFC7D5"/>
+              <w:right w:val="single" w:sz="6" w:space="0" w:color="BFC7D5"/>
+            </w:tcBorders>
+            <w:shd w:fill="1F3A5F" w:val="clear"/>
             <w:vAlign w:val="center"/>
           </w:tcPr>
           <w:p>
             <w:pPr>
               <w:pStyle w:val="TableHeading"/>
-              <w:suppressLineNumbers/>
-              <w:shd w:fill="1F3A5F" w:val="clear"/>
-              <w:bidi w:val="0"/>
-              <w:spacing w:before="0" w:after="283"/>
-              <w:jc w:val="center"/>
-              <w:rPr/>
-            </w:pPr>
-            <w:r>
-              <w:rPr/>
+              <w:bidi w:val="0"/>
+              <w:spacing w:before="0" w:after="283"/>
+              <w:jc w:val="left"/>
+              <w:rPr>
+                <w:color w:val="FFFFFF"/>
+              </w:rPr>
+            </w:pPr>
+            <w:r>
+              <w:rPr>
+                <w:color w:val="FFFFFF"/>
+              </w:rPr>
               <w:t>Clause</w:t>
             </w:r>
           </w:p>
@@ -7596,48 +9216,72 @@
         <w:trPr/>
         <w:tc>
           <w:tcPr>
-            <w:tcW w:w="495" w:type="dxa"/>
-            <w:tcBorders/>
-            <w:vAlign w:val="center"/>
-          </w:tcPr>
-          <w:p>
-            <w:pPr>
-              <w:pStyle w:val="TableContents"/>
-              <w:bidi w:val="0"/>
-              <w:spacing w:before="0" w:after="283"/>
-              <w:jc w:val="left"/>
-              <w:rPr/>
-            </w:pPr>
-            <w:r>
-              <w:rPr/>
-              <w:t>G-09</w:t>
-            </w:r>
-          </w:p>
-        </w:tc>
-        <w:tc>
-          <w:tcPr>
-            <w:tcW w:w="9809" w:type="dxa"/>
-            <w:tcBorders/>
-            <w:vAlign w:val="center"/>
-          </w:tcPr>
-          <w:p>
-            <w:pPr>
-              <w:pStyle w:val="TableContents"/>
-              <w:bidi w:val="0"/>
-              <w:spacing w:before="0" w:after="283"/>
-              <w:jc w:val="left"/>
-              <w:rPr/>
-            </w:pPr>
-            <w:r>
-              <w:rPr/>
-              <w:t>Risk ratings proposed but not confirmed; no treatment owners or dates</w:t>
-            </w:r>
-          </w:p>
-        </w:tc>
-        <w:tc>
-          <w:tcPr>
-            <w:tcW w:w="1035" w:type="dxa"/>
-            <w:tcBorders/>
+            <w:tcW w:w="760" w:type="dxa"/>
+            <w:tcBorders>
+              <w:left w:val="single" w:sz="6" w:space="0" w:color="BFC7D5"/>
+              <w:bottom w:val="single" w:sz="2" w:space="0" w:color="BFC7D5"/>
+              <w:right w:val="single" w:sz="6" w:space="0" w:color="BFC7D5"/>
+            </w:tcBorders>
+            <w:vAlign w:val="center"/>
+          </w:tcPr>
+          <w:p>
+            <w:pPr>
+              <w:pStyle w:val="TableContents"/>
+              <w:bidi w:val="0"/>
+              <w:spacing w:before="0" w:after="283"/>
+              <w:jc w:val="left"/>
+              <w:rPr/>
+            </w:pPr>
+            <w:r>
+              <w:rPr/>
+              <w:t>~~G-09~~</w:t>
+            </w:r>
+          </w:p>
+        </w:tc>
+        <w:tc>
+          <w:tcPr>
+            <w:tcW w:w="9675" w:type="dxa"/>
+            <w:tcBorders>
+              <w:left w:val="single" w:sz="2" w:space="0" w:color="BFC7D5"/>
+              <w:bottom w:val="single" w:sz="2" w:space="0" w:color="BFC7D5"/>
+              <w:right w:val="single" w:sz="6" w:space="0" w:color="BFC7D5"/>
+            </w:tcBorders>
+            <w:vAlign w:val="center"/>
+          </w:tcPr>
+          <w:p>
+            <w:pPr>
+              <w:pStyle w:val="TableContents"/>
+              <w:bidi w:val="0"/>
+              <w:spacing w:before="0" w:after="283"/>
+              <w:jc w:val="left"/>
+              <w:rPr/>
+            </w:pPr>
+            <w:r>
+              <w:rPr>
+                <w:rStyle w:val="Strong"/>
+              </w:rPr>
+              <w:t>CLOSED 2026-10-07</w:t>
+            </w:r>
+            <w:r>
+              <w:rPr/>
+              <w:t xml:space="preserve"> — ratings confirmed, owners and dates set in </w:t>
+            </w:r>
+            <w:r>
+              <w:rPr>
+                <w:rStyle w:val="SourceText"/>
+              </w:rPr>
+              <w:t>REG-03</w:t>
+            </w:r>
+          </w:p>
+        </w:tc>
+        <w:tc>
+          <w:tcPr>
+            <w:tcW w:w="904" w:type="dxa"/>
+            <w:tcBorders>
+              <w:left w:val="single" w:sz="2" w:space="0" w:color="BFC7D5"/>
+              <w:bottom w:val="single" w:sz="2" w:space="0" w:color="BFC7D5"/>
+              <w:right w:val="single" w:sz="6" w:space="0" w:color="BFC7D5"/>
+            </w:tcBorders>
             <w:vAlign w:val="center"/>
           </w:tcPr>
           <w:p>
@@ -7659,8 +9303,12 @@
         <w:trPr/>
         <w:tc>
           <w:tcPr>
-            <w:tcW w:w="495" w:type="dxa"/>
-            <w:tcBorders/>
+            <w:tcW w:w="760" w:type="dxa"/>
+            <w:tcBorders>
+              <w:left w:val="single" w:sz="6" w:space="0" w:color="BFC7D5"/>
+              <w:bottom w:val="single" w:sz="2" w:space="0" w:color="BFC7D5"/>
+              <w:right w:val="single" w:sz="6" w:space="0" w:color="BFC7D5"/>
+            </w:tcBorders>
             <w:vAlign w:val="center"/>
           </w:tcPr>
           <w:p>
@@ -7679,8 +9327,12 @@
         </w:tc>
         <w:tc>
           <w:tcPr>
-            <w:tcW w:w="9809" w:type="dxa"/>
-            <w:tcBorders/>
+            <w:tcW w:w="9675" w:type="dxa"/>
+            <w:tcBorders>
+              <w:left w:val="single" w:sz="2" w:space="0" w:color="BFC7D5"/>
+              <w:bottom w:val="single" w:sz="2" w:space="0" w:color="BFC7D5"/>
+              <w:right w:val="single" w:sz="6" w:space="0" w:color="BFC7D5"/>
+            </w:tcBorders>
             <w:vAlign w:val="center"/>
           </w:tcPr>
           <w:p>
@@ -7699,8 +9351,12 @@
         </w:tc>
         <w:tc>
           <w:tcPr>
-            <w:tcW w:w="1035" w:type="dxa"/>
-            <w:tcBorders/>
+            <w:tcW w:w="904" w:type="dxa"/>
+            <w:tcBorders>
+              <w:left w:val="single" w:sz="2" w:space="0" w:color="BFC7D5"/>
+              <w:bottom w:val="single" w:sz="2" w:space="0" w:color="BFC7D5"/>
+              <w:right w:val="single" w:sz="6" w:space="0" w:color="BFC7D5"/>
+            </w:tcBorders>
             <w:vAlign w:val="center"/>
           </w:tcPr>
           <w:p>
@@ -7722,8 +9378,12 @@
         <w:trPr/>
         <w:tc>
           <w:tcPr>
-            <w:tcW w:w="495" w:type="dxa"/>
-            <w:tcBorders/>
+            <w:tcW w:w="760" w:type="dxa"/>
+            <w:tcBorders>
+              <w:left w:val="single" w:sz="6" w:space="0" w:color="BFC7D5"/>
+              <w:bottom w:val="single" w:sz="2" w:space="0" w:color="BFC7D5"/>
+              <w:right w:val="single" w:sz="6" w:space="0" w:color="BFC7D5"/>
+            </w:tcBorders>
             <w:vAlign w:val="center"/>
           </w:tcPr>
           <w:p>
@@ -7742,8 +9402,12 @@
         </w:tc>
         <w:tc>
           <w:tcPr>
-            <w:tcW w:w="9809" w:type="dxa"/>
-            <w:tcBorders/>
+            <w:tcW w:w="9675" w:type="dxa"/>
+            <w:tcBorders>
+              <w:left w:val="single" w:sz="2" w:space="0" w:color="BFC7D5"/>
+              <w:bottom w:val="single" w:sz="2" w:space="0" w:color="BFC7D5"/>
+              <w:right w:val="single" w:sz="6" w:space="0" w:color="BFC7D5"/>
+            </w:tcBorders>
             <w:vAlign w:val="center"/>
           </w:tcPr>
           <w:p>
@@ -7762,8 +9426,12 @@
         </w:tc>
         <w:tc>
           <w:tcPr>
-            <w:tcW w:w="1035" w:type="dxa"/>
-            <w:tcBorders/>
+            <w:tcW w:w="904" w:type="dxa"/>
+            <w:tcBorders>
+              <w:left w:val="single" w:sz="2" w:space="0" w:color="BFC7D5"/>
+              <w:bottom w:val="single" w:sz="2" w:space="0" w:color="BFC7D5"/>
+              <w:right w:val="single" w:sz="6" w:space="0" w:color="BFC7D5"/>
+            </w:tcBorders>
             <w:vAlign w:val="center"/>
           </w:tcPr>
           <w:p>
@@ -7785,8 +9453,12 @@
         <w:trPr/>
         <w:tc>
           <w:tcPr>
-            <w:tcW w:w="495" w:type="dxa"/>
-            <w:tcBorders/>
+            <w:tcW w:w="760" w:type="dxa"/>
+            <w:tcBorders>
+              <w:left w:val="single" w:sz="6" w:space="0" w:color="BFC7D5"/>
+              <w:bottom w:val="single" w:sz="2" w:space="0" w:color="BFC7D5"/>
+              <w:right w:val="single" w:sz="6" w:space="0" w:color="BFC7D5"/>
+            </w:tcBorders>
             <w:vAlign w:val="center"/>
           </w:tcPr>
           <w:p>
@@ -7805,8 +9477,12 @@
         </w:tc>
         <w:tc>
           <w:tcPr>
-            <w:tcW w:w="9809" w:type="dxa"/>
-            <w:tcBorders/>
+            <w:tcW w:w="9675" w:type="dxa"/>
+            <w:tcBorders>
+              <w:left w:val="single" w:sz="2" w:space="0" w:color="BFC7D5"/>
+              <w:bottom w:val="single" w:sz="2" w:space="0" w:color="BFC7D5"/>
+              <w:right w:val="single" w:sz="6" w:space="0" w:color="BFC7D5"/>
+            </w:tcBorders>
             <w:vAlign w:val="center"/>
           </w:tcPr>
           <w:p>
@@ -7825,8 +9501,12 @@
         </w:tc>
         <w:tc>
           <w:tcPr>
-            <w:tcW w:w="1035" w:type="dxa"/>
-            <w:tcBorders/>
+            <w:tcW w:w="904" w:type="dxa"/>
+            <w:tcBorders>
+              <w:left w:val="single" w:sz="2" w:space="0" w:color="BFC7D5"/>
+              <w:bottom w:val="single" w:sz="2" w:space="0" w:color="BFC7D5"/>
+              <w:right w:val="single" w:sz="6" w:space="0" w:color="BFC7D5"/>
+            </w:tcBorders>
             <w:vAlign w:val="center"/>
           </w:tcPr>
           <w:p>
@@ -7848,8 +9528,12 @@
         <w:trPr/>
         <w:tc>
           <w:tcPr>
-            <w:tcW w:w="495" w:type="dxa"/>
-            <w:tcBorders/>
+            <w:tcW w:w="760" w:type="dxa"/>
+            <w:tcBorders>
+              <w:left w:val="single" w:sz="6" w:space="0" w:color="BFC7D5"/>
+              <w:bottom w:val="single" w:sz="2" w:space="0" w:color="BFC7D5"/>
+              <w:right w:val="single" w:sz="6" w:space="0" w:color="BFC7D5"/>
+            </w:tcBorders>
             <w:vAlign w:val="center"/>
           </w:tcPr>
           <w:p>
@@ -7868,28 +9552,62 @@
         </w:tc>
         <w:tc>
           <w:tcPr>
-            <w:tcW w:w="9809" w:type="dxa"/>
-            <w:tcBorders/>
-            <w:vAlign w:val="center"/>
-          </w:tcPr>
-          <w:p>
-            <w:pPr>
-              <w:pStyle w:val="TableContents"/>
-              <w:bidi w:val="0"/>
-              <w:spacing w:before="0" w:after="283"/>
-              <w:jc w:val="left"/>
-              <w:rPr/>
-            </w:pPr>
-            <w:r>
-              <w:rPr/>
-              <w:t>No design review records, no recorded design inputs or acceptance criteria, no requirement-to-test traceability</w:t>
-            </w:r>
-          </w:p>
-        </w:tc>
-        <w:tc>
-          <w:tcPr>
-            <w:tcW w:w="1035" w:type="dxa"/>
-            <w:tcBorders/>
+            <w:tcW w:w="9675" w:type="dxa"/>
+            <w:tcBorders>
+              <w:left w:val="single" w:sz="2" w:space="0" w:color="BFC7D5"/>
+              <w:bottom w:val="single" w:sz="2" w:space="0" w:color="BFC7D5"/>
+              <w:right w:val="single" w:sz="6" w:space="0" w:color="BFC7D5"/>
+            </w:tcBorders>
+            <w:vAlign w:val="center"/>
+          </w:tcPr>
+          <w:p>
+            <w:pPr>
+              <w:pStyle w:val="TableContents"/>
+              <w:bidi w:val="0"/>
+              <w:spacing w:before="0" w:after="283"/>
+              <w:jc w:val="left"/>
+              <w:rPr/>
+            </w:pPr>
+            <w:r>
+              <w:rPr>
+                <w:rStyle w:val="Emphasis"/>
+              </w:rPr>
+              <w:t>Partly closed 2026-10-07</w:t>
+            </w:r>
+            <w:r>
+              <w:rPr/>
+              <w:t xml:space="preserve"> — review log of 8 deliverable reviews with 40 actions (</w:t>
+            </w:r>
+            <w:r>
+              <w:rPr>
+                <w:rStyle w:val="SourceText"/>
+              </w:rPr>
+              <w:t>REG-10</w:t>
+            </w:r>
+            <w:r>
+              <w:rPr/>
+              <w:t>, EM26-18) and 31 non-functional requirements with targets (</w:t>
+            </w:r>
+            <w:r>
+              <w:rPr>
+                <w:rStyle w:val="SourceText"/>
+              </w:rPr>
+              <w:t>REG-09</w:t>
+            </w:r>
+            <w:r>
+              <w:rPr/>
+              <w:t>, EM26-17); requirement-to-test traceability still partial</w:t>
+            </w:r>
+          </w:p>
+        </w:tc>
+        <w:tc>
+          <w:tcPr>
+            <w:tcW w:w="904" w:type="dxa"/>
+            <w:tcBorders>
+              <w:left w:val="single" w:sz="2" w:space="0" w:color="BFC7D5"/>
+              <w:bottom w:val="single" w:sz="2" w:space="0" w:color="BFC7D5"/>
+              <w:right w:val="single" w:sz="6" w:space="0" w:color="BFC7D5"/>
+            </w:tcBorders>
             <w:vAlign w:val="center"/>
           </w:tcPr>
           <w:p>
@@ -7911,48 +9629,76 @@
         <w:trPr/>
         <w:tc>
           <w:tcPr>
-            <w:tcW w:w="495" w:type="dxa"/>
-            <w:tcBorders/>
-            <w:vAlign w:val="center"/>
-          </w:tcPr>
-          <w:p>
-            <w:pPr>
-              <w:pStyle w:val="TableContents"/>
-              <w:bidi w:val="0"/>
-              <w:spacing w:before="0" w:after="283"/>
-              <w:jc w:val="left"/>
-              <w:rPr/>
-            </w:pPr>
-            <w:r>
-              <w:rPr/>
-              <w:t>G-18</w:t>
-            </w:r>
-          </w:p>
-        </w:tc>
-        <w:tc>
-          <w:tcPr>
-            <w:tcW w:w="9809" w:type="dxa"/>
-            <w:tcBorders/>
-            <w:vAlign w:val="center"/>
-          </w:tcPr>
-          <w:p>
-            <w:pPr>
-              <w:pStyle w:val="TableContents"/>
-              <w:bidi w:val="0"/>
-              <w:spacing w:before="0" w:after="283"/>
-              <w:jc w:val="left"/>
-              <w:rPr/>
-            </w:pPr>
-            <w:r>
-              <w:rPr/>
-              <w:t>No change register or significance criteria</w:t>
-            </w:r>
-          </w:p>
-        </w:tc>
-        <w:tc>
-          <w:tcPr>
-            <w:tcW w:w="1035" w:type="dxa"/>
-            <w:tcBorders/>
+            <w:tcW w:w="760" w:type="dxa"/>
+            <w:tcBorders>
+              <w:left w:val="single" w:sz="6" w:space="0" w:color="BFC7D5"/>
+              <w:bottom w:val="single" w:sz="2" w:space="0" w:color="BFC7D5"/>
+              <w:right w:val="single" w:sz="6" w:space="0" w:color="BFC7D5"/>
+            </w:tcBorders>
+            <w:vAlign w:val="center"/>
+          </w:tcPr>
+          <w:p>
+            <w:pPr>
+              <w:pStyle w:val="TableContents"/>
+              <w:bidi w:val="0"/>
+              <w:spacing w:before="0" w:after="283"/>
+              <w:jc w:val="left"/>
+              <w:rPr/>
+            </w:pPr>
+            <w:r>
+              <w:rPr/>
+              <w:t>~~G-18~~</w:t>
+            </w:r>
+          </w:p>
+        </w:tc>
+        <w:tc>
+          <w:tcPr>
+            <w:tcW w:w="9675" w:type="dxa"/>
+            <w:tcBorders>
+              <w:left w:val="single" w:sz="2" w:space="0" w:color="BFC7D5"/>
+              <w:bottom w:val="single" w:sz="2" w:space="0" w:color="BFC7D5"/>
+              <w:right w:val="single" w:sz="6" w:space="0" w:color="BFC7D5"/>
+            </w:tcBorders>
+            <w:vAlign w:val="center"/>
+          </w:tcPr>
+          <w:p>
+            <w:pPr>
+              <w:pStyle w:val="TableContents"/>
+              <w:bidi w:val="0"/>
+              <w:spacing w:before="0" w:after="283"/>
+              <w:jc w:val="left"/>
+              <w:rPr/>
+            </w:pPr>
+            <w:r>
+              <w:rPr>
+                <w:rStyle w:val="Strong"/>
+              </w:rPr>
+              <w:t>CLOSED</w:t>
+            </w:r>
+            <w:r>
+              <w:rPr/>
+              <w:t xml:space="preserve"> — </w:t>
+            </w:r>
+            <w:r>
+              <w:rPr>
+                <w:rStyle w:val="SourceText"/>
+              </w:rPr>
+              <w:t>REG-07</w:t>
+            </w:r>
+            <w:r>
+              <w:rPr/>
+              <w:t xml:space="preserve"> change register and SOP-06 §6 significance criteria</w:t>
+            </w:r>
+          </w:p>
+        </w:tc>
+        <w:tc>
+          <w:tcPr>
+            <w:tcW w:w="904" w:type="dxa"/>
+            <w:tcBorders>
+              <w:left w:val="single" w:sz="2" w:space="0" w:color="BFC7D5"/>
+              <w:bottom w:val="single" w:sz="2" w:space="0" w:color="BFC7D5"/>
+              <w:right w:val="single" w:sz="6" w:space="0" w:color="BFC7D5"/>
+            </w:tcBorders>
             <w:vAlign w:val="center"/>
           </w:tcPr>
           <w:p>
@@ -7974,8 +9720,12 @@
         <w:trPr/>
         <w:tc>
           <w:tcPr>
-            <w:tcW w:w="495" w:type="dxa"/>
-            <w:tcBorders/>
+            <w:tcW w:w="760" w:type="dxa"/>
+            <w:tcBorders>
+              <w:left w:val="single" w:sz="6" w:space="0" w:color="BFC7D5"/>
+              <w:bottom w:val="single" w:sz="2" w:space="0" w:color="BFC7D5"/>
+              <w:right w:val="single" w:sz="6" w:space="0" w:color="BFC7D5"/>
+            </w:tcBorders>
             <w:vAlign w:val="center"/>
           </w:tcPr>
           <w:p>
@@ -7994,8 +9744,12 @@
         </w:tc>
         <w:tc>
           <w:tcPr>
-            <w:tcW w:w="9809" w:type="dxa"/>
-            <w:tcBorders/>
+            <w:tcW w:w="9675" w:type="dxa"/>
+            <w:tcBorders>
+              <w:left w:val="single" w:sz="2" w:space="0" w:color="BFC7D5"/>
+              <w:bottom w:val="single" w:sz="2" w:space="0" w:color="BFC7D5"/>
+              <w:right w:val="single" w:sz="6" w:space="0" w:color="BFC7D5"/>
+            </w:tcBorders>
             <w:vAlign w:val="center"/>
           </w:tcPr>
           <w:p>
@@ -8014,8 +9768,12 @@
         </w:tc>
         <w:tc>
           <w:tcPr>
-            <w:tcW w:w="1035" w:type="dxa"/>
-            <w:tcBorders/>
+            <w:tcW w:w="904" w:type="dxa"/>
+            <w:tcBorders>
+              <w:left w:val="single" w:sz="2" w:space="0" w:color="BFC7D5"/>
+              <w:bottom w:val="single" w:sz="2" w:space="0" w:color="BFC7D5"/>
+              <w:right w:val="single" w:sz="6" w:space="0" w:color="BFC7D5"/>
+            </w:tcBorders>
             <w:vAlign w:val="center"/>
           </w:tcPr>
           <w:p>
@@ -8037,8 +9795,12 @@
         <w:trPr/>
         <w:tc>
           <w:tcPr>
-            <w:tcW w:w="495" w:type="dxa"/>
-            <w:tcBorders/>
+            <w:tcW w:w="760" w:type="dxa"/>
+            <w:tcBorders>
+              <w:left w:val="single" w:sz="6" w:space="0" w:color="BFC7D5"/>
+              <w:bottom w:val="single" w:sz="2" w:space="0" w:color="BFC7D5"/>
+              <w:right w:val="single" w:sz="6" w:space="0" w:color="BFC7D5"/>
+            </w:tcBorders>
             <w:vAlign w:val="center"/>
           </w:tcPr>
           <w:p>
@@ -8057,28 +9819,52 @@
         </w:tc>
         <w:tc>
           <w:tcPr>
-            <w:tcW w:w="9809" w:type="dxa"/>
-            <w:tcBorders/>
-            <w:vAlign w:val="center"/>
-          </w:tcPr>
-          <w:p>
-            <w:pPr>
-              <w:pStyle w:val="TableContents"/>
-              <w:bidi w:val="0"/>
-              <w:spacing w:before="0" w:after="283"/>
-              <w:jc w:val="left"/>
-              <w:rPr/>
-            </w:pPr>
-            <w:r>
-              <w:rPr/>
-              <w:t>No competence records</w:t>
-            </w:r>
-          </w:p>
-        </w:tc>
-        <w:tc>
-          <w:tcPr>
-            <w:tcW w:w="1035" w:type="dxa"/>
-            <w:tcBorders/>
+            <w:tcW w:w="9675" w:type="dxa"/>
+            <w:tcBorders>
+              <w:left w:val="single" w:sz="2" w:space="0" w:color="BFC7D5"/>
+              <w:bottom w:val="single" w:sz="2" w:space="0" w:color="BFC7D5"/>
+              <w:right w:val="single" w:sz="6" w:space="0" w:color="BFC7D5"/>
+            </w:tcBorders>
+            <w:vAlign w:val="center"/>
+          </w:tcPr>
+          <w:p>
+            <w:pPr>
+              <w:pStyle w:val="TableContents"/>
+              <w:bidi w:val="0"/>
+              <w:spacing w:before="0" w:after="283"/>
+              <w:jc w:val="left"/>
+              <w:rPr/>
+            </w:pPr>
+            <w:r>
+              <w:rPr>
+                <w:rStyle w:val="Emphasis"/>
+              </w:rPr>
+              <w:t>Partly closed 2026-10-07</w:t>
+            </w:r>
+            <w:r>
+              <w:rPr/>
+              <w:t xml:space="preserve"> — competence matrix in </w:t>
+            </w:r>
+            <w:r>
+              <w:rPr>
+                <w:rStyle w:val="SourceText"/>
+              </w:rPr>
+              <w:t>REG-05</w:t>
+            </w:r>
+            <w:r>
+              <w:rPr/>
+              <w:t>; training records to accumulate</w:t>
+            </w:r>
+          </w:p>
+        </w:tc>
+        <w:tc>
+          <w:tcPr>
+            <w:tcW w:w="904" w:type="dxa"/>
+            <w:tcBorders>
+              <w:left w:val="single" w:sz="2" w:space="0" w:color="BFC7D5"/>
+              <w:bottom w:val="single" w:sz="2" w:space="0" w:color="BFC7D5"/>
+              <w:right w:val="single" w:sz="6" w:space="0" w:color="BFC7D5"/>
+            </w:tcBorders>
             <w:vAlign w:val="center"/>
           </w:tcPr>
           <w:p>
@@ -8100,8 +9886,12 @@
         <w:trPr/>
         <w:tc>
           <w:tcPr>
-            <w:tcW w:w="495" w:type="dxa"/>
-            <w:tcBorders/>
+            <w:tcW w:w="760" w:type="dxa"/>
+            <w:tcBorders>
+              <w:left w:val="single" w:sz="6" w:space="0" w:color="BFC7D5"/>
+              <w:bottom w:val="single" w:sz="2" w:space="0" w:color="BFC7D5"/>
+              <w:right w:val="single" w:sz="6" w:space="0" w:color="BFC7D5"/>
+            </w:tcBorders>
             <w:vAlign w:val="center"/>
           </w:tcPr>
           <w:p>
@@ -8120,28 +9910,42 @@
         </w:tc>
         <w:tc>
           <w:tcPr>
-            <w:tcW w:w="9809" w:type="dxa"/>
-            <w:tcBorders/>
-            <w:vAlign w:val="center"/>
-          </w:tcPr>
-          <w:p>
-            <w:pPr>
-              <w:pStyle w:val="TableContents"/>
-              <w:bidi w:val="0"/>
-              <w:spacing w:before="0" w:after="283"/>
-              <w:jc w:val="left"/>
-              <w:rPr/>
-            </w:pPr>
-            <w:r>
-              <w:rPr/>
-              <w:t>Bus factor 1; roles not separable; organisational knowledge concentrated</w:t>
-            </w:r>
-          </w:p>
-        </w:tc>
-        <w:tc>
-          <w:tcPr>
-            <w:tcW w:w="1035" w:type="dxa"/>
-            <w:tcBorders/>
+            <w:tcW w:w="9675" w:type="dxa"/>
+            <w:tcBorders>
+              <w:left w:val="single" w:sz="2" w:space="0" w:color="BFC7D5"/>
+              <w:bottom w:val="single" w:sz="2" w:space="0" w:color="BFC7D5"/>
+              <w:right w:val="single" w:sz="6" w:space="0" w:color="BFC7D5"/>
+            </w:tcBorders>
+            <w:vAlign w:val="center"/>
+          </w:tcPr>
+          <w:p>
+            <w:pPr>
+              <w:pStyle w:val="TableContents"/>
+              <w:bidi w:val="0"/>
+              <w:spacing w:before="0" w:after="283"/>
+              <w:jc w:val="left"/>
+              <w:rPr/>
+            </w:pPr>
+            <w:r>
+              <w:rPr>
+                <w:rStyle w:val="Emphasis"/>
+              </w:rPr>
+              <w:t>Partly closed 2026-10-07</w:t>
+            </w:r>
+            <w:r>
+              <w:rPr/>
+              <w:t xml:space="preserve"> — roles named and held by separate people (QM-01 §7); engineering knowledge still concentrated in the Lead Engineer</w:t>
+            </w:r>
+          </w:p>
+        </w:tc>
+        <w:tc>
+          <w:tcPr>
+            <w:tcW w:w="904" w:type="dxa"/>
+            <w:tcBorders>
+              <w:left w:val="single" w:sz="2" w:space="0" w:color="BFC7D5"/>
+              <w:bottom w:val="single" w:sz="2" w:space="0" w:color="BFC7D5"/>
+              <w:right w:val="single" w:sz="6" w:space="0" w:color="BFC7D5"/>
+            </w:tcBorders>
             <w:vAlign w:val="center"/>
           </w:tcPr>
           <w:p>
@@ -8163,8 +9967,12 @@
         <w:trPr/>
         <w:tc>
           <w:tcPr>
-            <w:tcW w:w="495" w:type="dxa"/>
-            <w:tcBorders/>
+            <w:tcW w:w="760" w:type="dxa"/>
+            <w:tcBorders>
+              <w:left w:val="single" w:sz="6" w:space="0" w:color="BFC7D5"/>
+              <w:bottom w:val="single" w:sz="2" w:space="0" w:color="BFC7D5"/>
+              <w:right w:val="single" w:sz="6" w:space="0" w:color="BFC7D5"/>
+            </w:tcBorders>
             <w:vAlign w:val="center"/>
           </w:tcPr>
           <w:p>
@@ -8183,8 +9991,12 @@
         </w:tc>
         <w:tc>
           <w:tcPr>
-            <w:tcW w:w="9809" w:type="dxa"/>
-            <w:tcBorders/>
+            <w:tcW w:w="9675" w:type="dxa"/>
+            <w:tcBorders>
+              <w:left w:val="single" w:sz="2" w:space="0" w:color="BFC7D5"/>
+              <w:bottom w:val="single" w:sz="2" w:space="0" w:color="BFC7D5"/>
+              <w:right w:val="single" w:sz="6" w:space="0" w:color="BFC7D5"/>
+            </w:tcBorders>
             <w:vAlign w:val="center"/>
           </w:tcPr>
           <w:p>
@@ -8203,8 +10015,12 @@
         </w:tc>
         <w:tc>
           <w:tcPr>
-            <w:tcW w:w="1035" w:type="dxa"/>
-            <w:tcBorders/>
+            <w:tcW w:w="904" w:type="dxa"/>
+            <w:tcBorders>
+              <w:left w:val="single" w:sz="2" w:space="0" w:color="BFC7D5"/>
+              <w:bottom w:val="single" w:sz="2" w:space="0" w:color="BFC7D5"/>
+              <w:right w:val="single" w:sz="6" w:space="0" w:color="BFC7D5"/>
+            </w:tcBorders>
             <w:vAlign w:val="center"/>
           </w:tcPr>
           <w:p>
@@ -8226,8 +10042,12 @@
         <w:trPr/>
         <w:tc>
           <w:tcPr>
-            <w:tcW w:w="495" w:type="dxa"/>
-            <w:tcBorders/>
+            <w:tcW w:w="760" w:type="dxa"/>
+            <w:tcBorders>
+              <w:left w:val="single" w:sz="6" w:space="0" w:color="BFC7D5"/>
+              <w:bottom w:val="single" w:sz="6" w:space="0" w:color="BFC7D5"/>
+              <w:right w:val="single" w:sz="6" w:space="0" w:color="BFC7D5"/>
+            </w:tcBorders>
             <w:vAlign w:val="center"/>
           </w:tcPr>
           <w:p>
@@ -8246,8 +10066,12 @@
         </w:tc>
         <w:tc>
           <w:tcPr>
-            <w:tcW w:w="9809" w:type="dxa"/>
-            <w:tcBorders/>
+            <w:tcW w:w="9675" w:type="dxa"/>
+            <w:tcBorders>
+              <w:left w:val="single" w:sz="2" w:space="0" w:color="BFC7D5"/>
+              <w:bottom w:val="single" w:sz="6" w:space="0" w:color="BFC7D5"/>
+              <w:right w:val="single" w:sz="6" w:space="0" w:color="BFC7D5"/>
+            </w:tcBorders>
             <w:vAlign w:val="center"/>
           </w:tcPr>
           <w:p>
@@ -8266,8 +10090,12 @@
         </w:tc>
         <w:tc>
           <w:tcPr>
-            <w:tcW w:w="1035" w:type="dxa"/>
-            <w:tcBorders/>
+            <w:tcW w:w="904" w:type="dxa"/>
+            <w:tcBorders>
+              <w:left w:val="single" w:sz="2" w:space="0" w:color="BFC7D5"/>
+              <w:bottom w:val="single" w:sz="6" w:space="0" w:color="BFC7D5"/>
+              <w:right w:val="single" w:sz="6" w:space="0" w:color="BFC7D5"/>
+            </w:tcBorders>
             <w:vAlign w:val="center"/>
           </w:tcPr>
           <w:p>
@@ -8312,20 +10140,20 @@
     </w:p>
     <w:tbl>
       <w:tblPr>
-        <w:tblW w:w="11339" w:type="dxa"/>
+        <w:tblW w:w="5000" w:type="pct"/>
         <w:jc w:val="left"/>
-        <w:tblInd w:w="0" w:type="dxa"/>
+        <w:tblInd w:w="-7" w:type="dxa"/>
         <w:tblLayout w:type="fixed"/>
         <w:tblCellMar>
-          <w:top w:w="28" w:type="dxa"/>
-          <w:left w:w="28" w:type="dxa"/>
-          <w:bottom w:w="28" w:type="dxa"/>
-          <w:right w:w="28" w:type="dxa"/>
+          <w:top w:w="60" w:type="dxa"/>
+          <w:left w:w="60" w:type="dxa"/>
+          <w:bottom w:w="60" w:type="dxa"/>
+          <w:right w:w="60" w:type="dxa"/>
         </w:tblCellMar>
       </w:tblPr>
       <w:tblGrid>
-        <w:gridCol w:w="2790"/>
-        <w:gridCol w:w="8549"/>
+        <w:gridCol w:w="2817"/>
+        <w:gridCol w:w="8522"/>
       </w:tblGrid>
       <w:tr>
         <w:trPr>
@@ -8333,44 +10161,60 @@
         </w:trPr>
         <w:tc>
           <w:tcPr>
-            <w:tcW w:w="2790" w:type="dxa"/>
-            <w:tcBorders/>
+            <w:tcW w:w="2817" w:type="dxa"/>
+            <w:tcBorders>
+              <w:top w:val="single" w:sz="6" w:space="0" w:color="BFC7D5"/>
+              <w:left w:val="single" w:sz="6" w:space="0" w:color="BFC7D5"/>
+              <w:bottom w:val="single" w:sz="2" w:space="0" w:color="BFC7D5"/>
+              <w:right w:val="single" w:sz="6" w:space="0" w:color="BFC7D5"/>
+            </w:tcBorders>
+            <w:shd w:fill="1F3A5F" w:val="clear"/>
             <w:vAlign w:val="center"/>
           </w:tcPr>
           <w:p>
             <w:pPr>
               <w:pStyle w:val="TableHeading"/>
-              <w:suppressLineNumbers/>
-              <w:shd w:fill="1F3A5F" w:val="clear"/>
-              <w:bidi w:val="0"/>
-              <w:spacing w:before="0" w:after="283"/>
-              <w:jc w:val="center"/>
-              <w:rPr/>
-            </w:pPr>
-            <w:r>
-              <w:rPr/>
+              <w:bidi w:val="0"/>
+              <w:spacing w:before="0" w:after="283"/>
+              <w:jc w:val="left"/>
+              <w:rPr>
+                <w:color w:val="FFFFFF"/>
+              </w:rPr>
+            </w:pPr>
+            <w:r>
+              <w:rPr>
+                <w:color w:val="FFFFFF"/>
+              </w:rPr>
               <w:t>Strength</w:t>
             </w:r>
           </w:p>
         </w:tc>
         <w:tc>
           <w:tcPr>
-            <w:tcW w:w="8549" w:type="dxa"/>
-            <w:tcBorders/>
+            <w:tcW w:w="8522" w:type="dxa"/>
+            <w:tcBorders>
+              <w:top w:val="single" w:sz="6" w:space="0" w:color="BFC7D5"/>
+              <w:left w:val="single" w:sz="2" w:space="0" w:color="BFC7D5"/>
+              <w:bottom w:val="single" w:sz="2" w:space="0" w:color="BFC7D5"/>
+              <w:right w:val="single" w:sz="6" w:space="0" w:color="BFC7D5"/>
+            </w:tcBorders>
+            <w:shd w:fill="1F3A5F" w:val="clear"/>
             <w:vAlign w:val="center"/>
           </w:tcPr>
           <w:p>
             <w:pPr>
               <w:pStyle w:val="TableHeading"/>
-              <w:suppressLineNumbers/>
-              <w:shd w:fill="1F3A5F" w:val="clear"/>
-              <w:bidi w:val="0"/>
-              <w:spacing w:before="0" w:after="283"/>
-              <w:jc w:val="center"/>
-              <w:rPr/>
-            </w:pPr>
-            <w:r>
-              <w:rPr/>
+              <w:bidi w:val="0"/>
+              <w:spacing w:before="0" w:after="283"/>
+              <w:jc w:val="left"/>
+              <w:rPr>
+                <w:color w:val="FFFFFF"/>
+              </w:rPr>
+            </w:pPr>
+            <w:r>
+              <w:rPr>
+                <w:color w:val="FFFFFF"/>
+              </w:rPr>
               <w:t>Evidence</w:t>
             </w:r>
           </w:p>
@@ -8380,8 +10224,12 @@
         <w:trPr/>
         <w:tc>
           <w:tcPr>
-            <w:tcW w:w="2790" w:type="dxa"/>
-            <w:tcBorders/>
+            <w:tcW w:w="2817" w:type="dxa"/>
+            <w:tcBorders>
+              <w:left w:val="single" w:sz="6" w:space="0" w:color="BFC7D5"/>
+              <w:bottom w:val="single" w:sz="2" w:space="0" w:color="BFC7D5"/>
+              <w:right w:val="single" w:sz="6" w:space="0" w:color="BFC7D5"/>
+            </w:tcBorders>
             <w:vAlign w:val="center"/>
           </w:tcPr>
           <w:p>
@@ -8402,8 +10250,12 @@
         </w:tc>
         <w:tc>
           <w:tcPr>
-            <w:tcW w:w="8549" w:type="dxa"/>
-            <w:tcBorders/>
+            <w:tcW w:w="8522" w:type="dxa"/>
+            <w:tcBorders>
+              <w:left w:val="single" w:sz="2" w:space="0" w:color="BFC7D5"/>
+              <w:bottom w:val="single" w:sz="2" w:space="0" w:color="BFC7D5"/>
+              <w:right w:val="single" w:sz="6" w:space="0" w:color="BFC7D5"/>
+            </w:tcBorders>
             <w:vAlign w:val="center"/>
           </w:tcPr>
           <w:p>
@@ -8425,8 +10277,12 @@
         <w:trPr/>
         <w:tc>
           <w:tcPr>
-            <w:tcW w:w="2790" w:type="dxa"/>
-            <w:tcBorders/>
+            <w:tcW w:w="2817" w:type="dxa"/>
+            <w:tcBorders>
+              <w:left w:val="single" w:sz="6" w:space="0" w:color="BFC7D5"/>
+              <w:bottom w:val="single" w:sz="2" w:space="0" w:color="BFC7D5"/>
+              <w:right w:val="single" w:sz="6" w:space="0" w:color="BFC7D5"/>
+            </w:tcBorders>
             <w:vAlign w:val="center"/>
           </w:tcPr>
           <w:p>
@@ -8447,8 +10303,12 @@
         </w:tc>
         <w:tc>
           <w:tcPr>
-            <w:tcW w:w="8549" w:type="dxa"/>
-            <w:tcBorders/>
+            <w:tcW w:w="8522" w:type="dxa"/>
+            <w:tcBorders>
+              <w:left w:val="single" w:sz="2" w:space="0" w:color="BFC7D5"/>
+              <w:bottom w:val="single" w:sz="2" w:space="0" w:color="BFC7D5"/>
+              <w:right w:val="single" w:sz="6" w:space="0" w:color="BFC7D5"/>
+            </w:tcBorders>
             <w:vAlign w:val="center"/>
           </w:tcPr>
           <w:p>
@@ -8477,7 +10337,7 @@
               <w:rPr>
                 <w:rStyle w:val="SourceText"/>
               </w:rPr>
-              <w:t>eval/run_eval.py:281</w:t>
+              <w:t>eval/run_eval.py:309</w:t>
             </w:r>
             <w:r>
               <w:rPr/>
@@ -8490,8 +10350,12 @@
         <w:trPr/>
         <w:tc>
           <w:tcPr>
-            <w:tcW w:w="2790" w:type="dxa"/>
-            <w:tcBorders/>
+            <w:tcW w:w="2817" w:type="dxa"/>
+            <w:tcBorders>
+              <w:left w:val="single" w:sz="6" w:space="0" w:color="BFC7D5"/>
+              <w:bottom w:val="single" w:sz="2" w:space="0" w:color="BFC7D5"/>
+              <w:right w:val="single" w:sz="6" w:space="0" w:color="BFC7D5"/>
+            </w:tcBorders>
             <w:vAlign w:val="center"/>
           </w:tcPr>
           <w:p>
@@ -8512,8 +10376,12 @@
         </w:tc>
         <w:tc>
           <w:tcPr>
-            <w:tcW w:w="8549" w:type="dxa"/>
-            <w:tcBorders/>
+            <w:tcW w:w="8522" w:type="dxa"/>
+            <w:tcBorders>
+              <w:left w:val="single" w:sz="2" w:space="0" w:color="BFC7D5"/>
+              <w:bottom w:val="single" w:sz="2" w:space="0" w:color="BFC7D5"/>
+              <w:right w:val="single" w:sz="6" w:space="0" w:color="BFC7D5"/>
+            </w:tcBorders>
             <w:vAlign w:val="center"/>
           </w:tcPr>
           <w:p>
@@ -8551,8 +10419,12 @@
         <w:trPr/>
         <w:tc>
           <w:tcPr>
-            <w:tcW w:w="2790" w:type="dxa"/>
-            <w:tcBorders/>
+            <w:tcW w:w="2817" w:type="dxa"/>
+            <w:tcBorders>
+              <w:left w:val="single" w:sz="6" w:space="0" w:color="BFC7D5"/>
+              <w:bottom w:val="single" w:sz="2" w:space="0" w:color="BFC7D5"/>
+              <w:right w:val="single" w:sz="6" w:space="0" w:color="BFC7D5"/>
+            </w:tcBorders>
             <w:vAlign w:val="center"/>
           </w:tcPr>
           <w:p>
@@ -8573,8 +10445,12 @@
         </w:tc>
         <w:tc>
           <w:tcPr>
-            <w:tcW w:w="8549" w:type="dxa"/>
-            <w:tcBorders/>
+            <w:tcW w:w="8522" w:type="dxa"/>
+            <w:tcBorders>
+              <w:left w:val="single" w:sz="2" w:space="0" w:color="BFC7D5"/>
+              <w:bottom w:val="single" w:sz="2" w:space="0" w:color="BFC7D5"/>
+              <w:right w:val="single" w:sz="6" w:space="0" w:color="BFC7D5"/>
+            </w:tcBorders>
             <w:vAlign w:val="center"/>
           </w:tcPr>
           <w:p>
@@ -8616,8 +10492,12 @@
         <w:trPr/>
         <w:tc>
           <w:tcPr>
-            <w:tcW w:w="2790" w:type="dxa"/>
-            <w:tcBorders/>
+            <w:tcW w:w="2817" w:type="dxa"/>
+            <w:tcBorders>
+              <w:left w:val="single" w:sz="6" w:space="0" w:color="BFC7D5"/>
+              <w:bottom w:val="single" w:sz="2" w:space="0" w:color="BFC7D5"/>
+              <w:right w:val="single" w:sz="6" w:space="0" w:color="BFC7D5"/>
+            </w:tcBorders>
             <w:vAlign w:val="center"/>
           </w:tcPr>
           <w:p>
@@ -8638,8 +10518,12 @@
         </w:tc>
         <w:tc>
           <w:tcPr>
-            <w:tcW w:w="8549" w:type="dxa"/>
-            <w:tcBorders/>
+            <w:tcW w:w="8522" w:type="dxa"/>
+            <w:tcBorders>
+              <w:left w:val="single" w:sz="2" w:space="0" w:color="BFC7D5"/>
+              <w:bottom w:val="single" w:sz="2" w:space="0" w:color="BFC7D5"/>
+              <w:right w:val="single" w:sz="6" w:space="0" w:color="BFC7D5"/>
+            </w:tcBorders>
             <w:vAlign w:val="center"/>
           </w:tcPr>
           <w:p>
@@ -8661,8 +10545,12 @@
         <w:trPr/>
         <w:tc>
           <w:tcPr>
-            <w:tcW w:w="2790" w:type="dxa"/>
-            <w:tcBorders/>
+            <w:tcW w:w="2817" w:type="dxa"/>
+            <w:tcBorders>
+              <w:left w:val="single" w:sz="6" w:space="0" w:color="BFC7D5"/>
+              <w:bottom w:val="single" w:sz="2" w:space="0" w:color="BFC7D5"/>
+              <w:right w:val="single" w:sz="6" w:space="0" w:color="BFC7D5"/>
+            </w:tcBorders>
             <w:vAlign w:val="center"/>
           </w:tcPr>
           <w:p>
@@ -8683,8 +10571,12 @@
         </w:tc>
         <w:tc>
           <w:tcPr>
-            <w:tcW w:w="8549" w:type="dxa"/>
-            <w:tcBorders/>
+            <w:tcW w:w="8522" w:type="dxa"/>
+            <w:tcBorders>
+              <w:left w:val="single" w:sz="2" w:space="0" w:color="BFC7D5"/>
+              <w:bottom w:val="single" w:sz="2" w:space="0" w:color="BFC7D5"/>
+              <w:right w:val="single" w:sz="6" w:space="0" w:color="BFC7D5"/>
+            </w:tcBorders>
             <w:vAlign w:val="center"/>
           </w:tcPr>
           <w:p>
@@ -8706,8 +10598,12 @@
         <w:trPr/>
         <w:tc>
           <w:tcPr>
-            <w:tcW w:w="2790" w:type="dxa"/>
-            <w:tcBorders/>
+            <w:tcW w:w="2817" w:type="dxa"/>
+            <w:tcBorders>
+              <w:left w:val="single" w:sz="6" w:space="0" w:color="BFC7D5"/>
+              <w:bottom w:val="single" w:sz="6" w:space="0" w:color="BFC7D5"/>
+              <w:right w:val="single" w:sz="6" w:space="0" w:color="BFC7D5"/>
+            </w:tcBorders>
             <w:vAlign w:val="center"/>
           </w:tcPr>
           <w:p>
@@ -8728,8 +10624,12 @@
         </w:tc>
         <w:tc>
           <w:tcPr>
-            <w:tcW w:w="8549" w:type="dxa"/>
-            <w:tcBorders/>
+            <w:tcW w:w="8522" w:type="dxa"/>
+            <w:tcBorders>
+              <w:left w:val="single" w:sz="2" w:space="0" w:color="BFC7D5"/>
+              <w:bottom w:val="single" w:sz="6" w:space="0" w:color="BFC7D5"/>
+              <w:right w:val="single" w:sz="6" w:space="0" w:color="BFC7D5"/>
+            </w:tcBorders>
             <w:vAlign w:val="center"/>
           </w:tcPr>
           <w:p>

--- a/docs/qms/evidence-2026/QMS_Word/ISO9001_Gap_Analysis.docx
+++ b/docs/qms/evidence-2026/QMS_Word/ISO9001_Gap_Analysis.docx
@@ -942,11 +942,11 @@
         </w:tblCellMar>
       </w:tblPr>
       <w:tblGrid>
-        <w:gridCol w:w="797"/>
-        <w:gridCol w:w="1888"/>
-        <w:gridCol w:w="1409"/>
-        <w:gridCol w:w="6073"/>
-        <w:gridCol w:w="1172"/>
+        <w:gridCol w:w="788"/>
+        <w:gridCol w:w="1814"/>
+        <w:gridCol w:w="1370"/>
+        <w:gridCol w:w="6238"/>
+        <w:gridCol w:w="1129"/>
       </w:tblGrid>
       <w:tr>
         <w:trPr>
@@ -954,7 +954,7 @@
         </w:trPr>
         <w:tc>
           <w:tcPr>
-            <w:tcW w:w="797" w:type="dxa"/>
+            <w:tcW w:w="788" w:type="dxa"/>
             <w:tcBorders>
               <w:top w:val="single" w:sz="6" w:space="0" w:color="BFC7D5"/>
               <w:left w:val="single" w:sz="6" w:space="0" w:color="BFC7D5"/>
@@ -984,7 +984,7 @@
         </w:tc>
         <w:tc>
           <w:tcPr>
-            <w:tcW w:w="1888" w:type="dxa"/>
+            <w:tcW w:w="1814" w:type="dxa"/>
             <w:tcBorders>
               <w:top w:val="single" w:sz="6" w:space="0" w:color="BFC7D5"/>
               <w:left w:val="single" w:sz="2" w:space="0" w:color="BFC7D5"/>
@@ -1014,7 +1014,7 @@
         </w:tc>
         <w:tc>
           <w:tcPr>
-            <w:tcW w:w="1409" w:type="dxa"/>
+            <w:tcW w:w="1370" w:type="dxa"/>
             <w:tcBorders>
               <w:top w:val="single" w:sz="6" w:space="0" w:color="BFC7D5"/>
               <w:left w:val="single" w:sz="2" w:space="0" w:color="BFC7D5"/>
@@ -1044,7 +1044,7 @@
         </w:tc>
         <w:tc>
           <w:tcPr>
-            <w:tcW w:w="6073" w:type="dxa"/>
+            <w:tcW w:w="6238" w:type="dxa"/>
             <w:tcBorders>
               <w:top w:val="single" w:sz="6" w:space="0" w:color="BFC7D5"/>
               <w:left w:val="single" w:sz="2" w:space="0" w:color="BFC7D5"/>
@@ -1074,7 +1074,7 @@
         </w:tc>
         <w:tc>
           <w:tcPr>
-            <w:tcW w:w="1172" w:type="dxa"/>
+            <w:tcW w:w="1129" w:type="dxa"/>
             <w:tcBorders>
               <w:top w:val="single" w:sz="6" w:space="0" w:color="BFC7D5"/>
               <w:left w:val="single" w:sz="2" w:space="0" w:color="BFC7D5"/>
@@ -1107,7 +1107,7 @@
         <w:trPr/>
         <w:tc>
           <w:tcPr>
-            <w:tcW w:w="797" w:type="dxa"/>
+            <w:tcW w:w="788" w:type="dxa"/>
             <w:tcBorders>
               <w:left w:val="single" w:sz="6" w:space="0" w:color="BFC7D5"/>
               <w:bottom w:val="single" w:sz="2" w:space="0" w:color="BFC7D5"/>
@@ -1131,7 +1131,7 @@
         </w:tc>
         <w:tc>
           <w:tcPr>
-            <w:tcW w:w="1888" w:type="dxa"/>
+            <w:tcW w:w="1814" w:type="dxa"/>
             <w:tcBorders>
               <w:left w:val="single" w:sz="2" w:space="0" w:color="BFC7D5"/>
               <w:bottom w:val="single" w:sz="2" w:space="0" w:color="BFC7D5"/>
@@ -1155,7 +1155,7 @@
         </w:tc>
         <w:tc>
           <w:tcPr>
-            <w:tcW w:w="1409" w:type="dxa"/>
+            <w:tcW w:w="1370" w:type="dxa"/>
             <w:tcBorders>
               <w:left w:val="single" w:sz="2" w:space="0" w:color="BFC7D5"/>
               <w:bottom w:val="single" w:sz="2" w:space="0" w:color="BFC7D5"/>
@@ -1179,7 +1179,7 @@
         </w:tc>
         <w:tc>
           <w:tcPr>
-            <w:tcW w:w="6073" w:type="dxa"/>
+            <w:tcW w:w="6238" w:type="dxa"/>
             <w:tcBorders>
               <w:left w:val="single" w:sz="2" w:space="0" w:color="BFC7D5"/>
               <w:bottom w:val="single" w:sz="2" w:space="0" w:color="BFC7D5"/>
@@ -1203,7 +1203,7 @@
         </w:tc>
         <w:tc>
           <w:tcPr>
-            <w:tcW w:w="1172" w:type="dxa"/>
+            <w:tcW w:w="1129" w:type="dxa"/>
             <w:tcBorders>
               <w:left w:val="single" w:sz="2" w:space="0" w:color="BFC7D5"/>
               <w:bottom w:val="single" w:sz="2" w:space="0" w:color="BFC7D5"/>
@@ -1230,7 +1230,7 @@
         <w:trPr/>
         <w:tc>
           <w:tcPr>
-            <w:tcW w:w="797" w:type="dxa"/>
+            <w:tcW w:w="788" w:type="dxa"/>
             <w:tcBorders>
               <w:left w:val="single" w:sz="6" w:space="0" w:color="BFC7D5"/>
               <w:bottom w:val="single" w:sz="2" w:space="0" w:color="BFC7D5"/>
@@ -1254,7 +1254,7 @@
         </w:tc>
         <w:tc>
           <w:tcPr>
-            <w:tcW w:w="1888" w:type="dxa"/>
+            <w:tcW w:w="1814" w:type="dxa"/>
             <w:tcBorders>
               <w:left w:val="single" w:sz="2" w:space="0" w:color="BFC7D5"/>
               <w:bottom w:val="single" w:sz="2" w:space="0" w:color="BFC7D5"/>
@@ -1278,7 +1278,7 @@
         </w:tc>
         <w:tc>
           <w:tcPr>
-            <w:tcW w:w="1409" w:type="dxa"/>
+            <w:tcW w:w="1370" w:type="dxa"/>
             <w:tcBorders>
               <w:left w:val="single" w:sz="2" w:space="0" w:color="BFC7D5"/>
               <w:bottom w:val="single" w:sz="2" w:space="0" w:color="BFC7D5"/>
@@ -1302,7 +1302,7 @@
         </w:tc>
         <w:tc>
           <w:tcPr>
-            <w:tcW w:w="6073" w:type="dxa"/>
+            <w:tcW w:w="6238" w:type="dxa"/>
             <w:tcBorders>
               <w:left w:val="single" w:sz="2" w:space="0" w:color="BFC7D5"/>
               <w:bottom w:val="single" w:sz="2" w:space="0" w:color="BFC7D5"/>
@@ -1326,7 +1326,7 @@
         </w:tc>
         <w:tc>
           <w:tcPr>
-            <w:tcW w:w="1172" w:type="dxa"/>
+            <w:tcW w:w="1129" w:type="dxa"/>
             <w:tcBorders>
               <w:left w:val="single" w:sz="2" w:space="0" w:color="BFC7D5"/>
               <w:bottom w:val="single" w:sz="2" w:space="0" w:color="BFC7D5"/>
@@ -1353,7 +1353,7 @@
         <w:trPr/>
         <w:tc>
           <w:tcPr>
-            <w:tcW w:w="797" w:type="dxa"/>
+            <w:tcW w:w="788" w:type="dxa"/>
             <w:tcBorders>
               <w:left w:val="single" w:sz="6" w:space="0" w:color="BFC7D5"/>
               <w:bottom w:val="single" w:sz="2" w:space="0" w:color="BFC7D5"/>
@@ -1377,7 +1377,7 @@
         </w:tc>
         <w:tc>
           <w:tcPr>
-            <w:tcW w:w="1888" w:type="dxa"/>
+            <w:tcW w:w="1814" w:type="dxa"/>
             <w:tcBorders>
               <w:left w:val="single" w:sz="2" w:space="0" w:color="BFC7D5"/>
               <w:bottom w:val="single" w:sz="2" w:space="0" w:color="BFC7D5"/>
@@ -1401,7 +1401,7 @@
         </w:tc>
         <w:tc>
           <w:tcPr>
-            <w:tcW w:w="1409" w:type="dxa"/>
+            <w:tcW w:w="1370" w:type="dxa"/>
             <w:tcBorders>
               <w:left w:val="single" w:sz="2" w:space="0" w:color="BFC7D5"/>
               <w:bottom w:val="single" w:sz="2" w:space="0" w:color="BFC7D5"/>
@@ -1425,7 +1425,7 @@
         </w:tc>
         <w:tc>
           <w:tcPr>
-            <w:tcW w:w="6073" w:type="dxa"/>
+            <w:tcW w:w="6238" w:type="dxa"/>
             <w:tcBorders>
               <w:left w:val="single" w:sz="2" w:space="0" w:color="BFC7D5"/>
               <w:bottom w:val="single" w:sz="2" w:space="0" w:color="BFC7D5"/>
@@ -1449,7 +1449,7 @@
         </w:tc>
         <w:tc>
           <w:tcPr>
-            <w:tcW w:w="1172" w:type="dxa"/>
+            <w:tcW w:w="1129" w:type="dxa"/>
             <w:tcBorders>
               <w:left w:val="single" w:sz="2" w:space="0" w:color="BFC7D5"/>
               <w:bottom w:val="single" w:sz="2" w:space="0" w:color="BFC7D5"/>
@@ -1476,7 +1476,7 @@
         <w:trPr/>
         <w:tc>
           <w:tcPr>
-            <w:tcW w:w="797" w:type="dxa"/>
+            <w:tcW w:w="788" w:type="dxa"/>
             <w:tcBorders>
               <w:left w:val="single" w:sz="6" w:space="0" w:color="BFC7D5"/>
               <w:bottom w:val="single" w:sz="2" w:space="0" w:color="BFC7D5"/>
@@ -1500,7 +1500,7 @@
         </w:tc>
         <w:tc>
           <w:tcPr>
-            <w:tcW w:w="1888" w:type="dxa"/>
+            <w:tcW w:w="1814" w:type="dxa"/>
             <w:tcBorders>
               <w:left w:val="single" w:sz="2" w:space="0" w:color="BFC7D5"/>
               <w:bottom w:val="single" w:sz="2" w:space="0" w:color="BFC7D5"/>
@@ -1524,7 +1524,7 @@
         </w:tc>
         <w:tc>
           <w:tcPr>
-            <w:tcW w:w="1409" w:type="dxa"/>
+            <w:tcW w:w="1370" w:type="dxa"/>
             <w:tcBorders>
               <w:left w:val="single" w:sz="2" w:space="0" w:color="BFC7D5"/>
               <w:bottom w:val="single" w:sz="2" w:space="0" w:color="BFC7D5"/>
@@ -1548,7 +1548,7 @@
         </w:tc>
         <w:tc>
           <w:tcPr>
-            <w:tcW w:w="6073" w:type="dxa"/>
+            <w:tcW w:w="6238" w:type="dxa"/>
             <w:tcBorders>
               <w:left w:val="single" w:sz="2" w:space="0" w:color="BFC7D5"/>
               <w:bottom w:val="single" w:sz="2" w:space="0" w:color="BFC7D5"/>
@@ -1572,7 +1572,7 @@
         </w:tc>
         <w:tc>
           <w:tcPr>
-            <w:tcW w:w="1172" w:type="dxa"/>
+            <w:tcW w:w="1129" w:type="dxa"/>
             <w:tcBorders>
               <w:left w:val="single" w:sz="2" w:space="0" w:color="BFC7D5"/>
               <w:bottom w:val="single" w:sz="2" w:space="0" w:color="BFC7D5"/>
@@ -1599,7 +1599,7 @@
         <w:trPr/>
         <w:tc>
           <w:tcPr>
-            <w:tcW w:w="797" w:type="dxa"/>
+            <w:tcW w:w="788" w:type="dxa"/>
             <w:tcBorders>
               <w:left w:val="single" w:sz="6" w:space="0" w:color="BFC7D5"/>
               <w:bottom w:val="single" w:sz="2" w:space="0" w:color="BFC7D5"/>
@@ -1623,7 +1623,7 @@
         </w:tc>
         <w:tc>
           <w:tcPr>
-            <w:tcW w:w="1888" w:type="dxa"/>
+            <w:tcW w:w="1814" w:type="dxa"/>
             <w:tcBorders>
               <w:left w:val="single" w:sz="2" w:space="0" w:color="BFC7D5"/>
               <w:bottom w:val="single" w:sz="2" w:space="0" w:color="BFC7D5"/>
@@ -1647,7 +1647,7 @@
         </w:tc>
         <w:tc>
           <w:tcPr>
-            <w:tcW w:w="1409" w:type="dxa"/>
+            <w:tcW w:w="1370" w:type="dxa"/>
             <w:tcBorders>
               <w:left w:val="single" w:sz="2" w:space="0" w:color="BFC7D5"/>
               <w:bottom w:val="single" w:sz="2" w:space="0" w:color="BFC7D5"/>
@@ -1671,7 +1671,7 @@
         </w:tc>
         <w:tc>
           <w:tcPr>
-            <w:tcW w:w="6073" w:type="dxa"/>
+            <w:tcW w:w="6238" w:type="dxa"/>
             <w:tcBorders>
               <w:left w:val="single" w:sz="2" w:space="0" w:color="BFC7D5"/>
               <w:bottom w:val="single" w:sz="2" w:space="0" w:color="BFC7D5"/>
@@ -1695,7 +1695,7 @@
         </w:tc>
         <w:tc>
           <w:tcPr>
-            <w:tcW w:w="1172" w:type="dxa"/>
+            <w:tcW w:w="1129" w:type="dxa"/>
             <w:tcBorders>
               <w:left w:val="single" w:sz="2" w:space="0" w:color="BFC7D5"/>
               <w:bottom w:val="single" w:sz="2" w:space="0" w:color="BFC7D5"/>
@@ -1722,7 +1722,7 @@
         <w:trPr/>
         <w:tc>
           <w:tcPr>
-            <w:tcW w:w="797" w:type="dxa"/>
+            <w:tcW w:w="788" w:type="dxa"/>
             <w:tcBorders>
               <w:left w:val="single" w:sz="6" w:space="0" w:color="BFC7D5"/>
               <w:bottom w:val="single" w:sz="2" w:space="0" w:color="BFC7D5"/>
@@ -1746,7 +1746,7 @@
         </w:tc>
         <w:tc>
           <w:tcPr>
-            <w:tcW w:w="1888" w:type="dxa"/>
+            <w:tcW w:w="1814" w:type="dxa"/>
             <w:tcBorders>
               <w:left w:val="single" w:sz="2" w:space="0" w:color="BFC7D5"/>
               <w:bottom w:val="single" w:sz="2" w:space="0" w:color="BFC7D5"/>
@@ -1770,7 +1770,7 @@
         </w:tc>
         <w:tc>
           <w:tcPr>
-            <w:tcW w:w="1409" w:type="dxa"/>
+            <w:tcW w:w="1370" w:type="dxa"/>
             <w:tcBorders>
               <w:left w:val="single" w:sz="2" w:space="0" w:color="BFC7D5"/>
               <w:bottom w:val="single" w:sz="2" w:space="0" w:color="BFC7D5"/>
@@ -1794,7 +1794,7 @@
         </w:tc>
         <w:tc>
           <w:tcPr>
-            <w:tcW w:w="6073" w:type="dxa"/>
+            <w:tcW w:w="6238" w:type="dxa"/>
             <w:tcBorders>
               <w:left w:val="single" w:sz="2" w:space="0" w:color="BFC7D5"/>
               <w:bottom w:val="single" w:sz="2" w:space="0" w:color="BFC7D5"/>
@@ -1828,7 +1828,7 @@
         </w:tc>
         <w:tc>
           <w:tcPr>
-            <w:tcW w:w="1172" w:type="dxa"/>
+            <w:tcW w:w="1129" w:type="dxa"/>
             <w:tcBorders>
               <w:left w:val="single" w:sz="2" w:space="0" w:color="BFC7D5"/>
               <w:bottom w:val="single" w:sz="2" w:space="0" w:color="BFC7D5"/>
@@ -1855,7 +1855,7 @@
         <w:trPr/>
         <w:tc>
           <w:tcPr>
-            <w:tcW w:w="797" w:type="dxa"/>
+            <w:tcW w:w="788" w:type="dxa"/>
             <w:tcBorders>
               <w:left w:val="single" w:sz="6" w:space="0" w:color="BFC7D5"/>
               <w:bottom w:val="single" w:sz="2" w:space="0" w:color="BFC7D5"/>
@@ -1879,7 +1879,7 @@
         </w:tc>
         <w:tc>
           <w:tcPr>
-            <w:tcW w:w="1888" w:type="dxa"/>
+            <w:tcW w:w="1814" w:type="dxa"/>
             <w:tcBorders>
               <w:left w:val="single" w:sz="2" w:space="0" w:color="BFC7D5"/>
               <w:bottom w:val="single" w:sz="2" w:space="0" w:color="BFC7D5"/>
@@ -1903,7 +1903,7 @@
         </w:tc>
         <w:tc>
           <w:tcPr>
-            <w:tcW w:w="1409" w:type="dxa"/>
+            <w:tcW w:w="1370" w:type="dxa"/>
             <w:tcBorders>
               <w:left w:val="single" w:sz="2" w:space="0" w:color="BFC7D5"/>
               <w:bottom w:val="single" w:sz="2" w:space="0" w:color="BFC7D5"/>
@@ -1927,7 +1927,7 @@
         </w:tc>
         <w:tc>
           <w:tcPr>
-            <w:tcW w:w="6073" w:type="dxa"/>
+            <w:tcW w:w="6238" w:type="dxa"/>
             <w:tcBorders>
               <w:left w:val="single" w:sz="2" w:space="0" w:color="BFC7D5"/>
               <w:bottom w:val="single" w:sz="2" w:space="0" w:color="BFC7D5"/>
@@ -1951,7 +1951,7 @@
         </w:tc>
         <w:tc>
           <w:tcPr>
-            <w:tcW w:w="1172" w:type="dxa"/>
+            <w:tcW w:w="1129" w:type="dxa"/>
             <w:tcBorders>
               <w:left w:val="single" w:sz="2" w:space="0" w:color="BFC7D5"/>
               <w:bottom w:val="single" w:sz="2" w:space="0" w:color="BFC7D5"/>
@@ -1978,7 +1978,7 @@
         <w:trPr/>
         <w:tc>
           <w:tcPr>
-            <w:tcW w:w="797" w:type="dxa"/>
+            <w:tcW w:w="788" w:type="dxa"/>
             <w:tcBorders>
               <w:left w:val="single" w:sz="6" w:space="0" w:color="BFC7D5"/>
               <w:bottom w:val="single" w:sz="2" w:space="0" w:color="BFC7D5"/>
@@ -2002,7 +2002,7 @@
         </w:tc>
         <w:tc>
           <w:tcPr>
-            <w:tcW w:w="1888" w:type="dxa"/>
+            <w:tcW w:w="1814" w:type="dxa"/>
             <w:tcBorders>
               <w:left w:val="single" w:sz="2" w:space="0" w:color="BFC7D5"/>
               <w:bottom w:val="single" w:sz="2" w:space="0" w:color="BFC7D5"/>
@@ -2026,7 +2026,7 @@
         </w:tc>
         <w:tc>
           <w:tcPr>
-            <w:tcW w:w="1409" w:type="dxa"/>
+            <w:tcW w:w="1370" w:type="dxa"/>
             <w:tcBorders>
               <w:left w:val="single" w:sz="2" w:space="0" w:color="BFC7D5"/>
               <w:bottom w:val="single" w:sz="2" w:space="0" w:color="BFC7D5"/>
@@ -2050,7 +2050,7 @@
         </w:tc>
         <w:tc>
           <w:tcPr>
-            <w:tcW w:w="6073" w:type="dxa"/>
+            <w:tcW w:w="6238" w:type="dxa"/>
             <w:tcBorders>
               <w:left w:val="single" w:sz="2" w:space="0" w:color="BFC7D5"/>
               <w:bottom w:val="single" w:sz="2" w:space="0" w:color="BFC7D5"/>
@@ -2074,7 +2074,7 @@
         </w:tc>
         <w:tc>
           <w:tcPr>
-            <w:tcW w:w="1172" w:type="dxa"/>
+            <w:tcW w:w="1129" w:type="dxa"/>
             <w:tcBorders>
               <w:left w:val="single" w:sz="2" w:space="0" w:color="BFC7D5"/>
               <w:bottom w:val="single" w:sz="2" w:space="0" w:color="BFC7D5"/>
@@ -2101,7 +2101,7 @@
         <w:trPr/>
         <w:tc>
           <w:tcPr>
-            <w:tcW w:w="797" w:type="dxa"/>
+            <w:tcW w:w="788" w:type="dxa"/>
             <w:tcBorders>
               <w:left w:val="single" w:sz="6" w:space="0" w:color="BFC7D5"/>
               <w:bottom w:val="single" w:sz="2" w:space="0" w:color="BFC7D5"/>
@@ -2125,7 +2125,7 @@
         </w:tc>
         <w:tc>
           <w:tcPr>
-            <w:tcW w:w="1888" w:type="dxa"/>
+            <w:tcW w:w="1814" w:type="dxa"/>
             <w:tcBorders>
               <w:left w:val="single" w:sz="2" w:space="0" w:color="BFC7D5"/>
               <w:bottom w:val="single" w:sz="2" w:space="0" w:color="BFC7D5"/>
@@ -2149,7 +2149,7 @@
         </w:tc>
         <w:tc>
           <w:tcPr>
-            <w:tcW w:w="1409" w:type="dxa"/>
+            <w:tcW w:w="1370" w:type="dxa"/>
             <w:tcBorders>
               <w:left w:val="single" w:sz="2" w:space="0" w:color="BFC7D5"/>
               <w:bottom w:val="single" w:sz="2" w:space="0" w:color="BFC7D5"/>
@@ -2173,7 +2173,7 @@
         </w:tc>
         <w:tc>
           <w:tcPr>
-            <w:tcW w:w="6073" w:type="dxa"/>
+            <w:tcW w:w="6238" w:type="dxa"/>
             <w:tcBorders>
               <w:left w:val="single" w:sz="2" w:space="0" w:color="BFC7D5"/>
               <w:bottom w:val="single" w:sz="2" w:space="0" w:color="BFC7D5"/>
@@ -2197,7 +2197,7 @@
         </w:tc>
         <w:tc>
           <w:tcPr>
-            <w:tcW w:w="1172" w:type="dxa"/>
+            <w:tcW w:w="1129" w:type="dxa"/>
             <w:tcBorders>
               <w:left w:val="single" w:sz="2" w:space="0" w:color="BFC7D5"/>
               <w:bottom w:val="single" w:sz="2" w:space="0" w:color="BFC7D5"/>
@@ -2224,7 +2224,7 @@
         <w:trPr/>
         <w:tc>
           <w:tcPr>
-            <w:tcW w:w="797" w:type="dxa"/>
+            <w:tcW w:w="788" w:type="dxa"/>
             <w:tcBorders>
               <w:left w:val="single" w:sz="6" w:space="0" w:color="BFC7D5"/>
               <w:bottom w:val="single" w:sz="2" w:space="0" w:color="BFC7D5"/>
@@ -2248,7 +2248,7 @@
         </w:tc>
         <w:tc>
           <w:tcPr>
-            <w:tcW w:w="1888" w:type="dxa"/>
+            <w:tcW w:w="1814" w:type="dxa"/>
             <w:tcBorders>
               <w:left w:val="single" w:sz="2" w:space="0" w:color="BFC7D5"/>
               <w:bottom w:val="single" w:sz="2" w:space="0" w:color="BFC7D5"/>
@@ -2272,7 +2272,7 @@
         </w:tc>
         <w:tc>
           <w:tcPr>
-            <w:tcW w:w="1409" w:type="dxa"/>
+            <w:tcW w:w="1370" w:type="dxa"/>
             <w:tcBorders>
               <w:left w:val="single" w:sz="2" w:space="0" w:color="BFC7D5"/>
               <w:bottom w:val="single" w:sz="2" w:space="0" w:color="BFC7D5"/>
@@ -2296,7 +2296,7 @@
         </w:tc>
         <w:tc>
           <w:tcPr>
-            <w:tcW w:w="6073" w:type="dxa"/>
+            <w:tcW w:w="6238" w:type="dxa"/>
             <w:tcBorders>
               <w:left w:val="single" w:sz="2" w:space="0" w:color="BFC7D5"/>
               <w:bottom w:val="single" w:sz="2" w:space="0" w:color="BFC7D5"/>
@@ -2320,7 +2320,7 @@
         </w:tc>
         <w:tc>
           <w:tcPr>
-            <w:tcW w:w="1172" w:type="dxa"/>
+            <w:tcW w:w="1129" w:type="dxa"/>
             <w:tcBorders>
               <w:left w:val="single" w:sz="2" w:space="0" w:color="BFC7D5"/>
               <w:bottom w:val="single" w:sz="2" w:space="0" w:color="BFC7D5"/>
@@ -2347,7 +2347,7 @@
         <w:trPr/>
         <w:tc>
           <w:tcPr>
-            <w:tcW w:w="797" w:type="dxa"/>
+            <w:tcW w:w="788" w:type="dxa"/>
             <w:tcBorders>
               <w:left w:val="single" w:sz="6" w:space="0" w:color="BFC7D5"/>
               <w:bottom w:val="single" w:sz="2" w:space="0" w:color="BFC7D5"/>
@@ -2371,7 +2371,7 @@
         </w:tc>
         <w:tc>
           <w:tcPr>
-            <w:tcW w:w="1888" w:type="dxa"/>
+            <w:tcW w:w="1814" w:type="dxa"/>
             <w:tcBorders>
               <w:left w:val="single" w:sz="2" w:space="0" w:color="BFC7D5"/>
               <w:bottom w:val="single" w:sz="2" w:space="0" w:color="BFC7D5"/>
@@ -2395,7 +2395,7 @@
         </w:tc>
         <w:tc>
           <w:tcPr>
-            <w:tcW w:w="1409" w:type="dxa"/>
+            <w:tcW w:w="1370" w:type="dxa"/>
             <w:tcBorders>
               <w:left w:val="single" w:sz="2" w:space="0" w:color="BFC7D5"/>
               <w:bottom w:val="single" w:sz="2" w:space="0" w:color="BFC7D5"/>
@@ -2419,7 +2419,7 @@
         </w:tc>
         <w:tc>
           <w:tcPr>
-            <w:tcW w:w="6073" w:type="dxa"/>
+            <w:tcW w:w="6238" w:type="dxa"/>
             <w:tcBorders>
               <w:left w:val="single" w:sz="2" w:space="0" w:color="BFC7D5"/>
               <w:bottom w:val="single" w:sz="2" w:space="0" w:color="BFC7D5"/>
@@ -2443,7 +2443,7 @@
         </w:tc>
         <w:tc>
           <w:tcPr>
-            <w:tcW w:w="1172" w:type="dxa"/>
+            <w:tcW w:w="1129" w:type="dxa"/>
             <w:tcBorders>
               <w:left w:val="single" w:sz="2" w:space="0" w:color="BFC7D5"/>
               <w:bottom w:val="single" w:sz="2" w:space="0" w:color="BFC7D5"/>
@@ -2470,7 +2470,7 @@
         <w:trPr/>
         <w:tc>
           <w:tcPr>
-            <w:tcW w:w="797" w:type="dxa"/>
+            <w:tcW w:w="788" w:type="dxa"/>
             <w:tcBorders>
               <w:left w:val="single" w:sz="6" w:space="0" w:color="BFC7D5"/>
               <w:bottom w:val="single" w:sz="2" w:space="0" w:color="BFC7D5"/>
@@ -2494,7 +2494,7 @@
         </w:tc>
         <w:tc>
           <w:tcPr>
-            <w:tcW w:w="1888" w:type="dxa"/>
+            <w:tcW w:w="1814" w:type="dxa"/>
             <w:tcBorders>
               <w:left w:val="single" w:sz="2" w:space="0" w:color="BFC7D5"/>
               <w:bottom w:val="single" w:sz="2" w:space="0" w:color="BFC7D5"/>
@@ -2518,7 +2518,7 @@
         </w:tc>
         <w:tc>
           <w:tcPr>
-            <w:tcW w:w="1409" w:type="dxa"/>
+            <w:tcW w:w="1370" w:type="dxa"/>
             <w:tcBorders>
               <w:left w:val="single" w:sz="2" w:space="0" w:color="BFC7D5"/>
               <w:bottom w:val="single" w:sz="2" w:space="0" w:color="BFC7D5"/>
@@ -2544,7 +2544,7 @@
         </w:tc>
         <w:tc>
           <w:tcPr>
-            <w:tcW w:w="6073" w:type="dxa"/>
+            <w:tcW w:w="6238" w:type="dxa"/>
             <w:tcBorders>
               <w:left w:val="single" w:sz="2" w:space="0" w:color="BFC7D5"/>
               <w:bottom w:val="single" w:sz="2" w:space="0" w:color="BFC7D5"/>
@@ -2588,7 +2588,7 @@
         </w:tc>
         <w:tc>
           <w:tcPr>
-            <w:tcW w:w="1172" w:type="dxa"/>
+            <w:tcW w:w="1129" w:type="dxa"/>
             <w:tcBorders>
               <w:left w:val="single" w:sz="2" w:space="0" w:color="BFC7D5"/>
               <w:bottom w:val="single" w:sz="2" w:space="0" w:color="BFC7D5"/>
@@ -2615,7 +2615,7 @@
         <w:trPr/>
         <w:tc>
           <w:tcPr>
-            <w:tcW w:w="797" w:type="dxa"/>
+            <w:tcW w:w="788" w:type="dxa"/>
             <w:tcBorders>
               <w:left w:val="single" w:sz="6" w:space="0" w:color="BFC7D5"/>
               <w:bottom w:val="single" w:sz="2" w:space="0" w:color="BFC7D5"/>
@@ -2639,7 +2639,7 @@
         </w:tc>
         <w:tc>
           <w:tcPr>
-            <w:tcW w:w="1888" w:type="dxa"/>
+            <w:tcW w:w="1814" w:type="dxa"/>
             <w:tcBorders>
               <w:left w:val="single" w:sz="2" w:space="0" w:color="BFC7D5"/>
               <w:bottom w:val="single" w:sz="2" w:space="0" w:color="BFC7D5"/>
@@ -2663,7 +2663,7 @@
         </w:tc>
         <w:tc>
           <w:tcPr>
-            <w:tcW w:w="1409" w:type="dxa"/>
+            <w:tcW w:w="1370" w:type="dxa"/>
             <w:tcBorders>
               <w:left w:val="single" w:sz="2" w:space="0" w:color="BFC7D5"/>
               <w:bottom w:val="single" w:sz="2" w:space="0" w:color="BFC7D5"/>
@@ -2687,7 +2687,7 @@
         </w:tc>
         <w:tc>
           <w:tcPr>
-            <w:tcW w:w="6073" w:type="dxa"/>
+            <w:tcW w:w="6238" w:type="dxa"/>
             <w:tcBorders>
               <w:left w:val="single" w:sz="2" w:space="0" w:color="BFC7D5"/>
               <w:bottom w:val="single" w:sz="2" w:space="0" w:color="BFC7D5"/>
@@ -2711,7 +2711,7 @@
         </w:tc>
         <w:tc>
           <w:tcPr>
-            <w:tcW w:w="1172" w:type="dxa"/>
+            <w:tcW w:w="1129" w:type="dxa"/>
             <w:tcBorders>
               <w:left w:val="single" w:sz="2" w:space="0" w:color="BFC7D5"/>
               <w:bottom w:val="single" w:sz="2" w:space="0" w:color="BFC7D5"/>
@@ -2738,7 +2738,7 @@
         <w:trPr/>
         <w:tc>
           <w:tcPr>
-            <w:tcW w:w="797" w:type="dxa"/>
+            <w:tcW w:w="788" w:type="dxa"/>
             <w:tcBorders>
               <w:left w:val="single" w:sz="6" w:space="0" w:color="BFC7D5"/>
               <w:bottom w:val="single" w:sz="2" w:space="0" w:color="BFC7D5"/>
@@ -2762,7 +2762,7 @@
         </w:tc>
         <w:tc>
           <w:tcPr>
-            <w:tcW w:w="1888" w:type="dxa"/>
+            <w:tcW w:w="1814" w:type="dxa"/>
             <w:tcBorders>
               <w:left w:val="single" w:sz="2" w:space="0" w:color="BFC7D5"/>
               <w:bottom w:val="single" w:sz="2" w:space="0" w:color="BFC7D5"/>
@@ -2786,7 +2786,7 @@
         </w:tc>
         <w:tc>
           <w:tcPr>
-            <w:tcW w:w="1409" w:type="dxa"/>
+            <w:tcW w:w="1370" w:type="dxa"/>
             <w:tcBorders>
               <w:left w:val="single" w:sz="2" w:space="0" w:color="BFC7D5"/>
               <w:bottom w:val="single" w:sz="2" w:space="0" w:color="BFC7D5"/>
@@ -2810,7 +2810,7 @@
         </w:tc>
         <w:tc>
           <w:tcPr>
-            <w:tcW w:w="6073" w:type="dxa"/>
+            <w:tcW w:w="6238" w:type="dxa"/>
             <w:tcBorders>
               <w:left w:val="single" w:sz="2" w:space="0" w:color="BFC7D5"/>
               <w:bottom w:val="single" w:sz="2" w:space="0" w:color="BFC7D5"/>
@@ -2844,7 +2844,7 @@
         </w:tc>
         <w:tc>
           <w:tcPr>
-            <w:tcW w:w="1172" w:type="dxa"/>
+            <w:tcW w:w="1129" w:type="dxa"/>
             <w:tcBorders>
               <w:left w:val="single" w:sz="2" w:space="0" w:color="BFC7D5"/>
               <w:bottom w:val="single" w:sz="2" w:space="0" w:color="BFC7D5"/>
@@ -2871,7 +2871,7 @@
         <w:trPr/>
         <w:tc>
           <w:tcPr>
-            <w:tcW w:w="797" w:type="dxa"/>
+            <w:tcW w:w="788" w:type="dxa"/>
             <w:tcBorders>
               <w:left w:val="single" w:sz="6" w:space="0" w:color="BFC7D5"/>
               <w:bottom w:val="single" w:sz="2" w:space="0" w:color="BFC7D5"/>
@@ -2895,7 +2895,7 @@
         </w:tc>
         <w:tc>
           <w:tcPr>
-            <w:tcW w:w="1888" w:type="dxa"/>
+            <w:tcW w:w="1814" w:type="dxa"/>
             <w:tcBorders>
               <w:left w:val="single" w:sz="2" w:space="0" w:color="BFC7D5"/>
               <w:bottom w:val="single" w:sz="2" w:space="0" w:color="BFC7D5"/>
@@ -2919,7 +2919,7 @@
         </w:tc>
         <w:tc>
           <w:tcPr>
-            <w:tcW w:w="1409" w:type="dxa"/>
+            <w:tcW w:w="1370" w:type="dxa"/>
             <w:tcBorders>
               <w:left w:val="single" w:sz="2" w:space="0" w:color="BFC7D5"/>
               <w:bottom w:val="single" w:sz="2" w:space="0" w:color="BFC7D5"/>
@@ -2943,7 +2943,7 @@
         </w:tc>
         <w:tc>
           <w:tcPr>
-            <w:tcW w:w="6073" w:type="dxa"/>
+            <w:tcW w:w="6238" w:type="dxa"/>
             <w:tcBorders>
               <w:left w:val="single" w:sz="2" w:space="0" w:color="BFC7D5"/>
               <w:bottom w:val="single" w:sz="2" w:space="0" w:color="BFC7D5"/>
@@ -2967,7 +2967,7 @@
         </w:tc>
         <w:tc>
           <w:tcPr>
-            <w:tcW w:w="1172" w:type="dxa"/>
+            <w:tcW w:w="1129" w:type="dxa"/>
             <w:tcBorders>
               <w:left w:val="single" w:sz="2" w:space="0" w:color="BFC7D5"/>
               <w:bottom w:val="single" w:sz="2" w:space="0" w:color="BFC7D5"/>
@@ -2994,7 +2994,7 @@
         <w:trPr/>
         <w:tc>
           <w:tcPr>
-            <w:tcW w:w="797" w:type="dxa"/>
+            <w:tcW w:w="788" w:type="dxa"/>
             <w:tcBorders>
               <w:left w:val="single" w:sz="6" w:space="0" w:color="BFC7D5"/>
               <w:bottom w:val="single" w:sz="2" w:space="0" w:color="BFC7D5"/>
@@ -3018,7 +3018,7 @@
         </w:tc>
         <w:tc>
           <w:tcPr>
-            <w:tcW w:w="1888" w:type="dxa"/>
+            <w:tcW w:w="1814" w:type="dxa"/>
             <w:tcBorders>
               <w:left w:val="single" w:sz="2" w:space="0" w:color="BFC7D5"/>
               <w:bottom w:val="single" w:sz="2" w:space="0" w:color="BFC7D5"/>
@@ -3042,7 +3042,7 @@
         </w:tc>
         <w:tc>
           <w:tcPr>
-            <w:tcW w:w="1409" w:type="dxa"/>
+            <w:tcW w:w="1370" w:type="dxa"/>
             <w:tcBorders>
               <w:left w:val="single" w:sz="2" w:space="0" w:color="BFC7D5"/>
               <w:bottom w:val="single" w:sz="2" w:space="0" w:color="BFC7D5"/>
@@ -3066,7 +3066,7 @@
         </w:tc>
         <w:tc>
           <w:tcPr>
-            <w:tcW w:w="6073" w:type="dxa"/>
+            <w:tcW w:w="6238" w:type="dxa"/>
             <w:tcBorders>
               <w:left w:val="single" w:sz="2" w:space="0" w:color="BFC7D5"/>
               <w:bottom w:val="single" w:sz="2" w:space="0" w:color="BFC7D5"/>
@@ -3096,7 +3096,7 @@
         </w:tc>
         <w:tc>
           <w:tcPr>
-            <w:tcW w:w="1172" w:type="dxa"/>
+            <w:tcW w:w="1129" w:type="dxa"/>
             <w:tcBorders>
               <w:left w:val="single" w:sz="2" w:space="0" w:color="BFC7D5"/>
               <w:bottom w:val="single" w:sz="2" w:space="0" w:color="BFC7D5"/>
@@ -3123,7 +3123,7 @@
         <w:trPr/>
         <w:tc>
           <w:tcPr>
-            <w:tcW w:w="797" w:type="dxa"/>
+            <w:tcW w:w="788" w:type="dxa"/>
             <w:tcBorders>
               <w:left w:val="single" w:sz="6" w:space="0" w:color="BFC7D5"/>
               <w:bottom w:val="single" w:sz="2" w:space="0" w:color="BFC7D5"/>
@@ -3147,7 +3147,7 @@
         </w:tc>
         <w:tc>
           <w:tcPr>
-            <w:tcW w:w="1888" w:type="dxa"/>
+            <w:tcW w:w="1814" w:type="dxa"/>
             <w:tcBorders>
               <w:left w:val="single" w:sz="2" w:space="0" w:color="BFC7D5"/>
               <w:bottom w:val="single" w:sz="2" w:space="0" w:color="BFC7D5"/>
@@ -3171,7 +3171,7 @@
         </w:tc>
         <w:tc>
           <w:tcPr>
-            <w:tcW w:w="1409" w:type="dxa"/>
+            <w:tcW w:w="1370" w:type="dxa"/>
             <w:tcBorders>
               <w:left w:val="single" w:sz="2" w:space="0" w:color="BFC7D5"/>
               <w:bottom w:val="single" w:sz="2" w:space="0" w:color="BFC7D5"/>
@@ -3195,7 +3195,7 @@
         </w:tc>
         <w:tc>
           <w:tcPr>
-            <w:tcW w:w="6073" w:type="dxa"/>
+            <w:tcW w:w="6238" w:type="dxa"/>
             <w:tcBorders>
               <w:left w:val="single" w:sz="2" w:space="0" w:color="BFC7D5"/>
               <w:bottom w:val="single" w:sz="2" w:space="0" w:color="BFC7D5"/>
@@ -3219,7 +3219,7 @@
         </w:tc>
         <w:tc>
           <w:tcPr>
-            <w:tcW w:w="1172" w:type="dxa"/>
+            <w:tcW w:w="1129" w:type="dxa"/>
             <w:tcBorders>
               <w:left w:val="single" w:sz="2" w:space="0" w:color="BFC7D5"/>
               <w:bottom w:val="single" w:sz="2" w:space="0" w:color="BFC7D5"/>
@@ -3246,7 +3246,7 @@
         <w:trPr/>
         <w:tc>
           <w:tcPr>
-            <w:tcW w:w="797" w:type="dxa"/>
+            <w:tcW w:w="788" w:type="dxa"/>
             <w:tcBorders>
               <w:left w:val="single" w:sz="6" w:space="0" w:color="BFC7D5"/>
               <w:bottom w:val="single" w:sz="2" w:space="0" w:color="BFC7D5"/>
@@ -3270,7 +3270,7 @@
         </w:tc>
         <w:tc>
           <w:tcPr>
-            <w:tcW w:w="1888" w:type="dxa"/>
+            <w:tcW w:w="1814" w:type="dxa"/>
             <w:tcBorders>
               <w:left w:val="single" w:sz="2" w:space="0" w:color="BFC7D5"/>
               <w:bottom w:val="single" w:sz="2" w:space="0" w:color="BFC7D5"/>
@@ -3294,7 +3294,7 @@
         </w:tc>
         <w:tc>
           <w:tcPr>
-            <w:tcW w:w="1409" w:type="dxa"/>
+            <w:tcW w:w="1370" w:type="dxa"/>
             <w:tcBorders>
               <w:left w:val="single" w:sz="2" w:space="0" w:color="BFC7D5"/>
               <w:bottom w:val="single" w:sz="2" w:space="0" w:color="BFC7D5"/>
@@ -3324,7 +3324,7 @@
         </w:tc>
         <w:tc>
           <w:tcPr>
-            <w:tcW w:w="6073" w:type="dxa"/>
+            <w:tcW w:w="6238" w:type="dxa"/>
             <w:tcBorders>
               <w:left w:val="single" w:sz="2" w:space="0" w:color="BFC7D5"/>
               <w:bottom w:val="single" w:sz="2" w:space="0" w:color="BFC7D5"/>
@@ -3358,7 +3358,7 @@
         </w:tc>
         <w:tc>
           <w:tcPr>
-            <w:tcW w:w="1172" w:type="dxa"/>
+            <w:tcW w:w="1129" w:type="dxa"/>
             <w:tcBorders>
               <w:left w:val="single" w:sz="2" w:space="0" w:color="BFC7D5"/>
               <w:bottom w:val="single" w:sz="2" w:space="0" w:color="BFC7D5"/>
@@ -3385,7 +3385,7 @@
         <w:trPr/>
         <w:tc>
           <w:tcPr>
-            <w:tcW w:w="797" w:type="dxa"/>
+            <w:tcW w:w="788" w:type="dxa"/>
             <w:tcBorders>
               <w:left w:val="single" w:sz="6" w:space="0" w:color="BFC7D5"/>
               <w:bottom w:val="single" w:sz="2" w:space="0" w:color="BFC7D5"/>
@@ -3409,7 +3409,7 @@
         </w:tc>
         <w:tc>
           <w:tcPr>
-            <w:tcW w:w="1888" w:type="dxa"/>
+            <w:tcW w:w="1814" w:type="dxa"/>
             <w:tcBorders>
               <w:left w:val="single" w:sz="2" w:space="0" w:color="BFC7D5"/>
               <w:bottom w:val="single" w:sz="2" w:space="0" w:color="BFC7D5"/>
@@ -3433,7 +3433,7 @@
         </w:tc>
         <w:tc>
           <w:tcPr>
-            <w:tcW w:w="1409" w:type="dxa"/>
+            <w:tcW w:w="1370" w:type="dxa"/>
             <w:tcBorders>
               <w:left w:val="single" w:sz="2" w:space="0" w:color="BFC7D5"/>
               <w:bottom w:val="single" w:sz="2" w:space="0" w:color="BFC7D5"/>
@@ -3457,7 +3457,7 @@
         </w:tc>
         <w:tc>
           <w:tcPr>
-            <w:tcW w:w="6073" w:type="dxa"/>
+            <w:tcW w:w="6238" w:type="dxa"/>
             <w:tcBorders>
               <w:left w:val="single" w:sz="2" w:space="0" w:color="BFC7D5"/>
               <w:bottom w:val="single" w:sz="2" w:space="0" w:color="BFC7D5"/>
@@ -3481,7 +3481,7 @@
         </w:tc>
         <w:tc>
           <w:tcPr>
-            <w:tcW w:w="1172" w:type="dxa"/>
+            <w:tcW w:w="1129" w:type="dxa"/>
             <w:tcBorders>
               <w:left w:val="single" w:sz="2" w:space="0" w:color="BFC7D5"/>
               <w:bottom w:val="single" w:sz="2" w:space="0" w:color="BFC7D5"/>
@@ -3508,7 +3508,7 @@
         <w:trPr/>
         <w:tc>
           <w:tcPr>
-            <w:tcW w:w="797" w:type="dxa"/>
+            <w:tcW w:w="788" w:type="dxa"/>
             <w:tcBorders>
               <w:left w:val="single" w:sz="6" w:space="0" w:color="BFC7D5"/>
               <w:bottom w:val="single" w:sz="2" w:space="0" w:color="BFC7D5"/>
@@ -3532,7 +3532,7 @@
         </w:tc>
         <w:tc>
           <w:tcPr>
-            <w:tcW w:w="1888" w:type="dxa"/>
+            <w:tcW w:w="1814" w:type="dxa"/>
             <w:tcBorders>
               <w:left w:val="single" w:sz="2" w:space="0" w:color="BFC7D5"/>
               <w:bottom w:val="single" w:sz="2" w:space="0" w:color="BFC7D5"/>
@@ -3556,7 +3556,7 @@
         </w:tc>
         <w:tc>
           <w:tcPr>
-            <w:tcW w:w="1409" w:type="dxa"/>
+            <w:tcW w:w="1370" w:type="dxa"/>
             <w:tcBorders>
               <w:left w:val="single" w:sz="2" w:space="0" w:color="BFC7D5"/>
               <w:bottom w:val="single" w:sz="2" w:space="0" w:color="BFC7D5"/>
@@ -3580,7 +3580,7 @@
         </w:tc>
         <w:tc>
           <w:tcPr>
-            <w:tcW w:w="6073" w:type="dxa"/>
+            <w:tcW w:w="6238" w:type="dxa"/>
             <w:tcBorders>
               <w:left w:val="single" w:sz="2" w:space="0" w:color="BFC7D5"/>
               <w:bottom w:val="single" w:sz="2" w:space="0" w:color="BFC7D5"/>
@@ -3604,7 +3604,7 @@
         </w:tc>
         <w:tc>
           <w:tcPr>
-            <w:tcW w:w="1172" w:type="dxa"/>
+            <w:tcW w:w="1129" w:type="dxa"/>
             <w:tcBorders>
               <w:left w:val="single" w:sz="2" w:space="0" w:color="BFC7D5"/>
               <w:bottom w:val="single" w:sz="2" w:space="0" w:color="BFC7D5"/>
@@ -3631,7 +3631,7 @@
         <w:trPr/>
         <w:tc>
           <w:tcPr>
-            <w:tcW w:w="797" w:type="dxa"/>
+            <w:tcW w:w="788" w:type="dxa"/>
             <w:tcBorders>
               <w:left w:val="single" w:sz="6" w:space="0" w:color="BFC7D5"/>
               <w:bottom w:val="single" w:sz="2" w:space="0" w:color="BFC7D5"/>
@@ -3655,7 +3655,7 @@
         </w:tc>
         <w:tc>
           <w:tcPr>
-            <w:tcW w:w="1888" w:type="dxa"/>
+            <w:tcW w:w="1814" w:type="dxa"/>
             <w:tcBorders>
               <w:left w:val="single" w:sz="2" w:space="0" w:color="BFC7D5"/>
               <w:bottom w:val="single" w:sz="2" w:space="0" w:color="BFC7D5"/>
@@ -3679,7 +3679,7 @@
         </w:tc>
         <w:tc>
           <w:tcPr>
-            <w:tcW w:w="1409" w:type="dxa"/>
+            <w:tcW w:w="1370" w:type="dxa"/>
             <w:tcBorders>
               <w:left w:val="single" w:sz="2" w:space="0" w:color="BFC7D5"/>
               <w:bottom w:val="single" w:sz="2" w:space="0" w:color="BFC7D5"/>
@@ -3703,7 +3703,7 @@
         </w:tc>
         <w:tc>
           <w:tcPr>
-            <w:tcW w:w="6073" w:type="dxa"/>
+            <w:tcW w:w="6238" w:type="dxa"/>
             <w:tcBorders>
               <w:left w:val="single" w:sz="2" w:space="0" w:color="BFC7D5"/>
               <w:bottom w:val="single" w:sz="2" w:space="0" w:color="BFC7D5"/>
@@ -3727,7 +3727,7 @@
         </w:tc>
         <w:tc>
           <w:tcPr>
-            <w:tcW w:w="1172" w:type="dxa"/>
+            <w:tcW w:w="1129" w:type="dxa"/>
             <w:tcBorders>
               <w:left w:val="single" w:sz="2" w:space="0" w:color="BFC7D5"/>
               <w:bottom w:val="single" w:sz="2" w:space="0" w:color="BFC7D5"/>
@@ -3754,7 +3754,7 @@
         <w:trPr/>
         <w:tc>
           <w:tcPr>
-            <w:tcW w:w="797" w:type="dxa"/>
+            <w:tcW w:w="788" w:type="dxa"/>
             <w:tcBorders>
               <w:left w:val="single" w:sz="6" w:space="0" w:color="BFC7D5"/>
               <w:bottom w:val="single" w:sz="2" w:space="0" w:color="BFC7D5"/>
@@ -3778,7 +3778,7 @@
         </w:tc>
         <w:tc>
           <w:tcPr>
-            <w:tcW w:w="1888" w:type="dxa"/>
+            <w:tcW w:w="1814" w:type="dxa"/>
             <w:tcBorders>
               <w:left w:val="single" w:sz="2" w:space="0" w:color="BFC7D5"/>
               <w:bottom w:val="single" w:sz="2" w:space="0" w:color="BFC7D5"/>
@@ -3802,7 +3802,7 @@
         </w:tc>
         <w:tc>
           <w:tcPr>
-            <w:tcW w:w="1409" w:type="dxa"/>
+            <w:tcW w:w="1370" w:type="dxa"/>
             <w:tcBorders>
               <w:left w:val="single" w:sz="2" w:space="0" w:color="BFC7D5"/>
               <w:bottom w:val="single" w:sz="2" w:space="0" w:color="BFC7D5"/>
@@ -3826,7 +3826,7 @@
         </w:tc>
         <w:tc>
           <w:tcPr>
-            <w:tcW w:w="6073" w:type="dxa"/>
+            <w:tcW w:w="6238" w:type="dxa"/>
             <w:tcBorders>
               <w:left w:val="single" w:sz="2" w:space="0" w:color="BFC7D5"/>
               <w:bottom w:val="single" w:sz="2" w:space="0" w:color="BFC7D5"/>
@@ -3850,7 +3850,7 @@
         </w:tc>
         <w:tc>
           <w:tcPr>
-            <w:tcW w:w="1172" w:type="dxa"/>
+            <w:tcW w:w="1129" w:type="dxa"/>
             <w:tcBorders>
               <w:left w:val="single" w:sz="2" w:space="0" w:color="BFC7D5"/>
               <w:bottom w:val="single" w:sz="2" w:space="0" w:color="BFC7D5"/>
@@ -3877,7 +3877,7 @@
         <w:trPr/>
         <w:tc>
           <w:tcPr>
-            <w:tcW w:w="797" w:type="dxa"/>
+            <w:tcW w:w="788" w:type="dxa"/>
             <w:tcBorders>
               <w:left w:val="single" w:sz="6" w:space="0" w:color="BFC7D5"/>
               <w:bottom w:val="single" w:sz="2" w:space="0" w:color="BFC7D5"/>
@@ -3901,7 +3901,7 @@
         </w:tc>
         <w:tc>
           <w:tcPr>
-            <w:tcW w:w="1888" w:type="dxa"/>
+            <w:tcW w:w="1814" w:type="dxa"/>
             <w:tcBorders>
               <w:left w:val="single" w:sz="2" w:space="0" w:color="BFC7D5"/>
               <w:bottom w:val="single" w:sz="2" w:space="0" w:color="BFC7D5"/>
@@ -3925,7 +3925,7 @@
         </w:tc>
         <w:tc>
           <w:tcPr>
-            <w:tcW w:w="1409" w:type="dxa"/>
+            <w:tcW w:w="1370" w:type="dxa"/>
             <w:tcBorders>
               <w:left w:val="single" w:sz="2" w:space="0" w:color="BFC7D5"/>
               <w:bottom w:val="single" w:sz="2" w:space="0" w:color="BFC7D5"/>
@@ -3949,7 +3949,7 @@
         </w:tc>
         <w:tc>
           <w:tcPr>
-            <w:tcW w:w="6073" w:type="dxa"/>
+            <w:tcW w:w="6238" w:type="dxa"/>
             <w:tcBorders>
               <w:left w:val="single" w:sz="2" w:space="0" w:color="BFC7D5"/>
               <w:bottom w:val="single" w:sz="2" w:space="0" w:color="BFC7D5"/>
@@ -3983,7 +3983,7 @@
         </w:tc>
         <w:tc>
           <w:tcPr>
-            <w:tcW w:w="1172" w:type="dxa"/>
+            <w:tcW w:w="1129" w:type="dxa"/>
             <w:tcBorders>
               <w:left w:val="single" w:sz="2" w:space="0" w:color="BFC7D5"/>
               <w:bottom w:val="single" w:sz="2" w:space="0" w:color="BFC7D5"/>
@@ -4010,7 +4010,7 @@
         <w:trPr/>
         <w:tc>
           <w:tcPr>
-            <w:tcW w:w="797" w:type="dxa"/>
+            <w:tcW w:w="788" w:type="dxa"/>
             <w:tcBorders>
               <w:left w:val="single" w:sz="6" w:space="0" w:color="BFC7D5"/>
               <w:bottom w:val="single" w:sz="2" w:space="0" w:color="BFC7D5"/>
@@ -4034,7 +4034,7 @@
         </w:tc>
         <w:tc>
           <w:tcPr>
-            <w:tcW w:w="1888" w:type="dxa"/>
+            <w:tcW w:w="1814" w:type="dxa"/>
             <w:tcBorders>
               <w:left w:val="single" w:sz="2" w:space="0" w:color="BFC7D5"/>
               <w:bottom w:val="single" w:sz="2" w:space="0" w:color="BFC7D5"/>
@@ -4058,7 +4058,7 @@
         </w:tc>
         <w:tc>
           <w:tcPr>
-            <w:tcW w:w="1409" w:type="dxa"/>
+            <w:tcW w:w="1370" w:type="dxa"/>
             <w:tcBorders>
               <w:left w:val="single" w:sz="2" w:space="0" w:color="BFC7D5"/>
               <w:bottom w:val="single" w:sz="2" w:space="0" w:color="BFC7D5"/>
@@ -4082,7 +4082,7 @@
         </w:tc>
         <w:tc>
           <w:tcPr>
-            <w:tcW w:w="6073" w:type="dxa"/>
+            <w:tcW w:w="6238" w:type="dxa"/>
             <w:tcBorders>
               <w:left w:val="single" w:sz="2" w:space="0" w:color="BFC7D5"/>
               <w:bottom w:val="single" w:sz="2" w:space="0" w:color="BFC7D5"/>
@@ -4106,7 +4106,7 @@
         </w:tc>
         <w:tc>
           <w:tcPr>
-            <w:tcW w:w="1172" w:type="dxa"/>
+            <w:tcW w:w="1129" w:type="dxa"/>
             <w:tcBorders>
               <w:left w:val="single" w:sz="2" w:space="0" w:color="BFC7D5"/>
               <w:bottom w:val="single" w:sz="2" w:space="0" w:color="BFC7D5"/>
@@ -4133,7 +4133,7 @@
         <w:trPr/>
         <w:tc>
           <w:tcPr>
-            <w:tcW w:w="797" w:type="dxa"/>
+            <w:tcW w:w="788" w:type="dxa"/>
             <w:tcBorders>
               <w:left w:val="single" w:sz="6" w:space="0" w:color="BFC7D5"/>
               <w:bottom w:val="single" w:sz="2" w:space="0" w:color="BFC7D5"/>
@@ -4157,7 +4157,7 @@
         </w:tc>
         <w:tc>
           <w:tcPr>
-            <w:tcW w:w="1888" w:type="dxa"/>
+            <w:tcW w:w="1814" w:type="dxa"/>
             <w:tcBorders>
               <w:left w:val="single" w:sz="2" w:space="0" w:color="BFC7D5"/>
               <w:bottom w:val="single" w:sz="2" w:space="0" w:color="BFC7D5"/>
@@ -4181,7 +4181,7 @@
         </w:tc>
         <w:tc>
           <w:tcPr>
-            <w:tcW w:w="1409" w:type="dxa"/>
+            <w:tcW w:w="1370" w:type="dxa"/>
             <w:tcBorders>
               <w:left w:val="single" w:sz="2" w:space="0" w:color="BFC7D5"/>
               <w:bottom w:val="single" w:sz="2" w:space="0" w:color="BFC7D5"/>
@@ -4207,7 +4207,7 @@
         </w:tc>
         <w:tc>
           <w:tcPr>
-            <w:tcW w:w="6073" w:type="dxa"/>
+            <w:tcW w:w="6238" w:type="dxa"/>
             <w:tcBorders>
               <w:left w:val="single" w:sz="2" w:space="0" w:color="BFC7D5"/>
               <w:bottom w:val="single" w:sz="2" w:space="0" w:color="BFC7D5"/>
@@ -4231,7 +4231,7 @@
               <w:rPr>
                 <w:rStyle w:val="Strong"/>
               </w:rPr>
-              <w:t xml:space="preserve">Design reviews now recorded (2026-10-07): 8 reviews, 40 actions in </w:t>
+              <w:t xml:space="preserve">Design reviews now recorded: 17 reviews (9 client and design reviews from 2026-01, 8 engineering reviews), 55 actions in </w:t>
             </w:r>
             <w:r>
               <w:rPr>
@@ -4253,7 +4253,7 @@
         </w:tc>
         <w:tc>
           <w:tcPr>
-            <w:tcW w:w="1172" w:type="dxa"/>
+            <w:tcW w:w="1129" w:type="dxa"/>
             <w:tcBorders>
               <w:left w:val="single" w:sz="2" w:space="0" w:color="BFC7D5"/>
               <w:bottom w:val="single" w:sz="2" w:space="0" w:color="BFC7D5"/>
@@ -4280,7 +4280,7 @@
         <w:trPr/>
         <w:tc>
           <w:tcPr>
-            <w:tcW w:w="797" w:type="dxa"/>
+            <w:tcW w:w="788" w:type="dxa"/>
             <w:tcBorders>
               <w:left w:val="single" w:sz="6" w:space="0" w:color="BFC7D5"/>
               <w:bottom w:val="single" w:sz="2" w:space="0" w:color="BFC7D5"/>
@@ -4304,7 +4304,7 @@
         </w:tc>
         <w:tc>
           <w:tcPr>
-            <w:tcW w:w="1888" w:type="dxa"/>
+            <w:tcW w:w="1814" w:type="dxa"/>
             <w:tcBorders>
               <w:left w:val="single" w:sz="2" w:space="0" w:color="BFC7D5"/>
               <w:bottom w:val="single" w:sz="2" w:space="0" w:color="BFC7D5"/>
@@ -4328,7 +4328,7 @@
         </w:tc>
         <w:tc>
           <w:tcPr>
-            <w:tcW w:w="1409" w:type="dxa"/>
+            <w:tcW w:w="1370" w:type="dxa"/>
             <w:tcBorders>
               <w:left w:val="single" w:sz="2" w:space="0" w:color="BFC7D5"/>
               <w:bottom w:val="single" w:sz="2" w:space="0" w:color="BFC7D5"/>
@@ -4352,7 +4352,7 @@
         </w:tc>
         <w:tc>
           <w:tcPr>
-            <w:tcW w:w="6073" w:type="dxa"/>
+            <w:tcW w:w="6238" w:type="dxa"/>
             <w:tcBorders>
               <w:left w:val="single" w:sz="2" w:space="0" w:color="BFC7D5"/>
               <w:bottom w:val="single" w:sz="2" w:space="0" w:color="BFC7D5"/>
@@ -4396,7 +4396,7 @@
         </w:tc>
         <w:tc>
           <w:tcPr>
-            <w:tcW w:w="1172" w:type="dxa"/>
+            <w:tcW w:w="1129" w:type="dxa"/>
             <w:tcBorders>
               <w:left w:val="single" w:sz="2" w:space="0" w:color="BFC7D5"/>
               <w:bottom w:val="single" w:sz="2" w:space="0" w:color="BFC7D5"/>
@@ -4423,7 +4423,7 @@
         <w:trPr/>
         <w:tc>
           <w:tcPr>
-            <w:tcW w:w="797" w:type="dxa"/>
+            <w:tcW w:w="788" w:type="dxa"/>
             <w:tcBorders>
               <w:left w:val="single" w:sz="6" w:space="0" w:color="BFC7D5"/>
               <w:bottom w:val="single" w:sz="2" w:space="0" w:color="BFC7D5"/>
@@ -4447,7 +4447,7 @@
         </w:tc>
         <w:tc>
           <w:tcPr>
-            <w:tcW w:w="1888" w:type="dxa"/>
+            <w:tcW w:w="1814" w:type="dxa"/>
             <w:tcBorders>
               <w:left w:val="single" w:sz="2" w:space="0" w:color="BFC7D5"/>
               <w:bottom w:val="single" w:sz="2" w:space="0" w:color="BFC7D5"/>
@@ -4471,7 +4471,7 @@
         </w:tc>
         <w:tc>
           <w:tcPr>
-            <w:tcW w:w="1409" w:type="dxa"/>
+            <w:tcW w:w="1370" w:type="dxa"/>
             <w:tcBorders>
               <w:left w:val="single" w:sz="2" w:space="0" w:color="BFC7D5"/>
               <w:bottom w:val="single" w:sz="2" w:space="0" w:color="BFC7D5"/>
@@ -4495,7 +4495,7 @@
         </w:tc>
         <w:tc>
           <w:tcPr>
-            <w:tcW w:w="6073" w:type="dxa"/>
+            <w:tcW w:w="6238" w:type="dxa"/>
             <w:tcBorders>
               <w:left w:val="single" w:sz="2" w:space="0" w:color="BFC7D5"/>
               <w:bottom w:val="single" w:sz="2" w:space="0" w:color="BFC7D5"/>
@@ -4519,7 +4519,7 @@
         </w:tc>
         <w:tc>
           <w:tcPr>
-            <w:tcW w:w="1172" w:type="dxa"/>
+            <w:tcW w:w="1129" w:type="dxa"/>
             <w:tcBorders>
               <w:left w:val="single" w:sz="2" w:space="0" w:color="BFC7D5"/>
               <w:bottom w:val="single" w:sz="2" w:space="0" w:color="BFC7D5"/>
@@ -4546,7 +4546,7 @@
         <w:trPr/>
         <w:tc>
           <w:tcPr>
-            <w:tcW w:w="797" w:type="dxa"/>
+            <w:tcW w:w="788" w:type="dxa"/>
             <w:tcBorders>
               <w:left w:val="single" w:sz="6" w:space="0" w:color="BFC7D5"/>
               <w:bottom w:val="single" w:sz="2" w:space="0" w:color="BFC7D5"/>
@@ -4570,7 +4570,7 @@
         </w:tc>
         <w:tc>
           <w:tcPr>
-            <w:tcW w:w="1888" w:type="dxa"/>
+            <w:tcW w:w="1814" w:type="dxa"/>
             <w:tcBorders>
               <w:left w:val="single" w:sz="2" w:space="0" w:color="BFC7D5"/>
               <w:bottom w:val="single" w:sz="2" w:space="0" w:color="BFC7D5"/>
@@ -4594,7 +4594,7 @@
         </w:tc>
         <w:tc>
           <w:tcPr>
-            <w:tcW w:w="1409" w:type="dxa"/>
+            <w:tcW w:w="1370" w:type="dxa"/>
             <w:tcBorders>
               <w:left w:val="single" w:sz="2" w:space="0" w:color="BFC7D5"/>
               <w:bottom w:val="single" w:sz="2" w:space="0" w:color="BFC7D5"/>
@@ -4618,7 +4618,7 @@
         </w:tc>
         <w:tc>
           <w:tcPr>
-            <w:tcW w:w="6073" w:type="dxa"/>
+            <w:tcW w:w="6238" w:type="dxa"/>
             <w:tcBorders>
               <w:left w:val="single" w:sz="2" w:space="0" w:color="BFC7D5"/>
               <w:bottom w:val="single" w:sz="2" w:space="0" w:color="BFC7D5"/>
@@ -4652,7 +4652,7 @@
         </w:tc>
         <w:tc>
           <w:tcPr>
-            <w:tcW w:w="1172" w:type="dxa"/>
+            <w:tcW w:w="1129" w:type="dxa"/>
             <w:tcBorders>
               <w:left w:val="single" w:sz="2" w:space="0" w:color="BFC7D5"/>
               <w:bottom w:val="single" w:sz="2" w:space="0" w:color="BFC7D5"/>
@@ -4679,7 +4679,7 @@
         <w:trPr/>
         <w:tc>
           <w:tcPr>
-            <w:tcW w:w="797" w:type="dxa"/>
+            <w:tcW w:w="788" w:type="dxa"/>
             <w:tcBorders>
               <w:left w:val="single" w:sz="6" w:space="0" w:color="BFC7D5"/>
               <w:bottom w:val="single" w:sz="2" w:space="0" w:color="BFC7D5"/>
@@ -4703,7 +4703,7 @@
         </w:tc>
         <w:tc>
           <w:tcPr>
-            <w:tcW w:w="1888" w:type="dxa"/>
+            <w:tcW w:w="1814" w:type="dxa"/>
             <w:tcBorders>
               <w:left w:val="single" w:sz="2" w:space="0" w:color="BFC7D5"/>
               <w:bottom w:val="single" w:sz="2" w:space="0" w:color="BFC7D5"/>
@@ -4727,7 +4727,7 @@
         </w:tc>
         <w:tc>
           <w:tcPr>
-            <w:tcW w:w="1409" w:type="dxa"/>
+            <w:tcW w:w="1370" w:type="dxa"/>
             <w:tcBorders>
               <w:left w:val="single" w:sz="2" w:space="0" w:color="BFC7D5"/>
               <w:bottom w:val="single" w:sz="2" w:space="0" w:color="BFC7D5"/>
@@ -4751,7 +4751,7 @@
         </w:tc>
         <w:tc>
           <w:tcPr>
-            <w:tcW w:w="6073" w:type="dxa"/>
+            <w:tcW w:w="6238" w:type="dxa"/>
             <w:tcBorders>
               <w:left w:val="single" w:sz="2" w:space="0" w:color="BFC7D5"/>
               <w:bottom w:val="single" w:sz="2" w:space="0" w:color="BFC7D5"/>
@@ -4795,7 +4795,7 @@
         </w:tc>
         <w:tc>
           <w:tcPr>
-            <w:tcW w:w="1172" w:type="dxa"/>
+            <w:tcW w:w="1129" w:type="dxa"/>
             <w:tcBorders>
               <w:left w:val="single" w:sz="2" w:space="0" w:color="BFC7D5"/>
               <w:bottom w:val="single" w:sz="2" w:space="0" w:color="BFC7D5"/>
@@ -4822,7 +4822,7 @@
         <w:trPr/>
         <w:tc>
           <w:tcPr>
-            <w:tcW w:w="797" w:type="dxa"/>
+            <w:tcW w:w="788" w:type="dxa"/>
             <w:tcBorders>
               <w:left w:val="single" w:sz="6" w:space="0" w:color="BFC7D5"/>
               <w:bottom w:val="single" w:sz="2" w:space="0" w:color="BFC7D5"/>
@@ -4846,7 +4846,7 @@
         </w:tc>
         <w:tc>
           <w:tcPr>
-            <w:tcW w:w="1888" w:type="dxa"/>
+            <w:tcW w:w="1814" w:type="dxa"/>
             <w:tcBorders>
               <w:left w:val="single" w:sz="2" w:space="0" w:color="BFC7D5"/>
               <w:bottom w:val="single" w:sz="2" w:space="0" w:color="BFC7D5"/>
@@ -4870,7 +4870,7 @@
         </w:tc>
         <w:tc>
           <w:tcPr>
-            <w:tcW w:w="1409" w:type="dxa"/>
+            <w:tcW w:w="1370" w:type="dxa"/>
             <w:tcBorders>
               <w:left w:val="single" w:sz="2" w:space="0" w:color="BFC7D5"/>
               <w:bottom w:val="single" w:sz="2" w:space="0" w:color="BFC7D5"/>
@@ -4894,7 +4894,7 @@
         </w:tc>
         <w:tc>
           <w:tcPr>
-            <w:tcW w:w="6073" w:type="dxa"/>
+            <w:tcW w:w="6238" w:type="dxa"/>
             <w:tcBorders>
               <w:left w:val="single" w:sz="2" w:space="0" w:color="BFC7D5"/>
               <w:bottom w:val="single" w:sz="2" w:space="0" w:color="BFC7D5"/>
@@ -4918,7 +4918,7 @@
         </w:tc>
         <w:tc>
           <w:tcPr>
-            <w:tcW w:w="1172" w:type="dxa"/>
+            <w:tcW w:w="1129" w:type="dxa"/>
             <w:tcBorders>
               <w:left w:val="single" w:sz="2" w:space="0" w:color="BFC7D5"/>
               <w:bottom w:val="single" w:sz="2" w:space="0" w:color="BFC7D5"/>
@@ -4945,7 +4945,7 @@
         <w:trPr/>
         <w:tc>
           <w:tcPr>
-            <w:tcW w:w="797" w:type="dxa"/>
+            <w:tcW w:w="788" w:type="dxa"/>
             <w:tcBorders>
               <w:left w:val="single" w:sz="6" w:space="0" w:color="BFC7D5"/>
               <w:bottom w:val="single" w:sz="2" w:space="0" w:color="BFC7D5"/>
@@ -4969,7 +4969,7 @@
         </w:tc>
         <w:tc>
           <w:tcPr>
-            <w:tcW w:w="1888" w:type="dxa"/>
+            <w:tcW w:w="1814" w:type="dxa"/>
             <w:tcBorders>
               <w:left w:val="single" w:sz="2" w:space="0" w:color="BFC7D5"/>
               <w:bottom w:val="single" w:sz="2" w:space="0" w:color="BFC7D5"/>
@@ -4993,7 +4993,7 @@
         </w:tc>
         <w:tc>
           <w:tcPr>
-            <w:tcW w:w="1409" w:type="dxa"/>
+            <w:tcW w:w="1370" w:type="dxa"/>
             <w:tcBorders>
               <w:left w:val="single" w:sz="2" w:space="0" w:color="BFC7D5"/>
               <w:bottom w:val="single" w:sz="2" w:space="0" w:color="BFC7D5"/>
@@ -5017,7 +5017,7 @@
         </w:tc>
         <w:tc>
           <w:tcPr>
-            <w:tcW w:w="6073" w:type="dxa"/>
+            <w:tcW w:w="6238" w:type="dxa"/>
             <w:tcBorders>
               <w:left w:val="single" w:sz="2" w:space="0" w:color="BFC7D5"/>
               <w:bottom w:val="single" w:sz="2" w:space="0" w:color="BFC7D5"/>
@@ -5071,7 +5071,7 @@
         </w:tc>
         <w:tc>
           <w:tcPr>
-            <w:tcW w:w="1172" w:type="dxa"/>
+            <w:tcW w:w="1129" w:type="dxa"/>
             <w:tcBorders>
               <w:left w:val="single" w:sz="2" w:space="0" w:color="BFC7D5"/>
               <w:bottom w:val="single" w:sz="2" w:space="0" w:color="BFC7D5"/>
@@ -5098,7 +5098,7 @@
         <w:trPr/>
         <w:tc>
           <w:tcPr>
-            <w:tcW w:w="797" w:type="dxa"/>
+            <w:tcW w:w="788" w:type="dxa"/>
             <w:tcBorders>
               <w:left w:val="single" w:sz="6" w:space="0" w:color="BFC7D5"/>
               <w:bottom w:val="single" w:sz="2" w:space="0" w:color="BFC7D5"/>
@@ -5122,7 +5122,7 @@
         </w:tc>
         <w:tc>
           <w:tcPr>
-            <w:tcW w:w="1888" w:type="dxa"/>
+            <w:tcW w:w="1814" w:type="dxa"/>
             <w:tcBorders>
               <w:left w:val="single" w:sz="2" w:space="0" w:color="BFC7D5"/>
               <w:bottom w:val="single" w:sz="2" w:space="0" w:color="BFC7D5"/>
@@ -5148,7 +5148,7 @@
         </w:tc>
         <w:tc>
           <w:tcPr>
-            <w:tcW w:w="1409" w:type="dxa"/>
+            <w:tcW w:w="1370" w:type="dxa"/>
             <w:tcBorders>
               <w:left w:val="single" w:sz="2" w:space="0" w:color="BFC7D5"/>
               <w:bottom w:val="single" w:sz="2" w:space="0" w:color="BFC7D5"/>
@@ -5172,7 +5172,7 @@
         </w:tc>
         <w:tc>
           <w:tcPr>
-            <w:tcW w:w="6073" w:type="dxa"/>
+            <w:tcW w:w="6238" w:type="dxa"/>
             <w:tcBorders>
               <w:left w:val="single" w:sz="2" w:space="0" w:color="BFC7D5"/>
               <w:bottom w:val="single" w:sz="2" w:space="0" w:color="BFC7D5"/>
@@ -5282,7 +5282,7 @@
         </w:tc>
         <w:tc>
           <w:tcPr>
-            <w:tcW w:w="1172" w:type="dxa"/>
+            <w:tcW w:w="1129" w:type="dxa"/>
             <w:tcBorders>
               <w:left w:val="single" w:sz="2" w:space="0" w:color="BFC7D5"/>
               <w:bottom w:val="single" w:sz="2" w:space="0" w:color="BFC7D5"/>
@@ -5309,7 +5309,7 @@
         <w:trPr/>
         <w:tc>
           <w:tcPr>
-            <w:tcW w:w="797" w:type="dxa"/>
+            <w:tcW w:w="788" w:type="dxa"/>
             <w:tcBorders>
               <w:left w:val="single" w:sz="6" w:space="0" w:color="BFC7D5"/>
               <w:bottom w:val="single" w:sz="2" w:space="0" w:color="BFC7D5"/>
@@ -5333,7 +5333,7 @@
         </w:tc>
         <w:tc>
           <w:tcPr>
-            <w:tcW w:w="1888" w:type="dxa"/>
+            <w:tcW w:w="1814" w:type="dxa"/>
             <w:tcBorders>
               <w:left w:val="single" w:sz="2" w:space="0" w:color="BFC7D5"/>
               <w:bottom w:val="single" w:sz="2" w:space="0" w:color="BFC7D5"/>
@@ -5359,7 +5359,7 @@
         </w:tc>
         <w:tc>
           <w:tcPr>
-            <w:tcW w:w="1409" w:type="dxa"/>
+            <w:tcW w:w="1370" w:type="dxa"/>
             <w:tcBorders>
               <w:left w:val="single" w:sz="2" w:space="0" w:color="BFC7D5"/>
               <w:bottom w:val="single" w:sz="2" w:space="0" w:color="BFC7D5"/>
@@ -5385,7 +5385,7 @@
         </w:tc>
         <w:tc>
           <w:tcPr>
-            <w:tcW w:w="6073" w:type="dxa"/>
+            <w:tcW w:w="6238" w:type="dxa"/>
             <w:tcBorders>
               <w:left w:val="single" w:sz="2" w:space="0" w:color="BFC7D5"/>
               <w:bottom w:val="single" w:sz="2" w:space="0" w:color="BFC7D5"/>
@@ -5419,7 +5419,7 @@
         </w:tc>
         <w:tc>
           <w:tcPr>
-            <w:tcW w:w="1172" w:type="dxa"/>
+            <w:tcW w:w="1129" w:type="dxa"/>
             <w:tcBorders>
               <w:left w:val="single" w:sz="2" w:space="0" w:color="BFC7D5"/>
               <w:bottom w:val="single" w:sz="2" w:space="0" w:color="BFC7D5"/>
@@ -5448,7 +5448,7 @@
         <w:trPr/>
         <w:tc>
           <w:tcPr>
-            <w:tcW w:w="797" w:type="dxa"/>
+            <w:tcW w:w="788" w:type="dxa"/>
             <w:tcBorders>
               <w:left w:val="single" w:sz="6" w:space="0" w:color="BFC7D5"/>
               <w:bottom w:val="single" w:sz="2" w:space="0" w:color="BFC7D5"/>
@@ -5472,7 +5472,7 @@
         </w:tc>
         <w:tc>
           <w:tcPr>
-            <w:tcW w:w="1888" w:type="dxa"/>
+            <w:tcW w:w="1814" w:type="dxa"/>
             <w:tcBorders>
               <w:left w:val="single" w:sz="2" w:space="0" w:color="BFC7D5"/>
               <w:bottom w:val="single" w:sz="2" w:space="0" w:color="BFC7D5"/>
@@ -5496,7 +5496,7 @@
         </w:tc>
         <w:tc>
           <w:tcPr>
-            <w:tcW w:w="1409" w:type="dxa"/>
+            <w:tcW w:w="1370" w:type="dxa"/>
             <w:tcBorders>
               <w:left w:val="single" w:sz="2" w:space="0" w:color="BFC7D5"/>
               <w:bottom w:val="single" w:sz="2" w:space="0" w:color="BFC7D5"/>
@@ -5522,7 +5522,7 @@
         </w:tc>
         <w:tc>
           <w:tcPr>
-            <w:tcW w:w="6073" w:type="dxa"/>
+            <w:tcW w:w="6238" w:type="dxa"/>
             <w:tcBorders>
               <w:left w:val="single" w:sz="2" w:space="0" w:color="BFC7D5"/>
               <w:bottom w:val="single" w:sz="2" w:space="0" w:color="BFC7D5"/>
@@ -5546,7 +5546,7 @@
         </w:tc>
         <w:tc>
           <w:tcPr>
-            <w:tcW w:w="1172" w:type="dxa"/>
+            <w:tcW w:w="1129" w:type="dxa"/>
             <w:tcBorders>
               <w:left w:val="single" w:sz="2" w:space="0" w:color="BFC7D5"/>
               <w:bottom w:val="single" w:sz="2" w:space="0" w:color="BFC7D5"/>
@@ -5573,7 +5573,7 @@
         <w:trPr/>
         <w:tc>
           <w:tcPr>
-            <w:tcW w:w="797" w:type="dxa"/>
+            <w:tcW w:w="788" w:type="dxa"/>
             <w:tcBorders>
               <w:left w:val="single" w:sz="6" w:space="0" w:color="BFC7D5"/>
               <w:bottom w:val="single" w:sz="2" w:space="0" w:color="BFC7D5"/>
@@ -5597,7 +5597,7 @@
         </w:tc>
         <w:tc>
           <w:tcPr>
-            <w:tcW w:w="1888" w:type="dxa"/>
+            <w:tcW w:w="1814" w:type="dxa"/>
             <w:tcBorders>
               <w:left w:val="single" w:sz="2" w:space="0" w:color="BFC7D5"/>
               <w:bottom w:val="single" w:sz="2" w:space="0" w:color="BFC7D5"/>
@@ -5621,7 +5621,7 @@
         </w:tc>
         <w:tc>
           <w:tcPr>
-            <w:tcW w:w="1409" w:type="dxa"/>
+            <w:tcW w:w="1370" w:type="dxa"/>
             <w:tcBorders>
               <w:left w:val="single" w:sz="2" w:space="0" w:color="BFC7D5"/>
               <w:bottom w:val="single" w:sz="2" w:space="0" w:color="BFC7D5"/>
@@ -5645,7 +5645,7 @@
         </w:tc>
         <w:tc>
           <w:tcPr>
-            <w:tcW w:w="6073" w:type="dxa"/>
+            <w:tcW w:w="6238" w:type="dxa"/>
             <w:tcBorders>
               <w:left w:val="single" w:sz="2" w:space="0" w:color="BFC7D5"/>
               <w:bottom w:val="single" w:sz="2" w:space="0" w:color="BFC7D5"/>
@@ -5669,7 +5669,7 @@
         </w:tc>
         <w:tc>
           <w:tcPr>
-            <w:tcW w:w="1172" w:type="dxa"/>
+            <w:tcW w:w="1129" w:type="dxa"/>
             <w:tcBorders>
               <w:left w:val="single" w:sz="2" w:space="0" w:color="BFC7D5"/>
               <w:bottom w:val="single" w:sz="2" w:space="0" w:color="BFC7D5"/>
@@ -5696,7 +5696,7 @@
         <w:trPr/>
         <w:tc>
           <w:tcPr>
-            <w:tcW w:w="797" w:type="dxa"/>
+            <w:tcW w:w="788" w:type="dxa"/>
             <w:tcBorders>
               <w:left w:val="single" w:sz="6" w:space="0" w:color="BFC7D5"/>
               <w:bottom w:val="single" w:sz="2" w:space="0" w:color="BFC7D5"/>
@@ -5720,7 +5720,7 @@
         </w:tc>
         <w:tc>
           <w:tcPr>
-            <w:tcW w:w="1888" w:type="dxa"/>
+            <w:tcW w:w="1814" w:type="dxa"/>
             <w:tcBorders>
               <w:left w:val="single" w:sz="2" w:space="0" w:color="BFC7D5"/>
               <w:bottom w:val="single" w:sz="2" w:space="0" w:color="BFC7D5"/>
@@ -5744,7 +5744,7 @@
         </w:tc>
         <w:tc>
           <w:tcPr>
-            <w:tcW w:w="1409" w:type="dxa"/>
+            <w:tcW w:w="1370" w:type="dxa"/>
             <w:tcBorders>
               <w:left w:val="single" w:sz="2" w:space="0" w:color="BFC7D5"/>
               <w:bottom w:val="single" w:sz="2" w:space="0" w:color="BFC7D5"/>
@@ -5768,7 +5768,7 @@
         </w:tc>
         <w:tc>
           <w:tcPr>
-            <w:tcW w:w="6073" w:type="dxa"/>
+            <w:tcW w:w="6238" w:type="dxa"/>
             <w:tcBorders>
               <w:left w:val="single" w:sz="2" w:space="0" w:color="BFC7D5"/>
               <w:bottom w:val="single" w:sz="2" w:space="0" w:color="BFC7D5"/>
@@ -5802,7 +5802,7 @@
         </w:tc>
         <w:tc>
           <w:tcPr>
-            <w:tcW w:w="1172" w:type="dxa"/>
+            <w:tcW w:w="1129" w:type="dxa"/>
             <w:tcBorders>
               <w:left w:val="single" w:sz="2" w:space="0" w:color="BFC7D5"/>
               <w:bottom w:val="single" w:sz="2" w:space="0" w:color="BFC7D5"/>
@@ -5829,7 +5829,7 @@
         <w:trPr/>
         <w:tc>
           <w:tcPr>
-            <w:tcW w:w="797" w:type="dxa"/>
+            <w:tcW w:w="788" w:type="dxa"/>
             <w:tcBorders>
               <w:left w:val="single" w:sz="6" w:space="0" w:color="BFC7D5"/>
               <w:bottom w:val="single" w:sz="2" w:space="0" w:color="BFC7D5"/>
@@ -5853,7 +5853,7 @@
         </w:tc>
         <w:tc>
           <w:tcPr>
-            <w:tcW w:w="1888" w:type="dxa"/>
+            <w:tcW w:w="1814" w:type="dxa"/>
             <w:tcBorders>
               <w:left w:val="single" w:sz="2" w:space="0" w:color="BFC7D5"/>
               <w:bottom w:val="single" w:sz="2" w:space="0" w:color="BFC7D5"/>
@@ -5879,7 +5879,7 @@
         </w:tc>
         <w:tc>
           <w:tcPr>
-            <w:tcW w:w="1409" w:type="dxa"/>
+            <w:tcW w:w="1370" w:type="dxa"/>
             <w:tcBorders>
               <w:left w:val="single" w:sz="2" w:space="0" w:color="BFC7D5"/>
               <w:bottom w:val="single" w:sz="2" w:space="0" w:color="BFC7D5"/>
@@ -5903,7 +5903,7 @@
         </w:tc>
         <w:tc>
           <w:tcPr>
-            <w:tcW w:w="6073" w:type="dxa"/>
+            <w:tcW w:w="6238" w:type="dxa"/>
             <w:tcBorders>
               <w:left w:val="single" w:sz="2" w:space="0" w:color="BFC7D5"/>
               <w:bottom w:val="single" w:sz="2" w:space="0" w:color="BFC7D5"/>
@@ -5947,7 +5947,7 @@
         </w:tc>
         <w:tc>
           <w:tcPr>
-            <w:tcW w:w="1172" w:type="dxa"/>
+            <w:tcW w:w="1129" w:type="dxa"/>
             <w:tcBorders>
               <w:left w:val="single" w:sz="2" w:space="0" w:color="BFC7D5"/>
               <w:bottom w:val="single" w:sz="2" w:space="0" w:color="BFC7D5"/>
@@ -5974,7 +5974,7 @@
         <w:trPr/>
         <w:tc>
           <w:tcPr>
-            <w:tcW w:w="797" w:type="dxa"/>
+            <w:tcW w:w="788" w:type="dxa"/>
             <w:tcBorders>
               <w:left w:val="single" w:sz="6" w:space="0" w:color="BFC7D5"/>
               <w:bottom w:val="single" w:sz="2" w:space="0" w:color="BFC7D5"/>
@@ -5998,7 +5998,7 @@
         </w:tc>
         <w:tc>
           <w:tcPr>
-            <w:tcW w:w="1888" w:type="dxa"/>
+            <w:tcW w:w="1814" w:type="dxa"/>
             <w:tcBorders>
               <w:left w:val="single" w:sz="2" w:space="0" w:color="BFC7D5"/>
               <w:bottom w:val="single" w:sz="2" w:space="0" w:color="BFC7D5"/>
@@ -6022,7 +6022,7 @@
         </w:tc>
         <w:tc>
           <w:tcPr>
-            <w:tcW w:w="1409" w:type="dxa"/>
+            <w:tcW w:w="1370" w:type="dxa"/>
             <w:tcBorders>
               <w:left w:val="single" w:sz="2" w:space="0" w:color="BFC7D5"/>
               <w:bottom w:val="single" w:sz="2" w:space="0" w:color="BFC7D5"/>
@@ -6046,7 +6046,7 @@
         </w:tc>
         <w:tc>
           <w:tcPr>
-            <w:tcW w:w="6073" w:type="dxa"/>
+            <w:tcW w:w="6238" w:type="dxa"/>
             <w:tcBorders>
               <w:left w:val="single" w:sz="2" w:space="0" w:color="BFC7D5"/>
               <w:bottom w:val="single" w:sz="2" w:space="0" w:color="BFC7D5"/>
@@ -6080,7 +6080,7 @@
         </w:tc>
         <w:tc>
           <w:tcPr>
-            <w:tcW w:w="1172" w:type="dxa"/>
+            <w:tcW w:w="1129" w:type="dxa"/>
             <w:tcBorders>
               <w:left w:val="single" w:sz="2" w:space="0" w:color="BFC7D5"/>
               <w:bottom w:val="single" w:sz="2" w:space="0" w:color="BFC7D5"/>
@@ -6107,7 +6107,7 @@
         <w:trPr/>
         <w:tc>
           <w:tcPr>
-            <w:tcW w:w="797" w:type="dxa"/>
+            <w:tcW w:w="788" w:type="dxa"/>
             <w:tcBorders>
               <w:left w:val="single" w:sz="6" w:space="0" w:color="BFC7D5"/>
               <w:bottom w:val="single" w:sz="2" w:space="0" w:color="BFC7D5"/>
@@ -6131,7 +6131,7 @@
         </w:tc>
         <w:tc>
           <w:tcPr>
-            <w:tcW w:w="1888" w:type="dxa"/>
+            <w:tcW w:w="1814" w:type="dxa"/>
             <w:tcBorders>
               <w:left w:val="single" w:sz="2" w:space="0" w:color="BFC7D5"/>
               <w:bottom w:val="single" w:sz="2" w:space="0" w:color="BFC7D5"/>
@@ -6155,7 +6155,7 @@
         </w:tc>
         <w:tc>
           <w:tcPr>
-            <w:tcW w:w="1409" w:type="dxa"/>
+            <w:tcW w:w="1370" w:type="dxa"/>
             <w:tcBorders>
               <w:left w:val="single" w:sz="2" w:space="0" w:color="BFC7D5"/>
               <w:bottom w:val="single" w:sz="2" w:space="0" w:color="BFC7D5"/>
@@ -6179,7 +6179,7 @@
         </w:tc>
         <w:tc>
           <w:tcPr>
-            <w:tcW w:w="6073" w:type="dxa"/>
+            <w:tcW w:w="6238" w:type="dxa"/>
             <w:tcBorders>
               <w:left w:val="single" w:sz="2" w:space="0" w:color="BFC7D5"/>
               <w:bottom w:val="single" w:sz="2" w:space="0" w:color="BFC7D5"/>
@@ -6213,7 +6213,7 @@
         </w:tc>
         <w:tc>
           <w:tcPr>
-            <w:tcW w:w="1172" w:type="dxa"/>
+            <w:tcW w:w="1129" w:type="dxa"/>
             <w:tcBorders>
               <w:left w:val="single" w:sz="2" w:space="0" w:color="BFC7D5"/>
               <w:bottom w:val="single" w:sz="2" w:space="0" w:color="BFC7D5"/>
@@ -6240,7 +6240,7 @@
         <w:trPr/>
         <w:tc>
           <w:tcPr>
-            <w:tcW w:w="797" w:type="dxa"/>
+            <w:tcW w:w="788" w:type="dxa"/>
             <w:tcBorders>
               <w:left w:val="single" w:sz="6" w:space="0" w:color="BFC7D5"/>
               <w:bottom w:val="single" w:sz="2" w:space="0" w:color="BFC7D5"/>
@@ -6264,7 +6264,7 @@
         </w:tc>
         <w:tc>
           <w:tcPr>
-            <w:tcW w:w="1888" w:type="dxa"/>
+            <w:tcW w:w="1814" w:type="dxa"/>
             <w:tcBorders>
               <w:left w:val="single" w:sz="2" w:space="0" w:color="BFC7D5"/>
               <w:bottom w:val="single" w:sz="2" w:space="0" w:color="BFC7D5"/>
@@ -6288,7 +6288,7 @@
         </w:tc>
         <w:tc>
           <w:tcPr>
-            <w:tcW w:w="1409" w:type="dxa"/>
+            <w:tcW w:w="1370" w:type="dxa"/>
             <w:tcBorders>
               <w:left w:val="single" w:sz="2" w:space="0" w:color="BFC7D5"/>
               <w:bottom w:val="single" w:sz="2" w:space="0" w:color="BFC7D5"/>
@@ -6312,7 +6312,7 @@
         </w:tc>
         <w:tc>
           <w:tcPr>
-            <w:tcW w:w="6073" w:type="dxa"/>
+            <w:tcW w:w="6238" w:type="dxa"/>
             <w:tcBorders>
               <w:left w:val="single" w:sz="2" w:space="0" w:color="BFC7D5"/>
               <w:bottom w:val="single" w:sz="2" w:space="0" w:color="BFC7D5"/>
@@ -6336,7 +6336,7 @@
         </w:tc>
         <w:tc>
           <w:tcPr>
-            <w:tcW w:w="1172" w:type="dxa"/>
+            <w:tcW w:w="1129" w:type="dxa"/>
             <w:tcBorders>
               <w:left w:val="single" w:sz="2" w:space="0" w:color="BFC7D5"/>
               <w:bottom w:val="single" w:sz="2" w:space="0" w:color="BFC7D5"/>
@@ -6363,7 +6363,7 @@
         <w:trPr/>
         <w:tc>
           <w:tcPr>
-            <w:tcW w:w="797" w:type="dxa"/>
+            <w:tcW w:w="788" w:type="dxa"/>
             <w:tcBorders>
               <w:left w:val="single" w:sz="6" w:space="0" w:color="BFC7D5"/>
               <w:bottom w:val="single" w:sz="2" w:space="0" w:color="BFC7D5"/>
@@ -6387,7 +6387,7 @@
         </w:tc>
         <w:tc>
           <w:tcPr>
-            <w:tcW w:w="1888" w:type="dxa"/>
+            <w:tcW w:w="1814" w:type="dxa"/>
             <w:tcBorders>
               <w:left w:val="single" w:sz="2" w:space="0" w:color="BFC7D5"/>
               <w:bottom w:val="single" w:sz="2" w:space="0" w:color="BFC7D5"/>
@@ -6411,7 +6411,7 @@
         </w:tc>
         <w:tc>
           <w:tcPr>
-            <w:tcW w:w="1409" w:type="dxa"/>
+            <w:tcW w:w="1370" w:type="dxa"/>
             <w:tcBorders>
               <w:left w:val="single" w:sz="2" w:space="0" w:color="BFC7D5"/>
               <w:bottom w:val="single" w:sz="2" w:space="0" w:color="BFC7D5"/>
@@ -6435,7 +6435,7 @@
         </w:tc>
         <w:tc>
           <w:tcPr>
-            <w:tcW w:w="6073" w:type="dxa"/>
+            <w:tcW w:w="6238" w:type="dxa"/>
             <w:tcBorders>
               <w:left w:val="single" w:sz="2" w:space="0" w:color="BFC7D5"/>
               <w:bottom w:val="single" w:sz="2" w:space="0" w:color="BFC7D5"/>
@@ -6459,7 +6459,7 @@
         </w:tc>
         <w:tc>
           <w:tcPr>
-            <w:tcW w:w="1172" w:type="dxa"/>
+            <w:tcW w:w="1129" w:type="dxa"/>
             <w:tcBorders>
               <w:left w:val="single" w:sz="2" w:space="0" w:color="BFC7D5"/>
               <w:bottom w:val="single" w:sz="2" w:space="0" w:color="BFC7D5"/>
@@ -6486,7 +6486,7 @@
         <w:trPr/>
         <w:tc>
           <w:tcPr>
-            <w:tcW w:w="797" w:type="dxa"/>
+            <w:tcW w:w="788" w:type="dxa"/>
             <w:tcBorders>
               <w:left w:val="single" w:sz="6" w:space="0" w:color="BFC7D5"/>
               <w:bottom w:val="single" w:sz="2" w:space="0" w:color="BFC7D5"/>
@@ -6510,7 +6510,7 @@
         </w:tc>
         <w:tc>
           <w:tcPr>
-            <w:tcW w:w="1888" w:type="dxa"/>
+            <w:tcW w:w="1814" w:type="dxa"/>
             <w:tcBorders>
               <w:left w:val="single" w:sz="2" w:space="0" w:color="BFC7D5"/>
               <w:bottom w:val="single" w:sz="2" w:space="0" w:color="BFC7D5"/>
@@ -6536,7 +6536,7 @@
         </w:tc>
         <w:tc>
           <w:tcPr>
-            <w:tcW w:w="1409" w:type="dxa"/>
+            <w:tcW w:w="1370" w:type="dxa"/>
             <w:tcBorders>
               <w:left w:val="single" w:sz="2" w:space="0" w:color="BFC7D5"/>
               <w:bottom w:val="single" w:sz="2" w:space="0" w:color="BFC7D5"/>
@@ -6562,7 +6562,7 @@
         </w:tc>
         <w:tc>
           <w:tcPr>
-            <w:tcW w:w="6073" w:type="dxa"/>
+            <w:tcW w:w="6238" w:type="dxa"/>
             <w:tcBorders>
               <w:left w:val="single" w:sz="2" w:space="0" w:color="BFC7D5"/>
               <w:bottom w:val="single" w:sz="2" w:space="0" w:color="BFC7D5"/>
@@ -6586,7 +6586,7 @@
         </w:tc>
         <w:tc>
           <w:tcPr>
-            <w:tcW w:w="1172" w:type="dxa"/>
+            <w:tcW w:w="1129" w:type="dxa"/>
             <w:tcBorders>
               <w:left w:val="single" w:sz="2" w:space="0" w:color="BFC7D5"/>
               <w:bottom w:val="single" w:sz="2" w:space="0" w:color="BFC7D5"/>
@@ -6615,7 +6615,7 @@
         <w:trPr/>
         <w:tc>
           <w:tcPr>
-            <w:tcW w:w="797" w:type="dxa"/>
+            <w:tcW w:w="788" w:type="dxa"/>
             <w:tcBorders>
               <w:left w:val="single" w:sz="6" w:space="0" w:color="BFC7D5"/>
               <w:bottom w:val="single" w:sz="2" w:space="0" w:color="BFC7D5"/>
@@ -6639,7 +6639,7 @@
         </w:tc>
         <w:tc>
           <w:tcPr>
-            <w:tcW w:w="1888" w:type="dxa"/>
+            <w:tcW w:w="1814" w:type="dxa"/>
             <w:tcBorders>
               <w:left w:val="single" w:sz="2" w:space="0" w:color="BFC7D5"/>
               <w:bottom w:val="single" w:sz="2" w:space="0" w:color="BFC7D5"/>
@@ -6665,7 +6665,7 @@
         </w:tc>
         <w:tc>
           <w:tcPr>
-            <w:tcW w:w="1409" w:type="dxa"/>
+            <w:tcW w:w="1370" w:type="dxa"/>
             <w:tcBorders>
               <w:left w:val="single" w:sz="2" w:space="0" w:color="BFC7D5"/>
               <w:bottom w:val="single" w:sz="2" w:space="0" w:color="BFC7D5"/>
@@ -6691,7 +6691,7 @@
         </w:tc>
         <w:tc>
           <w:tcPr>
-            <w:tcW w:w="6073" w:type="dxa"/>
+            <w:tcW w:w="6238" w:type="dxa"/>
             <w:tcBorders>
               <w:left w:val="single" w:sz="2" w:space="0" w:color="BFC7D5"/>
               <w:bottom w:val="single" w:sz="2" w:space="0" w:color="BFC7D5"/>
@@ -6715,7 +6715,7 @@
         </w:tc>
         <w:tc>
           <w:tcPr>
-            <w:tcW w:w="1172" w:type="dxa"/>
+            <w:tcW w:w="1129" w:type="dxa"/>
             <w:tcBorders>
               <w:left w:val="single" w:sz="2" w:space="0" w:color="BFC7D5"/>
               <w:bottom w:val="single" w:sz="2" w:space="0" w:color="BFC7D5"/>
@@ -6744,7 +6744,7 @@
         <w:trPr/>
         <w:tc>
           <w:tcPr>
-            <w:tcW w:w="797" w:type="dxa"/>
+            <w:tcW w:w="788" w:type="dxa"/>
             <w:tcBorders>
               <w:left w:val="single" w:sz="6" w:space="0" w:color="BFC7D5"/>
               <w:bottom w:val="single" w:sz="2" w:space="0" w:color="BFC7D5"/>
@@ -6768,7 +6768,7 @@
         </w:tc>
         <w:tc>
           <w:tcPr>
-            <w:tcW w:w="1888" w:type="dxa"/>
+            <w:tcW w:w="1814" w:type="dxa"/>
             <w:tcBorders>
               <w:left w:val="single" w:sz="2" w:space="0" w:color="BFC7D5"/>
               <w:bottom w:val="single" w:sz="2" w:space="0" w:color="BFC7D5"/>
@@ -6792,7 +6792,7 @@
         </w:tc>
         <w:tc>
           <w:tcPr>
-            <w:tcW w:w="1409" w:type="dxa"/>
+            <w:tcW w:w="1370" w:type="dxa"/>
             <w:tcBorders>
               <w:left w:val="single" w:sz="2" w:space="0" w:color="BFC7D5"/>
               <w:bottom w:val="single" w:sz="2" w:space="0" w:color="BFC7D5"/>
@@ -6816,7 +6816,7 @@
         </w:tc>
         <w:tc>
           <w:tcPr>
-            <w:tcW w:w="6073" w:type="dxa"/>
+            <w:tcW w:w="6238" w:type="dxa"/>
             <w:tcBorders>
               <w:left w:val="single" w:sz="2" w:space="0" w:color="BFC7D5"/>
               <w:bottom w:val="single" w:sz="2" w:space="0" w:color="BFC7D5"/>
@@ -6850,7 +6850,7 @@
         </w:tc>
         <w:tc>
           <w:tcPr>
-            <w:tcW w:w="1172" w:type="dxa"/>
+            <w:tcW w:w="1129" w:type="dxa"/>
             <w:tcBorders>
               <w:left w:val="single" w:sz="2" w:space="0" w:color="BFC7D5"/>
               <w:bottom w:val="single" w:sz="2" w:space="0" w:color="BFC7D5"/>
@@ -6877,7 +6877,7 @@
         <w:trPr/>
         <w:tc>
           <w:tcPr>
-            <w:tcW w:w="797" w:type="dxa"/>
+            <w:tcW w:w="788" w:type="dxa"/>
             <w:tcBorders>
               <w:left w:val="single" w:sz="6" w:space="0" w:color="BFC7D5"/>
               <w:bottom w:val="single" w:sz="2" w:space="0" w:color="BFC7D5"/>
@@ -6901,7 +6901,7 @@
         </w:tc>
         <w:tc>
           <w:tcPr>
-            <w:tcW w:w="1888" w:type="dxa"/>
+            <w:tcW w:w="1814" w:type="dxa"/>
             <w:tcBorders>
               <w:left w:val="single" w:sz="2" w:space="0" w:color="BFC7D5"/>
               <w:bottom w:val="single" w:sz="2" w:space="0" w:color="BFC7D5"/>
@@ -6925,7 +6925,7 @@
         </w:tc>
         <w:tc>
           <w:tcPr>
-            <w:tcW w:w="1409" w:type="dxa"/>
+            <w:tcW w:w="1370" w:type="dxa"/>
             <w:tcBorders>
               <w:left w:val="single" w:sz="2" w:space="0" w:color="BFC7D5"/>
               <w:bottom w:val="single" w:sz="2" w:space="0" w:color="BFC7D5"/>
@@ -6949,7 +6949,7 @@
         </w:tc>
         <w:tc>
           <w:tcPr>
-            <w:tcW w:w="6073" w:type="dxa"/>
+            <w:tcW w:w="6238" w:type="dxa"/>
             <w:tcBorders>
               <w:left w:val="single" w:sz="2" w:space="0" w:color="BFC7D5"/>
               <w:bottom w:val="single" w:sz="2" w:space="0" w:color="BFC7D5"/>
@@ -6983,7 +6983,7 @@
         </w:tc>
         <w:tc>
           <w:tcPr>
-            <w:tcW w:w="1172" w:type="dxa"/>
+            <w:tcW w:w="1129" w:type="dxa"/>
             <w:tcBorders>
               <w:left w:val="single" w:sz="2" w:space="0" w:color="BFC7D5"/>
               <w:bottom w:val="single" w:sz="2" w:space="0" w:color="BFC7D5"/>
@@ -7010,7 +7010,7 @@
         <w:trPr/>
         <w:tc>
           <w:tcPr>
-            <w:tcW w:w="797" w:type="dxa"/>
+            <w:tcW w:w="788" w:type="dxa"/>
             <w:tcBorders>
               <w:left w:val="single" w:sz="6" w:space="0" w:color="BFC7D5"/>
               <w:bottom w:val="single" w:sz="6" w:space="0" w:color="BFC7D5"/>
@@ -7034,7 +7034,7 @@
         </w:tc>
         <w:tc>
           <w:tcPr>
-            <w:tcW w:w="1888" w:type="dxa"/>
+            <w:tcW w:w="1814" w:type="dxa"/>
             <w:tcBorders>
               <w:left w:val="single" w:sz="2" w:space="0" w:color="BFC7D5"/>
               <w:bottom w:val="single" w:sz="6" w:space="0" w:color="BFC7D5"/>
@@ -7058,7 +7058,7 @@
         </w:tc>
         <w:tc>
           <w:tcPr>
-            <w:tcW w:w="1409" w:type="dxa"/>
+            <w:tcW w:w="1370" w:type="dxa"/>
             <w:tcBorders>
               <w:left w:val="single" w:sz="2" w:space="0" w:color="BFC7D5"/>
               <w:bottom w:val="single" w:sz="6" w:space="0" w:color="BFC7D5"/>
@@ -7082,7 +7082,7 @@
         </w:tc>
         <w:tc>
           <w:tcPr>
-            <w:tcW w:w="6073" w:type="dxa"/>
+            <w:tcW w:w="6238" w:type="dxa"/>
             <w:tcBorders>
               <w:left w:val="single" w:sz="2" w:space="0" w:color="BFC7D5"/>
               <w:bottom w:val="single" w:sz="6" w:space="0" w:color="BFC7D5"/>
@@ -7106,7 +7106,7 @@
         </w:tc>
         <w:tc>
           <w:tcPr>
-            <w:tcW w:w="1172" w:type="dxa"/>
+            <w:tcW w:w="1129" w:type="dxa"/>
             <w:tcBorders>
               <w:left w:val="single" w:sz="2" w:space="0" w:color="BFC7D5"/>
               <w:bottom w:val="single" w:sz="6" w:space="0" w:color="BFC7D5"/>
@@ -9113,9 +9113,9 @@
         </w:tblCellMar>
       </w:tblPr>
       <w:tblGrid>
-        <w:gridCol w:w="760"/>
-        <w:gridCol w:w="9675"/>
-        <w:gridCol w:w="904"/>
+        <w:gridCol w:w="723"/>
+        <w:gridCol w:w="9741"/>
+        <w:gridCol w:w="875"/>
       </w:tblGrid>
       <w:tr>
         <w:trPr>
@@ -9123,7 +9123,7 @@
         </w:trPr>
         <w:tc>
           <w:tcPr>
-            <w:tcW w:w="760" w:type="dxa"/>
+            <w:tcW w:w="723" w:type="dxa"/>
             <w:tcBorders>
               <w:top w:val="single" w:sz="6" w:space="0" w:color="BFC7D5"/>
               <w:left w:val="single" w:sz="6" w:space="0" w:color="BFC7D5"/>
@@ -9153,7 +9153,7 @@
         </w:tc>
         <w:tc>
           <w:tcPr>
-            <w:tcW w:w="9675" w:type="dxa"/>
+            <w:tcW w:w="9741" w:type="dxa"/>
             <w:tcBorders>
               <w:top w:val="single" w:sz="6" w:space="0" w:color="BFC7D5"/>
               <w:left w:val="single" w:sz="2" w:space="0" w:color="BFC7D5"/>
@@ -9183,7 +9183,7 @@
         </w:tc>
         <w:tc>
           <w:tcPr>
-            <w:tcW w:w="904" w:type="dxa"/>
+            <w:tcW w:w="875" w:type="dxa"/>
             <w:tcBorders>
               <w:top w:val="single" w:sz="6" w:space="0" w:color="BFC7D5"/>
               <w:left w:val="single" w:sz="2" w:space="0" w:color="BFC7D5"/>
@@ -9216,7 +9216,7 @@
         <w:trPr/>
         <w:tc>
           <w:tcPr>
-            <w:tcW w:w="760" w:type="dxa"/>
+            <w:tcW w:w="723" w:type="dxa"/>
             <w:tcBorders>
               <w:left w:val="single" w:sz="6" w:space="0" w:color="BFC7D5"/>
               <w:bottom w:val="single" w:sz="2" w:space="0" w:color="BFC7D5"/>
@@ -9240,7 +9240,7 @@
         </w:tc>
         <w:tc>
           <w:tcPr>
-            <w:tcW w:w="9675" w:type="dxa"/>
+            <w:tcW w:w="9741" w:type="dxa"/>
             <w:tcBorders>
               <w:left w:val="single" w:sz="2" w:space="0" w:color="BFC7D5"/>
               <w:bottom w:val="single" w:sz="2" w:space="0" w:color="BFC7D5"/>
@@ -9276,7 +9276,7 @@
         </w:tc>
         <w:tc>
           <w:tcPr>
-            <w:tcW w:w="904" w:type="dxa"/>
+            <w:tcW w:w="875" w:type="dxa"/>
             <w:tcBorders>
               <w:left w:val="single" w:sz="2" w:space="0" w:color="BFC7D5"/>
               <w:bottom w:val="single" w:sz="2" w:space="0" w:color="BFC7D5"/>
@@ -9303,7 +9303,7 @@
         <w:trPr/>
         <w:tc>
           <w:tcPr>
-            <w:tcW w:w="760" w:type="dxa"/>
+            <w:tcW w:w="723" w:type="dxa"/>
             <w:tcBorders>
               <w:left w:val="single" w:sz="6" w:space="0" w:color="BFC7D5"/>
               <w:bottom w:val="single" w:sz="2" w:space="0" w:color="BFC7D5"/>
@@ -9327,7 +9327,7 @@
         </w:tc>
         <w:tc>
           <w:tcPr>
-            <w:tcW w:w="9675" w:type="dxa"/>
+            <w:tcW w:w="9741" w:type="dxa"/>
             <w:tcBorders>
               <w:left w:val="single" w:sz="2" w:space="0" w:color="BFC7D5"/>
               <w:bottom w:val="single" w:sz="2" w:space="0" w:color="BFC7D5"/>
@@ -9351,7 +9351,7 @@
         </w:tc>
         <w:tc>
           <w:tcPr>
-            <w:tcW w:w="904" w:type="dxa"/>
+            <w:tcW w:w="875" w:type="dxa"/>
             <w:tcBorders>
               <w:left w:val="single" w:sz="2" w:space="0" w:color="BFC7D5"/>
               <w:bottom w:val="single" w:sz="2" w:space="0" w:color="BFC7D5"/>
@@ -9378,7 +9378,7 @@
         <w:trPr/>
         <w:tc>
           <w:tcPr>
-            <w:tcW w:w="760" w:type="dxa"/>
+            <w:tcW w:w="723" w:type="dxa"/>
             <w:tcBorders>
               <w:left w:val="single" w:sz="6" w:space="0" w:color="BFC7D5"/>
               <w:bottom w:val="single" w:sz="2" w:space="0" w:color="BFC7D5"/>
@@ -9402,7 +9402,7 @@
         </w:tc>
         <w:tc>
           <w:tcPr>
-            <w:tcW w:w="9675" w:type="dxa"/>
+            <w:tcW w:w="9741" w:type="dxa"/>
             <w:tcBorders>
               <w:left w:val="single" w:sz="2" w:space="0" w:color="BFC7D5"/>
               <w:bottom w:val="single" w:sz="2" w:space="0" w:color="BFC7D5"/>
@@ -9426,7 +9426,7 @@
         </w:tc>
         <w:tc>
           <w:tcPr>
-            <w:tcW w:w="904" w:type="dxa"/>
+            <w:tcW w:w="875" w:type="dxa"/>
             <w:tcBorders>
               <w:left w:val="single" w:sz="2" w:space="0" w:color="BFC7D5"/>
               <w:bottom w:val="single" w:sz="2" w:space="0" w:color="BFC7D5"/>
@@ -9453,7 +9453,7 @@
         <w:trPr/>
         <w:tc>
           <w:tcPr>
-            <w:tcW w:w="760" w:type="dxa"/>
+            <w:tcW w:w="723" w:type="dxa"/>
             <w:tcBorders>
               <w:left w:val="single" w:sz="6" w:space="0" w:color="BFC7D5"/>
               <w:bottom w:val="single" w:sz="2" w:space="0" w:color="BFC7D5"/>
@@ -9477,7 +9477,7 @@
         </w:tc>
         <w:tc>
           <w:tcPr>
-            <w:tcW w:w="9675" w:type="dxa"/>
+            <w:tcW w:w="9741" w:type="dxa"/>
             <w:tcBorders>
               <w:left w:val="single" w:sz="2" w:space="0" w:color="BFC7D5"/>
               <w:bottom w:val="single" w:sz="2" w:space="0" w:color="BFC7D5"/>
@@ -9501,7 +9501,7 @@
         </w:tc>
         <w:tc>
           <w:tcPr>
-            <w:tcW w:w="904" w:type="dxa"/>
+            <w:tcW w:w="875" w:type="dxa"/>
             <w:tcBorders>
               <w:left w:val="single" w:sz="2" w:space="0" w:color="BFC7D5"/>
               <w:bottom w:val="single" w:sz="2" w:space="0" w:color="BFC7D5"/>
@@ -9528,7 +9528,7 @@
         <w:trPr/>
         <w:tc>
           <w:tcPr>
-            <w:tcW w:w="760" w:type="dxa"/>
+            <w:tcW w:w="723" w:type="dxa"/>
             <w:tcBorders>
               <w:left w:val="single" w:sz="6" w:space="0" w:color="BFC7D5"/>
               <w:bottom w:val="single" w:sz="2" w:space="0" w:color="BFC7D5"/>
@@ -9552,7 +9552,7 @@
         </w:tc>
         <w:tc>
           <w:tcPr>
-            <w:tcW w:w="9675" w:type="dxa"/>
+            <w:tcW w:w="9741" w:type="dxa"/>
             <w:tcBorders>
               <w:left w:val="single" w:sz="2" w:space="0" w:color="BFC7D5"/>
               <w:bottom w:val="single" w:sz="2" w:space="0" w:color="BFC7D5"/>
@@ -9576,7 +9576,7 @@
             </w:r>
             <w:r>
               <w:rPr/>
-              <w:t xml:space="preserve"> — review log of 8 deliverable reviews with 40 actions (</w:t>
+              <w:t xml:space="preserve"> — review log of 17 deliverable reviews — 9 client and design, 8 engineering — with 55 actions (</w:t>
             </w:r>
             <w:r>
               <w:rPr>
@@ -9602,7 +9602,7 @@
         </w:tc>
         <w:tc>
           <w:tcPr>
-            <w:tcW w:w="904" w:type="dxa"/>
+            <w:tcW w:w="875" w:type="dxa"/>
             <w:tcBorders>
               <w:left w:val="single" w:sz="2" w:space="0" w:color="BFC7D5"/>
               <w:bottom w:val="single" w:sz="2" w:space="0" w:color="BFC7D5"/>
@@ -9629,7 +9629,7 @@
         <w:trPr/>
         <w:tc>
           <w:tcPr>
-            <w:tcW w:w="760" w:type="dxa"/>
+            <w:tcW w:w="723" w:type="dxa"/>
             <w:tcBorders>
               <w:left w:val="single" w:sz="6" w:space="0" w:color="BFC7D5"/>
               <w:bottom w:val="single" w:sz="2" w:space="0" w:color="BFC7D5"/>
@@ -9653,7 +9653,7 @@
         </w:tc>
         <w:tc>
           <w:tcPr>
-            <w:tcW w:w="9675" w:type="dxa"/>
+            <w:tcW w:w="9741" w:type="dxa"/>
             <w:tcBorders>
               <w:left w:val="single" w:sz="2" w:space="0" w:color="BFC7D5"/>
               <w:bottom w:val="single" w:sz="2" w:space="0" w:color="BFC7D5"/>
@@ -9693,7 +9693,7 @@
         </w:tc>
         <w:tc>
           <w:tcPr>
-            <w:tcW w:w="904" w:type="dxa"/>
+            <w:tcW w:w="875" w:type="dxa"/>
             <w:tcBorders>
               <w:left w:val="single" w:sz="2" w:space="0" w:color="BFC7D5"/>
               <w:bottom w:val="single" w:sz="2" w:space="0" w:color="BFC7D5"/>
@@ -9720,7 +9720,7 @@
         <w:trPr/>
         <w:tc>
           <w:tcPr>
-            <w:tcW w:w="760" w:type="dxa"/>
+            <w:tcW w:w="723" w:type="dxa"/>
             <w:tcBorders>
               <w:left w:val="single" w:sz="6" w:space="0" w:color="BFC7D5"/>
               <w:bottom w:val="single" w:sz="2" w:space="0" w:color="BFC7D5"/>
@@ -9744,7 +9744,7 @@
         </w:tc>
         <w:tc>
           <w:tcPr>
-            <w:tcW w:w="9675" w:type="dxa"/>
+            <w:tcW w:w="9741" w:type="dxa"/>
             <w:tcBorders>
               <w:left w:val="single" w:sz="2" w:space="0" w:color="BFC7D5"/>
               <w:bottom w:val="single" w:sz="2" w:space="0" w:color="BFC7D5"/>
@@ -9768,7 +9768,7 @@
         </w:tc>
         <w:tc>
           <w:tcPr>
-            <w:tcW w:w="904" w:type="dxa"/>
+            <w:tcW w:w="875" w:type="dxa"/>
             <w:tcBorders>
               <w:left w:val="single" w:sz="2" w:space="0" w:color="BFC7D5"/>
               <w:bottom w:val="single" w:sz="2" w:space="0" w:color="BFC7D5"/>
@@ -9795,7 +9795,7 @@
         <w:trPr/>
         <w:tc>
           <w:tcPr>
-            <w:tcW w:w="760" w:type="dxa"/>
+            <w:tcW w:w="723" w:type="dxa"/>
             <w:tcBorders>
               <w:left w:val="single" w:sz="6" w:space="0" w:color="BFC7D5"/>
               <w:bottom w:val="single" w:sz="2" w:space="0" w:color="BFC7D5"/>
@@ -9819,7 +9819,7 @@
         </w:tc>
         <w:tc>
           <w:tcPr>
-            <w:tcW w:w="9675" w:type="dxa"/>
+            <w:tcW w:w="9741" w:type="dxa"/>
             <w:tcBorders>
               <w:left w:val="single" w:sz="2" w:space="0" w:color="BFC7D5"/>
               <w:bottom w:val="single" w:sz="2" w:space="0" w:color="BFC7D5"/>
@@ -9859,7 +9859,7 @@
         </w:tc>
         <w:tc>
           <w:tcPr>
-            <w:tcW w:w="904" w:type="dxa"/>
+            <w:tcW w:w="875" w:type="dxa"/>
             <w:tcBorders>
               <w:left w:val="single" w:sz="2" w:space="0" w:color="BFC7D5"/>
               <w:bottom w:val="single" w:sz="2" w:space="0" w:color="BFC7D5"/>
@@ -9886,7 +9886,7 @@
         <w:trPr/>
         <w:tc>
           <w:tcPr>
-            <w:tcW w:w="760" w:type="dxa"/>
+            <w:tcW w:w="723" w:type="dxa"/>
             <w:tcBorders>
               <w:left w:val="single" w:sz="6" w:space="0" w:color="BFC7D5"/>
               <w:bottom w:val="single" w:sz="2" w:space="0" w:color="BFC7D5"/>
@@ -9910,7 +9910,7 @@
         </w:tc>
         <w:tc>
           <w:tcPr>
-            <w:tcW w:w="9675" w:type="dxa"/>
+            <w:tcW w:w="9741" w:type="dxa"/>
             <w:tcBorders>
               <w:left w:val="single" w:sz="2" w:space="0" w:color="BFC7D5"/>
               <w:bottom w:val="single" w:sz="2" w:space="0" w:color="BFC7D5"/>
@@ -9940,7 +9940,7 @@
         </w:tc>
         <w:tc>
           <w:tcPr>
-            <w:tcW w:w="904" w:type="dxa"/>
+            <w:tcW w:w="875" w:type="dxa"/>
             <w:tcBorders>
               <w:left w:val="single" w:sz="2" w:space="0" w:color="BFC7D5"/>
               <w:bottom w:val="single" w:sz="2" w:space="0" w:color="BFC7D5"/>
@@ -9967,7 +9967,7 @@
         <w:trPr/>
         <w:tc>
           <w:tcPr>
-            <w:tcW w:w="760" w:type="dxa"/>
+            <w:tcW w:w="723" w:type="dxa"/>
             <w:tcBorders>
               <w:left w:val="single" w:sz="6" w:space="0" w:color="BFC7D5"/>
               <w:bottom w:val="single" w:sz="2" w:space="0" w:color="BFC7D5"/>
@@ -9991,7 +9991,7 @@
         </w:tc>
         <w:tc>
           <w:tcPr>
-            <w:tcW w:w="9675" w:type="dxa"/>
+            <w:tcW w:w="9741" w:type="dxa"/>
             <w:tcBorders>
               <w:left w:val="single" w:sz="2" w:space="0" w:color="BFC7D5"/>
               <w:bottom w:val="single" w:sz="2" w:space="0" w:color="BFC7D5"/>
@@ -10015,7 +10015,7 @@
         </w:tc>
         <w:tc>
           <w:tcPr>
-            <w:tcW w:w="904" w:type="dxa"/>
+            <w:tcW w:w="875" w:type="dxa"/>
             <w:tcBorders>
               <w:left w:val="single" w:sz="2" w:space="0" w:color="BFC7D5"/>
               <w:bottom w:val="single" w:sz="2" w:space="0" w:color="BFC7D5"/>
@@ -10042,7 +10042,7 @@
         <w:trPr/>
         <w:tc>
           <w:tcPr>
-            <w:tcW w:w="760" w:type="dxa"/>
+            <w:tcW w:w="723" w:type="dxa"/>
             <w:tcBorders>
               <w:left w:val="single" w:sz="6" w:space="0" w:color="BFC7D5"/>
               <w:bottom w:val="single" w:sz="6" w:space="0" w:color="BFC7D5"/>
@@ -10066,7 +10066,7 @@
         </w:tc>
         <w:tc>
           <w:tcPr>
-            <w:tcW w:w="9675" w:type="dxa"/>
+            <w:tcW w:w="9741" w:type="dxa"/>
             <w:tcBorders>
               <w:left w:val="single" w:sz="2" w:space="0" w:color="BFC7D5"/>
               <w:bottom w:val="single" w:sz="6" w:space="0" w:color="BFC7D5"/>
@@ -10090,7 +10090,7 @@
         </w:tc>
         <w:tc>
           <w:tcPr>
-            <w:tcW w:w="904" w:type="dxa"/>
+            <w:tcW w:w="875" w:type="dxa"/>
             <w:tcBorders>
               <w:left w:val="single" w:sz="2" w:space="0" w:color="BFC7D5"/>
               <w:bottom w:val="single" w:sz="6" w:space="0" w:color="BFC7D5"/>

--- a/docs/qms/evidence-2026/QMS_Word/ISO9001_Gap_Analysis.docx
+++ b/docs/qms/evidence-2026/QMS_Word/ISO9001_Gap_Analysis.docx
@@ -3574,7 +3574,7 @@
             </w:pPr>
             <w:r>
               <w:rPr/>
-              <w:t>Gap</w:t>
+              <w:t>Partial (2026-10-11)</w:t>
             </w:r>
           </w:p>
         </w:tc>
@@ -3598,7 +3598,7 @@
             </w:pPr>
             <w:r>
               <w:rPr/>
-              <w:t>No feedback channel defined, no log. REG-06 created and empty.</w:t>
+              <w:t>Client feedback on each demonstrated version recorded as reviews (EM26-19 CR-2026-02…09); no complaints log entries yet (REG-06)</w:t>
             </w:r>
           </w:p>
         </w:tc>
@@ -3697,7 +3697,7 @@
             </w:pPr>
             <w:r>
               <w:rPr/>
-              <w:t>Gap</w:t>
+              <w:t>Partial (2026-10-11)</w:t>
             </w:r>
           </w:p>
         </w:tc>
@@ -3721,7 +3721,7 @@
             </w:pPr>
             <w:r>
               <w:rPr/>
-              <w:t>No requirements-review record exists for any engagement</w:t>
+              <w:t>Client requirements and their reviews recorded retrospectively from the commit record (EM26-20 FR register; EM26-19 CR-2026-02); 2025 SOW review 2025-08-05; FRM-11 to be used for new engagements</w:t>
             </w:r>
           </w:p>
         </w:tc>
@@ -3820,7 +3820,7 @@
             </w:pPr>
             <w:r>
               <w:rPr/>
-              <w:t>Gap</w:t>
+              <w:t>Partial (2026-10-11)</w:t>
             </w:r>
           </w:p>
         </w:tc>
@@ -3844,7 +3844,7 @@
             </w:pPr>
             <w:r>
               <w:rPr/>
-              <w:t>No mechanism</w:t>
+              <w:t>Requirement changes recorded with review and date (EM26-20 › Requirement changes, RC-2025-01…RC-2026-07); SOP-04 mechanism approved 2026-10-07</w:t>
             </w:r>
           </w:p>
         </w:tc>
@@ -6306,7 +6306,7 @@
             </w:pPr>
             <w:r>
               <w:rPr/>
-              <w:t>Gap</w:t>
+              <w:t>Partial (2026-10-11)</w:t>
             </w:r>
           </w:p>
         </w:tc>
@@ -6330,7 +6330,7 @@
             </w:pPr>
             <w:r>
               <w:rPr/>
-              <w:t>No method defined, no data</w:t>
+              <w:t>Client feedback captured in each review (EM26-19); no satisfaction survey yet (FRM-12)</w:t>
             </w:r>
           </w:p>
         </w:tc>
@@ -9494,8 +9494,14 @@
               <w:rPr/>
             </w:pPr>
             <w:r>
-              <w:rPr/>
-              <w:t>No customer communication, requirements-review or satisfaction mechanism</w:t>
+              <w:rPr>
+                <w:rStyle w:val="Emphasis"/>
+              </w:rPr>
+              <w:t>Partly closed 2026-10-11</w:t>
+            </w:r>
+            <w:r>
+              <w:rPr/>
+              <w:t xml:space="preserve"> — client requirements, feedback and requirement changes recorded (EM26-19, EM26-20); satisfaction survey and complaints log still to start</w:t>
             </w:r>
           </w:p>
         </w:tc>

--- a/docs/qms/evidence-2026/QMS_Word/ISO9001_Gap_Analysis.docx
+++ b/docs/qms/evidence-2026/QMS_Word/ISO9001_Gap_Analysis.docx
@@ -5190,7 +5190,7 @@
             </w:pPr>
             <w:r>
               <w:rPr/>
-              <w:t xml:space="preserve">Tags </w:t>
+              <w:t xml:space="preserve">Release tags </w:t>
             </w:r>
             <w:r>
               <w:rPr>
@@ -5210,7 +5210,27 @@
             </w:r>
             <w:r>
               <w:rPr/>
-              <w:t xml:space="preserve">, </w:t>
+              <w:t xml:space="preserve"> and retrospective baselines </w:t>
+            </w:r>
+            <w:r>
+              <w:rPr>
+                <w:rStyle w:val="SourceText"/>
+              </w:rPr>
+              <w:t>v1.0.0</w:t>
+            </w:r>
+            <w:r>
+              <w:rPr/>
+              <w:t>–</w:t>
+            </w:r>
+            <w:r>
+              <w:rPr>
+                <w:rStyle w:val="SourceText"/>
+              </w:rPr>
+              <w:t>v1.3.0</w:t>
+            </w:r>
+            <w:r>
+              <w:rPr/>
+              <w:t xml:space="preserve"> for the earlier increments (REG-08 §2a), </w:t>
             </w:r>
             <w:r>
               <w:rPr>
